--- a/Docs/专利有关/用户手册.docx
+++ b/Docs/专利有关/用户手册.docx
@@ -503,7 +503,7 @@
     <w:p>
       <w:pPr>
         <w:rPr>
-          <w:rFonts w:eastAsiaTheme="minorHAnsi" w:hint="eastAsia"/>
+          <w:rFonts w:eastAsiaTheme="minorHAnsi"/>
         </w:rPr>
       </w:pPr>
       <w:r>
@@ -628,7 +628,7 @@
     <w:p>
       <w:pPr>
         <w:rPr>
-          <w:rFonts w:eastAsiaTheme="minorHAnsi" w:hint="eastAsia"/>
+          <w:rFonts w:eastAsiaTheme="minorHAnsi"/>
         </w:rPr>
       </w:pPr>
       <w:r>
@@ -909,9 +909,6 @@
     <w:p>
       <w:pPr>
         <w:ind w:firstLine="420"/>
-        <w:rPr>
-          <w:rFonts w:hint="eastAsia"/>
-        </w:rPr>
       </w:pPr>
       <w:r>
         <w:rPr>
@@ -3000,9 +2997,6 @@
             <w:pPr>
               <w:widowControl/>
               <w:jc w:val="left"/>
-              <w:rPr>
-                <w:rFonts w:hint="eastAsia"/>
-              </w:rPr>
             </w:pPr>
             <w:r>
               <w:rPr>
@@ -3022,7 +3016,6 @@
               <w:jc w:val="left"/>
               <w:cnfStyle w:val="100000000000" w:firstRow="1" w:lastRow="0" w:firstColumn="0" w:lastColumn="0" w:oddVBand="0" w:evenVBand="0" w:oddHBand="0" w:evenHBand="0" w:firstRowFirstColumn="0" w:firstRowLastColumn="0" w:lastRowFirstColumn="0" w:lastRowLastColumn="0"/>
               <w:rPr>
-                <w:rFonts w:hint="eastAsia"/>
                 <w:b w:val="0"/>
                 <w:bCs w:val="0"/>
               </w:rPr>
@@ -3051,9 +3044,6 @@
             <w:pPr>
               <w:widowControl/>
               <w:jc w:val="left"/>
-              <w:rPr>
-                <w:rFonts w:hint="eastAsia"/>
-              </w:rPr>
             </w:pPr>
             <w:r>
               <w:rPr>
@@ -3072,9 +3062,6 @@
               <w:widowControl/>
               <w:jc w:val="left"/>
               <w:cnfStyle w:val="000000100000" w:firstRow="0" w:lastRow="0" w:firstColumn="0" w:lastColumn="0" w:oddVBand="0" w:evenVBand="0" w:oddHBand="1" w:evenHBand="0" w:firstRowFirstColumn="0" w:firstRowLastColumn="0" w:lastRowFirstColumn="0" w:lastRowLastColumn="0"/>
-              <w:rPr>
-                <w:rFonts w:hint="eastAsia"/>
-              </w:rPr>
             </w:pPr>
             <w:r>
               <w:rPr>
@@ -3095,9 +3082,6 @@
             <w:pPr>
               <w:widowControl/>
               <w:jc w:val="left"/>
-              <w:rPr>
-                <w:rFonts w:hint="eastAsia"/>
-              </w:rPr>
             </w:pPr>
             <w:r>
               <w:rPr>
@@ -3116,9 +3100,6 @@
               <w:widowControl/>
               <w:jc w:val="left"/>
               <w:cnfStyle w:val="000000000000" w:firstRow="0" w:lastRow="0" w:firstColumn="0" w:lastColumn="0" w:oddVBand="0" w:evenVBand="0" w:oddHBand="0" w:evenHBand="0" w:firstRowFirstColumn="0" w:firstRowLastColumn="0" w:lastRowFirstColumn="0" w:lastRowLastColumn="0"/>
-              <w:rPr>
-                <w:rFonts w:hint="eastAsia"/>
-              </w:rPr>
             </w:pPr>
             <w:r>
               <w:rPr>
@@ -3163,9 +3144,6 @@
       <w:pPr>
         <w:widowControl/>
         <w:jc w:val="left"/>
-        <w:rPr>
-          <w:rFonts w:hint="eastAsia"/>
-        </w:rPr>
       </w:pPr>
       <w:r>
         <w:tab/>
@@ -3200,8 +3178,62 @@
     <w:p>
       <w:pPr>
         <w:widowControl/>
-        <w:jc w:val="left"/>
+        <w:jc w:val="center"/>
       </w:pPr>
+      <w:r>
+        <w:rPr>
+          <w:rFonts w:hint="eastAsia"/>
+          <w:noProof/>
+        </w:rPr>
+        <w:drawing>
+          <wp:inline distT="0" distB="0" distL="0" distR="0" wp14:anchorId="4993CF7E" wp14:editId="68DEBE7D">
+            <wp:extent cx="2759916" cy="1470270"/>
+            <wp:effectExtent l="0" t="0" r="2540" b="0"/>
+            <wp:docPr id="1470065567" name="图片 1"/>
+            <wp:cNvGraphicFramePr>
+              <a:graphicFrameLocks xmlns:a="http://schemas.openxmlformats.org/drawingml/2006/main" noChangeAspect="1"/>
+            </wp:cNvGraphicFramePr>
+            <a:graphic xmlns:a="http://schemas.openxmlformats.org/drawingml/2006/main">
+              <a:graphicData uri="http://schemas.openxmlformats.org/drawingml/2006/picture">
+                <pic:pic xmlns:pic="http://schemas.openxmlformats.org/drawingml/2006/picture">
+                  <pic:nvPicPr>
+                    <pic:cNvPr id="0" name="Picture 1"/>
+                    <pic:cNvPicPr>
+                      <a:picLocks noChangeAspect="1" noChangeArrowheads="1"/>
+                    </pic:cNvPicPr>
+                  </pic:nvPicPr>
+                  <pic:blipFill>
+                    <a:blip r:embed="rId22" cstate="print">
+                      <a:extLst>
+                        <a:ext uri="{28A0092B-C50C-407E-A947-70E740481C1C}">
+                          <a14:useLocalDpi xmlns:a14="http://schemas.microsoft.com/office/drawing/2010/main" val="0"/>
+                        </a:ext>
+                      </a:extLst>
+                    </a:blip>
+                    <a:srcRect/>
+                    <a:stretch>
+                      <a:fillRect/>
+                    </a:stretch>
+                  </pic:blipFill>
+                  <pic:spPr bwMode="auto">
+                    <a:xfrm>
+                      <a:off x="0" y="0"/>
+                      <a:ext cx="2768995" cy="1475107"/>
+                    </a:xfrm>
+                    <a:prstGeom prst="rect">
+                      <a:avLst/>
+                    </a:prstGeom>
+                    <a:noFill/>
+                    <a:ln>
+                      <a:noFill/>
+                    </a:ln>
+                  </pic:spPr>
+                </pic:pic>
+              </a:graphicData>
+            </a:graphic>
+          </wp:inline>
+        </w:drawing>
+      </w:r>
       <w:r>
         <w:br w:type="page"/>
       </w:r>
@@ -3209,10 +3241,7 @@
     <w:p>
       <w:pPr>
         <w:widowControl/>
-        <w:jc w:val="left"/>
-        <w:rPr>
-          <w:rFonts w:hint="eastAsia"/>
-        </w:rPr>
+        <w:jc w:val="center"/>
       </w:pPr>
       <w:r>
         <w:rPr>
@@ -3223,9 +3252,9 @@
         </w:rPr>
         <w:lastRenderedPageBreak/>
         <w:drawing>
-          <wp:inline distT="0" distB="0" distL="0" distR="0" wp14:anchorId="114D4374" wp14:editId="121428CF">
-            <wp:extent cx="8790958" cy="5263989"/>
-            <wp:effectExtent l="0" t="7938" r="2223" b="2222"/>
+          <wp:inline distT="0" distB="0" distL="0" distR="0" wp14:anchorId="177ED34D" wp14:editId="778B5DB3">
+            <wp:extent cx="2771335" cy="1659464"/>
+            <wp:effectExtent l="0" t="0" r="0" b="0"/>
             <wp:docPr id="938533477" name="图片 1"/>
             <wp:cNvGraphicFramePr>
               <a:graphicFrameLocks xmlns:a="http://schemas.openxmlformats.org/drawingml/2006/main" noChangeAspect="1"/>
@@ -3240,7 +3269,7 @@
                     </pic:cNvPicPr>
                   </pic:nvPicPr>
                   <pic:blipFill>
-                    <a:blip r:embed="rId22">
+                    <a:blip r:embed="rId23">
                       <a:extLst>
                         <a:ext uri="{28A0092B-C50C-407E-A947-70E740481C1C}">
                           <a14:useLocalDpi xmlns:a14="http://schemas.microsoft.com/office/drawing/2010/main" val="0"/>
@@ -3253,9 +3282,9 @@
                     </a:stretch>
                   </pic:blipFill>
                   <pic:spPr bwMode="auto">
-                    <a:xfrm rot="5400000">
+                    <a:xfrm>
                       <a:off x="0" y="0"/>
-                      <a:ext cx="8810998" cy="5275989"/>
+                      <a:ext cx="2812226" cy="1683949"/>
                     </a:xfrm>
                     <a:prstGeom prst="rect">
                       <a:avLst/>
@@ -3290,7 +3319,6 @@
           <w:sz w:val="36"/>
           <w:szCs w:val="36"/>
         </w:rPr>
-        <w:lastRenderedPageBreak/>
         <w:t>服务器构建</w:t>
       </w:r>
     </w:p>
@@ -3409,9 +3437,6 @@
             <w:pPr>
               <w:widowControl/>
               <w:jc w:val="left"/>
-              <w:rPr>
-                <w:rFonts w:hint="eastAsia"/>
-              </w:rPr>
             </w:pPr>
             <w:r>
               <w:rPr>
@@ -3431,7 +3456,6 @@
               <w:jc w:val="left"/>
               <w:cnfStyle w:val="100000000000" w:firstRow="1" w:lastRow="0" w:firstColumn="0" w:lastColumn="0" w:oddVBand="0" w:evenVBand="0" w:oddHBand="0" w:evenHBand="0" w:firstRowFirstColumn="0" w:firstRowLastColumn="0" w:lastRowFirstColumn="0" w:lastRowLastColumn="0"/>
               <w:rPr>
-                <w:rFonts w:hint="eastAsia"/>
                 <w:b w:val="0"/>
                 <w:bCs w:val="0"/>
               </w:rPr>
@@ -3468,9 +3492,6 @@
             <w:pPr>
               <w:widowControl/>
               <w:jc w:val="left"/>
-              <w:rPr>
-                <w:rFonts w:hint="eastAsia"/>
-              </w:rPr>
             </w:pPr>
             <w:r>
               <w:rPr>
@@ -3489,9 +3510,6 @@
               <w:widowControl/>
               <w:jc w:val="left"/>
               <w:cnfStyle w:val="000000100000" w:firstRow="0" w:lastRow="0" w:firstColumn="0" w:lastColumn="0" w:oddVBand="0" w:evenVBand="0" w:oddHBand="1" w:evenHBand="0" w:firstRowFirstColumn="0" w:firstRowLastColumn="0" w:lastRowFirstColumn="0" w:lastRowLastColumn="0"/>
-              <w:rPr>
-                <w:rFonts w:hint="eastAsia"/>
-              </w:rPr>
             </w:pPr>
             <w:r>
               <w:rPr>
@@ -3518,9 +3536,6 @@
             <w:pPr>
               <w:widowControl/>
               <w:jc w:val="left"/>
-              <w:rPr>
-                <w:rFonts w:hint="eastAsia"/>
-              </w:rPr>
             </w:pPr>
             <w:r>
               <w:rPr>
@@ -3539,9 +3554,6 @@
               <w:widowControl/>
               <w:jc w:val="left"/>
               <w:cnfStyle w:val="000000000000" w:firstRow="0" w:lastRow="0" w:firstColumn="0" w:lastColumn="0" w:oddVBand="0" w:evenVBand="0" w:oddHBand="0" w:evenHBand="0" w:firstRowFirstColumn="0" w:firstRowLastColumn="0" w:lastRowFirstColumn="0" w:lastRowLastColumn="0"/>
-              <w:rPr>
-                <w:rFonts w:hint="eastAsia"/>
-              </w:rPr>
             </w:pPr>
             <w:r>
               <w:rPr>
@@ -4281,9 +4293,6 @@
       <w:pPr>
         <w:widowControl/>
         <w:jc w:val="left"/>
-        <w:rPr>
-          <w:rFonts w:hint="eastAsia"/>
-        </w:rPr>
       </w:pPr>
       <w:r>
         <w:br w:type="page"/>
@@ -4373,7 +4382,6 @@
                           <w:p>
                             <w:pPr>
                               <w:rPr>
-                                <w:rFonts w:hint="eastAsia"/>
                                 <w:color w:val="2F5496" w:themeColor="accent1" w:themeShade="BF"/>
                                 <w:sz w:val="24"/>
                                 <w:szCs w:val="28"/>
@@ -4410,7 +4418,7 @@
                             </w:r>
                           </w:p>
                           <w:p>
-                            <w:hyperlink r:id="rId23" w:history="1">
+                            <w:hyperlink r:id="rId24" w:history="1">
                               <w:r>
                                 <w:rPr>
                                   <w:rStyle w:val="a9"/>
@@ -4454,11 +4462,6 @@
                             </w:r>
                           </w:p>
                           <w:p>
-                            <w:pPr>
-                              <w:rPr>
-                                <w:rFonts w:hint="eastAsia"/>
-                              </w:rPr>
-                            </w:pPr>
                             <w:r>
                               <w:rPr>
                                 <w:rFonts w:hint="eastAsia"/>
@@ -4498,7 +4501,6 @@
                     <w:p>
                       <w:pPr>
                         <w:rPr>
-                          <w:rFonts w:hint="eastAsia"/>
                           <w:color w:val="2F5496" w:themeColor="accent1" w:themeShade="BF"/>
                           <w:sz w:val="24"/>
                           <w:szCs w:val="28"/>
@@ -4535,7 +4537,7 @@
                       </w:r>
                     </w:p>
                     <w:p>
-                      <w:hyperlink r:id="rId24" w:history="1">
+                      <w:hyperlink r:id="rId25" w:history="1">
                         <w:r>
                           <w:rPr>
                             <w:rStyle w:val="a9"/>
@@ -4579,11 +4581,6 @@
                       </w:r>
                     </w:p>
                     <w:p>
-                      <w:pPr>
-                        <w:rPr>
-                          <w:rFonts w:hint="eastAsia"/>
-                        </w:rPr>
-                      </w:pPr>
                       <w:r>
                         <w:rPr>
                           <w:rFonts w:hint="eastAsia"/>
@@ -4675,7 +4672,7 @@
         </w:tabs>
         <w:jc w:val="left"/>
         <w:rPr>
-          <w:rFonts w:ascii="var(--monospace)" w:eastAsia="宋体" w:hAnsi="var(--monospace)" w:cs="宋体"/>
+          <w:rFonts w:ascii="var(--monospace)" w:eastAsia="宋体" w:hAnsi="var(--monospace)" w:cs="宋体" w:hint="eastAsia"/>
           <w:color w:val="777777"/>
           <w:kern w:val="0"/>
           <w:sz w:val="20"/>
@@ -4732,7 +4729,7 @@
         </w:tabs>
         <w:jc w:val="left"/>
         <w:rPr>
-          <w:rFonts w:ascii="var(--monospace)" w:eastAsia="宋体" w:hAnsi="var(--monospace)" w:cs="宋体"/>
+          <w:rFonts w:ascii="var(--monospace)" w:eastAsia="宋体" w:hAnsi="var(--monospace)" w:cs="宋体" w:hint="eastAsia"/>
           <w:color w:val="777777"/>
           <w:kern w:val="0"/>
           <w:sz w:val="20"/>
@@ -4789,7 +4786,7 @@
         </w:tabs>
         <w:jc w:val="left"/>
         <w:rPr>
-          <w:rFonts w:ascii="var(--monospace)" w:eastAsia="宋体" w:hAnsi="var(--monospace)" w:cs="宋体"/>
+          <w:rFonts w:ascii="var(--monospace)" w:eastAsia="宋体" w:hAnsi="var(--monospace)" w:cs="宋体" w:hint="eastAsia"/>
           <w:color w:val="777777"/>
           <w:kern w:val="0"/>
           <w:sz w:val="20"/>
@@ -4833,7 +4830,7 @@
         </w:tabs>
         <w:jc w:val="left"/>
         <w:rPr>
-          <w:rFonts w:ascii="var(--monospace)" w:eastAsia="宋体" w:hAnsi="var(--monospace)" w:cs="宋体"/>
+          <w:rFonts w:ascii="var(--monospace)" w:eastAsia="宋体" w:hAnsi="var(--monospace)" w:cs="宋体" w:hint="eastAsia"/>
           <w:color w:val="777777"/>
           <w:kern w:val="0"/>
           <w:sz w:val="20"/>
@@ -4877,7 +4874,7 @@
         </w:tabs>
         <w:jc w:val="left"/>
         <w:rPr>
-          <w:rFonts w:ascii="var(--monospace)" w:eastAsia="宋体" w:hAnsi="var(--monospace)" w:cs="宋体"/>
+          <w:rFonts w:ascii="var(--monospace)" w:eastAsia="宋体" w:hAnsi="var(--monospace)" w:cs="宋体" w:hint="eastAsia"/>
           <w:color w:val="777777"/>
           <w:kern w:val="0"/>
           <w:sz w:val="20"/>
@@ -4945,7 +4942,7 @@
         </w:tabs>
         <w:jc w:val="left"/>
         <w:rPr>
-          <w:rFonts w:ascii="var(--monospace)" w:eastAsia="宋体" w:hAnsi="var(--monospace)" w:cs="宋体"/>
+          <w:rFonts w:ascii="var(--monospace)" w:eastAsia="宋体" w:hAnsi="var(--monospace)" w:cs="宋体" w:hint="eastAsia"/>
           <w:color w:val="777777"/>
           <w:kern w:val="0"/>
           <w:sz w:val="20"/>
@@ -4989,7 +4986,7 @@
         </w:tabs>
         <w:jc w:val="left"/>
         <w:rPr>
-          <w:rFonts w:ascii="var(--monospace)" w:eastAsia="宋体" w:hAnsi="var(--monospace)" w:cs="宋体"/>
+          <w:rFonts w:ascii="var(--monospace)" w:eastAsia="宋体" w:hAnsi="var(--monospace)" w:cs="宋体" w:hint="eastAsia"/>
           <w:color w:val="777777"/>
           <w:kern w:val="0"/>
           <w:sz w:val="20"/>
@@ -5033,7 +5030,7 @@
         </w:tabs>
         <w:jc w:val="left"/>
         <w:rPr>
-          <w:rFonts w:ascii="var(--monospace)" w:eastAsia="宋体" w:hAnsi="var(--monospace)" w:cs="宋体"/>
+          <w:rFonts w:ascii="var(--monospace)" w:eastAsia="宋体" w:hAnsi="var(--monospace)" w:cs="宋体" w:hint="eastAsia"/>
           <w:color w:val="777777"/>
           <w:kern w:val="0"/>
           <w:sz w:val="20"/>
@@ -5101,7 +5098,7 @@
         </w:tabs>
         <w:jc w:val="left"/>
         <w:rPr>
-          <w:rFonts w:ascii="var(--monospace)" w:eastAsia="宋体" w:hAnsi="var(--monospace)" w:cs="宋体"/>
+          <w:rFonts w:ascii="var(--monospace)" w:eastAsia="宋体" w:hAnsi="var(--monospace)" w:cs="宋体" w:hint="eastAsia"/>
           <w:color w:val="777777"/>
           <w:kern w:val="0"/>
           <w:sz w:val="20"/>
@@ -5145,7 +5142,7 @@
         </w:tabs>
         <w:jc w:val="left"/>
         <w:rPr>
-          <w:rFonts w:ascii="var(--monospace)" w:eastAsia="宋体" w:hAnsi="var(--monospace)" w:cs="宋体"/>
+          <w:rFonts w:ascii="var(--monospace)" w:eastAsia="宋体" w:hAnsi="var(--monospace)" w:cs="宋体" w:hint="eastAsia"/>
           <w:color w:val="777777"/>
           <w:kern w:val="0"/>
           <w:sz w:val="20"/>
@@ -5189,7 +5186,7 @@
         </w:tabs>
         <w:jc w:val="left"/>
         <w:rPr>
-          <w:rFonts w:ascii="var(--monospace)" w:eastAsia="宋体" w:hAnsi="var(--monospace)" w:cs="宋体"/>
+          <w:rFonts w:ascii="var(--monospace)" w:eastAsia="宋体" w:hAnsi="var(--monospace)" w:cs="宋体" w:hint="eastAsia"/>
           <w:color w:val="777777"/>
           <w:kern w:val="0"/>
           <w:sz w:val="20"/>
@@ -5246,7 +5243,7 @@
         </w:tabs>
         <w:jc w:val="left"/>
         <w:rPr>
-          <w:rFonts w:ascii="var(--monospace)" w:eastAsia="宋体" w:hAnsi="var(--monospace)" w:cs="宋体"/>
+          <w:rFonts w:ascii="var(--monospace)" w:eastAsia="宋体" w:hAnsi="var(--monospace)" w:cs="宋体" w:hint="eastAsia"/>
           <w:color w:val="777777"/>
           <w:kern w:val="0"/>
           <w:sz w:val="20"/>
@@ -5290,7 +5287,7 @@
         </w:tabs>
         <w:jc w:val="left"/>
         <w:rPr>
-          <w:rFonts w:ascii="var(--monospace)" w:eastAsia="宋体" w:hAnsi="var(--monospace)" w:cs="宋体"/>
+          <w:rFonts w:ascii="var(--monospace)" w:eastAsia="宋体" w:hAnsi="var(--monospace)" w:cs="宋体" w:hint="eastAsia"/>
           <w:color w:val="777777"/>
           <w:kern w:val="0"/>
           <w:sz w:val="20"/>
@@ -5334,6 +5331,17 @@
         </w:tabs>
         <w:jc w:val="left"/>
         <w:rPr>
+          <w:rFonts w:ascii="var(--monospace)" w:eastAsia="宋体" w:hAnsi="var(--monospace)" w:cs="宋体" w:hint="eastAsia"/>
+          <w:color w:val="777777"/>
+          <w:kern w:val="0"/>
+          <w:sz w:val="20"/>
+          <w:szCs w:val="20"/>
+          <w14:ligatures w14:val="none"/>
+        </w:rPr>
+      </w:pPr>
+      <w:proofErr w:type="spellStart"/>
+      <w:r>
+        <w:rPr>
           <w:rFonts w:ascii="var(--monospace)" w:eastAsia="宋体" w:hAnsi="var(--monospace)" w:cs="宋体"/>
           <w:color w:val="777777"/>
           <w:kern w:val="0"/>
@@ -5341,8 +5349,9 @@
           <w:szCs w:val="20"/>
           <w14:ligatures w14:val="none"/>
         </w:rPr>
-      </w:pPr>
-      <w:proofErr w:type="spellStart"/>
+        <w:t>code_clipboard</w:t>
+      </w:r>
+      <w:proofErr w:type="spellEnd"/>
       <w:r>
         <w:rPr>
           <w:rFonts w:ascii="var(--monospace)" w:eastAsia="宋体" w:hAnsi="var(--monospace)" w:cs="宋体"/>
@@ -5352,33 +5361,8 @@
           <w:szCs w:val="20"/>
           <w14:ligatures w14:val="none"/>
         </w:rPr>
-        <w:t>code_clipboard</w:t>
-      </w:r>
-      <w:proofErr w:type="spellEnd"/>
-      <w:r>
-        <w:rPr>
-          <w:rFonts w:ascii="var(--monospace)" w:eastAsia="宋体" w:hAnsi="var(--monospace)" w:cs="宋体"/>
-          <w:color w:val="777777"/>
-          <w:kern w:val="0"/>
-          <w:sz w:val="20"/>
-          <w:szCs w:val="20"/>
-          <w14:ligatures w14:val="none"/>
-        </w:rPr>
-        <w:t xml:space="preserve">: </w:t>
-      </w:r>
-      <w:proofErr w:type="gramStart"/>
-      <w:r>
-        <w:rPr>
-          <w:rFonts w:ascii="var(--monospace)" w:eastAsia="宋体" w:hAnsi="var(--monospace)" w:cs="宋体"/>
-          <w:color w:val="777777"/>
-          <w:kern w:val="0"/>
-          <w:sz w:val="20"/>
-          <w:szCs w:val="20"/>
-          <w14:ligatures w14:val="none"/>
-        </w:rPr>
-        <w:t>true</w:t>
-      </w:r>
-      <w:proofErr w:type="gramEnd"/>
+        <w:t>: true</w:t>
+      </w:r>
     </w:p>
     <w:p>
       <w:pPr>
@@ -5404,6 +5388,17 @@
         </w:tabs>
         <w:jc w:val="left"/>
         <w:rPr>
+          <w:rFonts w:ascii="var(--monospace)" w:eastAsia="宋体" w:hAnsi="var(--monospace)" w:cs="宋体" w:hint="eastAsia"/>
+          <w:color w:val="777777"/>
+          <w:kern w:val="0"/>
+          <w:sz w:val="20"/>
+          <w:szCs w:val="20"/>
+          <w14:ligatures w14:val="none"/>
+        </w:rPr>
+      </w:pPr>
+      <w:proofErr w:type="spellStart"/>
+      <w:r>
+        <w:rPr>
           <w:rFonts w:ascii="var(--monospace)" w:eastAsia="宋体" w:hAnsi="var(--monospace)" w:cs="宋体"/>
           <w:color w:val="777777"/>
           <w:kern w:val="0"/>
@@ -5411,8 +5406,9 @@
           <w:szCs w:val="20"/>
           <w14:ligatures w14:val="none"/>
         </w:rPr>
-      </w:pPr>
-      <w:proofErr w:type="spellStart"/>
+        <w:t>highlight_theme</w:t>
+      </w:r>
+      <w:proofErr w:type="spellEnd"/>
       <w:r>
         <w:rPr>
           <w:rFonts w:ascii="var(--monospace)" w:eastAsia="宋体" w:hAnsi="var(--monospace)" w:cs="宋体"/>
@@ -5422,9 +5418,9 @@
           <w:szCs w:val="20"/>
           <w14:ligatures w14:val="none"/>
         </w:rPr>
-        <w:t>highlight_theme</w:t>
-      </w:r>
-      <w:proofErr w:type="spellEnd"/>
+        <w:t xml:space="preserve">: </w:t>
+      </w:r>
+      <w:proofErr w:type="spellStart"/>
       <w:r>
         <w:rPr>
           <w:rFonts w:ascii="var(--monospace)" w:eastAsia="宋体" w:hAnsi="var(--monospace)" w:cs="宋体"/>
@@ -5434,23 +5430,9 @@
           <w:szCs w:val="20"/>
           <w14:ligatures w14:val="none"/>
         </w:rPr>
-        <w:t xml:space="preserve">: </w:t>
-      </w:r>
-      <w:proofErr w:type="spellStart"/>
-      <w:proofErr w:type="gramStart"/>
-      <w:r>
-        <w:rPr>
-          <w:rFonts w:ascii="var(--monospace)" w:eastAsia="宋体" w:hAnsi="var(--monospace)" w:cs="宋体"/>
-          <w:color w:val="777777"/>
-          <w:kern w:val="0"/>
-          <w:sz w:val="20"/>
-          <w:szCs w:val="20"/>
-          <w14:ligatures w14:val="none"/>
-        </w:rPr>
         <w:t>darkula</w:t>
       </w:r>
       <w:proofErr w:type="spellEnd"/>
-      <w:proofErr w:type="gramEnd"/>
     </w:p>
     <w:p>
       <w:pPr>
@@ -5476,7 +5458,7 @@
         </w:tabs>
         <w:jc w:val="left"/>
         <w:rPr>
-          <w:rFonts w:ascii="var(--monospace)" w:eastAsia="宋体" w:hAnsi="var(--monospace)" w:cs="宋体"/>
+          <w:rFonts w:ascii="var(--monospace)" w:eastAsia="宋体" w:hAnsi="var(--monospace)" w:cs="宋体" w:hint="eastAsia"/>
           <w:color w:val="777777"/>
           <w:kern w:val="0"/>
           <w:sz w:val="20"/>
@@ -5533,7 +5515,7 @@
         </w:tabs>
         <w:jc w:val="left"/>
         <w:rPr>
-          <w:rFonts w:ascii="var(--monospace)" w:eastAsia="宋体" w:hAnsi="var(--monospace)" w:cs="宋体"/>
+          <w:rFonts w:ascii="var(--monospace)" w:eastAsia="宋体" w:hAnsi="var(--monospace)" w:cs="宋体" w:hint="eastAsia"/>
           <w:color w:val="777777"/>
           <w:kern w:val="0"/>
           <w:sz w:val="20"/>
@@ -5601,7 +5583,7 @@
         </w:tabs>
         <w:jc w:val="left"/>
         <w:rPr>
-          <w:rFonts w:ascii="var(--monospace)" w:eastAsia="宋体" w:hAnsi="var(--monospace)" w:cs="宋体"/>
+          <w:rFonts w:ascii="var(--monospace)" w:eastAsia="宋体" w:hAnsi="var(--monospace)" w:cs="宋体" w:hint="eastAsia"/>
           <w:color w:val="777777"/>
           <w:kern w:val="0"/>
           <w:sz w:val="20"/>
@@ -5727,7 +5709,7 @@
           <w14:ligatures w14:val="none"/>
         </w:rPr>
       </w:pPr>
-      <w:hyperlink r:id="rId25" w:history="1">
+      <w:hyperlink r:id="rId26" w:history="1">
         <w:r>
           <w:rPr>
             <w:rFonts w:ascii="Helvetica" w:eastAsia="宋体" w:hAnsi="Helvetica" w:cs="宋体"/>
@@ -5882,21 +5864,8 @@
           <w:szCs w:val="24"/>
           <w14:ligatures w14:val="none"/>
         </w:rPr>
-        <w:t>/</w:t>
-      </w:r>
-      <w:proofErr w:type="gramStart"/>
-      <w:r>
-        <w:rPr>
-          <w:rFonts w:ascii="Helvetica" w:eastAsia="宋体" w:hAnsi="Helvetica" w:cs="宋体"/>
-          <w:color w:val="333333"/>
-          <w:kern w:val="0"/>
-          <w:sz w:val="24"/>
-          <w:szCs w:val="24"/>
-          <w14:ligatures w14:val="none"/>
-        </w:rPr>
-        <w:t>server</w:t>
-      </w:r>
-      <w:proofErr w:type="gramEnd"/>
+        <w:t>/server</w:t>
+      </w:r>
     </w:p>
     <w:p>
       <w:pPr>
@@ -5981,7 +5950,7 @@
         <w:spacing w:before="225" w:after="225"/>
         <w:jc w:val="left"/>
         <w:rPr>
-          <w:rFonts w:ascii="var(--monospace)" w:eastAsia="宋体" w:hAnsi="var(--monospace)" w:cs="宋体"/>
+          <w:rFonts w:ascii="var(--monospace)" w:eastAsia="宋体" w:hAnsi="var(--monospace)" w:cs="宋体" w:hint="eastAsia"/>
           <w:color w:val="333333"/>
           <w:kern w:val="0"/>
           <w:sz w:val="22"/>
@@ -6461,7 +6430,7 @@
                 <w14:ligatures w14:val="none"/>
               </w:rPr>
             </w:pPr>
-            <w:hyperlink r:id="rId26" w:anchor="section-6.3.1" w:history="1">
+            <w:hyperlink r:id="rId27" w:anchor="section-6.3.1" w:history="1">
               <w:r>
                 <w:rPr>
                   <w:rFonts w:ascii="宋体" w:eastAsia="宋体" w:hAnsi="宋体" w:cs="宋体"/>
@@ -7626,21 +7595,8 @@
           <w:szCs w:val="24"/>
           <w14:ligatures w14:val="none"/>
         </w:rPr>
-        <w:t>/auth/</w:t>
-      </w:r>
-      <w:proofErr w:type="gramStart"/>
-      <w:r>
-        <w:rPr>
-          <w:rFonts w:ascii="Helvetica" w:eastAsia="宋体" w:hAnsi="Helvetica" w:cs="宋体"/>
-          <w:color w:val="333333"/>
-          <w:kern w:val="0"/>
-          <w:sz w:val="24"/>
-          <w:szCs w:val="24"/>
-          <w14:ligatures w14:val="none"/>
-        </w:rPr>
-        <w:t>login</w:t>
-      </w:r>
-      <w:proofErr w:type="gramEnd"/>
+        <w:t>/auth/login</w:t>
+      </w:r>
     </w:p>
     <w:p>
       <w:pPr>
@@ -7735,7 +7691,7 @@
         <w:spacing w:before="225" w:after="225"/>
         <w:jc w:val="left"/>
         <w:rPr>
-          <w:rFonts w:ascii="var(--monospace)" w:eastAsia="宋体" w:hAnsi="var(--monospace)" w:cs="宋体"/>
+          <w:rFonts w:ascii="var(--monospace)" w:eastAsia="宋体" w:hAnsi="var(--monospace)" w:cs="宋体" w:hint="eastAsia"/>
           <w:color w:val="333333"/>
           <w:kern w:val="0"/>
           <w:sz w:val="22"/>
@@ -9042,7 +8998,7 @@
         <w:spacing w:before="225" w:after="225"/>
         <w:jc w:val="left"/>
         <w:rPr>
-          <w:rFonts w:ascii="var(--monospace)" w:eastAsia="宋体" w:hAnsi="var(--monospace)" w:cs="宋体"/>
+          <w:rFonts w:ascii="var(--monospace)" w:eastAsia="宋体" w:hAnsi="var(--monospace)" w:cs="宋体" w:hint="eastAsia"/>
           <w:color w:val="333333"/>
           <w:kern w:val="0"/>
           <w:sz w:val="22"/>
@@ -9545,7 +9501,7 @@
         <w:spacing w:before="225" w:after="225"/>
         <w:jc w:val="left"/>
         <w:rPr>
-          <w:rFonts w:ascii="var(--monospace)" w:eastAsia="宋体" w:hAnsi="var(--monospace)" w:cs="宋体"/>
+          <w:rFonts w:ascii="var(--monospace)" w:eastAsia="宋体" w:hAnsi="var(--monospace)" w:cs="宋体" w:hint="eastAsia"/>
           <w:color w:val="333333"/>
           <w:kern w:val="0"/>
           <w:sz w:val="22"/>
@@ -10044,7 +10000,7 @@
                 <w14:ligatures w14:val="none"/>
               </w:rPr>
             </w:pPr>
-            <w:hyperlink r:id="rId27" w:anchor="section-6.3.1" w:history="1">
+            <w:hyperlink r:id="rId28" w:anchor="section-6.3.1" w:history="1">
               <w:r>
                 <w:rPr>
                   <w:rFonts w:ascii="宋体" w:eastAsia="宋体" w:hAnsi="宋体" w:cs="宋体"/>
@@ -12759,7 +12715,6 @@
         <w:t>/auth/</w:t>
       </w:r>
       <w:proofErr w:type="spellStart"/>
-      <w:proofErr w:type="gramStart"/>
       <w:r>
         <w:rPr>
           <w:rFonts w:ascii="Helvetica" w:eastAsia="宋体" w:hAnsi="Helvetica" w:cs="宋体"/>
@@ -12772,7 +12727,6 @@
         <w:t>regist</w:t>
       </w:r>
       <w:proofErr w:type="spellEnd"/>
-      <w:proofErr w:type="gramEnd"/>
     </w:p>
     <w:p>
       <w:pPr>
@@ -12841,7 +12795,7 @@
         <w:spacing w:before="225" w:after="225"/>
         <w:jc w:val="left"/>
         <w:rPr>
-          <w:rFonts w:ascii="var(--monospace)" w:eastAsia="宋体" w:hAnsi="var(--monospace)" w:cs="宋体"/>
+          <w:rFonts w:ascii="var(--monospace)" w:eastAsia="宋体" w:hAnsi="var(--monospace)" w:cs="宋体" w:hint="eastAsia"/>
           <w:color w:val="333333"/>
           <w:kern w:val="0"/>
           <w:sz w:val="22"/>
@@ -14473,7 +14427,7 @@
         <w:spacing w:before="225" w:after="225"/>
         <w:jc w:val="left"/>
         <w:rPr>
-          <w:rFonts w:ascii="var(--monospace)" w:eastAsia="宋体" w:hAnsi="var(--monospace)" w:cs="宋体"/>
+          <w:rFonts w:ascii="var(--monospace)" w:eastAsia="宋体" w:hAnsi="var(--monospace)" w:cs="宋体" w:hint="eastAsia"/>
           <w:color w:val="333333"/>
           <w:kern w:val="0"/>
           <w:sz w:val="22"/>
@@ -14655,7 +14609,7 @@
         <w:spacing w:before="225" w:after="225"/>
         <w:jc w:val="left"/>
         <w:rPr>
-          <w:rFonts w:ascii="var(--monospace)" w:eastAsia="宋体" w:hAnsi="var(--monospace)" w:cs="宋体"/>
+          <w:rFonts w:ascii="var(--monospace)" w:eastAsia="宋体" w:hAnsi="var(--monospace)" w:cs="宋体" w:hint="eastAsia"/>
           <w:color w:val="333333"/>
           <w:kern w:val="0"/>
           <w:sz w:val="22"/>
@@ -15112,7 +15066,7 @@
                 <w14:ligatures w14:val="none"/>
               </w:rPr>
             </w:pPr>
-            <w:hyperlink r:id="rId28" w:anchor="section-6.3.1" w:history="1">
+            <w:hyperlink r:id="rId29" w:anchor="section-6.3.1" w:history="1">
               <w:r>
                 <w:rPr>
                   <w:rFonts w:ascii="宋体" w:eastAsia="宋体" w:hAnsi="宋体" w:cs="宋体"/>
@@ -16239,21 +16193,8 @@
           <w:szCs w:val="24"/>
           <w14:ligatures w14:val="none"/>
         </w:rPr>
-        <w:t>/auth/</w:t>
-      </w:r>
-      <w:proofErr w:type="gramStart"/>
-      <w:r>
-        <w:rPr>
-          <w:rFonts w:ascii="Helvetica" w:eastAsia="宋体" w:hAnsi="Helvetica" w:cs="宋体"/>
-          <w:color w:val="333333"/>
-          <w:kern w:val="0"/>
-          <w:sz w:val="24"/>
-          <w:szCs w:val="24"/>
-          <w14:ligatures w14:val="none"/>
-        </w:rPr>
-        <w:t>logout</w:t>
-      </w:r>
-      <w:proofErr w:type="gramEnd"/>
+        <w:t>/auth/logout</w:t>
+      </w:r>
     </w:p>
     <w:p>
       <w:pPr>
@@ -16348,7 +16289,7 @@
         <w:spacing w:before="225" w:after="225"/>
         <w:jc w:val="left"/>
         <w:rPr>
-          <w:rFonts w:ascii="var(--monospace)" w:eastAsia="宋体" w:hAnsi="var(--monospace)" w:cs="宋体"/>
+          <w:rFonts w:ascii="var(--monospace)" w:eastAsia="宋体" w:hAnsi="var(--monospace)" w:cs="宋体" w:hint="eastAsia"/>
           <w:color w:val="333333"/>
           <w:kern w:val="0"/>
           <w:sz w:val="22"/>
@@ -17334,7 +17275,7 @@
         <w:spacing w:before="225" w:after="225"/>
         <w:jc w:val="left"/>
         <w:rPr>
-          <w:rFonts w:ascii="var(--monospace)" w:eastAsia="宋体" w:hAnsi="var(--monospace)" w:cs="宋体"/>
+          <w:rFonts w:ascii="var(--monospace)" w:eastAsia="宋体" w:hAnsi="var(--monospace)" w:cs="宋体" w:hint="eastAsia"/>
           <w:color w:val="333333"/>
           <w:kern w:val="0"/>
           <w:sz w:val="22"/>
@@ -17721,7 +17662,7 @@
                 <w14:ligatures w14:val="none"/>
               </w:rPr>
             </w:pPr>
-            <w:hyperlink r:id="rId29" w:anchor="section-6.3.1" w:history="1">
+            <w:hyperlink r:id="rId30" w:anchor="section-6.3.1" w:history="1">
               <w:r>
                 <w:rPr>
                   <w:rFonts w:ascii="宋体" w:eastAsia="宋体" w:hAnsi="宋体" w:cs="宋体"/>
@@ -18851,7 +18792,6 @@
         <w:t>/auth/</w:t>
       </w:r>
       <w:proofErr w:type="spellStart"/>
-      <w:proofErr w:type="gramStart"/>
       <w:r>
         <w:rPr>
           <w:rFonts w:ascii="Helvetica" w:eastAsia="宋体" w:hAnsi="Helvetica" w:cs="宋体"/>
@@ -18864,7 +18804,6 @@
         <w:t>checkin</w:t>
       </w:r>
       <w:proofErr w:type="spellEnd"/>
-      <w:proofErr w:type="gramEnd"/>
     </w:p>
     <w:p>
       <w:pPr>
@@ -18933,7 +18872,7 @@
         <w:spacing w:before="225" w:after="225"/>
         <w:jc w:val="left"/>
         <w:rPr>
-          <w:rFonts w:ascii="var(--monospace)" w:eastAsia="宋体" w:hAnsi="var(--monospace)" w:cs="宋体"/>
+          <w:rFonts w:ascii="var(--monospace)" w:eastAsia="宋体" w:hAnsi="var(--monospace)" w:cs="宋体" w:hint="eastAsia"/>
           <w:color w:val="333333"/>
           <w:kern w:val="0"/>
           <w:sz w:val="22"/>
@@ -19889,7 +19828,7 @@
         <w:spacing w:before="225" w:after="225"/>
         <w:jc w:val="left"/>
         <w:rPr>
-          <w:rFonts w:ascii="var(--monospace)" w:eastAsia="宋体" w:hAnsi="var(--monospace)" w:cs="宋体"/>
+          <w:rFonts w:ascii="var(--monospace)" w:eastAsia="宋体" w:hAnsi="var(--monospace)" w:cs="宋体" w:hint="eastAsia"/>
           <w:color w:val="333333"/>
           <w:kern w:val="0"/>
           <w:sz w:val="22"/>
@@ -20276,7 +20215,7 @@
                 <w14:ligatures w14:val="none"/>
               </w:rPr>
             </w:pPr>
-            <w:hyperlink r:id="rId30" w:anchor="section-6.3.1" w:history="1">
+            <w:hyperlink r:id="rId31" w:anchor="section-6.3.1" w:history="1">
               <w:r>
                 <w:rPr>
                   <w:rFonts w:ascii="宋体" w:eastAsia="宋体" w:hAnsi="宋体" w:cs="宋体"/>
@@ -21432,7 +21371,6 @@
         <w:t>/auth/</w:t>
       </w:r>
       <w:proofErr w:type="spellStart"/>
-      <w:proofErr w:type="gramStart"/>
       <w:r>
         <w:rPr>
           <w:rFonts w:ascii="Helvetica" w:eastAsia="宋体" w:hAnsi="Helvetica" w:cs="宋体"/>
@@ -21445,7 +21383,6 @@
         <w:t>privateFetch</w:t>
       </w:r>
       <w:proofErr w:type="spellEnd"/>
-      <w:proofErr w:type="gramEnd"/>
     </w:p>
     <w:p>
       <w:pPr>
@@ -21514,7 +21451,7 @@
         <w:spacing w:before="225" w:after="225"/>
         <w:jc w:val="left"/>
         <w:rPr>
-          <w:rFonts w:ascii="var(--monospace)" w:eastAsia="宋体" w:hAnsi="var(--monospace)" w:cs="宋体"/>
+          <w:rFonts w:ascii="var(--monospace)" w:eastAsia="宋体" w:hAnsi="var(--monospace)" w:cs="宋体" w:hint="eastAsia"/>
           <w:color w:val="333333"/>
           <w:kern w:val="0"/>
           <w:sz w:val="22"/>
@@ -22470,7 +22407,7 @@
         <w:spacing w:before="225" w:after="225"/>
         <w:jc w:val="left"/>
         <w:rPr>
-          <w:rFonts w:ascii="var(--monospace)" w:eastAsia="宋体" w:hAnsi="var(--monospace)" w:cs="宋体"/>
+          <w:rFonts w:ascii="var(--monospace)" w:eastAsia="宋体" w:hAnsi="var(--monospace)" w:cs="宋体" w:hint="eastAsia"/>
           <w:color w:val="333333"/>
           <w:kern w:val="0"/>
           <w:sz w:val="22"/>
@@ -22660,7 +22597,7 @@
         <w:spacing w:before="225" w:after="225"/>
         <w:jc w:val="left"/>
         <w:rPr>
-          <w:rFonts w:ascii="var(--monospace)" w:eastAsia="宋体" w:hAnsi="var(--monospace)" w:cs="宋体"/>
+          <w:rFonts w:ascii="var(--monospace)" w:eastAsia="宋体" w:hAnsi="var(--monospace)" w:cs="宋体" w:hint="eastAsia"/>
           <w:color w:val="333333"/>
           <w:kern w:val="0"/>
           <w:sz w:val="22"/>
@@ -22793,7 +22730,7 @@
         <w:spacing w:before="225" w:after="225"/>
         <w:jc w:val="left"/>
         <w:rPr>
-          <w:rFonts w:ascii="var(--monospace)" w:eastAsia="宋体" w:hAnsi="var(--monospace)" w:cs="宋体"/>
+          <w:rFonts w:ascii="var(--monospace)" w:eastAsia="宋体" w:hAnsi="var(--monospace)" w:cs="宋体" w:hint="eastAsia"/>
           <w:color w:val="333333"/>
           <w:kern w:val="0"/>
           <w:sz w:val="22"/>
@@ -23180,7 +23117,7 @@
                 <w14:ligatures w14:val="none"/>
               </w:rPr>
             </w:pPr>
-            <w:hyperlink r:id="rId31" w:anchor="section-6.3.1" w:history="1">
+            <w:hyperlink r:id="rId32" w:anchor="section-6.3.1" w:history="1">
               <w:r>
                 <w:rPr>
                   <w:rFonts w:ascii="宋体" w:eastAsia="宋体" w:hAnsi="宋体" w:cs="宋体"/>
@@ -25621,21 +25558,8 @@
           <w:szCs w:val="24"/>
           <w14:ligatures w14:val="none"/>
         </w:rPr>
-        <w:t>/workshop/</w:t>
-      </w:r>
-      <w:proofErr w:type="gramStart"/>
-      <w:r>
-        <w:rPr>
-          <w:rFonts w:ascii="Helvetica" w:eastAsia="宋体" w:hAnsi="Helvetica" w:cs="宋体"/>
-          <w:color w:val="333333"/>
-          <w:kern w:val="0"/>
-          <w:sz w:val="24"/>
-          <w:szCs w:val="24"/>
-          <w14:ligatures w14:val="none"/>
-        </w:rPr>
-        <w:t>upload</w:t>
-      </w:r>
-      <w:proofErr w:type="gramEnd"/>
+        <w:t>/workshop/upload</w:t>
+      </w:r>
     </w:p>
     <w:p>
       <w:pPr>
@@ -25704,7 +25628,7 @@
         <w:spacing w:before="225" w:after="225"/>
         <w:jc w:val="left"/>
         <w:rPr>
-          <w:rFonts w:ascii="var(--monospace)" w:eastAsia="宋体" w:hAnsi="var(--monospace)" w:cs="宋体"/>
+          <w:rFonts w:ascii="var(--monospace)" w:eastAsia="宋体" w:hAnsi="var(--monospace)" w:cs="宋体" w:hint="eastAsia"/>
           <w:color w:val="333333"/>
           <w:kern w:val="0"/>
           <w:sz w:val="22"/>
@@ -28126,7 +28050,7 @@
         <w:spacing w:before="225" w:after="225"/>
         <w:jc w:val="left"/>
         <w:rPr>
-          <w:rFonts w:ascii="var(--monospace)" w:eastAsia="宋体" w:hAnsi="var(--monospace)" w:cs="宋体"/>
+          <w:rFonts w:ascii="var(--monospace)" w:eastAsia="宋体" w:hAnsi="var(--monospace)" w:cs="宋体" w:hint="eastAsia"/>
           <w:color w:val="333333"/>
           <w:kern w:val="0"/>
           <w:sz w:val="22"/>
@@ -28460,67 +28384,20 @@
                 <w14:ligatures w14:val="none"/>
               </w:rPr>
             </w:pPr>
-            <w:r>
-              <w:rPr>
-                <w:rFonts w:ascii="宋体" w:eastAsia="宋体" w:hAnsi="宋体" w:cs="宋体"/>
-                <w:kern w:val="0"/>
-                <w:sz w:val="24"/>
-                <w:szCs w:val="24"/>
-                <w14:ligatures w14:val="none"/>
-              </w:rPr>
-              <w:fldChar w:fldCharType="begin"/>
-            </w:r>
-            <w:r>
-              <w:rPr>
-                <w:rFonts w:ascii="宋体" w:eastAsia="宋体" w:hAnsi="宋体" w:cs="宋体"/>
-                <w:kern w:val="0"/>
-                <w:sz w:val="24"/>
-                <w:szCs w:val="24"/>
-                <w14:ligatures w14:val="none"/>
-              </w:rPr>
-              <w:instrText>HYPERLINK "https://tools.ietf.org/html/rfc7231" \l "section-6.3.1"</w:instrText>
-            </w:r>
-            <w:r>
-              <w:rPr>
-                <w:rFonts w:ascii="宋体" w:eastAsia="宋体" w:hAnsi="宋体" w:cs="宋体"/>
-                <w:kern w:val="0"/>
-                <w:sz w:val="24"/>
-                <w:szCs w:val="24"/>
-                <w14:ligatures w14:val="none"/>
-              </w:rPr>
-            </w:r>
-            <w:r>
-              <w:rPr>
-                <w:rFonts w:ascii="宋体" w:eastAsia="宋体" w:hAnsi="宋体" w:cs="宋体"/>
-                <w:kern w:val="0"/>
-                <w:sz w:val="24"/>
-                <w:szCs w:val="24"/>
-                <w14:ligatures w14:val="none"/>
-              </w:rPr>
-              <w:fldChar w:fldCharType="separate"/>
-            </w:r>
-            <w:r>
-              <w:rPr>
-                <w:rFonts w:ascii="宋体" w:eastAsia="宋体" w:hAnsi="宋体" w:cs="宋体"/>
-                <w:color w:val="4183C4"/>
-                <w:kern w:val="0"/>
-                <w:sz w:val="24"/>
-                <w:szCs w:val="24"/>
-                <w:u w:val="single"/>
-                <w14:ligatures w14:val="none"/>
-              </w:rPr>
-              <w:t>OK</w:t>
-            </w:r>
-            <w:r>
-              <w:rPr>
-                <w:rFonts w:ascii="宋体" w:eastAsia="宋体" w:hAnsi="宋体" w:cs="宋体"/>
-                <w:kern w:val="0"/>
-                <w:sz w:val="24"/>
-                <w:szCs w:val="24"/>
-                <w14:ligatures w14:val="none"/>
-              </w:rPr>
-              <w:fldChar w:fldCharType="end"/>
-            </w:r>
+            <w:hyperlink r:id="rId33" w:anchor="section-6.3.1" w:history="1">
+              <w:r>
+                <w:rPr>
+                  <w:rFonts w:ascii="宋体" w:eastAsia="宋体" w:hAnsi="宋体" w:cs="宋体"/>
+                  <w:color w:val="4183C4"/>
+                  <w:kern w:val="0"/>
+                  <w:sz w:val="24"/>
+                  <w:szCs w:val="24"/>
+                  <w:u w:val="single"/>
+                  <w14:ligatures w14:val="none"/>
+                </w:rPr>
+                <w:t>OK</w:t>
+              </w:r>
+            </w:hyperlink>
           </w:p>
         </w:tc>
         <w:tc>
@@ -28734,21 +28611,8 @@
           <w:szCs w:val="24"/>
           <w14:ligatures w14:val="none"/>
         </w:rPr>
-        <w:t>/workshop/</w:t>
-      </w:r>
-      <w:proofErr w:type="gramStart"/>
-      <w:r>
-        <w:rPr>
-          <w:rFonts w:ascii="Helvetica" w:eastAsia="宋体" w:hAnsi="Helvetica" w:cs="宋体"/>
-          <w:color w:val="333333"/>
-          <w:kern w:val="0"/>
-          <w:sz w:val="24"/>
-          <w:szCs w:val="24"/>
-          <w14:ligatures w14:val="none"/>
-        </w:rPr>
-        <w:t>browse</w:t>
-      </w:r>
-      <w:proofErr w:type="gramEnd"/>
+        <w:t>/workshop/browse</w:t>
+      </w:r>
     </w:p>
     <w:p>
       <w:pPr>
@@ -29682,7 +29546,7 @@
         <w:spacing w:before="225" w:after="225"/>
         <w:jc w:val="left"/>
         <w:rPr>
-          <w:rFonts w:ascii="var(--monospace)" w:eastAsia="宋体" w:hAnsi="var(--monospace)" w:cs="宋体"/>
+          <w:rFonts w:ascii="var(--monospace)" w:eastAsia="宋体" w:hAnsi="var(--monospace)" w:cs="宋体" w:hint="eastAsia"/>
           <w:color w:val="333333"/>
           <w:kern w:val="0"/>
           <w:sz w:val="22"/>
@@ -30017,7 +29881,7 @@
                 <w14:ligatures w14:val="none"/>
               </w:rPr>
             </w:pPr>
-            <w:hyperlink r:id="rId32" w:anchor="section-6.3.1" w:history="1">
+            <w:hyperlink r:id="rId34" w:anchor="section-6.3.1" w:history="1">
               <w:r>
                 <w:rPr>
                   <w:rFonts w:ascii="宋体" w:eastAsia="宋体" w:hAnsi="宋体" w:cs="宋体"/>
@@ -30938,7 +30802,7 @@
         <w:spacing w:before="225" w:after="225"/>
         <w:jc w:val="left"/>
         <w:rPr>
-          <w:rFonts w:ascii="var(--monospace)" w:eastAsia="宋体" w:hAnsi="var(--monospace)" w:cs="宋体"/>
+          <w:rFonts w:ascii="var(--monospace)" w:eastAsia="宋体" w:hAnsi="var(--monospace)" w:cs="宋体" w:hint="eastAsia"/>
           <w:color w:val="333333"/>
           <w:kern w:val="0"/>
           <w:sz w:val="22"/>
@@ -31272,7 +31136,7 @@
                 <w14:ligatures w14:val="none"/>
               </w:rPr>
             </w:pPr>
-            <w:hyperlink r:id="rId33" w:anchor="section-6.3.1" w:history="1">
+            <w:hyperlink r:id="rId35" w:anchor="section-6.3.1" w:history="1">
               <w:r>
                 <w:rPr>
                   <w:rFonts w:ascii="宋体" w:eastAsia="宋体" w:hAnsi="宋体" w:cs="宋体"/>
@@ -31381,18 +31245,6 @@
         <w:jc w:val="left"/>
         <w:outlineLvl w:val="2"/>
         <w:rPr>
-          <w:rFonts w:ascii="Helvetica" w:eastAsia="宋体" w:hAnsi="Helvetica" w:cs="宋体" w:hint="eastAsia"/>
-          <w:b/>
-          <w:bCs/>
-          <w:color w:val="333333"/>
-          <w:kern w:val="0"/>
-          <w:sz w:val="36"/>
-          <w:szCs w:val="36"/>
-          <w14:ligatures w14:val="none"/>
-        </w:rPr>
-      </w:pPr>
-      <w:r>
-        <w:rPr>
           <w:rFonts w:ascii="Helvetica" w:eastAsia="宋体" w:hAnsi="Helvetica" w:cs="宋体"/>
           <w:b/>
           <w:bCs/>
@@ -31402,6 +31254,18 @@
           <w:szCs w:val="36"/>
           <w14:ligatures w14:val="none"/>
         </w:rPr>
+      </w:pPr>
+      <w:r>
+        <w:rPr>
+          <w:rFonts w:ascii="Helvetica" w:eastAsia="宋体" w:hAnsi="Helvetica" w:cs="宋体"/>
+          <w:b/>
+          <w:bCs/>
+          <w:color w:val="333333"/>
+          <w:kern w:val="0"/>
+          <w:sz w:val="36"/>
+          <w:szCs w:val="36"/>
+          <w14:ligatures w14:val="none"/>
+        </w:rPr>
         <w:t>返回数据结构</w:t>
       </w:r>
       <w:r>
@@ -31412,8 +31276,8 @@
       </w:r>
     </w:p>
     <w:sectPr>
-      <w:footerReference w:type="default" r:id="rId34"/>
-      <w:footerReference w:type="first" r:id="rId35"/>
+      <w:footerReference w:type="default" r:id="rId36"/>
+      <w:footerReference w:type="first" r:id="rId37"/>
       <w:pgSz w:w="11906" w:h="16838"/>
       <w:pgMar w:top="1440" w:right="1800" w:bottom="1440" w:left="1800" w:header="851" w:footer="992" w:gutter="0"/>
       <w:cols w:space="425"/>

--- a/Docs/专利有关/用户手册.docx
+++ b/Docs/专利有关/用户手册.docx
@@ -2,29 +2,150 @@
 <file path=word/document.xml><?xml version="1.0" encoding="utf-8"?>
 <w:document xmlns:wpc="http://schemas.microsoft.com/office/word/2010/wordprocessingCanvas" xmlns:cx="http://schemas.microsoft.com/office/drawing/2014/chartex" xmlns:cx1="http://schemas.microsoft.com/office/drawing/2015/9/8/chartex" xmlns:cx2="http://schemas.microsoft.com/office/drawing/2015/10/21/chartex" xmlns:cx3="http://schemas.microsoft.com/office/drawing/2016/5/9/chartex" xmlns:cx4="http://schemas.microsoft.com/office/drawing/2016/5/10/chartex" xmlns:cx5="http://schemas.microsoft.com/office/drawing/2016/5/11/chartex" xmlns:cx6="http://schemas.microsoft.com/office/drawing/2016/5/12/chartex" xmlns:cx7="http://schemas.microsoft.com/office/drawing/2016/5/13/chartex" xmlns:cx8="http://schemas.microsoft.com/office/drawing/2016/5/14/chartex" xmlns:mc="http://schemas.openxmlformats.org/markup-compatibility/2006" xmlns:aink="http://schemas.microsoft.com/office/drawing/2016/ink" xmlns:am3d="http://schemas.microsoft.com/office/drawing/2017/model3d" xmlns:o="urn:schemas-microsoft-com:office:office" xmlns:oel="http://schemas.microsoft.com/office/2019/extlst" xmlns:r="http://schemas.openxmlformats.org/officeDocument/2006/relationships" xmlns:m="http://schemas.openxmlformats.org/officeDocument/2006/math" xmlns:v="urn:schemas-microsoft-com:vml" xmlns:wp14="http://schemas.microsoft.com/office/word/2010/wordprocessingDrawing" xmlns:wp="http://schemas.openxmlformats.org/drawingml/2006/wordprocessingDrawing" xmlns:w10="urn:schemas-microsoft-com:office:word" xmlns:w="http://schemas.openxmlformats.org/wordprocessingml/2006/main" xmlns:w14="http://schemas.microsoft.com/office/word/2010/wordml" xmlns:w15="http://schemas.microsoft.com/office/word/2012/wordml" xmlns:w16cex="http://schemas.microsoft.com/office/word/2018/wordml/cex" xmlns:w16cid="http://schemas.microsoft.com/office/word/2016/wordml/cid" xmlns:w16="http://schemas.microsoft.com/office/word/2018/wordml" xmlns:w16sdtdh="http://schemas.microsoft.com/office/word/2020/wordml/sdtdatahash" xmlns:w16se="http://schemas.microsoft.com/office/word/2015/wordml/symex" xmlns:wpg="http://schemas.microsoft.com/office/word/2010/wordprocessingGroup" xmlns:wpi="http://schemas.microsoft.com/office/word/2010/wordprocessingInk" xmlns:wne="http://schemas.microsoft.com/office/word/2006/wordml" xmlns:wps="http://schemas.microsoft.com/office/word/2010/wordprocessingShape" mc:Ignorable="w14 w15 w16se w16cid w16 w16cex w16sdtdh wp14">
   <w:body>
-    <w:p/>
-    <w:p/>
-    <w:p/>
-    <w:p/>
-    <w:p/>
-    <w:p/>
-    <w:p/>
-    <w:p/>
-    <w:p/>
-    <w:p/>
-    <w:p/>
-    <w:p/>
-    <w:p/>
-    <w:p/>
-    <w:p/>
-    <w:p/>
-    <w:p/>
-    <w:p/>
-    <w:p/>
-    <w:p/>
     <w:p>
       <w:pPr>
         <w:rPr>
+          <w:rFonts w:hint="eastAsia"/>
+        </w:rPr>
+      </w:pPr>
+    </w:p>
+    <w:p>
+      <w:pPr>
+        <w:rPr>
+          <w:rFonts w:hint="eastAsia"/>
+        </w:rPr>
+      </w:pPr>
+    </w:p>
+    <w:p>
+      <w:pPr>
+        <w:rPr>
+          <w:rFonts w:hint="eastAsia"/>
+        </w:rPr>
+      </w:pPr>
+    </w:p>
+    <w:p>
+      <w:pPr>
+        <w:rPr>
+          <w:rFonts w:hint="eastAsia"/>
+        </w:rPr>
+      </w:pPr>
+    </w:p>
+    <w:p>
+      <w:pPr>
+        <w:rPr>
+          <w:rFonts w:hint="eastAsia"/>
+        </w:rPr>
+      </w:pPr>
+    </w:p>
+    <w:p>
+      <w:pPr>
+        <w:rPr>
+          <w:rFonts w:hint="eastAsia"/>
+        </w:rPr>
+      </w:pPr>
+    </w:p>
+    <w:p>
+      <w:pPr>
+        <w:rPr>
+          <w:rFonts w:hint="eastAsia"/>
+        </w:rPr>
+      </w:pPr>
+    </w:p>
+    <w:p>
+      <w:pPr>
+        <w:rPr>
+          <w:rFonts w:hint="eastAsia"/>
+        </w:rPr>
+      </w:pPr>
+    </w:p>
+    <w:p>
+      <w:pPr>
+        <w:rPr>
+          <w:rFonts w:hint="eastAsia"/>
+        </w:rPr>
+      </w:pPr>
+    </w:p>
+    <w:p>
+      <w:pPr>
+        <w:rPr>
+          <w:rFonts w:hint="eastAsia"/>
+        </w:rPr>
+      </w:pPr>
+    </w:p>
+    <w:p>
+      <w:pPr>
+        <w:rPr>
+          <w:rFonts w:hint="eastAsia"/>
+        </w:rPr>
+      </w:pPr>
+    </w:p>
+    <w:p>
+      <w:pPr>
+        <w:rPr>
+          <w:rFonts w:hint="eastAsia"/>
+        </w:rPr>
+      </w:pPr>
+    </w:p>
+    <w:p>
+      <w:pPr>
+        <w:rPr>
+          <w:rFonts w:hint="eastAsia"/>
+        </w:rPr>
+      </w:pPr>
+    </w:p>
+    <w:p>
+      <w:pPr>
+        <w:rPr>
+          <w:rFonts w:hint="eastAsia"/>
+        </w:rPr>
+      </w:pPr>
+    </w:p>
+    <w:p>
+      <w:pPr>
+        <w:rPr>
+          <w:rFonts w:hint="eastAsia"/>
+        </w:rPr>
+      </w:pPr>
+    </w:p>
+    <w:p>
+      <w:pPr>
+        <w:rPr>
+          <w:rFonts w:hint="eastAsia"/>
+        </w:rPr>
+      </w:pPr>
+    </w:p>
+    <w:p>
+      <w:pPr>
+        <w:rPr>
+          <w:rFonts w:hint="eastAsia"/>
+        </w:rPr>
+      </w:pPr>
+    </w:p>
+    <w:p>
+      <w:pPr>
+        <w:rPr>
+          <w:rFonts w:hint="eastAsia"/>
+        </w:rPr>
+      </w:pPr>
+    </w:p>
+    <w:p>
+      <w:pPr>
+        <w:rPr>
+          <w:rFonts w:hint="eastAsia"/>
+        </w:rPr>
+      </w:pPr>
+    </w:p>
+    <w:p>
+      <w:pPr>
+        <w:rPr>
+          <w:rFonts w:hint="eastAsia"/>
+        </w:rPr>
+      </w:pPr>
+    </w:p>
+    <w:p>
+      <w:pPr>
+        <w:rPr>
+          <w:rFonts w:hint="eastAsia"/>
           <w:b/>
           <w:bCs/>
           <w:color w:val="262626" w:themeColor="text1" w:themeTint="D9"/>
@@ -87,7 +208,7 @@
                             <w:pPr>
                               <w:spacing w:line="900" w:lineRule="exact"/>
                               <w:rPr>
-                                <w:rFonts w:ascii="华文中宋" w:eastAsia="华文中宋" w:hAnsi="华文中宋"/>
+                                <w:rFonts w:ascii="华文中宋" w:eastAsia="华文中宋" w:hAnsi="华文中宋" w:hint="eastAsia"/>
                                 <w:b/>
                                 <w:bCs/>
                                 <w:sz w:val="72"/>
@@ -109,7 +230,7 @@
                             <w:pPr>
                               <w:spacing w:line="900" w:lineRule="exact"/>
                               <w:rPr>
-                                <w:rFonts w:ascii="华文中宋" w:eastAsia="华文中宋" w:hAnsi="华文中宋"/>
+                                <w:rFonts w:ascii="华文中宋" w:eastAsia="华文中宋" w:hAnsi="华文中宋" w:hint="eastAsia"/>
                                 <w:color w:val="808080" w:themeColor="background1" w:themeShade="80"/>
                                 <w:sz w:val="44"/>
                                 <w:szCs w:val="48"/>
@@ -339,6 +460,7 @@
     <w:p>
       <w:pPr>
         <w:rPr>
+          <w:rFonts w:hint="eastAsia"/>
           <w:b/>
           <w:bCs/>
           <w:color w:val="262626" w:themeColor="text1" w:themeTint="D9"/>
@@ -350,6 +472,7 @@
     <w:p>
       <w:pPr>
         <w:rPr>
+          <w:rFonts w:hint="eastAsia"/>
           <w:b/>
           <w:bCs/>
           <w:color w:val="262626" w:themeColor="text1" w:themeTint="D9"/>
@@ -361,6 +484,7 @@
     <w:p>
       <w:pPr>
         <w:rPr>
+          <w:rFonts w:hint="eastAsia"/>
           <w:b/>
           <w:bCs/>
           <w:color w:val="262626" w:themeColor="text1" w:themeTint="D9"/>
@@ -372,6 +496,7 @@
     <w:p>
       <w:pPr>
         <w:rPr>
+          <w:rFonts w:hint="eastAsia"/>
           <w:b/>
           <w:bCs/>
           <w:color w:val="262626" w:themeColor="text1" w:themeTint="D9"/>
@@ -383,6 +508,7 @@
     <w:p>
       <w:pPr>
         <w:rPr>
+          <w:rFonts w:hint="eastAsia"/>
           <w:b/>
           <w:bCs/>
           <w:color w:val="262626" w:themeColor="text1" w:themeTint="D9"/>
@@ -394,6 +520,7 @@
     <w:p>
       <w:pPr>
         <w:rPr>
+          <w:rFonts w:hint="eastAsia"/>
           <w:b/>
           <w:bCs/>
           <w:color w:val="262626" w:themeColor="text1" w:themeTint="D9"/>
@@ -405,6 +532,7 @@
     <w:p>
       <w:pPr>
         <w:rPr>
+          <w:rFonts w:hint="eastAsia"/>
           <w:b/>
           <w:bCs/>
           <w:color w:val="262626" w:themeColor="text1" w:themeTint="D9"/>
@@ -416,6 +544,7 @@
     <w:p>
       <w:pPr>
         <w:rPr>
+          <w:rFonts w:hint="eastAsia"/>
           <w:b/>
           <w:bCs/>
           <w:color w:val="262626" w:themeColor="text1" w:themeTint="D9"/>
@@ -427,6 +556,7 @@
     <w:p>
       <w:pPr>
         <w:rPr>
+          <w:rFonts w:hint="eastAsia"/>
           <w:b/>
           <w:bCs/>
           <w:color w:val="262626" w:themeColor="text1" w:themeTint="D9"/>
@@ -438,6 +568,7 @@
     <w:p>
       <w:pPr>
         <w:rPr>
+          <w:rFonts w:hint="eastAsia"/>
           <w:b/>
           <w:bCs/>
           <w:color w:val="262626" w:themeColor="text1" w:themeTint="D9"/>
@@ -449,6 +580,7 @@
     <w:p>
       <w:pPr>
         <w:rPr>
+          <w:rFonts w:hint="eastAsia"/>
           <w:b/>
           <w:bCs/>
           <w:color w:val="262626" w:themeColor="text1" w:themeTint="D9"/>
@@ -459,16 +591,6 @@
     </w:p>
     <w:p>
       <w:pPr>
-        <w:rPr>
-          <w:rFonts w:ascii="华文中宋" w:eastAsia="华文中宋" w:hAnsi="华文中宋"/>
-          <w:b/>
-          <w:bCs/>
-          <w:color w:val="595959" w:themeColor="text1" w:themeTint="A6"/>
-          <w:sz w:val="28"/>
-          <w:szCs w:val="32"/>
-        </w:rPr>
-      </w:pPr>
-      <w:r>
         <w:rPr>
           <w:rFonts w:ascii="华文中宋" w:eastAsia="华文中宋" w:hAnsi="华文中宋" w:hint="eastAsia"/>
           <w:b/>
@@ -477,13 +599,23 @@
           <w:sz w:val="28"/>
           <w:szCs w:val="32"/>
         </w:rPr>
+      </w:pPr>
+      <w:r>
+        <w:rPr>
+          <w:rFonts w:ascii="华文中宋" w:eastAsia="华文中宋" w:hAnsi="华文中宋" w:hint="eastAsia"/>
+          <w:b/>
+          <w:bCs/>
+          <w:color w:val="595959" w:themeColor="text1" w:themeTint="A6"/>
+          <w:sz w:val="28"/>
+          <w:szCs w:val="32"/>
+        </w:rPr>
         <w:t>包括：</w:t>
       </w:r>
     </w:p>
     <w:p>
       <w:pPr>
         <w:rPr>
-          <w:rFonts w:eastAsiaTheme="minorHAnsi"/>
+          <w:rFonts w:eastAsiaTheme="minorHAnsi" w:hint="eastAsia"/>
         </w:rPr>
       </w:pPr>
       <w:r>
@@ -503,7 +635,7 @@
     <w:p>
       <w:pPr>
         <w:rPr>
-          <w:rFonts w:eastAsiaTheme="minorHAnsi"/>
+          <w:rFonts w:eastAsiaTheme="minorHAnsi" w:hint="eastAsia"/>
         </w:rPr>
       </w:pPr>
       <w:r>
@@ -609,7 +741,7 @@
     <w:p>
       <w:pPr>
         <w:rPr>
-          <w:rFonts w:eastAsiaTheme="minorHAnsi"/>
+          <w:rFonts w:eastAsiaTheme="minorHAnsi" w:hint="eastAsia"/>
         </w:rPr>
       </w:pPr>
       <w:r>
@@ -628,7 +760,7 @@
     <w:p>
       <w:pPr>
         <w:rPr>
-          <w:rFonts w:eastAsiaTheme="minorHAnsi"/>
+          <w:rFonts w:eastAsiaTheme="minorHAnsi" w:hint="eastAsia"/>
         </w:rPr>
       </w:pPr>
       <w:r>
@@ -649,7 +781,7 @@
         <w:widowControl/>
         <w:jc w:val="left"/>
         <w:rPr>
-          <w:rFonts w:eastAsiaTheme="minorHAnsi"/>
+          <w:rFonts w:eastAsiaTheme="minorHAnsi" w:hint="eastAsia"/>
         </w:rPr>
       </w:pPr>
       <w:r>
@@ -706,7 +838,7 @@
                           <w:p>
                             <w:pPr>
                               <w:rPr>
-                                <w:rFonts w:ascii="腾讯体 W7" w:eastAsia="腾讯体 W7" w:hAnsi="腾讯体 W7"/>
+                                <w:rFonts w:ascii="腾讯体 W7" w:eastAsia="腾讯体 W7" w:hAnsi="腾讯体 W7" w:hint="eastAsia"/>
                                 <w:sz w:val="44"/>
                                 <w:szCs w:val="48"/>
                               </w:rPr>
@@ -846,19 +978,19 @@
         <w:pStyle w:val="a7"/>
         <w:jc w:val="both"/>
         <w:rPr>
-          <w:rFonts w:ascii="华文中宋" w:eastAsia="华文中宋" w:hAnsi="华文中宋"/>
-          <w:color w:val="2F5496" w:themeColor="accent1" w:themeShade="BF"/>
-          <w:sz w:val="36"/>
-          <w:szCs w:val="36"/>
-        </w:rPr>
-      </w:pPr>
-      <w:r>
-        <w:rPr>
           <w:rFonts w:ascii="华文中宋" w:eastAsia="华文中宋" w:hAnsi="华文中宋" w:hint="eastAsia"/>
           <w:color w:val="2F5496" w:themeColor="accent1" w:themeShade="BF"/>
           <w:sz w:val="36"/>
           <w:szCs w:val="36"/>
         </w:rPr>
+      </w:pPr>
+      <w:r>
+        <w:rPr>
+          <w:rFonts w:ascii="华文中宋" w:eastAsia="华文中宋" w:hAnsi="华文中宋" w:hint="eastAsia"/>
+          <w:color w:val="2F5496" w:themeColor="accent1" w:themeShade="BF"/>
+          <w:sz w:val="36"/>
+          <w:szCs w:val="36"/>
+        </w:rPr>
         <w:lastRenderedPageBreak/>
         <w:t>产品概述</w:t>
       </w:r>
@@ -866,6 +998,9 @@
     <w:p>
       <w:pPr>
         <w:ind w:firstLine="420"/>
+        <w:rPr>
+          <w:rFonts w:hint="eastAsia"/>
+        </w:rPr>
       </w:pPr>
       <w:r>
         <w:rPr>
@@ -889,6 +1024,9 @@
     <w:p>
       <w:pPr>
         <w:ind w:firstLine="420"/>
+        <w:rPr>
+          <w:rFonts w:hint="eastAsia"/>
+        </w:rPr>
       </w:pPr>
       <w:r>
         <w:rPr>
@@ -909,40 +1047,21 @@
     <w:p>
       <w:pPr>
         <w:ind w:firstLine="420"/>
+        <w:rPr>
+          <w:rFonts w:hint="eastAsia"/>
+        </w:rPr>
       </w:pPr>
       <w:r>
         <w:rPr>
           <w:rFonts w:hint="eastAsia"/>
         </w:rPr>
-        <w:t>成龙实验室的上位机软件名为</w:t>
-      </w:r>
-      <w:proofErr w:type="spellStart"/>
+        <w:t>成龙实验室的上位机软件名为IOLab</w:t>
+      </w:r>
       <w:r>
         <w:rPr>
           <w:rFonts w:hint="eastAsia"/>
         </w:rPr>
-        <w:t>IOLab</w:t>
-      </w:r>
-      <w:proofErr w:type="spellEnd"/>
-      <w:r>
-        <w:rPr>
-          <w:rFonts w:hint="eastAsia"/>
-        </w:rPr>
-        <w:t>，服务器名为</w:t>
-      </w:r>
-      <w:proofErr w:type="spellStart"/>
-      <w:r>
-        <w:rPr>
-          <w:rFonts w:hint="eastAsia"/>
-        </w:rPr>
-        <w:t>IONet</w:t>
-      </w:r>
-      <w:proofErr w:type="spellEnd"/>
-      <w:r>
-        <w:rPr>
-          <w:rFonts w:hint="eastAsia"/>
-        </w:rPr>
-        <w:t>。</w:t>
+        <w:t>，服务器名为IONet。</w:t>
       </w:r>
     </w:p>
     <w:p>
@@ -950,7 +1069,7 @@
         <w:pStyle w:val="a7"/>
         <w:jc w:val="both"/>
         <w:rPr>
-          <w:rFonts w:ascii="华文中宋" w:eastAsia="华文中宋" w:hAnsi="华文中宋"/>
+          <w:rFonts w:ascii="华文中宋" w:eastAsia="华文中宋" w:hAnsi="华文中宋" w:hint="eastAsia"/>
           <w:color w:val="2F5496" w:themeColor="accent1" w:themeShade="BF"/>
           <w:sz w:val="36"/>
           <w:szCs w:val="36"/>
@@ -974,17 +1093,12 @@
           <w:numId w:val="1"/>
         </w:numPr>
         <w:ind w:firstLineChars="0"/>
+        <w:rPr>
+          <w:rFonts w:hint="eastAsia"/>
+        </w:rPr>
       </w:pPr>
       <w:r>
-        <w:t>上下位</w:t>
-      </w:r>
-      <w:proofErr w:type="gramStart"/>
-      <w:r>
-        <w:t>机联合</w:t>
-      </w:r>
-      <w:proofErr w:type="gramEnd"/>
-      <w:r>
-        <w:t>运作</w:t>
+        <w:t>上下位机联合运作</w:t>
       </w:r>
     </w:p>
     <w:p>
@@ -995,6 +1109,9 @@
           <w:numId w:val="1"/>
         </w:numPr>
         <w:ind w:firstLineChars="0"/>
+        <w:rPr>
+          <w:rFonts w:hint="eastAsia"/>
+        </w:rPr>
       </w:pPr>
       <w:r>
         <w:t xml:space="preserve">独创教学实践路线 </w:t>
@@ -1008,6 +1125,9 @@
           <w:numId w:val="1"/>
         </w:numPr>
         <w:ind w:firstLineChars="0"/>
+        <w:rPr>
+          <w:rFonts w:hint="eastAsia"/>
+        </w:rPr>
       </w:pPr>
       <w:r>
         <w:t>AI 助手智能总结实验</w:t>
@@ -1021,6 +1141,9 @@
           <w:numId w:val="1"/>
         </w:numPr>
         <w:ind w:firstLineChars="0"/>
+        <w:rPr>
+          <w:rFonts w:hint="eastAsia"/>
+        </w:rPr>
       </w:pPr>
       <w:r>
         <w:rPr>
@@ -1040,6 +1163,9 @@
           <w:numId w:val="1"/>
         </w:numPr>
         <w:ind w:firstLineChars="0"/>
+        <w:rPr>
+          <w:rFonts w:hint="eastAsia"/>
+        </w:rPr>
       </w:pPr>
       <w:r>
         <w:t>深度融合系统UI</w:t>
@@ -1053,14 +1179,12 @@
           <w:numId w:val="1"/>
         </w:numPr>
         <w:ind w:firstLineChars="0"/>
+        <w:rPr>
+          <w:rFonts w:hint="eastAsia"/>
+        </w:rPr>
       </w:pPr>
-      <w:proofErr w:type="gramStart"/>
-      <w:r>
-        <w:t>丝滑交互</w:t>
-      </w:r>
-      <w:proofErr w:type="gramEnd"/>
-      <w:r>
-        <w:t>体验</w:t>
+      <w:r>
+        <w:t>丝滑交互体验</w:t>
       </w:r>
     </w:p>
     <w:p>
@@ -1071,18 +1195,27 @@
           <w:numId w:val="1"/>
         </w:numPr>
         <w:ind w:firstLineChars="0"/>
+        <w:rPr>
+          <w:rFonts w:hint="eastAsia"/>
+        </w:rPr>
       </w:pPr>
       <w:r>
         <w:t>高耦合低内聚软件内核 易于扩展</w:t>
       </w:r>
     </w:p>
-    <w:p/>
+    <w:p>
+      <w:pPr>
+        <w:rPr>
+          <w:rFonts w:hint="eastAsia"/>
+        </w:rPr>
+      </w:pPr>
+    </w:p>
     <w:p>
       <w:pPr>
         <w:pStyle w:val="a7"/>
         <w:jc w:val="both"/>
         <w:rPr>
-          <w:rFonts w:ascii="华文中宋" w:eastAsia="华文中宋" w:hAnsi="华文中宋"/>
+          <w:rFonts w:ascii="华文中宋" w:eastAsia="华文中宋" w:hAnsi="华文中宋" w:hint="eastAsia"/>
           <w:color w:val="2F5496" w:themeColor="accent1" w:themeShade="BF"/>
           <w:sz w:val="36"/>
           <w:szCs w:val="36"/>
@@ -1106,46 +1239,24 @@
           <w:numId w:val="2"/>
         </w:numPr>
         <w:ind w:firstLineChars="0"/>
+        <w:rPr>
+          <w:rFonts w:hint="eastAsia"/>
+        </w:rPr>
       </w:pPr>
       <w:r>
         <w:rPr>
           <w:rFonts w:hint="eastAsia"/>
         </w:rPr>
-        <w:t>IOLab测试服务器在非测试时间</w:t>
-      </w:r>
-      <w:proofErr w:type="gramStart"/>
-      <w:r>
-        <w:rPr>
-          <w:rFonts w:hint="eastAsia"/>
-        </w:rPr>
-        <w:t>段不会</w:t>
-      </w:r>
-      <w:proofErr w:type="gramEnd"/>
-      <w:r>
-        <w:rPr>
-          <w:rFonts w:hint="eastAsia"/>
-        </w:rPr>
-        <w:t>开放，某些依赖服务器的功能可能无法使用。如</w:t>
-      </w:r>
-      <w:proofErr w:type="gramStart"/>
-      <w:r>
-        <w:rPr>
-          <w:rFonts w:hint="eastAsia"/>
-        </w:rPr>
-        <w:t>需参与</w:t>
-      </w:r>
-      <w:proofErr w:type="gramEnd"/>
-      <w:r>
-        <w:rPr>
-          <w:rFonts w:hint="eastAsia"/>
-        </w:rPr>
-        <w:t>测试，请关注公告。</w:t>
+        <w:t>IOLab测试服务器在非测试时间段不会开放，某些依赖服务器的功能可能无法使用。如需参与测试，请关注公告。</w:t>
       </w:r>
     </w:p>
     <w:p>
       <w:pPr>
         <w:widowControl/>
         <w:jc w:val="left"/>
+        <w:rPr>
+          <w:rFonts w:hint="eastAsia"/>
+        </w:rPr>
       </w:pPr>
       <w:r>
         <w:br w:type="page"/>
@@ -1172,6 +1283,9 @@
           <w:pPr>
             <w:pStyle w:val="a7"/>
             <w:jc w:val="both"/>
+            <w:rPr>
+              <w:rFonts w:hint="eastAsia"/>
+            </w:rPr>
           </w:pPr>
           <w:r>
             <w:rPr>
@@ -1186,6 +1300,9 @@
         <w:p>
           <w:pPr>
             <w:pStyle w:val="TOC1"/>
+            <w:rPr>
+              <w:rFonts w:hint="eastAsia"/>
+            </w:rPr>
           </w:pPr>
           <w:r>
             <w:rPr>
@@ -1211,6 +1328,9 @@
         <w:p>
           <w:pPr>
             <w:pStyle w:val="TOC1"/>
+            <w:rPr>
+              <w:rFonts w:hint="eastAsia"/>
+            </w:rPr>
           </w:pPr>
           <w:r>
             <w:rPr>
@@ -1237,6 +1357,7 @@
             <w:pStyle w:val="TOC2"/>
             <w:ind w:left="216"/>
             <w:rPr>
+              <w:rFonts w:hint="eastAsia"/>
               <w:lang w:val="zh-CN"/>
             </w:rPr>
           </w:pPr>
@@ -1262,17 +1383,16 @@
             <w:pStyle w:val="TOC2"/>
             <w:ind w:left="216"/>
             <w:rPr>
+              <w:rFonts w:hint="eastAsia"/>
               <w:lang w:val="zh-CN"/>
             </w:rPr>
           </w:pPr>
-          <w:proofErr w:type="gramStart"/>
           <w:r>
             <w:rPr>
               <w:rFonts w:hint="eastAsia"/>
             </w:rPr>
             <w:t>侧边栏</w:t>
           </w:r>
-          <w:proofErr w:type="gramEnd"/>
           <w:r>
             <w:ptab w:relativeTo="margin" w:alignment="right" w:leader="dot"/>
           </w:r>
@@ -1289,6 +1409,7 @@
             <w:pStyle w:val="TOC2"/>
             <w:ind w:left="216"/>
             <w:rPr>
+              <w:rFonts w:hint="eastAsia"/>
               <w:lang w:val="zh-CN"/>
             </w:rPr>
           </w:pPr>
@@ -1314,6 +1435,7 @@
             <w:pStyle w:val="TOC2"/>
             <w:ind w:left="216"/>
             <w:rPr>
+              <w:rFonts w:hint="eastAsia"/>
               <w:lang w:val="zh-CN"/>
             </w:rPr>
           </w:pPr>
@@ -1339,6 +1461,7 @@
             <w:pStyle w:val="TOC2"/>
             <w:ind w:left="216"/>
             <w:rPr>
+              <w:rFonts w:hint="eastAsia"/>
               <w:lang w:val="zh-CN"/>
             </w:rPr>
           </w:pPr>
@@ -1364,6 +1487,7 @@
             <w:pStyle w:val="TOC2"/>
             <w:ind w:left="216"/>
             <w:rPr>
+              <w:rFonts w:hint="eastAsia"/>
               <w:lang w:val="zh-CN"/>
             </w:rPr>
           </w:pPr>
@@ -1389,6 +1513,7 @@
             <w:pStyle w:val="TOC2"/>
             <w:ind w:left="216"/>
             <w:rPr>
+              <w:rFonts w:hint="eastAsia"/>
               <w:lang w:val="zh-CN"/>
             </w:rPr>
           </w:pPr>
@@ -1412,6 +1537,9 @@
         <w:p>
           <w:pPr>
             <w:pStyle w:val="TOC1"/>
+            <w:rPr>
+              <w:rFonts w:hint="eastAsia"/>
+            </w:rPr>
           </w:pPr>
           <w:r>
             <w:rPr>
@@ -1438,6 +1566,7 @@
           <w:pPr>
             <w:pStyle w:val="TOC1"/>
             <w:rPr>
+              <w:rFonts w:hint="eastAsia"/>
               <w:b/>
               <w:bCs/>
               <w:lang w:val="zh-CN"/>
@@ -1469,6 +1598,7 @@
             <w:pStyle w:val="TOC2"/>
             <w:ind w:left="216"/>
             <w:rPr>
+              <w:rFonts w:hint="eastAsia"/>
               <w:lang w:val="zh-CN"/>
             </w:rPr>
           </w:pPr>
@@ -1492,6 +1622,7 @@
         <w:p>
           <w:pPr>
             <w:rPr>
+              <w:rFonts w:hint="eastAsia"/>
               <w:lang w:val="zh-CN"/>
             </w:rPr>
           </w:pPr>
@@ -1499,6 +1630,7 @@
         <w:p>
           <w:pPr>
             <w:rPr>
+              <w:rFonts w:hint="eastAsia"/>
               <w:lang w:val="zh-CN"/>
             </w:rPr>
           </w:pPr>
@@ -1506,17 +1638,27 @@
         <w:p>
           <w:pPr>
             <w:rPr>
+              <w:rFonts w:hint="eastAsia"/>
               <w:lang w:val="zh-CN"/>
             </w:rPr>
           </w:pPr>
         </w:p>
       </w:sdtContent>
     </w:sdt>
-    <w:p/>
+    <w:p>
+      <w:pPr>
+        <w:rPr>
+          <w:rFonts w:hint="eastAsia"/>
+        </w:rPr>
+      </w:pPr>
+    </w:p>
     <w:p>
       <w:pPr>
         <w:widowControl/>
         <w:jc w:val="left"/>
+        <w:rPr>
+          <w:rFonts w:hint="eastAsia"/>
+        </w:rPr>
       </w:pPr>
       <w:r>
         <w:br w:type="page"/>
@@ -1527,7 +1669,7 @@
         <w:pStyle w:val="a7"/>
         <w:jc w:val="both"/>
         <w:rPr>
-          <w:rFonts w:ascii="华文中宋" w:eastAsia="华文中宋" w:hAnsi="华文中宋"/>
+          <w:rFonts w:ascii="华文中宋" w:eastAsia="华文中宋" w:hAnsi="华文中宋" w:hint="eastAsia"/>
           <w:color w:val="2F5496" w:themeColor="accent1" w:themeShade="BF"/>
           <w:sz w:val="36"/>
           <w:szCs w:val="36"/>
@@ -1549,23 +1691,28 @@
         <w:pStyle w:val="a7"/>
         <w:jc w:val="left"/>
         <w:rPr>
-          <w:rFonts w:ascii="华文中宋" w:eastAsia="华文中宋" w:hAnsi="华文中宋"/>
-          <w:color w:val="2F5496" w:themeColor="accent1" w:themeShade="BF"/>
-          <w:sz w:val="28"/>
-          <w:szCs w:val="28"/>
-        </w:rPr>
-      </w:pPr>
-      <w:r>
-        <w:rPr>
           <w:rFonts w:ascii="华文中宋" w:eastAsia="华文中宋" w:hAnsi="华文中宋" w:hint="eastAsia"/>
           <w:color w:val="2F5496" w:themeColor="accent1" w:themeShade="BF"/>
           <w:sz w:val="28"/>
           <w:szCs w:val="28"/>
         </w:rPr>
+      </w:pPr>
+      <w:r>
+        <w:rPr>
+          <w:rFonts w:ascii="华文中宋" w:eastAsia="华文中宋" w:hAnsi="华文中宋" w:hint="eastAsia"/>
+          <w:color w:val="2F5496" w:themeColor="accent1" w:themeShade="BF"/>
+          <w:sz w:val="28"/>
+          <w:szCs w:val="28"/>
+        </w:rPr>
         <w:t>安装</w:t>
       </w:r>
     </w:p>
     <w:p>
+      <w:pPr>
+        <w:rPr>
+          <w:rFonts w:hint="eastAsia"/>
+        </w:rPr>
+      </w:pPr>
       <w:r>
         <w:rPr>
           <w:noProof/>
@@ -1622,6 +1769,7 @@
                           <w:p>
                             <w:pPr>
                               <w:rPr>
+                                <w:rFonts w:hint="eastAsia"/>
                                 <w:color w:val="2F5496" w:themeColor="accent1" w:themeShade="BF"/>
                                 <w:sz w:val="24"/>
                                 <w:szCs w:val="28"/>
@@ -1647,6 +1795,11 @@
                             </w:r>
                           </w:p>
                           <w:p>
+                            <w:pPr>
+                              <w:rPr>
+                                <w:rFonts w:hint="eastAsia"/>
+                              </w:rPr>
+                            </w:pPr>
                             <w:hyperlink r:id="rId9" w:history="1">
                               <w:r>
                                 <w:rPr>
@@ -1669,6 +1822,11 @@
                             </w:r>
                           </w:p>
                           <w:p>
+                            <w:pPr>
+                              <w:rPr>
+                                <w:rFonts w:hint="eastAsia"/>
+                              </w:rPr>
+                            </w:pPr>
                             <w:hyperlink r:id="rId10" w:history="1">
                               <w:r>
                                 <w:rPr>
@@ -1828,6 +1986,11 @@
       </w:r>
     </w:p>
     <w:p>
+      <w:pPr>
+        <w:rPr>
+          <w:rFonts w:hint="eastAsia"/>
+        </w:rPr>
+      </w:pPr>
       <w:r>
         <w:rPr>
           <w:noProof/>
@@ -1901,26 +2064,15 @@
         <w:rPr>
           <w:rFonts w:hint="eastAsia"/>
         </w:rPr>
-        <w:t>双击目录下的“IOLab.exe”即可使用。若您通过安装程序安装，在桌面找到</w:t>
-      </w:r>
-      <w:proofErr w:type="gramStart"/>
-      <w:r>
-        <w:rPr>
-          <w:rFonts w:hint="eastAsia"/>
-        </w:rPr>
-        <w:t>“</w:t>
-      </w:r>
-      <w:proofErr w:type="gramEnd"/>
-      <w:r>
-        <w:rPr>
-          <w:rFonts w:hint="eastAsia"/>
-        </w:rPr>
-        <w:t>IOLab“快捷方式即可使用。您在登录后可以注册账号，登录账号后可使用社区等联网功能。</w:t>
+        <w:t>双击目录下的“IOLab.exe”即可使用。若您通过安装程序安装，在桌面找到“IOLab“快捷方式即可使用。您在登录后可以注册账号，登录账号后可使用社区等联网功能。</w:t>
       </w:r>
     </w:p>
     <w:p>
       <w:pPr>
         <w:ind w:firstLineChars="200" w:firstLine="420"/>
+        <w:rPr>
+          <w:rFonts w:hint="eastAsia"/>
+        </w:rPr>
       </w:pPr>
       <w:r>
         <w:rPr>
@@ -1932,36 +2084,28 @@
         <w:rPr>
           <w:rFonts w:hint="eastAsia"/>
         </w:rPr>
-        <w:t>，主页面包含“记录”、“准备”，“统计”条目。“记录”展示您的</w:t>
-      </w:r>
-      <w:proofErr w:type="gramStart"/>
+        <w:t>，主页面包含“记录”、“准备”，“统计”条目。“记录”展示您的的实验记录（只有保存的），“准备”展示本地所有的可用实验，“统计”展示了您计算机上相应条目的数量。</w:t>
+      </w:r>
       <w:r>
         <w:rPr>
           <w:rFonts w:hint="eastAsia"/>
         </w:rPr>
-        <w:t>的</w:t>
-      </w:r>
-      <w:proofErr w:type="gramEnd"/>
-      <w:r>
+        <w:t>点击详情后选择实践即可实践此实验路线。</w:t>
+      </w:r>
+    </w:p>
+    <w:p>
+      <w:pPr>
         <w:rPr>
           <w:rFonts w:hint="eastAsia"/>
         </w:rPr>
-        <w:t>实验记录（只有保存的），“准备”展示本地所有的可用实验，“统计”展示了您计算机上相应条目的数量。</w:t>
-      </w:r>
-      <w:r>
-        <w:rPr>
-          <w:rFonts w:hint="eastAsia"/>
-        </w:rPr>
-        <w:t>点击详情后选择实践即可实践此实验路线。</w:t>
-      </w:r>
+      </w:pPr>
     </w:p>
-    <w:p/>
     <w:p>
       <w:pPr>
         <w:pStyle w:val="a7"/>
         <w:jc w:val="left"/>
         <w:rPr>
-          <w:rFonts w:ascii="华文中宋" w:eastAsia="华文中宋" w:hAnsi="华文中宋"/>
+          <w:rFonts w:ascii="华文中宋" w:eastAsia="华文中宋" w:hAnsi="华文中宋" w:hint="eastAsia"/>
           <w:color w:val="2F5496" w:themeColor="accent1" w:themeShade="BF"/>
           <w:sz w:val="28"/>
           <w:szCs w:val="28"/>
@@ -2032,6 +2176,11 @@
       </w:r>
     </w:p>
     <w:p>
+      <w:pPr>
+        <w:rPr>
+          <w:rFonts w:hint="eastAsia"/>
+        </w:rPr>
+      </w:pPr>
       <w:r>
         <w:tab/>
       </w:r>
@@ -2039,125 +2188,55 @@
         <w:rPr>
           <w:rFonts w:hint="eastAsia"/>
         </w:rPr>
-        <w:t>这是侧边栏，</w:t>
-      </w:r>
-      <w:proofErr w:type="gramStart"/>
+        <w:t>这是侧边栏，“管理“即管理下位机；</w:t>
+      </w:r>
       <w:r>
         <w:rPr>
           <w:rFonts w:hint="eastAsia"/>
         </w:rPr>
         <w:t>“</w:t>
       </w:r>
-      <w:proofErr w:type="gramEnd"/>
       <w:r>
         <w:rPr>
           <w:rFonts w:hint="eastAsia"/>
         </w:rPr>
-        <w:t>管理</w:t>
-      </w:r>
-      <w:proofErr w:type="gramStart"/>
+        <w:t>工坊</w:t>
+      </w:r>
       <w:r>
         <w:rPr>
           <w:rFonts w:hint="eastAsia"/>
         </w:rPr>
+        <w:t>”</w:t>
+      </w:r>
+      <w:r>
+        <w:rPr>
+          <w:rFonts w:hint="eastAsia"/>
+        </w:rPr>
+        <w:t>即创意工坊功能，可与社区直连；</w:t>
+      </w:r>
+      <w:r>
+        <w:rPr>
+          <w:rFonts w:hint="eastAsia"/>
+        </w:rPr>
         <w:t>“</w:t>
       </w:r>
-      <w:proofErr w:type="gramEnd"/>
       <w:r>
         <w:rPr>
           <w:rFonts w:hint="eastAsia"/>
         </w:rPr>
-        <w:t>即管理下位机；</w:t>
+        <w:t>监视</w:t>
       </w:r>
       <w:r>
         <w:rPr>
           <w:rFonts w:hint="eastAsia"/>
         </w:rPr>
-        <w:t>“</w:t>
+        <w:t>”</w:t>
       </w:r>
       <w:r>
         <w:rPr>
           <w:rFonts w:hint="eastAsia"/>
         </w:rPr>
-        <w:t>工坊</w:t>
-      </w:r>
-      <w:r>
-        <w:rPr>
-          <w:rFonts w:hint="eastAsia"/>
-        </w:rPr>
-        <w:t>”</w:t>
-      </w:r>
-      <w:r>
-        <w:rPr>
-          <w:rFonts w:hint="eastAsia"/>
-        </w:rPr>
-        <w:t>即</w:t>
-      </w:r>
-      <w:proofErr w:type="gramStart"/>
-      <w:r>
-        <w:rPr>
-          <w:rFonts w:hint="eastAsia"/>
-        </w:rPr>
-        <w:t>创意工</w:t>
-      </w:r>
-      <w:proofErr w:type="gramEnd"/>
-      <w:r>
-        <w:rPr>
-          <w:rFonts w:hint="eastAsia"/>
-        </w:rPr>
-        <w:t>坊功能，可与社区直连；</w:t>
-      </w:r>
-      <w:r>
-        <w:rPr>
-          <w:rFonts w:hint="eastAsia"/>
-        </w:rPr>
-        <w:t>“</w:t>
-      </w:r>
-      <w:r>
-        <w:rPr>
-          <w:rFonts w:hint="eastAsia"/>
-        </w:rPr>
-        <w:t>监视</w:t>
-      </w:r>
-      <w:r>
-        <w:rPr>
-          <w:rFonts w:hint="eastAsia"/>
-        </w:rPr>
-        <w:t>”</w:t>
-      </w:r>
-      <w:r>
-        <w:rPr>
-          <w:rFonts w:hint="eastAsia"/>
-        </w:rPr>
-        <w:t>是传感器绘图页面，</w:t>
-      </w:r>
-      <w:proofErr w:type="gramStart"/>
-      <w:r>
-        <w:rPr>
-          <w:rFonts w:hint="eastAsia"/>
-        </w:rPr>
-        <w:t>”</w:t>
-      </w:r>
-      <w:proofErr w:type="gramEnd"/>
-      <w:r>
-        <w:rPr>
-          <w:rFonts w:hint="eastAsia"/>
-        </w:rPr>
-        <w:t>实验</w:t>
-      </w:r>
-      <w:proofErr w:type="gramStart"/>
-      <w:r>
-        <w:rPr>
-          <w:rFonts w:hint="eastAsia"/>
-        </w:rPr>
-        <w:t>“</w:t>
-      </w:r>
-      <w:proofErr w:type="gramEnd"/>
-      <w:r>
-        <w:rPr>
-          <w:rFonts w:hint="eastAsia"/>
-        </w:rPr>
-        <w:t>是自定义实验路线页面。</w:t>
+        <w:t>是传感器绘图页面，”实验“是自定义实验路线页面。</w:t>
       </w:r>
       <w:r>
         <w:rPr>
@@ -2170,6 +2249,9 @@
       <w:pPr>
         <w:widowControl/>
         <w:jc w:val="left"/>
+        <w:rPr>
+          <w:rFonts w:hint="eastAsia"/>
+        </w:rPr>
       </w:pPr>
       <w:r>
         <w:br w:type="page"/>
@@ -2180,7 +2262,7 @@
         <w:pStyle w:val="a7"/>
         <w:jc w:val="left"/>
         <w:rPr>
-          <w:rFonts w:ascii="华文中宋" w:eastAsia="华文中宋" w:hAnsi="华文中宋"/>
+          <w:rFonts w:ascii="华文中宋" w:eastAsia="华文中宋" w:hAnsi="华文中宋" w:hint="eastAsia"/>
           <w:color w:val="2F5496" w:themeColor="accent1" w:themeShade="BF"/>
           <w:sz w:val="28"/>
           <w:szCs w:val="28"/>
@@ -2258,6 +2340,11 @@
       </w:r>
     </w:p>
     <w:p>
+      <w:pPr>
+        <w:rPr>
+          <w:rFonts w:hint="eastAsia"/>
+        </w:rPr>
+      </w:pPr>
       <w:r>
         <w:tab/>
       </w:r>
@@ -2284,7 +2371,62 @@
         <w:pStyle w:val="a7"/>
         <w:jc w:val="left"/>
         <w:rPr>
-          <w:rFonts w:ascii="华文中宋" w:eastAsia="华文中宋" w:hAnsi="华文中宋"/>
+          <w:rFonts w:ascii="华文中宋" w:eastAsia="华文中宋" w:hAnsi="华文中宋" w:hint="eastAsia"/>
+          <w:color w:val="2F5496" w:themeColor="accent1" w:themeShade="BF"/>
+          <w:sz w:val="28"/>
+          <w:szCs w:val="28"/>
+        </w:rPr>
+      </w:pPr>
+      <w:r>
+        <w:rPr>
+          <w:rFonts w:ascii="华文中宋" w:eastAsia="华文中宋" w:hAnsi="华文中宋" w:hint="eastAsia"/>
+          <w:color w:val="2F5496" w:themeColor="accent1" w:themeShade="BF"/>
+          <w:sz w:val="28"/>
+          <w:szCs w:val="28"/>
+        </w:rPr>
+        <w:t>AI助手</w:t>
+      </w:r>
+    </w:p>
+    <w:p>
+      <w:r>
+        <w:tab/>
+      </w:r>
+      <w:r>
+        <w:rPr>
+          <w:rFonts w:hint="eastAsia"/>
+        </w:rPr>
+        <w:t>通过语言模型API与自制提示词，我们完成了对应人工智能助手。你可以在主页面点击Deepseek图标（项目使用其模型）与其对话。在实验完成后，你可以在实验总结页面看到AI对你实验的总结</w:t>
+      </w:r>
+    </w:p>
+    <w:p>
+      <w:pPr>
+        <w:rPr>
+          <w:rFonts w:hint="eastAsia"/>
+        </w:rPr>
+      </w:pPr>
+      <w:r>
+        <w:tab/>
+      </w:r>
+      <w:r>
+        <w:rPr>
+          <w:rFonts w:hint="eastAsia"/>
+        </w:rPr>
+        <w:t>通过人工智能助手与强大实验软件的结合，本实验室解决方案能发挥强大作用。</w:t>
+      </w:r>
+    </w:p>
+    <w:p>
+      <w:pPr>
+        <w:rPr>
+          <w:rFonts w:hint="eastAsia"/>
+        </w:rPr>
+      </w:pPr>
+    </w:p>
+    <w:p>
+      <w:pPr>
+        <w:pStyle w:val="a7"/>
+        <w:jc w:val="left"/>
+        <w:rPr>
+          <w:rFonts w:ascii="华文中宋" w:eastAsia="华文中宋" w:hAnsi="华文中宋" w:hint="eastAsia"/>
           <w:color w:val="2F5496" w:themeColor="accent1" w:themeShade="BF"/>
           <w:sz w:val="28"/>
           <w:szCs w:val="28"/>
@@ -2363,20 +2505,15 @@
     <w:p>
       <w:pPr>
         <w:ind w:firstLine="420"/>
+        <w:rPr>
+          <w:rFonts w:hint="eastAsia"/>
+        </w:rPr>
       </w:pPr>
-      <w:proofErr w:type="gramStart"/>
       <w:r>
         <w:rPr>
           <w:rFonts w:hint="eastAsia"/>
         </w:rPr>
-        <w:t>创意工</w:t>
-      </w:r>
-      <w:proofErr w:type="gramEnd"/>
-      <w:r>
-        <w:rPr>
-          <w:rFonts w:hint="eastAsia"/>
-        </w:rPr>
-        <w:t>坊页面可显示用户上传的实验路线，由于是测试服务器，图片只展示了一条文案。实际上，用户可自行上传自定义的实验路线。点击查看即可进一步操作。</w:t>
+        <w:t>创意工坊页面可显示用户上传的实验路线，由于是测试服务器，图片只展示了一条文案。实际上，用户可自行上传自定义的实验路线。点击查看即可进一步操作。</w:t>
       </w:r>
     </w:p>
     <w:p>
@@ -2384,7 +2521,7 @@
         <w:pStyle w:val="a7"/>
         <w:jc w:val="left"/>
         <w:rPr>
-          <w:rFonts w:ascii="华文中宋" w:eastAsia="华文中宋" w:hAnsi="华文中宋"/>
+          <w:rFonts w:ascii="华文中宋" w:eastAsia="华文中宋" w:hAnsi="华文中宋" w:hint="eastAsia"/>
           <w:color w:val="2F5496" w:themeColor="accent1" w:themeShade="BF"/>
           <w:sz w:val="28"/>
           <w:szCs w:val="28"/>
@@ -2394,6 +2531,7 @@
         <w:rPr>
           <w:noProof/>
         </w:rPr>
+        <w:lastRenderedPageBreak/>
         <w:drawing>
           <wp:anchor distT="0" distB="0" distL="114300" distR="114300" simplePos="0" relativeHeight="251670528" behindDoc="0" locked="0" layoutInCell="1" allowOverlap="1" wp14:anchorId="065EA78F" wp14:editId="4A09DBFF">
             <wp:simplePos x="0" y="0"/>
@@ -2455,21 +2593,24 @@
       </w:r>
     </w:p>
     <w:p>
-      <w:r>
+      <w:pPr>
         <w:rPr>
           <w:rFonts w:hint="eastAsia"/>
         </w:rPr>
-        <w:t>监视页面由三个部分组成：上工具栏、表格、下工具栏。上工具栏包含端口状态查看按钮（写</w:t>
-      </w:r>
+      </w:pPr>
       <w:r>
         <w:rPr>
           <w:rFonts w:hint="eastAsia"/>
         </w:rPr>
-        <w:lastRenderedPageBreak/>
-        <w:t>有设备名称的按钮）和多种实验功能。其中“实验”按钮包含实验路线，您可边做实验，边查看实验数据，边看实验路线。下方只有图标的按钮包含对图表的添加、删除、归档（即固定此表格的数据）、编辑。每个表格本身也配有小工具，包含表格的选中按钮、跟随最新点、单独暂停表格和缩放显示。</w:t>
+        <w:t>监视页面由三个部分组成：上工具栏、表格、下工具栏。上工具栏包含端口状态查看按钮（写有设备名称的按钮）和多种实验功能。其中“实验”按钮包含实验路线，您可边做实验，边查看实验数据，边看实验路线。下方只有图标的按钮包含对图表的添加、删除、归档（即固定此表格的数据）、编辑。每个表格本身也配有小工具，包含表格的选中按钮、跟随最新点、单独暂停表格和缩放显示。</w:t>
       </w:r>
     </w:p>
     <w:p>
+      <w:pPr>
+        <w:rPr>
+          <w:rFonts w:hint="eastAsia"/>
+        </w:rPr>
+      </w:pPr>
       <w:r>
         <w:tab/>
       </w:r>
@@ -2484,12 +2625,18 @@
       <w:pPr>
         <w:widowControl/>
         <w:jc w:val="left"/>
+        <w:rPr>
+          <w:rFonts w:hint="eastAsia"/>
+        </w:rPr>
       </w:pPr>
     </w:p>
     <w:p>
       <w:pPr>
         <w:widowControl/>
         <w:jc w:val="left"/>
+        <w:rPr>
+          <w:rFonts w:hint="eastAsia"/>
+        </w:rPr>
       </w:pPr>
       <w:r>
         <w:rPr>
@@ -2559,6 +2706,9 @@
       <w:pPr>
         <w:widowControl/>
         <w:jc w:val="left"/>
+        <w:rPr>
+          <w:rFonts w:hint="eastAsia"/>
+        </w:rPr>
       </w:pPr>
       <w:r>
         <w:rPr>
@@ -2628,11 +2778,15 @@
       <w:pPr>
         <w:widowControl/>
         <w:jc w:val="left"/>
+        <w:rPr>
+          <w:rFonts w:hint="eastAsia"/>
+        </w:rPr>
       </w:pPr>
       <w:r>
         <w:rPr>
           <w:noProof/>
         </w:rPr>
+        <w:lastRenderedPageBreak/>
         <w:drawing>
           <wp:anchor distT="0" distB="0" distL="114300" distR="114300" simplePos="0" relativeHeight="251673600" behindDoc="0" locked="0" layoutInCell="1" allowOverlap="1" wp14:anchorId="2036C228" wp14:editId="510B9F45">
             <wp:simplePos x="0" y="0"/>
@@ -2690,35 +2844,7 @@
         <w:rPr>
           <w:rFonts w:hint="eastAsia"/>
         </w:rPr>
-        <w:t>实验路线需要名称、包名和存储文件夹，</w:t>
-      </w:r>
-      <w:proofErr w:type="gramStart"/>
-      <w:r>
-        <w:rPr>
-          <w:rFonts w:hint="eastAsia"/>
-        </w:rPr>
-        <w:t>其中包名必须</w:t>
-      </w:r>
-      <w:proofErr w:type="gramEnd"/>
-      <w:r>
-        <w:rPr>
-          <w:rFonts w:hint="eastAsia"/>
-        </w:rPr>
-        <w:t>是英文、数字或下划线，它是</w:t>
-      </w:r>
-      <w:proofErr w:type="spellStart"/>
-      <w:r>
-        <w:rPr>
-          <w:rFonts w:hint="eastAsia"/>
-        </w:rPr>
-        <w:t>IOLab</w:t>
-      </w:r>
-      <w:proofErr w:type="spellEnd"/>
-      <w:r>
-        <w:rPr>
-          <w:rFonts w:hint="eastAsia"/>
-        </w:rPr>
-        <w:t>区分不同实验的依据。</w:t>
+        <w:t>实验路线需要名称、包名和存储文件夹，其中包名必须是英文、数字或下划线，它是IOLab区分不同实验的依据。</w:t>
       </w:r>
       <w:r>
         <w:rPr>
@@ -2731,9 +2857,11 @@
       <w:pPr>
         <w:widowControl/>
         <w:jc w:val="left"/>
+        <w:rPr>
+          <w:rFonts w:hint="eastAsia"/>
+        </w:rPr>
       </w:pPr>
       <w:r>
-        <w:lastRenderedPageBreak/>
         <w:tab/>
       </w:r>
       <w:r>
@@ -2748,7 +2876,7 @@
         <w:widowControl/>
         <w:jc w:val="left"/>
         <w:rPr>
-          <w:rFonts w:ascii="华文中宋" w:eastAsia="华文中宋" w:hAnsi="华文中宋"/>
+          <w:rFonts w:ascii="华文中宋" w:eastAsia="华文中宋" w:hAnsi="华文中宋" w:hint="eastAsia"/>
           <w:color w:val="2F5496" w:themeColor="accent1" w:themeShade="BF"/>
           <w:sz w:val="28"/>
           <w:szCs w:val="28"/>
@@ -2826,6 +2954,9 @@
       <w:pPr>
         <w:widowControl/>
         <w:jc w:val="left"/>
+        <w:rPr>
+          <w:rFonts w:hint="eastAsia"/>
+        </w:rPr>
       </w:pPr>
       <w:r>
         <w:tab/>
@@ -2847,6 +2978,9 @@
       <w:pPr>
         <w:widowControl/>
         <w:jc w:val="left"/>
+        <w:rPr>
+          <w:rFonts w:hint="eastAsia"/>
+        </w:rPr>
       </w:pPr>
     </w:p>
     <w:p>
@@ -2854,7 +2988,7 @@
         <w:pStyle w:val="a7"/>
         <w:jc w:val="both"/>
         <w:rPr>
-          <w:rFonts w:ascii="华文中宋" w:eastAsia="华文中宋" w:hAnsi="华文中宋"/>
+          <w:rFonts w:ascii="华文中宋" w:eastAsia="华文中宋" w:hAnsi="华文中宋" w:hint="eastAsia"/>
           <w:color w:val="2F5496" w:themeColor="accent1" w:themeShade="BF"/>
           <w:sz w:val="36"/>
           <w:szCs w:val="36"/>
@@ -2874,6 +3008,9 @@
       <w:pPr>
         <w:widowControl/>
         <w:jc w:val="left"/>
+        <w:rPr>
+          <w:rFonts w:hint="eastAsia"/>
+        </w:rPr>
       </w:pPr>
       <w:r>
         <w:tab/>
@@ -2888,67 +3025,34 @@
         <w:rPr>
           <w:rFonts w:hint="eastAsia"/>
         </w:rPr>
-        <w:t>下位机程序的C++源代码，构建为固件后烧录到ESP32即可。下位机程序使用</w:t>
-      </w:r>
-      <w:proofErr w:type="spellStart"/>
+        <w:t>下位机程序的C++源代码，构建为固件后烧录到ESP32即可。下位机程序使用PlatformIO编写，依赖Arduino框架。如果不知道什么是</w:t>
+      </w:r>
       <w:r>
         <w:rPr>
           <w:rFonts w:hint="eastAsia"/>
         </w:rPr>
-        <w:t>PlatformIO</w:t>
-      </w:r>
-      <w:proofErr w:type="spellEnd"/>
+        <w:t>PlatformIO，不妨把</w:t>
+      </w:r>
       <w:r>
         <w:rPr>
           <w:rFonts w:hint="eastAsia"/>
         </w:rPr>
-        <w:t>编写，依赖Arduino框架。如果不知道什么是</w:t>
-      </w:r>
-      <w:proofErr w:type="spellStart"/>
+        <w:t>文件名</w:t>
+      </w:r>
       <w:r>
         <w:rPr>
           <w:rFonts w:hint="eastAsia"/>
         </w:rPr>
-        <w:t>PlatformIO</w:t>
-      </w:r>
-      <w:proofErr w:type="spellEnd"/>
-      <w:r>
-        <w:rPr>
-          <w:rFonts w:hint="eastAsia"/>
-        </w:rPr>
-        <w:t>，不妨把</w:t>
-      </w:r>
-      <w:r>
-        <w:rPr>
-          <w:rFonts w:hint="eastAsia"/>
-        </w:rPr>
-        <w:t>文件名</w:t>
-      </w:r>
-      <w:r>
-        <w:rPr>
-          <w:rFonts w:hint="eastAsia"/>
-        </w:rPr>
-        <w:t>IOCore.cpp改为</w:t>
-      </w:r>
-      <w:proofErr w:type="spellStart"/>
-      <w:r>
-        <w:rPr>
-          <w:rFonts w:hint="eastAsia"/>
-        </w:rPr>
-        <w:t>IOCore.ino</w:t>
-      </w:r>
-      <w:proofErr w:type="spellEnd"/>
-      <w:r>
-        <w:rPr>
-          <w:rFonts w:hint="eastAsia"/>
-        </w:rPr>
-        <w:t>，再用Arduino打开来烧录。</w:t>
+        <w:t>IOCore.cpp改为IOCore.ino，再用Arduino打开来烧录。</w:t>
       </w:r>
     </w:p>
     <w:p>
       <w:pPr>
         <w:widowControl/>
         <w:jc w:val="left"/>
+        <w:rPr>
+          <w:rFonts w:hint="eastAsia"/>
+        </w:rPr>
       </w:pPr>
       <w:r>
         <w:tab/>
@@ -2957,21 +3061,7 @@
         <w:rPr>
           <w:rFonts w:hint="eastAsia"/>
         </w:rPr>
-        <w:t>下位机应在</w:t>
-      </w:r>
-      <w:proofErr w:type="gramStart"/>
-      <w:r>
-        <w:rPr>
-          <w:rFonts w:hint="eastAsia"/>
-        </w:rPr>
-        <w:t>以下环境烧</w:t>
-      </w:r>
-      <w:proofErr w:type="gramEnd"/>
-      <w:r>
-        <w:rPr>
-          <w:rFonts w:hint="eastAsia"/>
-        </w:rPr>
-        <w:t>录运行：</w:t>
+        <w:t>下位机应在以下环境烧录运行：</w:t>
       </w:r>
     </w:p>
     <w:tbl>
@@ -2997,6 +3087,9 @@
             <w:pPr>
               <w:widowControl/>
               <w:jc w:val="left"/>
+              <w:rPr>
+                <w:rFonts w:hint="eastAsia"/>
+              </w:rPr>
             </w:pPr>
             <w:r>
               <w:rPr>
@@ -3016,6 +3109,7 @@
               <w:jc w:val="left"/>
               <w:cnfStyle w:val="100000000000" w:firstRow="1" w:lastRow="0" w:firstColumn="0" w:lastColumn="0" w:oddVBand="0" w:evenVBand="0" w:oddHBand="0" w:evenHBand="0" w:firstRowFirstColumn="0" w:firstRowLastColumn="0" w:lastRowFirstColumn="0" w:lastRowLastColumn="0"/>
               <w:rPr>
+                <w:rFonts w:hint="eastAsia"/>
                 <w:b w:val="0"/>
                 <w:bCs w:val="0"/>
               </w:rPr>
@@ -3044,6 +3138,9 @@
             <w:pPr>
               <w:widowControl/>
               <w:jc w:val="left"/>
+              <w:rPr>
+                <w:rFonts w:hint="eastAsia"/>
+              </w:rPr>
             </w:pPr>
             <w:r>
               <w:rPr>
@@ -3062,6 +3159,9 @@
               <w:widowControl/>
               <w:jc w:val="left"/>
               <w:cnfStyle w:val="000000100000" w:firstRow="0" w:lastRow="0" w:firstColumn="0" w:lastColumn="0" w:oddVBand="0" w:evenVBand="0" w:oddHBand="1" w:evenHBand="0" w:firstRowFirstColumn="0" w:firstRowLastColumn="0" w:lastRowFirstColumn="0" w:lastRowLastColumn="0"/>
+              <w:rPr>
+                <w:rFonts w:hint="eastAsia"/>
+              </w:rPr>
             </w:pPr>
             <w:r>
               <w:rPr>
@@ -3082,6 +3182,9 @@
             <w:pPr>
               <w:widowControl/>
               <w:jc w:val="left"/>
+              <w:rPr>
+                <w:rFonts w:hint="eastAsia"/>
+              </w:rPr>
             </w:pPr>
             <w:r>
               <w:rPr>
@@ -3100,6 +3203,9 @@
               <w:widowControl/>
               <w:jc w:val="left"/>
               <w:cnfStyle w:val="000000000000" w:firstRow="0" w:lastRow="0" w:firstColumn="0" w:lastColumn="0" w:oddVBand="0" w:evenVBand="0" w:oddHBand="0" w:evenHBand="0" w:firstRowFirstColumn="0" w:firstRowLastColumn="0" w:lastRowFirstColumn="0" w:lastRowLastColumn="0"/>
+              <w:rPr>
+                <w:rFonts w:hint="eastAsia"/>
+              </w:rPr>
             </w:pPr>
             <w:r>
               <w:rPr>
@@ -3115,6 +3221,9 @@
       <w:pPr>
         <w:widowControl/>
         <w:jc w:val="left"/>
+        <w:rPr>
+          <w:rFonts w:hint="eastAsia"/>
+        </w:rPr>
       </w:pPr>
       <w:r>
         <w:tab/>
@@ -3123,27 +3232,16 @@
         <w:rPr>
           <w:rFonts w:hint="eastAsia"/>
         </w:rPr>
-        <w:t>此产品依赖Arduino框架，如果您需要移植到STM32或者移植为</w:t>
-      </w:r>
-      <w:proofErr w:type="spellStart"/>
-      <w:r>
-        <w:rPr>
-          <w:rFonts w:hint="eastAsia"/>
-        </w:rPr>
-        <w:t>Espressif</w:t>
-      </w:r>
-      <w:proofErr w:type="spellEnd"/>
-      <w:r>
-        <w:rPr>
-          <w:rFonts w:hint="eastAsia"/>
-        </w:rPr>
-        <w:t>-IDE项目，许多硬件有关的功能需要被重写。</w:t>
+        <w:t>此产品依赖Arduino框架，如果您需要移植到STM32或者移植为Espressif-IDE项目，许多硬件有关的功能需要被重写。</w:t>
       </w:r>
     </w:p>
     <w:p>
       <w:pPr>
         <w:widowControl/>
         <w:jc w:val="left"/>
+        <w:rPr>
+          <w:rFonts w:hint="eastAsia"/>
+        </w:rPr>
       </w:pPr>
       <w:r>
         <w:tab/>
@@ -3158,33 +3256,23 @@
         <w:rPr>
           <w:rFonts w:hint="eastAsia"/>
         </w:rPr>
-        <w:t>AL、AL1、AL2接到的引脚为数字硬件，而I2C为模拟信号引脚，如果需要组合式供电，请为每个用户接口并联一个正负极。上述用户接口的名称与</w:t>
-      </w:r>
-      <w:proofErr w:type="spellStart"/>
-      <w:r>
-        <w:rPr>
-          <w:rFonts w:hint="eastAsia"/>
-        </w:rPr>
-        <w:t>IOLab</w:t>
-      </w:r>
-      <w:proofErr w:type="spellEnd"/>
-      <w:r>
-        <w:rPr>
-          <w:rFonts w:hint="eastAsia"/>
-        </w:rPr>
-        <w:t>中的对应。</w:t>
+        <w:t>AL、AL1、AL2接到的引脚为数字硬件，而I2C为模拟信号引脚，如果需要组合式供电，请为每个用户接口并联一个正负极。上述用户接口的名称与IOLab中的对应。</w:t>
       </w:r>
     </w:p>
     <w:p>
       <w:pPr>
         <w:widowControl/>
         <w:jc w:val="center"/>
+        <w:rPr>
+          <w:rFonts w:hint="eastAsia"/>
+        </w:rPr>
       </w:pPr>
       <w:r>
         <w:rPr>
           <w:rFonts w:hint="eastAsia"/>
           <w:noProof/>
         </w:rPr>
+        <w:lastRenderedPageBreak/>
         <w:drawing>
           <wp:inline distT="0" distB="0" distL="0" distR="0" wp14:anchorId="4993CF7E" wp14:editId="68DEBE7D">
             <wp:extent cx="2759916" cy="1470270"/>
@@ -3242,6 +3330,9 @@
       <w:pPr>
         <w:widowControl/>
         <w:jc w:val="center"/>
+        <w:rPr>
+          <w:rFonts w:hint="eastAsia"/>
+        </w:rPr>
       </w:pPr>
       <w:r>
         <w:rPr>
@@ -3306,7 +3397,7 @@
         <w:pStyle w:val="a7"/>
         <w:jc w:val="both"/>
         <w:rPr>
-          <w:rFonts w:ascii="华文中宋" w:eastAsia="华文中宋" w:hAnsi="华文中宋"/>
+          <w:rFonts w:ascii="华文中宋" w:eastAsia="华文中宋" w:hAnsi="华文中宋" w:hint="eastAsia"/>
           <w:color w:val="2F5496" w:themeColor="accent1" w:themeShade="BF"/>
           <w:sz w:val="36"/>
           <w:szCs w:val="36"/>
@@ -3326,6 +3417,9 @@
       <w:pPr>
         <w:widowControl/>
         <w:jc w:val="left"/>
+        <w:rPr>
+          <w:rFonts w:hint="eastAsia"/>
+        </w:rPr>
       </w:pPr>
       <w:r>
         <w:tab/>
@@ -3340,55 +3434,16 @@
         <w:rPr>
           <w:rFonts w:hint="eastAsia"/>
         </w:rPr>
-        <w:t>运行一个</w:t>
-      </w:r>
-      <w:proofErr w:type="spellStart"/>
-      <w:r>
-        <w:rPr>
-          <w:rFonts w:hint="eastAsia"/>
-        </w:rPr>
-        <w:t>IOLab</w:t>
-      </w:r>
-      <w:proofErr w:type="spellEnd"/>
-      <w:r>
-        <w:rPr>
-          <w:rFonts w:hint="eastAsia"/>
-        </w:rPr>
-        <w:t>的服务器，请在下载</w:t>
-      </w:r>
-      <w:proofErr w:type="spellStart"/>
-      <w:r>
-        <w:rPr>
-          <w:rFonts w:hint="eastAsia"/>
-        </w:rPr>
-        <w:t>IONet_Server</w:t>
-      </w:r>
-      <w:proofErr w:type="spellEnd"/>
-      <w:r>
-        <w:rPr>
-          <w:rFonts w:hint="eastAsia"/>
-        </w:rPr>
-        <w:t>后，用Python运行源代码app.py。服务器默认监听9000端口，可在</w:t>
-      </w:r>
-      <w:proofErr w:type="spellStart"/>
-      <w:r>
-        <w:rPr>
-          <w:rFonts w:hint="eastAsia"/>
-        </w:rPr>
-        <w:t>IOLab</w:t>
-      </w:r>
-      <w:proofErr w:type="spellEnd"/>
-      <w:r>
-        <w:rPr>
-          <w:rFonts w:hint="eastAsia"/>
-        </w:rPr>
-        <w:t>中选择服务器“本地测试服务器”来验证服务器是否创建成功。</w:t>
+        <w:t>运行一个IOLab的服务器，请在下载IONet_Server后，用Python运行源代码app.py。服务器默认监听9000端口，可在IOLab中选择服务器“本地测试服务器”来验证服务器是否创建成功。</w:t>
       </w:r>
     </w:p>
     <w:p>
       <w:pPr>
         <w:widowControl/>
         <w:jc w:val="left"/>
+        <w:rPr>
+          <w:rFonts w:hint="eastAsia"/>
+        </w:rPr>
       </w:pPr>
       <w:r>
         <w:tab/>
@@ -3397,21 +3452,7 @@
         <w:rPr>
           <w:rFonts w:hint="eastAsia"/>
         </w:rPr>
-        <w:t>服务器应在</w:t>
-      </w:r>
-      <w:proofErr w:type="gramStart"/>
-      <w:r>
-        <w:rPr>
-          <w:rFonts w:hint="eastAsia"/>
-        </w:rPr>
-        <w:t>以下环境</w:t>
-      </w:r>
-      <w:proofErr w:type="gramEnd"/>
-      <w:r>
-        <w:rPr>
-          <w:rFonts w:hint="eastAsia"/>
-        </w:rPr>
-        <w:t>运行</w:t>
+        <w:t>服务器应在以下环境运行</w:t>
       </w:r>
     </w:p>
     <w:tbl>
@@ -3437,6 +3478,9 @@
             <w:pPr>
               <w:widowControl/>
               <w:jc w:val="left"/>
+              <w:rPr>
+                <w:rFonts w:hint="eastAsia"/>
+              </w:rPr>
             </w:pPr>
             <w:r>
               <w:rPr>
@@ -3456,6 +3500,7 @@
               <w:jc w:val="left"/>
               <w:cnfStyle w:val="100000000000" w:firstRow="1" w:lastRow="0" w:firstColumn="0" w:lastColumn="0" w:oddVBand="0" w:evenVBand="0" w:oddHBand="0" w:evenHBand="0" w:firstRowFirstColumn="0" w:firstRowLastColumn="0" w:lastRowFirstColumn="0" w:lastRowLastColumn="0"/>
               <w:rPr>
+                <w:rFonts w:hint="eastAsia"/>
                 <w:b w:val="0"/>
                 <w:bCs w:val="0"/>
               </w:rPr>
@@ -3492,6 +3537,9 @@
             <w:pPr>
               <w:widowControl/>
               <w:jc w:val="left"/>
+              <w:rPr>
+                <w:rFonts w:hint="eastAsia"/>
+              </w:rPr>
             </w:pPr>
             <w:r>
               <w:rPr>
@@ -3510,6 +3558,9 @@
               <w:widowControl/>
               <w:jc w:val="left"/>
               <w:cnfStyle w:val="000000100000" w:firstRow="0" w:lastRow="0" w:firstColumn="0" w:lastColumn="0" w:oddVBand="0" w:evenVBand="0" w:oddHBand="1" w:evenHBand="0" w:firstRowFirstColumn="0" w:firstRowLastColumn="0" w:lastRowFirstColumn="0" w:lastRowLastColumn="0"/>
+              <w:rPr>
+                <w:rFonts w:hint="eastAsia"/>
+              </w:rPr>
             </w:pPr>
             <w:r>
               <w:rPr>
@@ -3536,6 +3587,9 @@
             <w:pPr>
               <w:widowControl/>
               <w:jc w:val="left"/>
+              <w:rPr>
+                <w:rFonts w:hint="eastAsia"/>
+              </w:rPr>
             </w:pPr>
             <w:r>
               <w:rPr>
@@ -3554,6 +3608,9 @@
               <w:widowControl/>
               <w:jc w:val="left"/>
               <w:cnfStyle w:val="000000000000" w:firstRow="0" w:lastRow="0" w:firstColumn="0" w:lastColumn="0" w:oddVBand="0" w:evenVBand="0" w:oddHBand="0" w:evenHBand="0" w:firstRowFirstColumn="0" w:firstRowLastColumn="0" w:lastRowFirstColumn="0" w:lastRowLastColumn="0"/>
+              <w:rPr>
+                <w:rFonts w:hint="eastAsia"/>
+              </w:rPr>
             </w:pPr>
             <w:r>
               <w:rPr>
@@ -3570,6 +3627,9 @@
         <w:widowControl/>
         <w:ind w:firstLine="420"/>
         <w:jc w:val="left"/>
+        <w:rPr>
+          <w:rFonts w:hint="eastAsia"/>
+        </w:rPr>
       </w:pPr>
       <w:r>
         <w:rPr>
@@ -3670,21 +3730,12 @@
                                 <w:color w:val="FFFFFF" w:themeColor="background1"/>
                               </w:rPr>
                             </w:pPr>
-                            <w:proofErr w:type="spellStart"/>
                             <w:r>
                               <w:rPr>
                                 <w:rFonts w:ascii="Consolas" w:hAnsi="Consolas"/>
                                 <w:color w:val="FFFFFF" w:themeColor="background1"/>
                               </w:rPr>
-                              <w:t>IOLab</w:t>
-                            </w:r>
-                            <w:proofErr w:type="spellEnd"/>
-                            <w:r>
-                              <w:rPr>
-                                <w:rFonts w:ascii="Consolas" w:hAnsi="Consolas"/>
-                                <w:color w:val="FFFFFF" w:themeColor="background1"/>
-                              </w:rPr>
-                              <w:t xml:space="preserve"> - Intelligent Experiment Platform</w:t>
+                              <w:t>IOLab - Intelligent Experiment Platform</w:t>
                             </w:r>
                           </w:p>
                           <w:p>
@@ -4267,32 +4318,24 @@
         <w:widowControl/>
         <w:ind w:firstLine="420"/>
         <w:jc w:val="left"/>
+        <w:rPr>
+          <w:rFonts w:hint="eastAsia"/>
+        </w:rPr>
       </w:pPr>
       <w:r>
         <w:rPr>
           <w:rFonts w:hint="eastAsia"/>
         </w:rPr>
-        <w:t>需要注意的是，</w:t>
-      </w:r>
-      <w:proofErr w:type="spellStart"/>
-      <w:r>
-        <w:rPr>
-          <w:rFonts w:hint="eastAsia"/>
-        </w:rPr>
-        <w:t>IOLab_Server</w:t>
-      </w:r>
-      <w:proofErr w:type="spellEnd"/>
-      <w:r>
-        <w:rPr>
-          <w:rFonts w:hint="eastAsia"/>
-        </w:rPr>
-        <w:t>基于Flask框架，使用SQLite存储用户，在高并发的条件下可能会出现问题。如果您需要商用级服务器，可以参考API文档使用Java实现服务器。</w:t>
+        <w:t>需要注意的是，IOLab_Server基于Flask框架，使用SQLite存储用户，在高并发的条件下可能会出现问题。如果您需要商用级服务器，可以参考API文档使用Java实现服务器。</w:t>
       </w:r>
     </w:p>
     <w:p>
       <w:pPr>
         <w:widowControl/>
         <w:jc w:val="left"/>
+        <w:rPr>
+          <w:rFonts w:hint="eastAsia"/>
+        </w:rPr>
       </w:pPr>
       <w:r>
         <w:br w:type="page"/>
@@ -4303,7 +4346,7 @@
         <w:widowControl/>
         <w:jc w:val="left"/>
         <w:rPr>
-          <w:rFonts w:ascii="华文中宋" w:eastAsia="华文中宋" w:hAnsi="华文中宋"/>
+          <w:rFonts w:ascii="华文中宋" w:eastAsia="华文中宋" w:hAnsi="华文中宋" w:hint="eastAsia"/>
           <w:color w:val="2F5496" w:themeColor="accent1" w:themeShade="BF"/>
           <w:sz w:val="28"/>
           <w:szCs w:val="28"/>
@@ -4325,6 +4368,9 @@
         <w:widowControl/>
         <w:ind w:firstLine="420"/>
         <w:jc w:val="left"/>
+        <w:rPr>
+          <w:rFonts w:hint="eastAsia"/>
+        </w:rPr>
       </w:pPr>
       <w:r>
         <w:rPr>
@@ -4382,6 +4428,7 @@
                           <w:p>
                             <w:pPr>
                               <w:rPr>
+                                <w:rFonts w:hint="eastAsia"/>
                                 <w:color w:val="2F5496" w:themeColor="accent1" w:themeShade="BF"/>
                                 <w:sz w:val="24"/>
                                 <w:szCs w:val="28"/>
@@ -4394,30 +4441,15 @@
                                 <w:sz w:val="24"/>
                                 <w:szCs w:val="28"/>
                               </w:rPr>
-                              <w:t>查看</w:t>
-                            </w:r>
-                            <w:proofErr w:type="spellStart"/>
-                            <w:r>
-                              <w:rPr>
-                                <w:rFonts w:hint="eastAsia"/>
-                                <w:color w:val="2F5496" w:themeColor="accent1" w:themeShade="BF"/>
-                                <w:sz w:val="24"/>
-                                <w:szCs w:val="28"/>
-                              </w:rPr>
-                              <w:t>ApiFox</w:t>
-                            </w:r>
-                            <w:proofErr w:type="spellEnd"/>
-                            <w:r>
-                              <w:rPr>
-                                <w:rFonts w:hint="eastAsia"/>
-                                <w:color w:val="2F5496" w:themeColor="accent1" w:themeShade="BF"/>
-                                <w:sz w:val="24"/>
-                                <w:szCs w:val="28"/>
-                              </w:rPr>
-                              <w:t>文档</w:t>
+                              <w:t>查看ApiFox文档</w:t>
                             </w:r>
                           </w:p>
                           <w:p>
+                            <w:pPr>
+                              <w:rPr>
+                                <w:rFonts w:hint="eastAsia"/>
+                              </w:rPr>
+                            </w:pPr>
                             <w:hyperlink r:id="rId24" w:history="1">
                               <w:r>
                                 <w:rPr>
@@ -4430,38 +4462,15 @@
                               <w:rPr>
                                 <w:rFonts w:hint="eastAsia"/>
                               </w:rPr>
-                              <w:t xml:space="preserve"> </w:t>
+                              <w:t xml:space="preserve"> 此超链接指向ApiFox在线文档。</w:t>
                             </w:r>
-                            <w:proofErr w:type="gramStart"/>
-                            <w:r>
+                          </w:p>
+                          <w:p>
+                            <w:pPr>
                               <w:rPr>
                                 <w:rFonts w:hint="eastAsia"/>
                               </w:rPr>
-                              <w:t>此超链接</w:t>
-                            </w:r>
-                            <w:proofErr w:type="gramEnd"/>
-                            <w:r>
-                              <w:rPr>
-                                <w:rFonts w:hint="eastAsia"/>
-                              </w:rPr>
-                              <w:t>指向</w:t>
-                            </w:r>
-                            <w:proofErr w:type="spellStart"/>
-                            <w:r>
-                              <w:rPr>
-                                <w:rFonts w:hint="eastAsia"/>
-                              </w:rPr>
-                              <w:t>ApiFox</w:t>
-                            </w:r>
-                            <w:proofErr w:type="spellEnd"/>
-                            <w:r>
-                              <w:rPr>
-                                <w:rFonts w:hint="eastAsia"/>
-                              </w:rPr>
-                              <w:t>在线文档。</w:t>
-                            </w:r>
-                          </w:p>
-                          <w:p>
+                            </w:pPr>
                             <w:r>
                               <w:rPr>
                                 <w:rFonts w:hint="eastAsia"/>
@@ -4603,33 +4612,11 @@
           </mc:Fallback>
         </mc:AlternateContent>
       </w:r>
-      <w:proofErr w:type="spellStart"/>
       <w:r>
         <w:rPr>
           <w:rFonts w:hint="eastAsia"/>
         </w:rPr>
-        <w:t>IONet</w:t>
-      </w:r>
-      <w:proofErr w:type="spellEnd"/>
-      <w:r>
-        <w:rPr>
-          <w:rFonts w:hint="eastAsia"/>
-        </w:rPr>
-        <w:t>使用</w:t>
-      </w:r>
-      <w:proofErr w:type="spellStart"/>
-      <w:r>
-        <w:rPr>
-          <w:rFonts w:hint="eastAsia"/>
-        </w:rPr>
-        <w:t>Apifox</w:t>
-      </w:r>
-      <w:proofErr w:type="spellEnd"/>
-      <w:r>
-        <w:rPr>
-          <w:rFonts w:hint="eastAsia"/>
-        </w:rPr>
-        <w:t>编写API文档，您可以在此浏览在线文档</w:t>
+        <w:t>IONet使用Apifox编写API文档，您可以在此浏览在线文档</w:t>
       </w:r>
     </w:p>
     <w:p>
@@ -4640,6 +4627,9 @@
         </w:pBdr>
         <w:ind w:firstLine="420"/>
         <w:jc w:val="left"/>
+        <w:rPr>
+          <w:rFonts w:hint="eastAsia"/>
+        </w:rPr>
       </w:pPr>
       <w:r>
         <w:rPr>
@@ -4689,21 +4679,8 @@
           <w:szCs w:val="20"/>
           <w14:ligatures w14:val="none"/>
         </w:rPr>
-        <w:t xml:space="preserve">title: </w:t>
-      </w:r>
-      <w:proofErr w:type="spellStart"/>
-      <w:r>
-        <w:rPr>
-          <w:rFonts w:ascii="var(--monospace)" w:eastAsia="宋体" w:hAnsi="var(--monospace)" w:cs="宋体"/>
-          <w:color w:val="777777"/>
-          <w:kern w:val="0"/>
-          <w:sz w:val="20"/>
-          <w:szCs w:val="20"/>
-          <w14:ligatures w14:val="none"/>
-        </w:rPr>
-        <w:t>IONet</w:t>
-      </w:r>
-      <w:proofErr w:type="spellEnd"/>
+        <w:t>title: IONet</w:t>
+      </w:r>
     </w:p>
     <w:p>
       <w:pPr>
@@ -4737,7 +4714,6 @@
           <w14:ligatures w14:val="none"/>
         </w:rPr>
       </w:pPr>
-      <w:proofErr w:type="spellStart"/>
       <w:r>
         <w:rPr>
           <w:rFonts w:ascii="var(--monospace)" w:eastAsia="宋体" w:hAnsi="var(--monospace)" w:cs="宋体"/>
@@ -4747,19 +4723,7 @@
           <w:szCs w:val="20"/>
           <w14:ligatures w14:val="none"/>
         </w:rPr>
-        <w:t>language_tabs</w:t>
-      </w:r>
-      <w:proofErr w:type="spellEnd"/>
-      <w:r>
-        <w:rPr>
-          <w:rFonts w:ascii="var(--monospace)" w:eastAsia="宋体" w:hAnsi="var(--monospace)" w:cs="宋体"/>
-          <w:color w:val="777777"/>
-          <w:kern w:val="0"/>
-          <w:sz w:val="20"/>
-          <w:szCs w:val="20"/>
-          <w14:ligatures w14:val="none"/>
-        </w:rPr>
-        <w:t>:</w:t>
+        <w:t>language_tabs:</w:t>
       </w:r>
     </w:p>
     <w:p>
@@ -4891,31 +4855,7 @@
           <w:szCs w:val="20"/>
           <w14:ligatures w14:val="none"/>
         </w:rPr>
-        <w:t xml:space="preserve">  - </w:t>
-      </w:r>
-      <w:proofErr w:type="spellStart"/>
-      <w:r>
-        <w:rPr>
-          <w:rFonts w:ascii="var(--monospace)" w:eastAsia="宋体" w:hAnsi="var(--monospace)" w:cs="宋体"/>
-          <w:color w:val="777777"/>
-          <w:kern w:val="0"/>
-          <w:sz w:val="20"/>
-          <w:szCs w:val="20"/>
-          <w14:ligatures w14:val="none"/>
-        </w:rPr>
-        <w:t>javascript</w:t>
-      </w:r>
-      <w:proofErr w:type="spellEnd"/>
-      <w:r>
-        <w:rPr>
-          <w:rFonts w:ascii="var(--monospace)" w:eastAsia="宋体" w:hAnsi="var(--monospace)" w:cs="宋体"/>
-          <w:color w:val="777777"/>
-          <w:kern w:val="0"/>
-          <w:sz w:val="20"/>
-          <w:szCs w:val="20"/>
-          <w14:ligatures w14:val="none"/>
-        </w:rPr>
-        <w:t>: JavaScript</w:t>
+        <w:t xml:space="preserve">  - javascript: JavaScript</w:t>
       </w:r>
     </w:p>
     <w:p>
@@ -5047,31 +4987,7 @@
           <w:szCs w:val="20"/>
           <w14:ligatures w14:val="none"/>
         </w:rPr>
-        <w:t xml:space="preserve">  - </w:t>
-      </w:r>
-      <w:proofErr w:type="spellStart"/>
-      <w:r>
-        <w:rPr>
-          <w:rFonts w:ascii="var(--monospace)" w:eastAsia="宋体" w:hAnsi="var(--monospace)" w:cs="宋体"/>
-          <w:color w:val="777777"/>
-          <w:kern w:val="0"/>
-          <w:sz w:val="20"/>
-          <w:szCs w:val="20"/>
-          <w14:ligatures w14:val="none"/>
-        </w:rPr>
-        <w:t>php</w:t>
-      </w:r>
-      <w:proofErr w:type="spellEnd"/>
-      <w:r>
-        <w:rPr>
-          <w:rFonts w:ascii="var(--monospace)" w:eastAsia="宋体" w:hAnsi="var(--monospace)" w:cs="宋体"/>
-          <w:color w:val="777777"/>
-          <w:kern w:val="0"/>
-          <w:sz w:val="20"/>
-          <w:szCs w:val="20"/>
-          <w14:ligatures w14:val="none"/>
-        </w:rPr>
-        <w:t>: PHP</w:t>
+        <w:t xml:space="preserve">  - php: PHP</w:t>
       </w:r>
     </w:p>
     <w:p>
@@ -5194,7 +5110,6 @@
           <w14:ligatures w14:val="none"/>
         </w:rPr>
       </w:pPr>
-      <w:proofErr w:type="spellStart"/>
       <w:r>
         <w:rPr>
           <w:rFonts w:ascii="var(--monospace)" w:eastAsia="宋体" w:hAnsi="var(--monospace)" w:cs="宋体"/>
@@ -5204,19 +5119,7 @@
           <w:szCs w:val="20"/>
           <w14:ligatures w14:val="none"/>
         </w:rPr>
-        <w:t>toc_footers</w:t>
-      </w:r>
-      <w:proofErr w:type="spellEnd"/>
-      <w:r>
-        <w:rPr>
-          <w:rFonts w:ascii="var(--monospace)" w:eastAsia="宋体" w:hAnsi="var(--monospace)" w:cs="宋体"/>
-          <w:color w:val="777777"/>
-          <w:kern w:val="0"/>
-          <w:sz w:val="20"/>
-          <w:szCs w:val="20"/>
-          <w14:ligatures w14:val="none"/>
-        </w:rPr>
-        <w:t>: []</w:t>
+        <w:t>toc_footers: []</w:t>
       </w:r>
     </w:p>
     <w:p>
@@ -5339,7 +5242,6 @@
           <w14:ligatures w14:val="none"/>
         </w:rPr>
       </w:pPr>
-      <w:proofErr w:type="spellStart"/>
       <w:r>
         <w:rPr>
           <w:rFonts w:ascii="var(--monospace)" w:eastAsia="宋体" w:hAnsi="var(--monospace)" w:cs="宋体"/>
@@ -5349,19 +5251,7 @@
           <w:szCs w:val="20"/>
           <w14:ligatures w14:val="none"/>
         </w:rPr>
-        <w:t>code_clipboard</w:t>
-      </w:r>
-      <w:proofErr w:type="spellEnd"/>
-      <w:r>
-        <w:rPr>
-          <w:rFonts w:ascii="var(--monospace)" w:eastAsia="宋体" w:hAnsi="var(--monospace)" w:cs="宋体"/>
-          <w:color w:val="777777"/>
-          <w:kern w:val="0"/>
-          <w:sz w:val="20"/>
-          <w:szCs w:val="20"/>
-          <w14:ligatures w14:val="none"/>
-        </w:rPr>
-        <w:t>: true</w:t>
+        <w:t>code_clipboard: true</w:t>
       </w:r>
     </w:p>
     <w:p>
@@ -5396,7 +5286,6 @@
           <w14:ligatures w14:val="none"/>
         </w:rPr>
       </w:pPr>
-      <w:proofErr w:type="spellStart"/>
       <w:r>
         <w:rPr>
           <w:rFonts w:ascii="var(--monospace)" w:eastAsia="宋体" w:hAnsi="var(--monospace)" w:cs="宋体"/>
@@ -5406,33 +5295,8 @@
           <w:szCs w:val="20"/>
           <w14:ligatures w14:val="none"/>
         </w:rPr>
-        <w:t>highlight_theme</w:t>
-      </w:r>
-      <w:proofErr w:type="spellEnd"/>
-      <w:r>
-        <w:rPr>
-          <w:rFonts w:ascii="var(--monospace)" w:eastAsia="宋体" w:hAnsi="var(--monospace)" w:cs="宋体"/>
-          <w:color w:val="777777"/>
-          <w:kern w:val="0"/>
-          <w:sz w:val="20"/>
-          <w:szCs w:val="20"/>
-          <w14:ligatures w14:val="none"/>
-        </w:rPr>
-        <w:t xml:space="preserve">: </w:t>
-      </w:r>
-      <w:proofErr w:type="spellStart"/>
-      <w:r>
-        <w:rPr>
-          <w:rFonts w:ascii="var(--monospace)" w:eastAsia="宋体" w:hAnsi="var(--monospace)" w:cs="宋体"/>
-          <w:color w:val="777777"/>
-          <w:kern w:val="0"/>
-          <w:sz w:val="20"/>
-          <w:szCs w:val="20"/>
-          <w14:ligatures w14:val="none"/>
-        </w:rPr>
-        <w:t>darkula</w:t>
-      </w:r>
-      <w:proofErr w:type="spellEnd"/>
+        <w:t>highlight_theme: darkula</w:t>
+      </w:r>
     </w:p>
     <w:p>
       <w:pPr>
@@ -5466,7 +5330,6 @@
           <w14:ligatures w14:val="none"/>
         </w:rPr>
       </w:pPr>
-      <w:proofErr w:type="spellStart"/>
       <w:r>
         <w:rPr>
           <w:rFonts w:ascii="var(--monospace)" w:eastAsia="宋体" w:hAnsi="var(--monospace)" w:cs="宋体"/>
@@ -5476,19 +5339,7 @@
           <w:szCs w:val="20"/>
           <w14:ligatures w14:val="none"/>
         </w:rPr>
-        <w:t>headingLevel</w:t>
-      </w:r>
-      <w:proofErr w:type="spellEnd"/>
-      <w:r>
-        <w:rPr>
-          <w:rFonts w:ascii="var(--monospace)" w:eastAsia="宋体" w:hAnsi="var(--monospace)" w:cs="宋体"/>
-          <w:color w:val="777777"/>
-          <w:kern w:val="0"/>
-          <w:sz w:val="20"/>
-          <w:szCs w:val="20"/>
-          <w14:ligatures w14:val="none"/>
-        </w:rPr>
-        <w:t>: 2</w:t>
+        <w:t>headingLevel: 2</w:t>
       </w:r>
     </w:p>
     <w:p>
@@ -5532,31 +5383,7 @@
           <w:szCs w:val="20"/>
           <w14:ligatures w14:val="none"/>
         </w:rPr>
-        <w:t>generator: "@</w:t>
-      </w:r>
-      <w:proofErr w:type="spellStart"/>
-      <w:r>
-        <w:rPr>
-          <w:rFonts w:ascii="var(--monospace)" w:eastAsia="宋体" w:hAnsi="var(--monospace)" w:cs="宋体"/>
-          <w:color w:val="777777"/>
-          <w:kern w:val="0"/>
-          <w:sz w:val="20"/>
-          <w:szCs w:val="20"/>
-          <w14:ligatures w14:val="none"/>
-        </w:rPr>
-        <w:t>tarslib</w:t>
-      </w:r>
-      <w:proofErr w:type="spellEnd"/>
-      <w:r>
-        <w:rPr>
-          <w:rFonts w:ascii="var(--monospace)" w:eastAsia="宋体" w:hAnsi="var(--monospace)" w:cs="宋体"/>
-          <w:color w:val="777777"/>
-          <w:kern w:val="0"/>
-          <w:sz w:val="20"/>
-          <w:szCs w:val="20"/>
-          <w14:ligatures w14:val="none"/>
-        </w:rPr>
-        <w:t>/widdershins v4.0.23"</w:t>
+        <w:t>generator: "@tarslib/widdershins v4.0.23"</w:t>
       </w:r>
     </w:p>
     <w:p>
@@ -5612,7 +5439,6 @@
           <w14:ligatures w14:val="none"/>
         </w:rPr>
       </w:pPr>
-      <w:proofErr w:type="spellStart"/>
       <w:r>
         <w:rPr>
           <w:rFonts w:ascii="Helvetica" w:eastAsia="宋体" w:hAnsi="Helvetica" w:cs="宋体"/>
@@ -5626,7 +5452,6 @@
         </w:rPr>
         <w:t>IONet</w:t>
       </w:r>
-      <w:proofErr w:type="spellEnd"/>
     </w:p>
     <w:p>
       <w:pPr>
@@ -5840,31 +5665,7 @@
           <w:szCs w:val="24"/>
           <w14:ligatures w14:val="none"/>
         </w:rPr>
-        <w:t>POST /</w:t>
-      </w:r>
-      <w:proofErr w:type="spellStart"/>
-      <w:r>
-        <w:rPr>
-          <w:rFonts w:ascii="Helvetica" w:eastAsia="宋体" w:hAnsi="Helvetica" w:cs="宋体"/>
-          <w:color w:val="333333"/>
-          <w:kern w:val="0"/>
-          <w:sz w:val="24"/>
-          <w:szCs w:val="24"/>
-          <w14:ligatures w14:val="none"/>
-        </w:rPr>
-        <w:t>api</w:t>
-      </w:r>
-      <w:proofErr w:type="spellEnd"/>
-      <w:r>
-        <w:rPr>
-          <w:rFonts w:ascii="Helvetica" w:eastAsia="宋体" w:hAnsi="Helvetica" w:cs="宋体"/>
-          <w:color w:val="333333"/>
-          <w:kern w:val="0"/>
-          <w:sz w:val="24"/>
-          <w:szCs w:val="24"/>
-          <w14:ligatures w14:val="none"/>
-        </w:rPr>
-        <w:t>/server</w:t>
+        <w:t>POST /api/server</w:t>
       </w:r>
     </w:p>
     <w:p>
@@ -6188,7 +5989,7 @@
               <w:widowControl/>
               <w:jc w:val="center"/>
               <w:rPr>
-                <w:rFonts w:ascii="宋体" w:eastAsia="宋体" w:hAnsi="宋体" w:cs="宋体"/>
+                <w:rFonts w:ascii="宋体" w:eastAsia="宋体" w:hAnsi="宋体" w:cs="宋体" w:hint="eastAsia"/>
                 <w:b/>
                 <w:bCs/>
                 <w:kern w:val="0"/>
@@ -6235,7 +6036,7 @@
               <w:widowControl/>
               <w:jc w:val="center"/>
               <w:rPr>
-                <w:rFonts w:ascii="宋体" w:eastAsia="宋体" w:hAnsi="宋体" w:cs="宋体"/>
+                <w:rFonts w:ascii="宋体" w:eastAsia="宋体" w:hAnsi="宋体" w:cs="宋体" w:hint="eastAsia"/>
                 <w:b/>
                 <w:bCs/>
                 <w:kern w:val="0"/>
@@ -6282,7 +6083,7 @@
               <w:widowControl/>
               <w:jc w:val="center"/>
               <w:rPr>
-                <w:rFonts w:ascii="宋体" w:eastAsia="宋体" w:hAnsi="宋体" w:cs="宋体"/>
+                <w:rFonts w:ascii="宋体" w:eastAsia="宋体" w:hAnsi="宋体" w:cs="宋体" w:hint="eastAsia"/>
                 <w:b/>
                 <w:bCs/>
                 <w:kern w:val="0"/>
@@ -6329,7 +6130,7 @@
               <w:widowControl/>
               <w:jc w:val="center"/>
               <w:rPr>
-                <w:rFonts w:ascii="宋体" w:eastAsia="宋体" w:hAnsi="宋体" w:cs="宋体"/>
+                <w:rFonts w:ascii="宋体" w:eastAsia="宋体" w:hAnsi="宋体" w:cs="宋体" w:hint="eastAsia"/>
                 <w:b/>
                 <w:bCs/>
                 <w:kern w:val="0"/>
@@ -6381,7 +6182,7 @@
               <w:widowControl/>
               <w:jc w:val="left"/>
               <w:rPr>
-                <w:rFonts w:ascii="宋体" w:eastAsia="宋体" w:hAnsi="宋体" w:cs="宋体"/>
+                <w:rFonts w:ascii="宋体" w:eastAsia="宋体" w:hAnsi="宋体" w:cs="宋体" w:hint="eastAsia"/>
                 <w:kern w:val="0"/>
                 <w:sz w:val="24"/>
                 <w:szCs w:val="24"/>
@@ -6423,7 +6224,7 @@
               <w:widowControl/>
               <w:jc w:val="left"/>
               <w:rPr>
-                <w:rFonts w:ascii="宋体" w:eastAsia="宋体" w:hAnsi="宋体" w:cs="宋体"/>
+                <w:rFonts w:ascii="宋体" w:eastAsia="宋体" w:hAnsi="宋体" w:cs="宋体" w:hint="eastAsia"/>
                 <w:kern w:val="0"/>
                 <w:sz w:val="24"/>
                 <w:szCs w:val="24"/>
@@ -6469,7 +6270,7 @@
               <w:widowControl/>
               <w:jc w:val="left"/>
               <w:rPr>
-                <w:rFonts w:ascii="宋体" w:eastAsia="宋体" w:hAnsi="宋体" w:cs="宋体"/>
+                <w:rFonts w:ascii="宋体" w:eastAsia="宋体" w:hAnsi="宋体" w:cs="宋体" w:hint="eastAsia"/>
                 <w:kern w:val="0"/>
                 <w:sz w:val="24"/>
                 <w:szCs w:val="24"/>
@@ -6511,7 +6312,7 @@
               <w:widowControl/>
               <w:jc w:val="left"/>
               <w:rPr>
-                <w:rFonts w:ascii="宋体" w:eastAsia="宋体" w:hAnsi="宋体" w:cs="宋体"/>
+                <w:rFonts w:ascii="宋体" w:eastAsia="宋体" w:hAnsi="宋体" w:cs="宋体" w:hint="eastAsia"/>
                 <w:kern w:val="0"/>
                 <w:sz w:val="24"/>
                 <w:szCs w:val="24"/>
@@ -6661,7 +6462,7 @@
               <w:widowControl/>
               <w:jc w:val="center"/>
               <w:rPr>
-                <w:rFonts w:ascii="宋体" w:eastAsia="宋体" w:hAnsi="宋体" w:cs="宋体"/>
+                <w:rFonts w:ascii="宋体" w:eastAsia="宋体" w:hAnsi="宋体" w:cs="宋体" w:hint="eastAsia"/>
                 <w:b/>
                 <w:bCs/>
                 <w:kern w:val="0"/>
@@ -6708,7 +6509,7 @@
               <w:widowControl/>
               <w:jc w:val="center"/>
               <w:rPr>
-                <w:rFonts w:ascii="宋体" w:eastAsia="宋体" w:hAnsi="宋体" w:cs="宋体"/>
+                <w:rFonts w:ascii="宋体" w:eastAsia="宋体" w:hAnsi="宋体" w:cs="宋体" w:hint="eastAsia"/>
                 <w:b/>
                 <w:bCs/>
                 <w:kern w:val="0"/>
@@ -6755,7 +6556,7 @@
               <w:widowControl/>
               <w:jc w:val="center"/>
               <w:rPr>
-                <w:rFonts w:ascii="宋体" w:eastAsia="宋体" w:hAnsi="宋体" w:cs="宋体"/>
+                <w:rFonts w:ascii="宋体" w:eastAsia="宋体" w:hAnsi="宋体" w:cs="宋体" w:hint="eastAsia"/>
                 <w:b/>
                 <w:bCs/>
                 <w:kern w:val="0"/>
@@ -6802,7 +6603,7 @@
               <w:widowControl/>
               <w:jc w:val="center"/>
               <w:rPr>
-                <w:rFonts w:ascii="宋体" w:eastAsia="宋体" w:hAnsi="宋体" w:cs="宋体"/>
+                <w:rFonts w:ascii="宋体" w:eastAsia="宋体" w:hAnsi="宋体" w:cs="宋体" w:hint="eastAsia"/>
                 <w:b/>
                 <w:bCs/>
                 <w:kern w:val="0"/>
@@ -6849,7 +6650,7 @@
               <w:widowControl/>
               <w:jc w:val="center"/>
               <w:rPr>
-                <w:rFonts w:ascii="宋体" w:eastAsia="宋体" w:hAnsi="宋体" w:cs="宋体"/>
+                <w:rFonts w:ascii="宋体" w:eastAsia="宋体" w:hAnsi="宋体" w:cs="宋体" w:hint="eastAsia"/>
                 <w:b/>
                 <w:bCs/>
                 <w:kern w:val="0"/>
@@ -6896,7 +6697,7 @@
               <w:widowControl/>
               <w:jc w:val="center"/>
               <w:rPr>
-                <w:rFonts w:ascii="宋体" w:eastAsia="宋体" w:hAnsi="宋体" w:cs="宋体"/>
+                <w:rFonts w:ascii="宋体" w:eastAsia="宋体" w:hAnsi="宋体" w:cs="宋体" w:hint="eastAsia"/>
                 <w:b/>
                 <w:bCs/>
                 <w:kern w:val="0"/>
@@ -6948,35 +6749,23 @@
               <w:widowControl/>
               <w:jc w:val="left"/>
               <w:rPr>
-                <w:rFonts w:ascii="宋体" w:eastAsia="宋体" w:hAnsi="宋体" w:cs="宋体"/>
-                <w:kern w:val="0"/>
-                <w:sz w:val="24"/>
-                <w:szCs w:val="24"/>
-                <w14:ligatures w14:val="none"/>
-              </w:rPr>
-            </w:pPr>
-            <w:r>
-              <w:rPr>
-                <w:rFonts w:ascii="宋体" w:eastAsia="宋体" w:hAnsi="宋体" w:cs="宋体"/>
-                <w:kern w:val="0"/>
-                <w:sz w:val="24"/>
-                <w:szCs w:val="24"/>
-                <w14:ligatures w14:val="none"/>
-              </w:rPr>
-              <w:t xml:space="preserve">» </w:t>
-            </w:r>
-            <w:proofErr w:type="gramStart"/>
-            <w:r>
-              <w:rPr>
-                <w:rFonts w:ascii="宋体" w:eastAsia="宋体" w:hAnsi="宋体" w:cs="宋体"/>
-                <w:kern w:val="0"/>
-                <w:sz w:val="24"/>
-                <w:szCs w:val="24"/>
-                <w14:ligatures w14:val="none"/>
-              </w:rPr>
-              <w:t>area</w:t>
-            </w:r>
-            <w:proofErr w:type="gramEnd"/>
+                <w:rFonts w:ascii="宋体" w:eastAsia="宋体" w:hAnsi="宋体" w:cs="宋体" w:hint="eastAsia"/>
+                <w:kern w:val="0"/>
+                <w:sz w:val="24"/>
+                <w:szCs w:val="24"/>
+                <w14:ligatures w14:val="none"/>
+              </w:rPr>
+            </w:pPr>
+            <w:r>
+              <w:rPr>
+                <w:rFonts w:ascii="宋体" w:eastAsia="宋体" w:hAnsi="宋体" w:cs="宋体"/>
+                <w:kern w:val="0"/>
+                <w:sz w:val="24"/>
+                <w:szCs w:val="24"/>
+                <w14:ligatures w14:val="none"/>
+              </w:rPr>
+              <w:t>» area</w:t>
+            </w:r>
           </w:p>
         </w:tc>
         <w:tc>
@@ -7002,7 +6791,7 @@
               <w:widowControl/>
               <w:jc w:val="left"/>
               <w:rPr>
-                <w:rFonts w:ascii="宋体" w:eastAsia="宋体" w:hAnsi="宋体" w:cs="宋体"/>
+                <w:rFonts w:ascii="宋体" w:eastAsia="宋体" w:hAnsi="宋体" w:cs="宋体" w:hint="eastAsia"/>
                 <w:kern w:val="0"/>
                 <w:sz w:val="24"/>
                 <w:szCs w:val="24"/>
@@ -7044,7 +6833,7 @@
               <w:widowControl/>
               <w:jc w:val="left"/>
               <w:rPr>
-                <w:rFonts w:ascii="宋体" w:eastAsia="宋体" w:hAnsi="宋体" w:cs="宋体"/>
+                <w:rFonts w:ascii="宋体" w:eastAsia="宋体" w:hAnsi="宋体" w:cs="宋体" w:hint="eastAsia"/>
                 <w:kern w:val="0"/>
                 <w:sz w:val="24"/>
                 <w:szCs w:val="24"/>
@@ -7086,7 +6875,7 @@
               <w:widowControl/>
               <w:jc w:val="left"/>
               <w:rPr>
-                <w:rFonts w:ascii="宋体" w:eastAsia="宋体" w:hAnsi="宋体" w:cs="宋体"/>
+                <w:rFonts w:ascii="宋体" w:eastAsia="宋体" w:hAnsi="宋体" w:cs="宋体" w:hint="eastAsia"/>
                 <w:kern w:val="0"/>
                 <w:sz w:val="24"/>
                 <w:szCs w:val="24"/>
@@ -7128,7 +6917,7 @@
               <w:widowControl/>
               <w:jc w:val="left"/>
               <w:rPr>
-                <w:rFonts w:ascii="宋体" w:eastAsia="宋体" w:hAnsi="宋体" w:cs="宋体"/>
+                <w:rFonts w:ascii="宋体" w:eastAsia="宋体" w:hAnsi="宋体" w:cs="宋体" w:hint="eastAsia"/>
                 <w:kern w:val="0"/>
                 <w:sz w:val="24"/>
                 <w:szCs w:val="24"/>
@@ -7170,7 +6959,7 @@
               <w:widowControl/>
               <w:jc w:val="left"/>
               <w:rPr>
-                <w:rFonts w:ascii="宋体" w:eastAsia="宋体" w:hAnsi="宋体" w:cs="宋体"/>
+                <w:rFonts w:ascii="宋体" w:eastAsia="宋体" w:hAnsi="宋体" w:cs="宋体" w:hint="eastAsia"/>
                 <w:kern w:val="0"/>
                 <w:sz w:val="24"/>
                 <w:szCs w:val="24"/>
@@ -7219,35 +7008,23 @@
               <w:widowControl/>
               <w:jc w:val="left"/>
               <w:rPr>
-                <w:rFonts w:ascii="宋体" w:eastAsia="宋体" w:hAnsi="宋体" w:cs="宋体"/>
-                <w:kern w:val="0"/>
-                <w:sz w:val="24"/>
-                <w:szCs w:val="24"/>
-                <w14:ligatures w14:val="none"/>
-              </w:rPr>
-            </w:pPr>
-            <w:r>
-              <w:rPr>
-                <w:rFonts w:ascii="宋体" w:eastAsia="宋体" w:hAnsi="宋体" w:cs="宋体"/>
-                <w:kern w:val="0"/>
-                <w:sz w:val="24"/>
-                <w:szCs w:val="24"/>
-                <w14:ligatures w14:val="none"/>
-              </w:rPr>
-              <w:t xml:space="preserve">» </w:t>
-            </w:r>
-            <w:proofErr w:type="gramStart"/>
-            <w:r>
-              <w:rPr>
-                <w:rFonts w:ascii="宋体" w:eastAsia="宋体" w:hAnsi="宋体" w:cs="宋体"/>
-                <w:kern w:val="0"/>
-                <w:sz w:val="24"/>
-                <w:szCs w:val="24"/>
-                <w14:ligatures w14:val="none"/>
-              </w:rPr>
-              <w:t>name</w:t>
-            </w:r>
-            <w:proofErr w:type="gramEnd"/>
+                <w:rFonts w:ascii="宋体" w:eastAsia="宋体" w:hAnsi="宋体" w:cs="宋体" w:hint="eastAsia"/>
+                <w:kern w:val="0"/>
+                <w:sz w:val="24"/>
+                <w:szCs w:val="24"/>
+                <w14:ligatures w14:val="none"/>
+              </w:rPr>
+            </w:pPr>
+            <w:r>
+              <w:rPr>
+                <w:rFonts w:ascii="宋体" w:eastAsia="宋体" w:hAnsi="宋体" w:cs="宋体"/>
+                <w:kern w:val="0"/>
+                <w:sz w:val="24"/>
+                <w:szCs w:val="24"/>
+                <w14:ligatures w14:val="none"/>
+              </w:rPr>
+              <w:t>» name</w:t>
+            </w:r>
           </w:p>
         </w:tc>
         <w:tc>
@@ -7274,7 +7051,7 @@
               <w:widowControl/>
               <w:jc w:val="left"/>
               <w:rPr>
-                <w:rFonts w:ascii="宋体" w:eastAsia="宋体" w:hAnsi="宋体" w:cs="宋体"/>
+                <w:rFonts w:ascii="宋体" w:eastAsia="宋体" w:hAnsi="宋体" w:cs="宋体" w:hint="eastAsia"/>
                 <w:kern w:val="0"/>
                 <w:sz w:val="24"/>
                 <w:szCs w:val="24"/>
@@ -7317,7 +7094,7 @@
               <w:widowControl/>
               <w:jc w:val="left"/>
               <w:rPr>
-                <w:rFonts w:ascii="宋体" w:eastAsia="宋体" w:hAnsi="宋体" w:cs="宋体"/>
+                <w:rFonts w:ascii="宋体" w:eastAsia="宋体" w:hAnsi="宋体" w:cs="宋体" w:hint="eastAsia"/>
                 <w:kern w:val="0"/>
                 <w:sz w:val="24"/>
                 <w:szCs w:val="24"/>
@@ -7360,7 +7137,7 @@
               <w:widowControl/>
               <w:jc w:val="left"/>
               <w:rPr>
-                <w:rFonts w:ascii="宋体" w:eastAsia="宋体" w:hAnsi="宋体" w:cs="宋体"/>
+                <w:rFonts w:ascii="宋体" w:eastAsia="宋体" w:hAnsi="宋体" w:cs="宋体" w:hint="eastAsia"/>
                 <w:kern w:val="0"/>
                 <w:sz w:val="24"/>
                 <w:szCs w:val="24"/>
@@ -7403,7 +7180,7 @@
               <w:widowControl/>
               <w:jc w:val="left"/>
               <w:rPr>
-                <w:rFonts w:ascii="宋体" w:eastAsia="宋体" w:hAnsi="宋体" w:cs="宋体"/>
+                <w:rFonts w:ascii="宋体" w:eastAsia="宋体" w:hAnsi="宋体" w:cs="宋体" w:hint="eastAsia"/>
                 <w:kern w:val="0"/>
                 <w:sz w:val="24"/>
                 <w:szCs w:val="24"/>
@@ -7446,7 +7223,7 @@
               <w:widowControl/>
               <w:jc w:val="left"/>
               <w:rPr>
-                <w:rFonts w:ascii="宋体" w:eastAsia="宋体" w:hAnsi="宋体" w:cs="宋体"/>
+                <w:rFonts w:ascii="宋体" w:eastAsia="宋体" w:hAnsi="宋体" w:cs="宋体" w:hint="eastAsia"/>
                 <w:kern w:val="0"/>
                 <w:sz w:val="24"/>
                 <w:szCs w:val="24"/>
@@ -7571,31 +7348,7 @@
           <w:szCs w:val="24"/>
           <w14:ligatures w14:val="none"/>
         </w:rPr>
-        <w:t>POST /</w:t>
-      </w:r>
-      <w:proofErr w:type="spellStart"/>
-      <w:r>
-        <w:rPr>
-          <w:rFonts w:ascii="Helvetica" w:eastAsia="宋体" w:hAnsi="Helvetica" w:cs="宋体"/>
-          <w:color w:val="333333"/>
-          <w:kern w:val="0"/>
-          <w:sz w:val="24"/>
-          <w:szCs w:val="24"/>
-          <w14:ligatures w14:val="none"/>
-        </w:rPr>
-        <w:t>api</w:t>
-      </w:r>
-      <w:proofErr w:type="spellEnd"/>
-      <w:r>
-        <w:rPr>
-          <w:rFonts w:ascii="Helvetica" w:eastAsia="宋体" w:hAnsi="Helvetica" w:cs="宋体"/>
-          <w:color w:val="333333"/>
-          <w:kern w:val="0"/>
-          <w:sz w:val="24"/>
-          <w:szCs w:val="24"/>
-          <w14:ligatures w14:val="none"/>
-        </w:rPr>
-        <w:t>/auth/login</w:t>
+        <w:t>POST /api/auth/login</w:t>
       </w:r>
     </w:p>
     <w:p>
@@ -7859,7 +7612,7 @@
               <w:widowControl/>
               <w:jc w:val="center"/>
               <w:rPr>
-                <w:rFonts w:ascii="宋体" w:eastAsia="宋体" w:hAnsi="宋体" w:cs="宋体"/>
+                <w:rFonts w:ascii="宋体" w:eastAsia="宋体" w:hAnsi="宋体" w:cs="宋体" w:hint="eastAsia"/>
                 <w:b/>
                 <w:bCs/>
                 <w:kern w:val="0"/>
@@ -7907,7 +7660,7 @@
               <w:widowControl/>
               <w:jc w:val="center"/>
               <w:rPr>
-                <w:rFonts w:ascii="宋体" w:eastAsia="宋体" w:hAnsi="宋体" w:cs="宋体"/>
+                <w:rFonts w:ascii="宋体" w:eastAsia="宋体" w:hAnsi="宋体" w:cs="宋体" w:hint="eastAsia"/>
                 <w:b/>
                 <w:bCs/>
                 <w:kern w:val="0"/>
@@ -7954,7 +7707,7 @@
               <w:widowControl/>
               <w:jc w:val="center"/>
               <w:rPr>
-                <w:rFonts w:ascii="宋体" w:eastAsia="宋体" w:hAnsi="宋体" w:cs="宋体"/>
+                <w:rFonts w:ascii="宋体" w:eastAsia="宋体" w:hAnsi="宋体" w:cs="宋体" w:hint="eastAsia"/>
                 <w:b/>
                 <w:bCs/>
                 <w:kern w:val="0"/>
@@ -8001,7 +7754,7 @@
               <w:widowControl/>
               <w:jc w:val="center"/>
               <w:rPr>
-                <w:rFonts w:ascii="宋体" w:eastAsia="宋体" w:hAnsi="宋体" w:cs="宋体"/>
+                <w:rFonts w:ascii="宋体" w:eastAsia="宋体" w:hAnsi="宋体" w:cs="宋体" w:hint="eastAsia"/>
                 <w:b/>
                 <w:bCs/>
                 <w:kern w:val="0"/>
@@ -8048,7 +7801,7 @@
               <w:widowControl/>
               <w:jc w:val="center"/>
               <w:rPr>
-                <w:rFonts w:ascii="宋体" w:eastAsia="宋体" w:hAnsi="宋体" w:cs="宋体"/>
+                <w:rFonts w:ascii="宋体" w:eastAsia="宋体" w:hAnsi="宋体" w:cs="宋体" w:hint="eastAsia"/>
                 <w:b/>
                 <w:bCs/>
                 <w:kern w:val="0"/>
@@ -8095,7 +7848,7 @@
               <w:widowControl/>
               <w:jc w:val="center"/>
               <w:rPr>
-                <w:rFonts w:ascii="宋体" w:eastAsia="宋体" w:hAnsi="宋体" w:cs="宋体"/>
+                <w:rFonts w:ascii="宋体" w:eastAsia="宋体" w:hAnsi="宋体" w:cs="宋体" w:hint="eastAsia"/>
                 <w:b/>
                 <w:bCs/>
                 <w:kern w:val="0"/>
@@ -8146,7 +7899,7 @@
               <w:widowControl/>
               <w:jc w:val="left"/>
               <w:rPr>
-                <w:rFonts w:ascii="宋体" w:eastAsia="宋体" w:hAnsi="宋体" w:cs="宋体"/>
+                <w:rFonts w:ascii="宋体" w:eastAsia="宋体" w:hAnsi="宋体" w:cs="宋体" w:hint="eastAsia"/>
                 <w:kern w:val="0"/>
                 <w:sz w:val="24"/>
                 <w:szCs w:val="24"/>
@@ -8188,7 +7941,7 @@
               <w:widowControl/>
               <w:jc w:val="left"/>
               <w:rPr>
-                <w:rFonts w:ascii="宋体" w:eastAsia="宋体" w:hAnsi="宋体" w:cs="宋体"/>
+                <w:rFonts w:ascii="宋体" w:eastAsia="宋体" w:hAnsi="宋体" w:cs="宋体" w:hint="eastAsia"/>
                 <w:kern w:val="0"/>
                 <w:sz w:val="24"/>
                 <w:szCs w:val="24"/>
@@ -8230,7 +7983,7 @@
               <w:widowControl/>
               <w:jc w:val="left"/>
               <w:rPr>
-                <w:rFonts w:ascii="宋体" w:eastAsia="宋体" w:hAnsi="宋体" w:cs="宋体"/>
+                <w:rFonts w:ascii="宋体" w:eastAsia="宋体" w:hAnsi="宋体" w:cs="宋体" w:hint="eastAsia"/>
                 <w:kern w:val="0"/>
                 <w:sz w:val="24"/>
                 <w:szCs w:val="24"/>
@@ -8272,7 +8025,7 @@
               <w:widowControl/>
               <w:jc w:val="left"/>
               <w:rPr>
-                <w:rFonts w:ascii="宋体" w:eastAsia="宋体" w:hAnsi="宋体" w:cs="宋体"/>
+                <w:rFonts w:ascii="宋体" w:eastAsia="宋体" w:hAnsi="宋体" w:cs="宋体" w:hint="eastAsia"/>
                 <w:kern w:val="0"/>
                 <w:sz w:val="24"/>
                 <w:szCs w:val="24"/>
@@ -8314,7 +8067,7 @@
               <w:widowControl/>
               <w:jc w:val="left"/>
               <w:rPr>
-                <w:rFonts w:ascii="宋体" w:eastAsia="宋体" w:hAnsi="宋体" w:cs="宋体"/>
+                <w:rFonts w:ascii="宋体" w:eastAsia="宋体" w:hAnsi="宋体" w:cs="宋体" w:hint="eastAsia"/>
                 <w:kern w:val="0"/>
                 <w:sz w:val="24"/>
                 <w:szCs w:val="24"/>
@@ -8346,7 +8099,7 @@
               <w:widowControl/>
               <w:jc w:val="left"/>
               <w:rPr>
-                <w:rFonts w:ascii="宋体" w:eastAsia="宋体" w:hAnsi="宋体" w:cs="宋体"/>
+                <w:rFonts w:ascii="宋体" w:eastAsia="宋体" w:hAnsi="宋体" w:cs="宋体" w:hint="eastAsia"/>
                 <w:kern w:val="0"/>
                 <w:sz w:val="24"/>
                 <w:szCs w:val="24"/>
@@ -8394,35 +8147,23 @@
               <w:widowControl/>
               <w:jc w:val="left"/>
               <w:rPr>
-                <w:rFonts w:ascii="宋体" w:eastAsia="宋体" w:hAnsi="宋体" w:cs="宋体"/>
-                <w:kern w:val="0"/>
-                <w:sz w:val="24"/>
-                <w:szCs w:val="24"/>
-                <w14:ligatures w14:val="none"/>
-              </w:rPr>
-            </w:pPr>
-            <w:r>
-              <w:rPr>
-                <w:rFonts w:ascii="宋体" w:eastAsia="宋体" w:hAnsi="宋体" w:cs="宋体"/>
-                <w:kern w:val="0"/>
-                <w:sz w:val="24"/>
-                <w:szCs w:val="24"/>
-                <w14:ligatures w14:val="none"/>
-              </w:rPr>
-              <w:t xml:space="preserve">» </w:t>
-            </w:r>
-            <w:proofErr w:type="gramStart"/>
-            <w:r>
-              <w:rPr>
-                <w:rFonts w:ascii="宋体" w:eastAsia="宋体" w:hAnsi="宋体" w:cs="宋体"/>
-                <w:kern w:val="0"/>
-                <w:sz w:val="24"/>
-                <w:szCs w:val="24"/>
-                <w14:ligatures w14:val="none"/>
-              </w:rPr>
-              <w:t>username</w:t>
-            </w:r>
-            <w:proofErr w:type="gramEnd"/>
+                <w:rFonts w:ascii="宋体" w:eastAsia="宋体" w:hAnsi="宋体" w:cs="宋体" w:hint="eastAsia"/>
+                <w:kern w:val="0"/>
+                <w:sz w:val="24"/>
+                <w:szCs w:val="24"/>
+                <w14:ligatures w14:val="none"/>
+              </w:rPr>
+            </w:pPr>
+            <w:r>
+              <w:rPr>
+                <w:rFonts w:ascii="宋体" w:eastAsia="宋体" w:hAnsi="宋体" w:cs="宋体"/>
+                <w:kern w:val="0"/>
+                <w:sz w:val="24"/>
+                <w:szCs w:val="24"/>
+                <w14:ligatures w14:val="none"/>
+              </w:rPr>
+              <w:t>» username</w:t>
+            </w:r>
           </w:p>
         </w:tc>
         <w:tc>
@@ -8449,7 +8190,7 @@
               <w:widowControl/>
               <w:jc w:val="left"/>
               <w:rPr>
-                <w:rFonts w:ascii="宋体" w:eastAsia="宋体" w:hAnsi="宋体" w:cs="宋体"/>
+                <w:rFonts w:ascii="宋体" w:eastAsia="宋体" w:hAnsi="宋体" w:cs="宋体" w:hint="eastAsia"/>
                 <w:kern w:val="0"/>
                 <w:sz w:val="24"/>
                 <w:szCs w:val="24"/>
@@ -8492,7 +8233,7 @@
               <w:widowControl/>
               <w:jc w:val="left"/>
               <w:rPr>
-                <w:rFonts w:ascii="宋体" w:eastAsia="宋体" w:hAnsi="宋体" w:cs="宋体"/>
+                <w:rFonts w:ascii="宋体" w:eastAsia="宋体" w:hAnsi="宋体" w:cs="宋体" w:hint="eastAsia"/>
                 <w:kern w:val="0"/>
                 <w:sz w:val="24"/>
                 <w:szCs w:val="24"/>
@@ -8535,7 +8276,7 @@
               <w:widowControl/>
               <w:jc w:val="left"/>
               <w:rPr>
-                <w:rFonts w:ascii="宋体" w:eastAsia="宋体" w:hAnsi="宋体" w:cs="宋体"/>
+                <w:rFonts w:ascii="宋体" w:eastAsia="宋体" w:hAnsi="宋体" w:cs="宋体" w:hint="eastAsia"/>
                 <w:kern w:val="0"/>
                 <w:sz w:val="24"/>
                 <w:szCs w:val="24"/>
@@ -8578,7 +8319,7 @@
               <w:widowControl/>
               <w:jc w:val="left"/>
               <w:rPr>
-                <w:rFonts w:ascii="宋体" w:eastAsia="宋体" w:hAnsi="宋体" w:cs="宋体"/>
+                <w:rFonts w:ascii="宋体" w:eastAsia="宋体" w:hAnsi="宋体" w:cs="宋体" w:hint="eastAsia"/>
                 <w:kern w:val="0"/>
                 <w:sz w:val="24"/>
                 <w:szCs w:val="24"/>
@@ -8621,7 +8362,7 @@
               <w:widowControl/>
               <w:jc w:val="left"/>
               <w:rPr>
-                <w:rFonts w:ascii="宋体" w:eastAsia="宋体" w:hAnsi="宋体" w:cs="宋体"/>
+                <w:rFonts w:ascii="宋体" w:eastAsia="宋体" w:hAnsi="宋体" w:cs="宋体" w:hint="eastAsia"/>
                 <w:kern w:val="0"/>
                 <w:sz w:val="24"/>
                 <w:szCs w:val="24"/>
@@ -8668,35 +8409,23 @@
               <w:widowControl/>
               <w:jc w:val="left"/>
               <w:rPr>
-                <w:rFonts w:ascii="宋体" w:eastAsia="宋体" w:hAnsi="宋体" w:cs="宋体"/>
-                <w:kern w:val="0"/>
-                <w:sz w:val="24"/>
-                <w:szCs w:val="24"/>
-                <w14:ligatures w14:val="none"/>
-              </w:rPr>
-            </w:pPr>
-            <w:r>
-              <w:rPr>
-                <w:rFonts w:ascii="宋体" w:eastAsia="宋体" w:hAnsi="宋体" w:cs="宋体"/>
-                <w:kern w:val="0"/>
-                <w:sz w:val="24"/>
-                <w:szCs w:val="24"/>
-                <w14:ligatures w14:val="none"/>
-              </w:rPr>
-              <w:t xml:space="preserve">» </w:t>
-            </w:r>
-            <w:proofErr w:type="gramStart"/>
-            <w:r>
-              <w:rPr>
-                <w:rFonts w:ascii="宋体" w:eastAsia="宋体" w:hAnsi="宋体" w:cs="宋体"/>
-                <w:kern w:val="0"/>
-                <w:sz w:val="24"/>
-                <w:szCs w:val="24"/>
-                <w14:ligatures w14:val="none"/>
-              </w:rPr>
-              <w:t>password</w:t>
-            </w:r>
-            <w:proofErr w:type="gramEnd"/>
+                <w:rFonts w:ascii="宋体" w:eastAsia="宋体" w:hAnsi="宋体" w:cs="宋体" w:hint="eastAsia"/>
+                <w:kern w:val="0"/>
+                <w:sz w:val="24"/>
+                <w:szCs w:val="24"/>
+                <w14:ligatures w14:val="none"/>
+              </w:rPr>
+            </w:pPr>
+            <w:r>
+              <w:rPr>
+                <w:rFonts w:ascii="宋体" w:eastAsia="宋体" w:hAnsi="宋体" w:cs="宋体"/>
+                <w:kern w:val="0"/>
+                <w:sz w:val="24"/>
+                <w:szCs w:val="24"/>
+                <w14:ligatures w14:val="none"/>
+              </w:rPr>
+              <w:t>» password</w:t>
+            </w:r>
           </w:p>
         </w:tc>
         <w:tc>
@@ -8722,7 +8451,7 @@
               <w:widowControl/>
               <w:jc w:val="left"/>
               <w:rPr>
-                <w:rFonts w:ascii="宋体" w:eastAsia="宋体" w:hAnsi="宋体" w:cs="宋体"/>
+                <w:rFonts w:ascii="宋体" w:eastAsia="宋体" w:hAnsi="宋体" w:cs="宋体" w:hint="eastAsia"/>
                 <w:kern w:val="0"/>
                 <w:sz w:val="24"/>
                 <w:szCs w:val="24"/>
@@ -8764,7 +8493,7 @@
               <w:widowControl/>
               <w:jc w:val="left"/>
               <w:rPr>
-                <w:rFonts w:ascii="宋体" w:eastAsia="宋体" w:hAnsi="宋体" w:cs="宋体"/>
+                <w:rFonts w:ascii="宋体" w:eastAsia="宋体" w:hAnsi="宋体" w:cs="宋体" w:hint="eastAsia"/>
                 <w:kern w:val="0"/>
                 <w:sz w:val="24"/>
                 <w:szCs w:val="24"/>
@@ -8806,7 +8535,7 @@
               <w:widowControl/>
               <w:jc w:val="left"/>
               <w:rPr>
-                <w:rFonts w:ascii="宋体" w:eastAsia="宋体" w:hAnsi="宋体" w:cs="宋体"/>
+                <w:rFonts w:ascii="宋体" w:eastAsia="宋体" w:hAnsi="宋体" w:cs="宋体" w:hint="eastAsia"/>
                 <w:kern w:val="0"/>
                 <w:sz w:val="24"/>
                 <w:szCs w:val="24"/>
@@ -8848,7 +8577,7 @@
               <w:widowControl/>
               <w:jc w:val="left"/>
               <w:rPr>
-                <w:rFonts w:ascii="宋体" w:eastAsia="宋体" w:hAnsi="宋体" w:cs="宋体"/>
+                <w:rFonts w:ascii="宋体" w:eastAsia="宋体" w:hAnsi="宋体" w:cs="宋体" w:hint="eastAsia"/>
                 <w:kern w:val="0"/>
                 <w:sz w:val="24"/>
                 <w:szCs w:val="24"/>
@@ -8890,7 +8619,7 @@
               <w:widowControl/>
               <w:jc w:val="left"/>
               <w:rPr>
-                <w:rFonts w:ascii="宋体" w:eastAsia="宋体" w:hAnsi="宋体" w:cs="宋体"/>
+                <w:rFonts w:ascii="宋体" w:eastAsia="宋体" w:hAnsi="宋体" w:cs="宋体" w:hint="eastAsia"/>
                 <w:kern w:val="0"/>
                 <w:sz w:val="24"/>
                 <w:szCs w:val="24"/>
@@ -9218,9 +8947,49 @@
           <w:sz w:val="22"/>
           <w14:ligatures w14:val="none"/>
         </w:rPr>
-        <w:t>"</w:t>
-      </w:r>
-      <w:proofErr w:type="spellStart"/>
+        <w:t>"groupid"</w:t>
+      </w:r>
+      <w:r>
+        <w:rPr>
+          <w:rFonts w:ascii="var(--monospace)" w:eastAsia="宋体" w:hAnsi="var(--monospace)" w:cs="宋体"/>
+          <w:color w:val="333333"/>
+          <w:kern w:val="0"/>
+          <w:sz w:val="22"/>
+          <w14:ligatures w14:val="none"/>
+        </w:rPr>
+        <w:t xml:space="preserve">: </w:t>
+      </w:r>
+      <w:r>
+        <w:rPr>
+          <w:rFonts w:ascii="var(--monospace)" w:eastAsia="宋体" w:hAnsi="var(--monospace)" w:cs="宋体"/>
+          <w:color w:val="116644"/>
+          <w:kern w:val="0"/>
+          <w:sz w:val="22"/>
+          <w14:ligatures w14:val="none"/>
+        </w:rPr>
+        <w:t>0</w:t>
+      </w:r>
+      <w:r>
+        <w:rPr>
+          <w:rFonts w:ascii="var(--monospace)" w:eastAsia="宋体" w:hAnsi="var(--monospace)" w:cs="宋体"/>
+          <w:color w:val="333333"/>
+          <w:kern w:val="0"/>
+          <w:sz w:val="22"/>
+          <w14:ligatures w14:val="none"/>
+        </w:rPr>
+        <w:t>,</w:t>
+      </w:r>
+      <w:r>
+        <w:rPr>
+          <w:rFonts w:ascii="var(--monospace)" w:eastAsia="宋体" w:hAnsi="var(--monospace)" w:cs="宋体"/>
+          <w:color w:val="333333"/>
+          <w:kern w:val="0"/>
+          <w:sz w:val="22"/>
+          <w14:ligatures w14:val="none"/>
+        </w:rPr>
+        <w:br/>
+        <w:t>   </w:t>
+      </w:r>
       <w:r>
         <w:rPr>
           <w:rFonts w:ascii="var(--monospace)" w:eastAsia="宋体" w:hAnsi="var(--monospace)" w:cs="宋体"/>
@@ -9229,9 +8998,49 @@
           <w:sz w:val="22"/>
           <w14:ligatures w14:val="none"/>
         </w:rPr>
-        <w:t>groupid</w:t>
-      </w:r>
-      <w:proofErr w:type="spellEnd"/>
+        <w:t>"token"</w:t>
+      </w:r>
+      <w:r>
+        <w:rPr>
+          <w:rFonts w:ascii="var(--monospace)" w:eastAsia="宋体" w:hAnsi="var(--monospace)" w:cs="宋体"/>
+          <w:color w:val="333333"/>
+          <w:kern w:val="0"/>
+          <w:sz w:val="22"/>
+          <w14:ligatures w14:val="none"/>
+        </w:rPr>
+        <w:t xml:space="preserve">: </w:t>
+      </w:r>
+      <w:r>
+        <w:rPr>
+          <w:rFonts w:ascii="var(--monospace)" w:eastAsia="宋体" w:hAnsi="var(--monospace)" w:cs="宋体"/>
+          <w:color w:val="AA1111"/>
+          <w:kern w:val="0"/>
+          <w:sz w:val="22"/>
+          <w14:ligatures w14:val="none"/>
+        </w:rPr>
+        <w:t>"59694cdc1e654196b3f012a95d593bd9"</w:t>
+      </w:r>
+      <w:r>
+        <w:rPr>
+          <w:rFonts w:ascii="var(--monospace)" w:eastAsia="宋体" w:hAnsi="var(--monospace)" w:cs="宋体"/>
+          <w:color w:val="333333"/>
+          <w:kern w:val="0"/>
+          <w:sz w:val="22"/>
+          <w14:ligatures w14:val="none"/>
+        </w:rPr>
+        <w:t>,</w:t>
+      </w:r>
+      <w:r>
+        <w:rPr>
+          <w:rFonts w:ascii="var(--monospace)" w:eastAsia="宋体" w:hAnsi="var(--monospace)" w:cs="宋体"/>
+          <w:color w:val="333333"/>
+          <w:kern w:val="0"/>
+          <w:sz w:val="22"/>
+          <w14:ligatures w14:val="none"/>
+        </w:rPr>
+        <w:br/>
+        <w:t>   </w:t>
+      </w:r>
       <w:r>
         <w:rPr>
           <w:rFonts w:ascii="var(--monospace)" w:eastAsia="宋体" w:hAnsi="var(--monospace)" w:cs="宋体"/>
@@ -9240,7 +9049,7 @@
           <w:sz w:val="22"/>
           <w14:ligatures w14:val="none"/>
         </w:rPr>
-        <w:t>"</w:t>
+        <w:t>"username"</w:t>
       </w:r>
       <w:r>
         <w:rPr>
@@ -9255,136 +9064,12 @@
       <w:r>
         <w:rPr>
           <w:rFonts w:ascii="var(--monospace)" w:eastAsia="宋体" w:hAnsi="var(--monospace)" w:cs="宋体"/>
-          <w:color w:val="116644"/>
+          <w:color w:val="AA1111"/>
           <w:kern w:val="0"/>
           <w:sz w:val="22"/>
           <w14:ligatures w14:val="none"/>
         </w:rPr>
-        <w:t>0</w:t>
-      </w:r>
-      <w:r>
-        <w:rPr>
-          <w:rFonts w:ascii="var(--monospace)" w:eastAsia="宋体" w:hAnsi="var(--monospace)" w:cs="宋体"/>
-          <w:color w:val="333333"/>
-          <w:kern w:val="0"/>
-          <w:sz w:val="22"/>
-          <w14:ligatures w14:val="none"/>
-        </w:rPr>
-        <w:t>,</w:t>
-      </w:r>
-      <w:r>
-        <w:rPr>
-          <w:rFonts w:ascii="var(--monospace)" w:eastAsia="宋体" w:hAnsi="var(--monospace)" w:cs="宋体"/>
-          <w:color w:val="333333"/>
-          <w:kern w:val="0"/>
-          <w:sz w:val="22"/>
-          <w14:ligatures w14:val="none"/>
-        </w:rPr>
-        <w:br/>
-        <w:t>   </w:t>
-      </w:r>
-      <w:r>
-        <w:rPr>
-          <w:rFonts w:ascii="var(--monospace)" w:eastAsia="宋体" w:hAnsi="var(--monospace)" w:cs="宋体"/>
-          <w:color w:val="000000"/>
-          <w:kern w:val="0"/>
-          <w:sz w:val="22"/>
-          <w14:ligatures w14:val="none"/>
-        </w:rPr>
-        <w:t>"token"</w:t>
-      </w:r>
-      <w:r>
-        <w:rPr>
-          <w:rFonts w:ascii="var(--monospace)" w:eastAsia="宋体" w:hAnsi="var(--monospace)" w:cs="宋体"/>
-          <w:color w:val="333333"/>
-          <w:kern w:val="0"/>
-          <w:sz w:val="22"/>
-          <w14:ligatures w14:val="none"/>
-        </w:rPr>
-        <w:t xml:space="preserve">: </w:t>
-      </w:r>
-      <w:r>
-        <w:rPr>
-          <w:rFonts w:ascii="var(--monospace)" w:eastAsia="宋体" w:hAnsi="var(--monospace)" w:cs="宋体"/>
-          <w:color w:val="AA1111"/>
-          <w:kern w:val="0"/>
-          <w:sz w:val="22"/>
-          <w14:ligatures w14:val="none"/>
-        </w:rPr>
-        <w:t>"59694cdc1e654196b3f012a95d593bd9"</w:t>
-      </w:r>
-      <w:r>
-        <w:rPr>
-          <w:rFonts w:ascii="var(--monospace)" w:eastAsia="宋体" w:hAnsi="var(--monospace)" w:cs="宋体"/>
-          <w:color w:val="333333"/>
-          <w:kern w:val="0"/>
-          <w:sz w:val="22"/>
-          <w14:ligatures w14:val="none"/>
-        </w:rPr>
-        <w:t>,</w:t>
-      </w:r>
-      <w:r>
-        <w:rPr>
-          <w:rFonts w:ascii="var(--monospace)" w:eastAsia="宋体" w:hAnsi="var(--monospace)" w:cs="宋体"/>
-          <w:color w:val="333333"/>
-          <w:kern w:val="0"/>
-          <w:sz w:val="22"/>
-          <w14:ligatures w14:val="none"/>
-        </w:rPr>
-        <w:br/>
-        <w:t>   </w:t>
-      </w:r>
-      <w:r>
-        <w:rPr>
-          <w:rFonts w:ascii="var(--monospace)" w:eastAsia="宋体" w:hAnsi="var(--monospace)" w:cs="宋体"/>
-          <w:color w:val="000000"/>
-          <w:kern w:val="0"/>
-          <w:sz w:val="22"/>
-          <w14:ligatures w14:val="none"/>
-        </w:rPr>
-        <w:t>"username"</w:t>
-      </w:r>
-      <w:r>
-        <w:rPr>
-          <w:rFonts w:ascii="var(--monospace)" w:eastAsia="宋体" w:hAnsi="var(--monospace)" w:cs="宋体"/>
-          <w:color w:val="333333"/>
-          <w:kern w:val="0"/>
-          <w:sz w:val="22"/>
-          <w14:ligatures w14:val="none"/>
-        </w:rPr>
-        <w:t xml:space="preserve">: </w:t>
-      </w:r>
-      <w:r>
-        <w:rPr>
-          <w:rFonts w:ascii="var(--monospace)" w:eastAsia="宋体" w:hAnsi="var(--monospace)" w:cs="宋体"/>
-          <w:color w:val="AA1111"/>
-          <w:kern w:val="0"/>
-          <w:sz w:val="22"/>
-          <w14:ligatures w14:val="none"/>
-        </w:rPr>
-        <w:t>"</w:t>
-      </w:r>
-      <w:proofErr w:type="spellStart"/>
-      <w:r>
-        <w:rPr>
-          <w:rFonts w:ascii="var(--monospace)" w:eastAsia="宋体" w:hAnsi="var(--monospace)" w:cs="宋体"/>
-          <w:color w:val="AA1111"/>
-          <w:kern w:val="0"/>
-          <w:sz w:val="22"/>
-          <w14:ligatures w14:val="none"/>
-        </w:rPr>
-        <w:t>TestUser</w:t>
-      </w:r>
-      <w:proofErr w:type="spellEnd"/>
-      <w:r>
-        <w:rPr>
-          <w:rFonts w:ascii="var(--monospace)" w:eastAsia="宋体" w:hAnsi="var(--monospace)" w:cs="宋体"/>
-          <w:color w:val="AA1111"/>
-          <w:kern w:val="0"/>
-          <w:sz w:val="22"/>
-          <w14:ligatures w14:val="none"/>
-        </w:rPr>
-        <w:t>"</w:t>
+        <w:t>"TestUser"</w:t>
       </w:r>
       <w:r>
         <w:rPr>
@@ -9759,7 +9444,7 @@
               <w:widowControl/>
               <w:jc w:val="center"/>
               <w:rPr>
-                <w:rFonts w:ascii="宋体" w:eastAsia="宋体" w:hAnsi="宋体" w:cs="宋体"/>
+                <w:rFonts w:ascii="宋体" w:eastAsia="宋体" w:hAnsi="宋体" w:cs="宋体" w:hint="eastAsia"/>
                 <w:b/>
                 <w:bCs/>
                 <w:kern w:val="0"/>
@@ -9806,7 +9491,7 @@
               <w:widowControl/>
               <w:jc w:val="center"/>
               <w:rPr>
-                <w:rFonts w:ascii="宋体" w:eastAsia="宋体" w:hAnsi="宋体" w:cs="宋体"/>
+                <w:rFonts w:ascii="宋体" w:eastAsia="宋体" w:hAnsi="宋体" w:cs="宋体" w:hint="eastAsia"/>
                 <w:b/>
                 <w:bCs/>
                 <w:kern w:val="0"/>
@@ -9853,7 +9538,7 @@
               <w:widowControl/>
               <w:jc w:val="center"/>
               <w:rPr>
-                <w:rFonts w:ascii="宋体" w:eastAsia="宋体" w:hAnsi="宋体" w:cs="宋体"/>
+                <w:rFonts w:ascii="宋体" w:eastAsia="宋体" w:hAnsi="宋体" w:cs="宋体" w:hint="eastAsia"/>
                 <w:b/>
                 <w:bCs/>
                 <w:kern w:val="0"/>
@@ -9900,7 +9585,7 @@
               <w:widowControl/>
               <w:jc w:val="center"/>
               <w:rPr>
-                <w:rFonts w:ascii="宋体" w:eastAsia="宋体" w:hAnsi="宋体" w:cs="宋体"/>
+                <w:rFonts w:ascii="宋体" w:eastAsia="宋体" w:hAnsi="宋体" w:cs="宋体" w:hint="eastAsia"/>
                 <w:b/>
                 <w:bCs/>
                 <w:kern w:val="0"/>
@@ -9951,7 +9636,7 @@
               <w:widowControl/>
               <w:jc w:val="left"/>
               <w:rPr>
-                <w:rFonts w:ascii="宋体" w:eastAsia="宋体" w:hAnsi="宋体" w:cs="宋体"/>
+                <w:rFonts w:ascii="宋体" w:eastAsia="宋体" w:hAnsi="宋体" w:cs="宋体" w:hint="eastAsia"/>
                 <w:kern w:val="0"/>
                 <w:sz w:val="24"/>
                 <w:szCs w:val="24"/>
@@ -9993,7 +9678,7 @@
               <w:widowControl/>
               <w:jc w:val="left"/>
               <w:rPr>
-                <w:rFonts w:ascii="宋体" w:eastAsia="宋体" w:hAnsi="宋体" w:cs="宋体"/>
+                <w:rFonts w:ascii="宋体" w:eastAsia="宋体" w:hAnsi="宋体" w:cs="宋体" w:hint="eastAsia"/>
                 <w:kern w:val="0"/>
                 <w:sz w:val="24"/>
                 <w:szCs w:val="24"/>
@@ -10039,7 +9724,7 @@
               <w:widowControl/>
               <w:jc w:val="left"/>
               <w:rPr>
-                <w:rFonts w:ascii="宋体" w:eastAsia="宋体" w:hAnsi="宋体" w:cs="宋体"/>
+                <w:rFonts w:ascii="宋体" w:eastAsia="宋体" w:hAnsi="宋体" w:cs="宋体" w:hint="eastAsia"/>
                 <w:kern w:val="0"/>
                 <w:sz w:val="24"/>
                 <w:szCs w:val="24"/>
@@ -10081,7 +9766,7 @@
               <w:widowControl/>
               <w:jc w:val="left"/>
               <w:rPr>
-                <w:rFonts w:ascii="宋体" w:eastAsia="宋体" w:hAnsi="宋体" w:cs="宋体"/>
+                <w:rFonts w:ascii="宋体" w:eastAsia="宋体" w:hAnsi="宋体" w:cs="宋体" w:hint="eastAsia"/>
                 <w:kern w:val="0"/>
                 <w:sz w:val="24"/>
                 <w:szCs w:val="24"/>
@@ -10231,7 +9916,7 @@
               <w:widowControl/>
               <w:jc w:val="center"/>
               <w:rPr>
-                <w:rFonts w:ascii="宋体" w:eastAsia="宋体" w:hAnsi="宋体" w:cs="宋体"/>
+                <w:rFonts w:ascii="宋体" w:eastAsia="宋体" w:hAnsi="宋体" w:cs="宋体" w:hint="eastAsia"/>
                 <w:b/>
                 <w:bCs/>
                 <w:kern w:val="0"/>
@@ -10279,7 +9964,7 @@
               <w:widowControl/>
               <w:jc w:val="center"/>
               <w:rPr>
-                <w:rFonts w:ascii="宋体" w:eastAsia="宋体" w:hAnsi="宋体" w:cs="宋体"/>
+                <w:rFonts w:ascii="宋体" w:eastAsia="宋体" w:hAnsi="宋体" w:cs="宋体" w:hint="eastAsia"/>
                 <w:b/>
                 <w:bCs/>
                 <w:kern w:val="0"/>
@@ -10326,7 +10011,7 @@
               <w:widowControl/>
               <w:jc w:val="center"/>
               <w:rPr>
-                <w:rFonts w:ascii="宋体" w:eastAsia="宋体" w:hAnsi="宋体" w:cs="宋体"/>
+                <w:rFonts w:ascii="宋体" w:eastAsia="宋体" w:hAnsi="宋体" w:cs="宋体" w:hint="eastAsia"/>
                 <w:b/>
                 <w:bCs/>
                 <w:kern w:val="0"/>
@@ -10373,7 +10058,7 @@
               <w:widowControl/>
               <w:jc w:val="center"/>
               <w:rPr>
-                <w:rFonts w:ascii="宋体" w:eastAsia="宋体" w:hAnsi="宋体" w:cs="宋体"/>
+                <w:rFonts w:ascii="宋体" w:eastAsia="宋体" w:hAnsi="宋体" w:cs="宋体" w:hint="eastAsia"/>
                 <w:b/>
                 <w:bCs/>
                 <w:kern w:val="0"/>
@@ -10420,7 +10105,7 @@
               <w:widowControl/>
               <w:jc w:val="center"/>
               <w:rPr>
-                <w:rFonts w:ascii="宋体" w:eastAsia="宋体" w:hAnsi="宋体" w:cs="宋体"/>
+                <w:rFonts w:ascii="宋体" w:eastAsia="宋体" w:hAnsi="宋体" w:cs="宋体" w:hint="eastAsia"/>
                 <w:b/>
                 <w:bCs/>
                 <w:kern w:val="0"/>
@@ -10467,7 +10152,7 @@
               <w:widowControl/>
               <w:jc w:val="center"/>
               <w:rPr>
-                <w:rFonts w:ascii="宋体" w:eastAsia="宋体" w:hAnsi="宋体" w:cs="宋体"/>
+                <w:rFonts w:ascii="宋体" w:eastAsia="宋体" w:hAnsi="宋体" w:cs="宋体" w:hint="eastAsia"/>
                 <w:b/>
                 <w:bCs/>
                 <w:kern w:val="0"/>
@@ -10519,35 +10204,23 @@
               <w:widowControl/>
               <w:jc w:val="left"/>
               <w:rPr>
-                <w:rFonts w:ascii="宋体" w:eastAsia="宋体" w:hAnsi="宋体" w:cs="宋体"/>
-                <w:kern w:val="0"/>
-                <w:sz w:val="24"/>
-                <w:szCs w:val="24"/>
-                <w14:ligatures w14:val="none"/>
-              </w:rPr>
-            </w:pPr>
-            <w:r>
-              <w:rPr>
-                <w:rFonts w:ascii="宋体" w:eastAsia="宋体" w:hAnsi="宋体" w:cs="宋体"/>
-                <w:kern w:val="0"/>
-                <w:sz w:val="24"/>
-                <w:szCs w:val="24"/>
-                <w14:ligatures w14:val="none"/>
-              </w:rPr>
-              <w:t xml:space="preserve">» </w:t>
-            </w:r>
-            <w:proofErr w:type="gramStart"/>
-            <w:r>
-              <w:rPr>
-                <w:rFonts w:ascii="宋体" w:eastAsia="宋体" w:hAnsi="宋体" w:cs="宋体"/>
-                <w:kern w:val="0"/>
-                <w:sz w:val="24"/>
-                <w:szCs w:val="24"/>
-                <w14:ligatures w14:val="none"/>
-              </w:rPr>
-              <w:t>code</w:t>
-            </w:r>
-            <w:proofErr w:type="gramEnd"/>
+                <w:rFonts w:ascii="宋体" w:eastAsia="宋体" w:hAnsi="宋体" w:cs="宋体" w:hint="eastAsia"/>
+                <w:kern w:val="0"/>
+                <w:sz w:val="24"/>
+                <w:szCs w:val="24"/>
+                <w14:ligatures w14:val="none"/>
+              </w:rPr>
+            </w:pPr>
+            <w:r>
+              <w:rPr>
+                <w:rFonts w:ascii="宋体" w:eastAsia="宋体" w:hAnsi="宋体" w:cs="宋体"/>
+                <w:kern w:val="0"/>
+                <w:sz w:val="24"/>
+                <w:szCs w:val="24"/>
+                <w14:ligatures w14:val="none"/>
+              </w:rPr>
+              <w:t>» code</w:t>
+            </w:r>
           </w:p>
         </w:tc>
         <w:tc>
@@ -10573,7 +10246,7 @@
               <w:widowControl/>
               <w:jc w:val="left"/>
               <w:rPr>
-                <w:rFonts w:ascii="宋体" w:eastAsia="宋体" w:hAnsi="宋体" w:cs="宋体"/>
+                <w:rFonts w:ascii="宋体" w:eastAsia="宋体" w:hAnsi="宋体" w:cs="宋体" w:hint="eastAsia"/>
                 <w:kern w:val="0"/>
                 <w:sz w:val="24"/>
                 <w:szCs w:val="24"/>
@@ -10615,7 +10288,7 @@
               <w:widowControl/>
               <w:jc w:val="left"/>
               <w:rPr>
-                <w:rFonts w:ascii="宋体" w:eastAsia="宋体" w:hAnsi="宋体" w:cs="宋体"/>
+                <w:rFonts w:ascii="宋体" w:eastAsia="宋体" w:hAnsi="宋体" w:cs="宋体" w:hint="eastAsia"/>
                 <w:kern w:val="0"/>
                 <w:sz w:val="24"/>
                 <w:szCs w:val="24"/>
@@ -10657,7 +10330,7 @@
               <w:widowControl/>
               <w:jc w:val="left"/>
               <w:rPr>
-                <w:rFonts w:ascii="宋体" w:eastAsia="宋体" w:hAnsi="宋体" w:cs="宋体"/>
+                <w:rFonts w:ascii="宋体" w:eastAsia="宋体" w:hAnsi="宋体" w:cs="宋体" w:hint="eastAsia"/>
                 <w:kern w:val="0"/>
                 <w:sz w:val="24"/>
                 <w:szCs w:val="24"/>
@@ -10699,7 +10372,7 @@
               <w:widowControl/>
               <w:jc w:val="left"/>
               <w:rPr>
-                <w:rFonts w:ascii="宋体" w:eastAsia="宋体" w:hAnsi="宋体" w:cs="宋体"/>
+                <w:rFonts w:ascii="宋体" w:eastAsia="宋体" w:hAnsi="宋体" w:cs="宋体" w:hint="eastAsia"/>
                 <w:kern w:val="0"/>
                 <w:sz w:val="24"/>
                 <w:szCs w:val="24"/>
@@ -10741,7 +10414,7 @@
               <w:widowControl/>
               <w:jc w:val="left"/>
               <w:rPr>
-                <w:rFonts w:ascii="宋体" w:eastAsia="宋体" w:hAnsi="宋体" w:cs="宋体"/>
+                <w:rFonts w:ascii="宋体" w:eastAsia="宋体" w:hAnsi="宋体" w:cs="宋体" w:hint="eastAsia"/>
                 <w:kern w:val="0"/>
                 <w:sz w:val="24"/>
                 <w:szCs w:val="24"/>
@@ -10790,35 +10463,23 @@
               <w:widowControl/>
               <w:jc w:val="left"/>
               <w:rPr>
-                <w:rFonts w:ascii="宋体" w:eastAsia="宋体" w:hAnsi="宋体" w:cs="宋体"/>
-                <w:kern w:val="0"/>
-                <w:sz w:val="24"/>
-                <w:szCs w:val="24"/>
-                <w14:ligatures w14:val="none"/>
-              </w:rPr>
-            </w:pPr>
-            <w:r>
-              <w:rPr>
-                <w:rFonts w:ascii="宋体" w:eastAsia="宋体" w:hAnsi="宋体" w:cs="宋体"/>
-                <w:kern w:val="0"/>
-                <w:sz w:val="24"/>
-                <w:szCs w:val="24"/>
-                <w14:ligatures w14:val="none"/>
-              </w:rPr>
-              <w:t xml:space="preserve">» </w:t>
-            </w:r>
-            <w:proofErr w:type="gramStart"/>
-            <w:r>
-              <w:rPr>
-                <w:rFonts w:ascii="宋体" w:eastAsia="宋体" w:hAnsi="宋体" w:cs="宋体"/>
-                <w:kern w:val="0"/>
-                <w:sz w:val="24"/>
-                <w:szCs w:val="24"/>
-                <w14:ligatures w14:val="none"/>
-              </w:rPr>
-              <w:t>data</w:t>
-            </w:r>
-            <w:proofErr w:type="gramEnd"/>
+                <w:rFonts w:ascii="宋体" w:eastAsia="宋体" w:hAnsi="宋体" w:cs="宋体" w:hint="eastAsia"/>
+                <w:kern w:val="0"/>
+                <w:sz w:val="24"/>
+                <w:szCs w:val="24"/>
+                <w14:ligatures w14:val="none"/>
+              </w:rPr>
+            </w:pPr>
+            <w:r>
+              <w:rPr>
+                <w:rFonts w:ascii="宋体" w:eastAsia="宋体" w:hAnsi="宋体" w:cs="宋体"/>
+                <w:kern w:val="0"/>
+                <w:sz w:val="24"/>
+                <w:szCs w:val="24"/>
+                <w14:ligatures w14:val="none"/>
+              </w:rPr>
+              <w:t>» data</w:t>
+            </w:r>
           </w:p>
         </w:tc>
         <w:tc>
@@ -10845,7 +10506,7 @@
               <w:widowControl/>
               <w:jc w:val="left"/>
               <w:rPr>
-                <w:rFonts w:ascii="宋体" w:eastAsia="宋体" w:hAnsi="宋体" w:cs="宋体"/>
+                <w:rFonts w:ascii="宋体" w:eastAsia="宋体" w:hAnsi="宋体" w:cs="宋体" w:hint="eastAsia"/>
                 <w:kern w:val="0"/>
                 <w:sz w:val="24"/>
                 <w:szCs w:val="24"/>
@@ -10888,7 +10549,7 @@
               <w:widowControl/>
               <w:jc w:val="left"/>
               <w:rPr>
-                <w:rFonts w:ascii="宋体" w:eastAsia="宋体" w:hAnsi="宋体" w:cs="宋体"/>
+                <w:rFonts w:ascii="宋体" w:eastAsia="宋体" w:hAnsi="宋体" w:cs="宋体" w:hint="eastAsia"/>
                 <w:kern w:val="0"/>
                 <w:sz w:val="24"/>
                 <w:szCs w:val="24"/>
@@ -10931,7 +10592,7 @@
               <w:widowControl/>
               <w:jc w:val="left"/>
               <w:rPr>
-                <w:rFonts w:ascii="宋体" w:eastAsia="宋体" w:hAnsi="宋体" w:cs="宋体"/>
+                <w:rFonts w:ascii="宋体" w:eastAsia="宋体" w:hAnsi="宋体" w:cs="宋体" w:hint="eastAsia"/>
                 <w:kern w:val="0"/>
                 <w:sz w:val="24"/>
                 <w:szCs w:val="24"/>
@@ -10974,7 +10635,7 @@
               <w:widowControl/>
               <w:jc w:val="left"/>
               <w:rPr>
-                <w:rFonts w:ascii="宋体" w:eastAsia="宋体" w:hAnsi="宋体" w:cs="宋体"/>
+                <w:rFonts w:ascii="宋体" w:eastAsia="宋体" w:hAnsi="宋体" w:cs="宋体" w:hint="eastAsia"/>
                 <w:kern w:val="0"/>
                 <w:sz w:val="24"/>
                 <w:szCs w:val="24"/>
@@ -11007,7 +10668,7 @@
               <w:widowControl/>
               <w:jc w:val="left"/>
               <w:rPr>
-                <w:rFonts w:ascii="宋体" w:eastAsia="宋体" w:hAnsi="宋体" w:cs="宋体"/>
+                <w:rFonts w:ascii="宋体" w:eastAsia="宋体" w:hAnsi="宋体" w:cs="宋体" w:hint="eastAsia"/>
                 <w:kern w:val="0"/>
                 <w:sz w:val="24"/>
                 <w:szCs w:val="24"/>
@@ -11055,7 +10716,7 @@
               <w:widowControl/>
               <w:jc w:val="left"/>
               <w:rPr>
-                <w:rFonts w:ascii="宋体" w:eastAsia="宋体" w:hAnsi="宋体" w:cs="宋体"/>
+                <w:rFonts w:ascii="宋体" w:eastAsia="宋体" w:hAnsi="宋体" w:cs="宋体" w:hint="eastAsia"/>
                 <w:kern w:val="0"/>
                 <w:sz w:val="24"/>
                 <w:szCs w:val="24"/>
@@ -11097,7 +10758,7 @@
               <w:widowControl/>
               <w:jc w:val="left"/>
               <w:rPr>
-                <w:rFonts w:ascii="宋体" w:eastAsia="宋体" w:hAnsi="宋体" w:cs="宋体"/>
+                <w:rFonts w:ascii="宋体" w:eastAsia="宋体" w:hAnsi="宋体" w:cs="宋体" w:hint="eastAsia"/>
                 <w:kern w:val="0"/>
                 <w:sz w:val="24"/>
                 <w:szCs w:val="24"/>
@@ -11139,7 +10800,7 @@
               <w:widowControl/>
               <w:jc w:val="left"/>
               <w:rPr>
-                <w:rFonts w:ascii="宋体" w:eastAsia="宋体" w:hAnsi="宋体" w:cs="宋体"/>
+                <w:rFonts w:ascii="宋体" w:eastAsia="宋体" w:hAnsi="宋体" w:cs="宋体" w:hint="eastAsia"/>
                 <w:kern w:val="0"/>
                 <w:sz w:val="24"/>
                 <w:szCs w:val="24"/>
@@ -11181,7 +10842,7 @@
               <w:widowControl/>
               <w:jc w:val="left"/>
               <w:rPr>
-                <w:rFonts w:ascii="宋体" w:eastAsia="宋体" w:hAnsi="宋体" w:cs="宋体"/>
+                <w:rFonts w:ascii="宋体" w:eastAsia="宋体" w:hAnsi="宋体" w:cs="宋体" w:hint="eastAsia"/>
                 <w:kern w:val="0"/>
                 <w:sz w:val="24"/>
                 <w:szCs w:val="24"/>
@@ -11223,7 +10884,7 @@
               <w:widowControl/>
               <w:jc w:val="left"/>
               <w:rPr>
-                <w:rFonts w:ascii="宋体" w:eastAsia="宋体" w:hAnsi="宋体" w:cs="宋体"/>
+                <w:rFonts w:ascii="宋体" w:eastAsia="宋体" w:hAnsi="宋体" w:cs="宋体" w:hint="eastAsia"/>
                 <w:kern w:val="0"/>
                 <w:sz w:val="24"/>
                 <w:szCs w:val="24"/>
@@ -11265,7 +10926,7 @@
               <w:widowControl/>
               <w:jc w:val="left"/>
               <w:rPr>
-                <w:rFonts w:ascii="宋体" w:eastAsia="宋体" w:hAnsi="宋体" w:cs="宋体"/>
+                <w:rFonts w:ascii="宋体" w:eastAsia="宋体" w:hAnsi="宋体" w:cs="宋体" w:hint="eastAsia"/>
                 <w:kern w:val="0"/>
                 <w:sz w:val="24"/>
                 <w:szCs w:val="24"/>
@@ -11314,7 +10975,7 @@
               <w:widowControl/>
               <w:jc w:val="left"/>
               <w:rPr>
-                <w:rFonts w:ascii="宋体" w:eastAsia="宋体" w:hAnsi="宋体" w:cs="宋体"/>
+                <w:rFonts w:ascii="宋体" w:eastAsia="宋体" w:hAnsi="宋体" w:cs="宋体" w:hint="eastAsia"/>
                 <w:kern w:val="0"/>
                 <w:sz w:val="24"/>
                 <w:szCs w:val="24"/>
@@ -11357,7 +11018,7 @@
               <w:widowControl/>
               <w:jc w:val="left"/>
               <w:rPr>
-                <w:rFonts w:ascii="宋体" w:eastAsia="宋体" w:hAnsi="宋体" w:cs="宋体"/>
+                <w:rFonts w:ascii="宋体" w:eastAsia="宋体" w:hAnsi="宋体" w:cs="宋体" w:hint="eastAsia"/>
                 <w:kern w:val="0"/>
                 <w:sz w:val="24"/>
                 <w:szCs w:val="24"/>
@@ -11400,7 +11061,7 @@
               <w:widowControl/>
               <w:jc w:val="left"/>
               <w:rPr>
-                <w:rFonts w:ascii="宋体" w:eastAsia="宋体" w:hAnsi="宋体" w:cs="宋体"/>
+                <w:rFonts w:ascii="宋体" w:eastAsia="宋体" w:hAnsi="宋体" w:cs="宋体" w:hint="eastAsia"/>
                 <w:kern w:val="0"/>
                 <w:sz w:val="24"/>
                 <w:szCs w:val="24"/>
@@ -11443,7 +11104,7 @@
               <w:widowControl/>
               <w:jc w:val="left"/>
               <w:rPr>
-                <w:rFonts w:ascii="宋体" w:eastAsia="宋体" w:hAnsi="宋体" w:cs="宋体"/>
+                <w:rFonts w:ascii="宋体" w:eastAsia="宋体" w:hAnsi="宋体" w:cs="宋体" w:hint="eastAsia"/>
                 <w:kern w:val="0"/>
                 <w:sz w:val="24"/>
                 <w:szCs w:val="24"/>
@@ -11486,7 +11147,7 @@
               <w:widowControl/>
               <w:jc w:val="left"/>
               <w:rPr>
-                <w:rFonts w:ascii="宋体" w:eastAsia="宋体" w:hAnsi="宋体" w:cs="宋体"/>
+                <w:rFonts w:ascii="宋体" w:eastAsia="宋体" w:hAnsi="宋体" w:cs="宋体" w:hint="eastAsia"/>
                 <w:kern w:val="0"/>
                 <w:sz w:val="24"/>
                 <w:szCs w:val="24"/>
@@ -11529,7 +11190,7 @@
               <w:widowControl/>
               <w:jc w:val="left"/>
               <w:rPr>
-                <w:rFonts w:ascii="宋体" w:eastAsia="宋体" w:hAnsi="宋体" w:cs="宋体"/>
+                <w:rFonts w:ascii="宋体" w:eastAsia="宋体" w:hAnsi="宋体" w:cs="宋体" w:hint="eastAsia"/>
                 <w:kern w:val="0"/>
                 <w:sz w:val="24"/>
                 <w:szCs w:val="24"/>
@@ -11577,35 +11238,23 @@
               <w:widowControl/>
               <w:jc w:val="left"/>
               <w:rPr>
-                <w:rFonts w:ascii="宋体" w:eastAsia="宋体" w:hAnsi="宋体" w:cs="宋体"/>
-                <w:kern w:val="0"/>
-                <w:sz w:val="24"/>
-                <w:szCs w:val="24"/>
-                <w14:ligatures w14:val="none"/>
-              </w:rPr>
-            </w:pPr>
-            <w:r>
-              <w:rPr>
-                <w:rFonts w:ascii="宋体" w:eastAsia="宋体" w:hAnsi="宋体" w:cs="宋体"/>
-                <w:kern w:val="0"/>
-                <w:sz w:val="24"/>
-                <w:szCs w:val="24"/>
-                <w14:ligatures w14:val="none"/>
-              </w:rPr>
-              <w:t xml:space="preserve">»» </w:t>
-            </w:r>
-            <w:proofErr w:type="spellStart"/>
-            <w:r>
-              <w:rPr>
-                <w:rFonts w:ascii="宋体" w:eastAsia="宋体" w:hAnsi="宋体" w:cs="宋体"/>
-                <w:kern w:val="0"/>
-                <w:sz w:val="24"/>
-                <w:szCs w:val="24"/>
-                <w14:ligatures w14:val="none"/>
-              </w:rPr>
-              <w:t>groupid</w:t>
-            </w:r>
-            <w:proofErr w:type="spellEnd"/>
+                <w:rFonts w:ascii="宋体" w:eastAsia="宋体" w:hAnsi="宋体" w:cs="宋体" w:hint="eastAsia"/>
+                <w:kern w:val="0"/>
+                <w:sz w:val="24"/>
+                <w:szCs w:val="24"/>
+                <w14:ligatures w14:val="none"/>
+              </w:rPr>
+            </w:pPr>
+            <w:r>
+              <w:rPr>
+                <w:rFonts w:ascii="宋体" w:eastAsia="宋体" w:hAnsi="宋体" w:cs="宋体"/>
+                <w:kern w:val="0"/>
+                <w:sz w:val="24"/>
+                <w:szCs w:val="24"/>
+                <w14:ligatures w14:val="none"/>
+              </w:rPr>
+              <w:t>»» groupid</w:t>
+            </w:r>
           </w:p>
         </w:tc>
         <w:tc>
@@ -11631,7 +11280,7 @@
               <w:widowControl/>
               <w:jc w:val="left"/>
               <w:rPr>
-                <w:rFonts w:ascii="宋体" w:eastAsia="宋体" w:hAnsi="宋体" w:cs="宋体"/>
+                <w:rFonts w:ascii="宋体" w:eastAsia="宋体" w:hAnsi="宋体" w:cs="宋体" w:hint="eastAsia"/>
                 <w:kern w:val="0"/>
                 <w:sz w:val="24"/>
                 <w:szCs w:val="24"/>
@@ -11673,7 +11322,7 @@
               <w:widowControl/>
               <w:jc w:val="left"/>
               <w:rPr>
-                <w:rFonts w:ascii="宋体" w:eastAsia="宋体" w:hAnsi="宋体" w:cs="宋体"/>
+                <w:rFonts w:ascii="宋体" w:eastAsia="宋体" w:hAnsi="宋体" w:cs="宋体" w:hint="eastAsia"/>
                 <w:kern w:val="0"/>
                 <w:sz w:val="24"/>
                 <w:szCs w:val="24"/>
@@ -11715,7 +11364,7 @@
               <w:widowControl/>
               <w:jc w:val="left"/>
               <w:rPr>
-                <w:rFonts w:ascii="宋体" w:eastAsia="宋体" w:hAnsi="宋体" w:cs="宋体"/>
+                <w:rFonts w:ascii="宋体" w:eastAsia="宋体" w:hAnsi="宋体" w:cs="宋体" w:hint="eastAsia"/>
                 <w:kern w:val="0"/>
                 <w:sz w:val="24"/>
                 <w:szCs w:val="24"/>
@@ -11757,7 +11406,7 @@
               <w:widowControl/>
               <w:jc w:val="left"/>
               <w:rPr>
-                <w:rFonts w:ascii="宋体" w:eastAsia="宋体" w:hAnsi="宋体" w:cs="宋体"/>
+                <w:rFonts w:ascii="宋体" w:eastAsia="宋体" w:hAnsi="宋体" w:cs="宋体" w:hint="eastAsia"/>
                 <w:kern w:val="0"/>
                 <w:sz w:val="24"/>
                 <w:szCs w:val="24"/>
@@ -11799,7 +11448,7 @@
               <w:widowControl/>
               <w:jc w:val="left"/>
               <w:rPr>
-                <w:rFonts w:ascii="宋体" w:eastAsia="宋体" w:hAnsi="宋体" w:cs="宋体"/>
+                <w:rFonts w:ascii="宋体" w:eastAsia="宋体" w:hAnsi="宋体" w:cs="宋体" w:hint="eastAsia"/>
                 <w:kern w:val="0"/>
                 <w:sz w:val="24"/>
                 <w:szCs w:val="24"/>
@@ -11848,7 +11497,7 @@
               <w:widowControl/>
               <w:jc w:val="left"/>
               <w:rPr>
-                <w:rFonts w:ascii="宋体" w:eastAsia="宋体" w:hAnsi="宋体" w:cs="宋体"/>
+                <w:rFonts w:ascii="宋体" w:eastAsia="宋体" w:hAnsi="宋体" w:cs="宋体" w:hint="eastAsia"/>
                 <w:kern w:val="0"/>
                 <w:sz w:val="24"/>
                 <w:szCs w:val="24"/>
@@ -11891,7 +11540,7 @@
               <w:widowControl/>
               <w:jc w:val="left"/>
               <w:rPr>
-                <w:rFonts w:ascii="宋体" w:eastAsia="宋体" w:hAnsi="宋体" w:cs="宋体"/>
+                <w:rFonts w:ascii="宋体" w:eastAsia="宋体" w:hAnsi="宋体" w:cs="宋体" w:hint="eastAsia"/>
                 <w:kern w:val="0"/>
                 <w:sz w:val="24"/>
                 <w:szCs w:val="24"/>
@@ -11934,7 +11583,7 @@
               <w:widowControl/>
               <w:jc w:val="left"/>
               <w:rPr>
-                <w:rFonts w:ascii="宋体" w:eastAsia="宋体" w:hAnsi="宋体" w:cs="宋体"/>
+                <w:rFonts w:ascii="宋体" w:eastAsia="宋体" w:hAnsi="宋体" w:cs="宋体" w:hint="eastAsia"/>
                 <w:kern w:val="0"/>
                 <w:sz w:val="24"/>
                 <w:szCs w:val="24"/>
@@ -11977,7 +11626,7 @@
               <w:widowControl/>
               <w:jc w:val="left"/>
               <w:rPr>
-                <w:rFonts w:ascii="宋体" w:eastAsia="宋体" w:hAnsi="宋体" w:cs="宋体"/>
+                <w:rFonts w:ascii="宋体" w:eastAsia="宋体" w:hAnsi="宋体" w:cs="宋体" w:hint="eastAsia"/>
                 <w:kern w:val="0"/>
                 <w:sz w:val="24"/>
                 <w:szCs w:val="24"/>
@@ -12020,7 +11669,7 @@
               <w:widowControl/>
               <w:jc w:val="left"/>
               <w:rPr>
-                <w:rFonts w:ascii="宋体" w:eastAsia="宋体" w:hAnsi="宋体" w:cs="宋体"/>
+                <w:rFonts w:ascii="宋体" w:eastAsia="宋体" w:hAnsi="宋体" w:cs="宋体" w:hint="eastAsia"/>
                 <w:kern w:val="0"/>
                 <w:sz w:val="24"/>
                 <w:szCs w:val="24"/>
@@ -12063,7 +11712,7 @@
               <w:widowControl/>
               <w:jc w:val="left"/>
               <w:rPr>
-                <w:rFonts w:ascii="宋体" w:eastAsia="宋体" w:hAnsi="宋体" w:cs="宋体"/>
+                <w:rFonts w:ascii="宋体" w:eastAsia="宋体" w:hAnsi="宋体" w:cs="宋体" w:hint="eastAsia"/>
                 <w:kern w:val="0"/>
                 <w:sz w:val="24"/>
                 <w:szCs w:val="24"/>
@@ -12111,7 +11760,7 @@
               <w:widowControl/>
               <w:jc w:val="left"/>
               <w:rPr>
-                <w:rFonts w:ascii="宋体" w:eastAsia="宋体" w:hAnsi="宋体" w:cs="宋体"/>
+                <w:rFonts w:ascii="宋体" w:eastAsia="宋体" w:hAnsi="宋体" w:cs="宋体" w:hint="eastAsia"/>
                 <w:kern w:val="0"/>
                 <w:sz w:val="24"/>
                 <w:szCs w:val="24"/>
@@ -12153,7 +11802,7 @@
               <w:widowControl/>
               <w:jc w:val="left"/>
               <w:rPr>
-                <w:rFonts w:ascii="宋体" w:eastAsia="宋体" w:hAnsi="宋体" w:cs="宋体"/>
+                <w:rFonts w:ascii="宋体" w:eastAsia="宋体" w:hAnsi="宋体" w:cs="宋体" w:hint="eastAsia"/>
                 <w:kern w:val="0"/>
                 <w:sz w:val="24"/>
                 <w:szCs w:val="24"/>
@@ -12195,7 +11844,7 @@
               <w:widowControl/>
               <w:jc w:val="left"/>
               <w:rPr>
-                <w:rFonts w:ascii="宋体" w:eastAsia="宋体" w:hAnsi="宋体" w:cs="宋体"/>
+                <w:rFonts w:ascii="宋体" w:eastAsia="宋体" w:hAnsi="宋体" w:cs="宋体" w:hint="eastAsia"/>
                 <w:kern w:val="0"/>
                 <w:sz w:val="24"/>
                 <w:szCs w:val="24"/>
@@ -12237,7 +11886,7 @@
               <w:widowControl/>
               <w:jc w:val="left"/>
               <w:rPr>
-                <w:rFonts w:ascii="宋体" w:eastAsia="宋体" w:hAnsi="宋体" w:cs="宋体"/>
+                <w:rFonts w:ascii="宋体" w:eastAsia="宋体" w:hAnsi="宋体" w:cs="宋体" w:hint="eastAsia"/>
                 <w:kern w:val="0"/>
                 <w:sz w:val="24"/>
                 <w:szCs w:val="24"/>
@@ -12279,7 +11928,7 @@
               <w:widowControl/>
               <w:jc w:val="left"/>
               <w:rPr>
-                <w:rFonts w:ascii="宋体" w:eastAsia="宋体" w:hAnsi="宋体" w:cs="宋体"/>
+                <w:rFonts w:ascii="宋体" w:eastAsia="宋体" w:hAnsi="宋体" w:cs="宋体" w:hint="eastAsia"/>
                 <w:kern w:val="0"/>
                 <w:sz w:val="24"/>
                 <w:szCs w:val="24"/>
@@ -12321,7 +11970,7 @@
               <w:widowControl/>
               <w:jc w:val="left"/>
               <w:rPr>
-                <w:rFonts w:ascii="宋体" w:eastAsia="宋体" w:hAnsi="宋体" w:cs="宋体"/>
+                <w:rFonts w:ascii="宋体" w:eastAsia="宋体" w:hAnsi="宋体" w:cs="宋体" w:hint="eastAsia"/>
                 <w:kern w:val="0"/>
                 <w:sz w:val="24"/>
                 <w:szCs w:val="24"/>
@@ -12370,35 +12019,23 @@
               <w:widowControl/>
               <w:jc w:val="left"/>
               <w:rPr>
-                <w:rFonts w:ascii="宋体" w:eastAsia="宋体" w:hAnsi="宋体" w:cs="宋体"/>
-                <w:kern w:val="0"/>
-                <w:sz w:val="24"/>
-                <w:szCs w:val="24"/>
-                <w14:ligatures w14:val="none"/>
-              </w:rPr>
-            </w:pPr>
-            <w:r>
-              <w:rPr>
-                <w:rFonts w:ascii="宋体" w:eastAsia="宋体" w:hAnsi="宋体" w:cs="宋体"/>
-                <w:kern w:val="0"/>
-                <w:sz w:val="24"/>
-                <w:szCs w:val="24"/>
-                <w14:ligatures w14:val="none"/>
-              </w:rPr>
-              <w:t xml:space="preserve">» </w:t>
-            </w:r>
-            <w:proofErr w:type="gramStart"/>
-            <w:r>
-              <w:rPr>
-                <w:rFonts w:ascii="宋体" w:eastAsia="宋体" w:hAnsi="宋体" w:cs="宋体"/>
-                <w:kern w:val="0"/>
-                <w:sz w:val="24"/>
-                <w:szCs w:val="24"/>
-                <w14:ligatures w14:val="none"/>
-              </w:rPr>
-              <w:t>msg</w:t>
-            </w:r>
-            <w:proofErr w:type="gramEnd"/>
+                <w:rFonts w:ascii="宋体" w:eastAsia="宋体" w:hAnsi="宋体" w:cs="宋体" w:hint="eastAsia"/>
+                <w:kern w:val="0"/>
+                <w:sz w:val="24"/>
+                <w:szCs w:val="24"/>
+                <w14:ligatures w14:val="none"/>
+              </w:rPr>
+            </w:pPr>
+            <w:r>
+              <w:rPr>
+                <w:rFonts w:ascii="宋体" w:eastAsia="宋体" w:hAnsi="宋体" w:cs="宋体"/>
+                <w:kern w:val="0"/>
+                <w:sz w:val="24"/>
+                <w:szCs w:val="24"/>
+                <w14:ligatures w14:val="none"/>
+              </w:rPr>
+              <w:t>» msg</w:t>
+            </w:r>
           </w:p>
         </w:tc>
         <w:tc>
@@ -12425,7 +12062,7 @@
               <w:widowControl/>
               <w:jc w:val="left"/>
               <w:rPr>
-                <w:rFonts w:ascii="宋体" w:eastAsia="宋体" w:hAnsi="宋体" w:cs="宋体"/>
+                <w:rFonts w:ascii="宋体" w:eastAsia="宋体" w:hAnsi="宋体" w:cs="宋体" w:hint="eastAsia"/>
                 <w:kern w:val="0"/>
                 <w:sz w:val="24"/>
                 <w:szCs w:val="24"/>
@@ -12468,7 +12105,7 @@
               <w:widowControl/>
               <w:jc w:val="left"/>
               <w:rPr>
-                <w:rFonts w:ascii="宋体" w:eastAsia="宋体" w:hAnsi="宋体" w:cs="宋体"/>
+                <w:rFonts w:ascii="宋体" w:eastAsia="宋体" w:hAnsi="宋体" w:cs="宋体" w:hint="eastAsia"/>
                 <w:kern w:val="0"/>
                 <w:sz w:val="24"/>
                 <w:szCs w:val="24"/>
@@ -12511,7 +12148,7 @@
               <w:widowControl/>
               <w:jc w:val="left"/>
               <w:rPr>
-                <w:rFonts w:ascii="宋体" w:eastAsia="宋体" w:hAnsi="宋体" w:cs="宋体"/>
+                <w:rFonts w:ascii="宋体" w:eastAsia="宋体" w:hAnsi="宋体" w:cs="宋体" w:hint="eastAsia"/>
                 <w:kern w:val="0"/>
                 <w:sz w:val="24"/>
                 <w:szCs w:val="24"/>
@@ -12554,7 +12191,7 @@
               <w:widowControl/>
               <w:jc w:val="left"/>
               <w:rPr>
-                <w:rFonts w:ascii="宋体" w:eastAsia="宋体" w:hAnsi="宋体" w:cs="宋体"/>
+                <w:rFonts w:ascii="宋体" w:eastAsia="宋体" w:hAnsi="宋体" w:cs="宋体" w:hint="eastAsia"/>
                 <w:kern w:val="0"/>
                 <w:sz w:val="24"/>
                 <w:szCs w:val="24"/>
@@ -12597,7 +12234,7 @@
               <w:widowControl/>
               <w:jc w:val="left"/>
               <w:rPr>
-                <w:rFonts w:ascii="宋体" w:eastAsia="宋体" w:hAnsi="宋体" w:cs="宋体"/>
+                <w:rFonts w:ascii="宋体" w:eastAsia="宋体" w:hAnsi="宋体" w:cs="宋体" w:hint="eastAsia"/>
                 <w:kern w:val="0"/>
                 <w:sz w:val="24"/>
                 <w:szCs w:val="24"/>
@@ -12688,45 +12325,8 @@
           <w:szCs w:val="24"/>
           <w14:ligatures w14:val="none"/>
         </w:rPr>
-        <w:t>POST /</w:t>
-      </w:r>
-      <w:proofErr w:type="spellStart"/>
-      <w:r>
-        <w:rPr>
-          <w:rFonts w:ascii="Helvetica" w:eastAsia="宋体" w:hAnsi="Helvetica" w:cs="宋体"/>
-          <w:color w:val="333333"/>
-          <w:kern w:val="0"/>
-          <w:sz w:val="24"/>
-          <w:szCs w:val="24"/>
-          <w14:ligatures w14:val="none"/>
-        </w:rPr>
-        <w:t>api</w:t>
-      </w:r>
-      <w:proofErr w:type="spellEnd"/>
-      <w:r>
-        <w:rPr>
-          <w:rFonts w:ascii="Helvetica" w:eastAsia="宋体" w:hAnsi="Helvetica" w:cs="宋体"/>
-          <w:color w:val="333333"/>
-          <w:kern w:val="0"/>
-          <w:sz w:val="24"/>
-          <w:szCs w:val="24"/>
-          <w14:ligatures w14:val="none"/>
-        </w:rPr>
-        <w:t>/auth/</w:t>
-      </w:r>
-      <w:proofErr w:type="spellStart"/>
-      <w:r>
-        <w:rPr>
-          <w:rFonts w:ascii="Helvetica" w:eastAsia="宋体" w:hAnsi="Helvetica" w:cs="宋体"/>
-          <w:color w:val="333333"/>
-          <w:kern w:val="0"/>
-          <w:sz w:val="24"/>
-          <w:szCs w:val="24"/>
-          <w14:ligatures w14:val="none"/>
-        </w:rPr>
-        <w:t>regist</w:t>
-      </w:r>
-      <w:proofErr w:type="spellEnd"/>
+        <w:t>POST /api/auth/regist</w:t>
+      </w:r>
     </w:p>
     <w:p>
       <w:pPr>
@@ -13044,7 +12644,7 @@
               <w:widowControl/>
               <w:jc w:val="center"/>
               <w:rPr>
-                <w:rFonts w:ascii="宋体" w:eastAsia="宋体" w:hAnsi="宋体" w:cs="宋体"/>
+                <w:rFonts w:ascii="宋体" w:eastAsia="宋体" w:hAnsi="宋体" w:cs="宋体" w:hint="eastAsia"/>
                 <w:b/>
                 <w:bCs/>
                 <w:kern w:val="0"/>
@@ -13091,7 +12691,7 @@
               <w:widowControl/>
               <w:jc w:val="center"/>
               <w:rPr>
-                <w:rFonts w:ascii="宋体" w:eastAsia="宋体" w:hAnsi="宋体" w:cs="宋体"/>
+                <w:rFonts w:ascii="宋体" w:eastAsia="宋体" w:hAnsi="宋体" w:cs="宋体" w:hint="eastAsia"/>
                 <w:b/>
                 <w:bCs/>
                 <w:kern w:val="0"/>
@@ -13138,7 +12738,7 @@
               <w:widowControl/>
               <w:jc w:val="center"/>
               <w:rPr>
-                <w:rFonts w:ascii="宋体" w:eastAsia="宋体" w:hAnsi="宋体" w:cs="宋体"/>
+                <w:rFonts w:ascii="宋体" w:eastAsia="宋体" w:hAnsi="宋体" w:cs="宋体" w:hint="eastAsia"/>
                 <w:b/>
                 <w:bCs/>
                 <w:kern w:val="0"/>
@@ -13185,7 +12785,7 @@
               <w:widowControl/>
               <w:jc w:val="center"/>
               <w:rPr>
-                <w:rFonts w:ascii="宋体" w:eastAsia="宋体" w:hAnsi="宋体" w:cs="宋体"/>
+                <w:rFonts w:ascii="宋体" w:eastAsia="宋体" w:hAnsi="宋体" w:cs="宋体" w:hint="eastAsia"/>
                 <w:b/>
                 <w:bCs/>
                 <w:kern w:val="0"/>
@@ -13232,7 +12832,7 @@
               <w:widowControl/>
               <w:jc w:val="center"/>
               <w:rPr>
-                <w:rFonts w:ascii="宋体" w:eastAsia="宋体" w:hAnsi="宋体" w:cs="宋体"/>
+                <w:rFonts w:ascii="宋体" w:eastAsia="宋体" w:hAnsi="宋体" w:cs="宋体" w:hint="eastAsia"/>
                 <w:b/>
                 <w:bCs/>
                 <w:kern w:val="0"/>
@@ -13279,7 +12879,7 @@
               <w:widowControl/>
               <w:jc w:val="center"/>
               <w:rPr>
-                <w:rFonts w:ascii="宋体" w:eastAsia="宋体" w:hAnsi="宋体" w:cs="宋体"/>
+                <w:rFonts w:ascii="宋体" w:eastAsia="宋体" w:hAnsi="宋体" w:cs="宋体" w:hint="eastAsia"/>
                 <w:b/>
                 <w:bCs/>
                 <w:kern w:val="0"/>
@@ -13330,7 +12930,7 @@
               <w:widowControl/>
               <w:jc w:val="left"/>
               <w:rPr>
-                <w:rFonts w:ascii="宋体" w:eastAsia="宋体" w:hAnsi="宋体" w:cs="宋体"/>
+                <w:rFonts w:ascii="宋体" w:eastAsia="宋体" w:hAnsi="宋体" w:cs="宋体" w:hint="eastAsia"/>
                 <w:kern w:val="0"/>
                 <w:sz w:val="24"/>
                 <w:szCs w:val="24"/>
@@ -13372,7 +12972,7 @@
               <w:widowControl/>
               <w:jc w:val="left"/>
               <w:rPr>
-                <w:rFonts w:ascii="宋体" w:eastAsia="宋体" w:hAnsi="宋体" w:cs="宋体"/>
+                <w:rFonts w:ascii="宋体" w:eastAsia="宋体" w:hAnsi="宋体" w:cs="宋体" w:hint="eastAsia"/>
                 <w:kern w:val="0"/>
                 <w:sz w:val="24"/>
                 <w:szCs w:val="24"/>
@@ -13414,7 +13014,7 @@
               <w:widowControl/>
               <w:jc w:val="left"/>
               <w:rPr>
-                <w:rFonts w:ascii="宋体" w:eastAsia="宋体" w:hAnsi="宋体" w:cs="宋体"/>
+                <w:rFonts w:ascii="宋体" w:eastAsia="宋体" w:hAnsi="宋体" w:cs="宋体" w:hint="eastAsia"/>
                 <w:kern w:val="0"/>
                 <w:sz w:val="24"/>
                 <w:szCs w:val="24"/>
@@ -13456,7 +13056,7 @@
               <w:widowControl/>
               <w:jc w:val="left"/>
               <w:rPr>
-                <w:rFonts w:ascii="宋体" w:eastAsia="宋体" w:hAnsi="宋体" w:cs="宋体"/>
+                <w:rFonts w:ascii="宋体" w:eastAsia="宋体" w:hAnsi="宋体" w:cs="宋体" w:hint="eastAsia"/>
                 <w:kern w:val="0"/>
                 <w:sz w:val="24"/>
                 <w:szCs w:val="24"/>
@@ -13498,7 +13098,7 @@
               <w:widowControl/>
               <w:jc w:val="left"/>
               <w:rPr>
-                <w:rFonts w:ascii="宋体" w:eastAsia="宋体" w:hAnsi="宋体" w:cs="宋体"/>
+                <w:rFonts w:ascii="宋体" w:eastAsia="宋体" w:hAnsi="宋体" w:cs="宋体" w:hint="eastAsia"/>
                 <w:kern w:val="0"/>
                 <w:sz w:val="24"/>
                 <w:szCs w:val="24"/>
@@ -13530,7 +13130,7 @@
               <w:widowControl/>
               <w:jc w:val="left"/>
               <w:rPr>
-                <w:rFonts w:ascii="宋体" w:eastAsia="宋体" w:hAnsi="宋体" w:cs="宋体"/>
+                <w:rFonts w:ascii="宋体" w:eastAsia="宋体" w:hAnsi="宋体" w:cs="宋体" w:hint="eastAsia"/>
                 <w:kern w:val="0"/>
                 <w:sz w:val="24"/>
                 <w:szCs w:val="24"/>
@@ -13578,35 +13178,23 @@
               <w:widowControl/>
               <w:jc w:val="left"/>
               <w:rPr>
-                <w:rFonts w:ascii="宋体" w:eastAsia="宋体" w:hAnsi="宋体" w:cs="宋体"/>
-                <w:kern w:val="0"/>
-                <w:sz w:val="24"/>
-                <w:szCs w:val="24"/>
-                <w14:ligatures w14:val="none"/>
-              </w:rPr>
-            </w:pPr>
-            <w:r>
-              <w:rPr>
-                <w:rFonts w:ascii="宋体" w:eastAsia="宋体" w:hAnsi="宋体" w:cs="宋体"/>
-                <w:kern w:val="0"/>
-                <w:sz w:val="24"/>
-                <w:szCs w:val="24"/>
-                <w14:ligatures w14:val="none"/>
-              </w:rPr>
-              <w:t xml:space="preserve">» </w:t>
-            </w:r>
-            <w:proofErr w:type="gramStart"/>
-            <w:r>
-              <w:rPr>
-                <w:rFonts w:ascii="宋体" w:eastAsia="宋体" w:hAnsi="宋体" w:cs="宋体"/>
-                <w:kern w:val="0"/>
-                <w:sz w:val="24"/>
-                <w:szCs w:val="24"/>
-                <w14:ligatures w14:val="none"/>
-              </w:rPr>
-              <w:t>username</w:t>
-            </w:r>
-            <w:proofErr w:type="gramEnd"/>
+                <w:rFonts w:ascii="宋体" w:eastAsia="宋体" w:hAnsi="宋体" w:cs="宋体" w:hint="eastAsia"/>
+                <w:kern w:val="0"/>
+                <w:sz w:val="24"/>
+                <w:szCs w:val="24"/>
+                <w14:ligatures w14:val="none"/>
+              </w:rPr>
+            </w:pPr>
+            <w:r>
+              <w:rPr>
+                <w:rFonts w:ascii="宋体" w:eastAsia="宋体" w:hAnsi="宋体" w:cs="宋体"/>
+                <w:kern w:val="0"/>
+                <w:sz w:val="24"/>
+                <w:szCs w:val="24"/>
+                <w14:ligatures w14:val="none"/>
+              </w:rPr>
+              <w:t>» username</w:t>
+            </w:r>
           </w:p>
         </w:tc>
         <w:tc>
@@ -13633,7 +13221,7 @@
               <w:widowControl/>
               <w:jc w:val="left"/>
               <w:rPr>
-                <w:rFonts w:ascii="宋体" w:eastAsia="宋体" w:hAnsi="宋体" w:cs="宋体"/>
+                <w:rFonts w:ascii="宋体" w:eastAsia="宋体" w:hAnsi="宋体" w:cs="宋体" w:hint="eastAsia"/>
                 <w:kern w:val="0"/>
                 <w:sz w:val="24"/>
                 <w:szCs w:val="24"/>
@@ -13676,7 +13264,7 @@
               <w:widowControl/>
               <w:jc w:val="left"/>
               <w:rPr>
-                <w:rFonts w:ascii="宋体" w:eastAsia="宋体" w:hAnsi="宋体" w:cs="宋体"/>
+                <w:rFonts w:ascii="宋体" w:eastAsia="宋体" w:hAnsi="宋体" w:cs="宋体" w:hint="eastAsia"/>
                 <w:kern w:val="0"/>
                 <w:sz w:val="24"/>
                 <w:szCs w:val="24"/>
@@ -13719,7 +13307,7 @@
               <w:widowControl/>
               <w:jc w:val="left"/>
               <w:rPr>
-                <w:rFonts w:ascii="宋体" w:eastAsia="宋体" w:hAnsi="宋体" w:cs="宋体"/>
+                <w:rFonts w:ascii="宋体" w:eastAsia="宋体" w:hAnsi="宋体" w:cs="宋体" w:hint="eastAsia"/>
                 <w:kern w:val="0"/>
                 <w:sz w:val="24"/>
                 <w:szCs w:val="24"/>
@@ -13762,7 +13350,7 @@
               <w:widowControl/>
               <w:jc w:val="left"/>
               <w:rPr>
-                <w:rFonts w:ascii="宋体" w:eastAsia="宋体" w:hAnsi="宋体" w:cs="宋体"/>
+                <w:rFonts w:ascii="宋体" w:eastAsia="宋体" w:hAnsi="宋体" w:cs="宋体" w:hint="eastAsia"/>
                 <w:kern w:val="0"/>
                 <w:sz w:val="24"/>
                 <w:szCs w:val="24"/>
@@ -13805,7 +13393,7 @@
               <w:widowControl/>
               <w:jc w:val="left"/>
               <w:rPr>
-                <w:rFonts w:ascii="宋体" w:eastAsia="宋体" w:hAnsi="宋体" w:cs="宋体"/>
+                <w:rFonts w:ascii="宋体" w:eastAsia="宋体" w:hAnsi="宋体" w:cs="宋体" w:hint="eastAsia"/>
                 <w:kern w:val="0"/>
                 <w:sz w:val="24"/>
                 <w:szCs w:val="24"/>
@@ -13852,35 +13440,23 @@
               <w:widowControl/>
               <w:jc w:val="left"/>
               <w:rPr>
-                <w:rFonts w:ascii="宋体" w:eastAsia="宋体" w:hAnsi="宋体" w:cs="宋体"/>
-                <w:kern w:val="0"/>
-                <w:sz w:val="24"/>
-                <w:szCs w:val="24"/>
-                <w14:ligatures w14:val="none"/>
-              </w:rPr>
-            </w:pPr>
-            <w:r>
-              <w:rPr>
-                <w:rFonts w:ascii="宋体" w:eastAsia="宋体" w:hAnsi="宋体" w:cs="宋体"/>
-                <w:kern w:val="0"/>
-                <w:sz w:val="24"/>
-                <w:szCs w:val="24"/>
-                <w14:ligatures w14:val="none"/>
-              </w:rPr>
-              <w:t xml:space="preserve">» </w:t>
-            </w:r>
-            <w:proofErr w:type="gramStart"/>
-            <w:r>
-              <w:rPr>
-                <w:rFonts w:ascii="宋体" w:eastAsia="宋体" w:hAnsi="宋体" w:cs="宋体"/>
-                <w:kern w:val="0"/>
-                <w:sz w:val="24"/>
-                <w:szCs w:val="24"/>
-                <w14:ligatures w14:val="none"/>
-              </w:rPr>
-              <w:t>password</w:t>
-            </w:r>
-            <w:proofErr w:type="gramEnd"/>
+                <w:rFonts w:ascii="宋体" w:eastAsia="宋体" w:hAnsi="宋体" w:cs="宋体" w:hint="eastAsia"/>
+                <w:kern w:val="0"/>
+                <w:sz w:val="24"/>
+                <w:szCs w:val="24"/>
+                <w14:ligatures w14:val="none"/>
+              </w:rPr>
+            </w:pPr>
+            <w:r>
+              <w:rPr>
+                <w:rFonts w:ascii="宋体" w:eastAsia="宋体" w:hAnsi="宋体" w:cs="宋体"/>
+                <w:kern w:val="0"/>
+                <w:sz w:val="24"/>
+                <w:szCs w:val="24"/>
+                <w14:ligatures w14:val="none"/>
+              </w:rPr>
+              <w:t>» password</w:t>
+            </w:r>
           </w:p>
         </w:tc>
         <w:tc>
@@ -13906,7 +13482,7 @@
               <w:widowControl/>
               <w:jc w:val="left"/>
               <w:rPr>
-                <w:rFonts w:ascii="宋体" w:eastAsia="宋体" w:hAnsi="宋体" w:cs="宋体"/>
+                <w:rFonts w:ascii="宋体" w:eastAsia="宋体" w:hAnsi="宋体" w:cs="宋体" w:hint="eastAsia"/>
                 <w:kern w:val="0"/>
                 <w:sz w:val="24"/>
                 <w:szCs w:val="24"/>
@@ -13948,7 +13524,7 @@
               <w:widowControl/>
               <w:jc w:val="left"/>
               <w:rPr>
-                <w:rFonts w:ascii="宋体" w:eastAsia="宋体" w:hAnsi="宋体" w:cs="宋体"/>
+                <w:rFonts w:ascii="宋体" w:eastAsia="宋体" w:hAnsi="宋体" w:cs="宋体" w:hint="eastAsia"/>
                 <w:kern w:val="0"/>
                 <w:sz w:val="24"/>
                 <w:szCs w:val="24"/>
@@ -13990,7 +13566,7 @@
               <w:widowControl/>
               <w:jc w:val="left"/>
               <w:rPr>
-                <w:rFonts w:ascii="宋体" w:eastAsia="宋体" w:hAnsi="宋体" w:cs="宋体"/>
+                <w:rFonts w:ascii="宋体" w:eastAsia="宋体" w:hAnsi="宋体" w:cs="宋体" w:hint="eastAsia"/>
                 <w:kern w:val="0"/>
                 <w:sz w:val="24"/>
                 <w:szCs w:val="24"/>
@@ -14032,7 +13608,7 @@
               <w:widowControl/>
               <w:jc w:val="left"/>
               <w:rPr>
-                <w:rFonts w:ascii="宋体" w:eastAsia="宋体" w:hAnsi="宋体" w:cs="宋体"/>
+                <w:rFonts w:ascii="宋体" w:eastAsia="宋体" w:hAnsi="宋体" w:cs="宋体" w:hint="eastAsia"/>
                 <w:kern w:val="0"/>
                 <w:sz w:val="24"/>
                 <w:szCs w:val="24"/>
@@ -14074,7 +13650,7 @@
               <w:widowControl/>
               <w:jc w:val="left"/>
               <w:rPr>
-                <w:rFonts w:ascii="宋体" w:eastAsia="宋体" w:hAnsi="宋体" w:cs="宋体"/>
+                <w:rFonts w:ascii="宋体" w:eastAsia="宋体" w:hAnsi="宋体" w:cs="宋体" w:hint="eastAsia"/>
                 <w:kern w:val="0"/>
                 <w:sz w:val="24"/>
                 <w:szCs w:val="24"/>
@@ -14122,7 +13698,7 @@
               <w:widowControl/>
               <w:jc w:val="left"/>
               <w:rPr>
-                <w:rFonts w:ascii="宋体" w:eastAsia="宋体" w:hAnsi="宋体" w:cs="宋体"/>
+                <w:rFonts w:ascii="宋体" w:eastAsia="宋体" w:hAnsi="宋体" w:cs="宋体" w:hint="eastAsia"/>
                 <w:kern w:val="0"/>
                 <w:sz w:val="24"/>
                 <w:szCs w:val="24"/>
@@ -14138,20 +13714,8 @@
                 <w14:ligatures w14:val="none"/>
               </w:rPr>
               <w:lastRenderedPageBreak/>
-              <w:t xml:space="preserve">» </w:t>
-            </w:r>
-            <w:proofErr w:type="gramStart"/>
-            <w:r>
-              <w:rPr>
-                <w:rFonts w:ascii="宋体" w:eastAsia="宋体" w:hAnsi="宋体" w:cs="宋体"/>
-                <w:kern w:val="0"/>
-                <w:sz w:val="24"/>
-                <w:szCs w:val="24"/>
-                <w14:ligatures w14:val="none"/>
-              </w:rPr>
-              <w:t>email</w:t>
-            </w:r>
-            <w:proofErr w:type="gramEnd"/>
+              <w:t>» email</w:t>
+            </w:r>
           </w:p>
         </w:tc>
         <w:tc>
@@ -14178,7 +13742,7 @@
               <w:widowControl/>
               <w:jc w:val="left"/>
               <w:rPr>
-                <w:rFonts w:ascii="宋体" w:eastAsia="宋体" w:hAnsi="宋体" w:cs="宋体"/>
+                <w:rFonts w:ascii="宋体" w:eastAsia="宋体" w:hAnsi="宋体" w:cs="宋体" w:hint="eastAsia"/>
                 <w:kern w:val="0"/>
                 <w:sz w:val="24"/>
                 <w:szCs w:val="24"/>
@@ -14221,7 +13785,7 @@
               <w:widowControl/>
               <w:jc w:val="left"/>
               <w:rPr>
-                <w:rFonts w:ascii="宋体" w:eastAsia="宋体" w:hAnsi="宋体" w:cs="宋体"/>
+                <w:rFonts w:ascii="宋体" w:eastAsia="宋体" w:hAnsi="宋体" w:cs="宋体" w:hint="eastAsia"/>
                 <w:kern w:val="0"/>
                 <w:sz w:val="24"/>
                 <w:szCs w:val="24"/>
@@ -14264,7 +13828,7 @@
               <w:widowControl/>
               <w:jc w:val="left"/>
               <w:rPr>
-                <w:rFonts w:ascii="宋体" w:eastAsia="宋体" w:hAnsi="宋体" w:cs="宋体"/>
+                <w:rFonts w:ascii="宋体" w:eastAsia="宋体" w:hAnsi="宋体" w:cs="宋体" w:hint="eastAsia"/>
                 <w:kern w:val="0"/>
                 <w:sz w:val="24"/>
                 <w:szCs w:val="24"/>
@@ -14307,7 +13871,7 @@
               <w:widowControl/>
               <w:jc w:val="left"/>
               <w:rPr>
-                <w:rFonts w:ascii="宋体" w:eastAsia="宋体" w:hAnsi="宋体" w:cs="宋体"/>
+                <w:rFonts w:ascii="宋体" w:eastAsia="宋体" w:hAnsi="宋体" w:cs="宋体" w:hint="eastAsia"/>
                 <w:kern w:val="0"/>
                 <w:sz w:val="24"/>
                 <w:szCs w:val="24"/>
@@ -14350,7 +13914,7 @@
               <w:widowControl/>
               <w:jc w:val="left"/>
               <w:rPr>
-                <w:rFonts w:ascii="宋体" w:eastAsia="宋体" w:hAnsi="宋体" w:cs="宋体"/>
+                <w:rFonts w:ascii="宋体" w:eastAsia="宋体" w:hAnsi="宋体" w:cs="宋体" w:hint="eastAsia"/>
                 <w:kern w:val="0"/>
                 <w:sz w:val="24"/>
                 <w:szCs w:val="24"/>
@@ -14825,7 +14389,7 @@
               <w:widowControl/>
               <w:jc w:val="center"/>
               <w:rPr>
-                <w:rFonts w:ascii="宋体" w:eastAsia="宋体" w:hAnsi="宋体" w:cs="宋体"/>
+                <w:rFonts w:ascii="宋体" w:eastAsia="宋体" w:hAnsi="宋体" w:cs="宋体" w:hint="eastAsia"/>
                 <w:b/>
                 <w:bCs/>
                 <w:kern w:val="0"/>
@@ -14872,7 +14436,7 @@
               <w:widowControl/>
               <w:jc w:val="center"/>
               <w:rPr>
-                <w:rFonts w:ascii="宋体" w:eastAsia="宋体" w:hAnsi="宋体" w:cs="宋体"/>
+                <w:rFonts w:ascii="宋体" w:eastAsia="宋体" w:hAnsi="宋体" w:cs="宋体" w:hint="eastAsia"/>
                 <w:b/>
                 <w:bCs/>
                 <w:kern w:val="0"/>
@@ -14919,7 +14483,7 @@
               <w:widowControl/>
               <w:jc w:val="center"/>
               <w:rPr>
-                <w:rFonts w:ascii="宋体" w:eastAsia="宋体" w:hAnsi="宋体" w:cs="宋体"/>
+                <w:rFonts w:ascii="宋体" w:eastAsia="宋体" w:hAnsi="宋体" w:cs="宋体" w:hint="eastAsia"/>
                 <w:b/>
                 <w:bCs/>
                 <w:kern w:val="0"/>
@@ -14966,7 +14530,7 @@
               <w:widowControl/>
               <w:jc w:val="center"/>
               <w:rPr>
-                <w:rFonts w:ascii="宋体" w:eastAsia="宋体" w:hAnsi="宋体" w:cs="宋体"/>
+                <w:rFonts w:ascii="宋体" w:eastAsia="宋体" w:hAnsi="宋体" w:cs="宋体" w:hint="eastAsia"/>
                 <w:b/>
                 <w:bCs/>
                 <w:kern w:val="0"/>
@@ -15017,7 +14581,7 @@
               <w:widowControl/>
               <w:jc w:val="left"/>
               <w:rPr>
-                <w:rFonts w:ascii="宋体" w:eastAsia="宋体" w:hAnsi="宋体" w:cs="宋体"/>
+                <w:rFonts w:ascii="宋体" w:eastAsia="宋体" w:hAnsi="宋体" w:cs="宋体" w:hint="eastAsia"/>
                 <w:kern w:val="0"/>
                 <w:sz w:val="24"/>
                 <w:szCs w:val="24"/>
@@ -15059,7 +14623,7 @@
               <w:widowControl/>
               <w:jc w:val="left"/>
               <w:rPr>
-                <w:rFonts w:ascii="宋体" w:eastAsia="宋体" w:hAnsi="宋体" w:cs="宋体"/>
+                <w:rFonts w:ascii="宋体" w:eastAsia="宋体" w:hAnsi="宋体" w:cs="宋体" w:hint="eastAsia"/>
                 <w:kern w:val="0"/>
                 <w:sz w:val="24"/>
                 <w:szCs w:val="24"/>
@@ -15105,7 +14669,7 @@
               <w:widowControl/>
               <w:jc w:val="left"/>
               <w:rPr>
-                <w:rFonts w:ascii="宋体" w:eastAsia="宋体" w:hAnsi="宋体" w:cs="宋体"/>
+                <w:rFonts w:ascii="宋体" w:eastAsia="宋体" w:hAnsi="宋体" w:cs="宋体" w:hint="eastAsia"/>
                 <w:kern w:val="0"/>
                 <w:sz w:val="24"/>
                 <w:szCs w:val="24"/>
@@ -15147,7 +14711,7 @@
               <w:widowControl/>
               <w:jc w:val="left"/>
               <w:rPr>
-                <w:rFonts w:ascii="宋体" w:eastAsia="宋体" w:hAnsi="宋体" w:cs="宋体"/>
+                <w:rFonts w:ascii="宋体" w:eastAsia="宋体" w:hAnsi="宋体" w:cs="宋体" w:hint="eastAsia"/>
                 <w:kern w:val="0"/>
                 <w:sz w:val="24"/>
                 <w:szCs w:val="24"/>
@@ -15295,7 +14859,7 @@
               <w:widowControl/>
               <w:jc w:val="center"/>
               <w:rPr>
-                <w:rFonts w:ascii="宋体" w:eastAsia="宋体" w:hAnsi="宋体" w:cs="宋体"/>
+                <w:rFonts w:ascii="宋体" w:eastAsia="宋体" w:hAnsi="宋体" w:cs="宋体" w:hint="eastAsia"/>
                 <w:b/>
                 <w:bCs/>
                 <w:kern w:val="0"/>
@@ -15342,7 +14906,7 @@
               <w:widowControl/>
               <w:jc w:val="center"/>
               <w:rPr>
-                <w:rFonts w:ascii="宋体" w:eastAsia="宋体" w:hAnsi="宋体" w:cs="宋体"/>
+                <w:rFonts w:ascii="宋体" w:eastAsia="宋体" w:hAnsi="宋体" w:cs="宋体" w:hint="eastAsia"/>
                 <w:b/>
                 <w:bCs/>
                 <w:kern w:val="0"/>
@@ -15389,7 +14953,7 @@
               <w:widowControl/>
               <w:jc w:val="center"/>
               <w:rPr>
-                <w:rFonts w:ascii="宋体" w:eastAsia="宋体" w:hAnsi="宋体" w:cs="宋体"/>
+                <w:rFonts w:ascii="宋体" w:eastAsia="宋体" w:hAnsi="宋体" w:cs="宋体" w:hint="eastAsia"/>
                 <w:b/>
                 <w:bCs/>
                 <w:kern w:val="0"/>
@@ -15436,7 +15000,7 @@
               <w:widowControl/>
               <w:jc w:val="center"/>
               <w:rPr>
-                <w:rFonts w:ascii="宋体" w:eastAsia="宋体" w:hAnsi="宋体" w:cs="宋体"/>
+                <w:rFonts w:ascii="宋体" w:eastAsia="宋体" w:hAnsi="宋体" w:cs="宋体" w:hint="eastAsia"/>
                 <w:b/>
                 <w:bCs/>
                 <w:kern w:val="0"/>
@@ -15483,7 +15047,7 @@
               <w:widowControl/>
               <w:jc w:val="center"/>
               <w:rPr>
-                <w:rFonts w:ascii="宋体" w:eastAsia="宋体" w:hAnsi="宋体" w:cs="宋体"/>
+                <w:rFonts w:ascii="宋体" w:eastAsia="宋体" w:hAnsi="宋体" w:cs="宋体" w:hint="eastAsia"/>
                 <w:b/>
                 <w:bCs/>
                 <w:kern w:val="0"/>
@@ -15530,7 +15094,7 @@
               <w:widowControl/>
               <w:jc w:val="center"/>
               <w:rPr>
-                <w:rFonts w:ascii="宋体" w:eastAsia="宋体" w:hAnsi="宋体" w:cs="宋体"/>
+                <w:rFonts w:ascii="宋体" w:eastAsia="宋体" w:hAnsi="宋体" w:cs="宋体" w:hint="eastAsia"/>
                 <w:b/>
                 <w:bCs/>
                 <w:kern w:val="0"/>
@@ -15581,35 +15145,23 @@
               <w:widowControl/>
               <w:jc w:val="left"/>
               <w:rPr>
-                <w:rFonts w:ascii="宋体" w:eastAsia="宋体" w:hAnsi="宋体" w:cs="宋体"/>
-                <w:kern w:val="0"/>
-                <w:sz w:val="24"/>
-                <w:szCs w:val="24"/>
-                <w14:ligatures w14:val="none"/>
-              </w:rPr>
-            </w:pPr>
-            <w:r>
-              <w:rPr>
-                <w:rFonts w:ascii="宋体" w:eastAsia="宋体" w:hAnsi="宋体" w:cs="宋体"/>
-                <w:kern w:val="0"/>
-                <w:sz w:val="24"/>
-                <w:szCs w:val="24"/>
-                <w14:ligatures w14:val="none"/>
-              </w:rPr>
-              <w:t xml:space="preserve">» </w:t>
-            </w:r>
-            <w:proofErr w:type="gramStart"/>
-            <w:r>
-              <w:rPr>
-                <w:rFonts w:ascii="宋体" w:eastAsia="宋体" w:hAnsi="宋体" w:cs="宋体"/>
-                <w:kern w:val="0"/>
-                <w:sz w:val="24"/>
-                <w:szCs w:val="24"/>
-                <w14:ligatures w14:val="none"/>
-              </w:rPr>
-              <w:t>code</w:t>
-            </w:r>
-            <w:proofErr w:type="gramEnd"/>
+                <w:rFonts w:ascii="宋体" w:eastAsia="宋体" w:hAnsi="宋体" w:cs="宋体" w:hint="eastAsia"/>
+                <w:kern w:val="0"/>
+                <w:sz w:val="24"/>
+                <w:szCs w:val="24"/>
+                <w14:ligatures w14:val="none"/>
+              </w:rPr>
+            </w:pPr>
+            <w:r>
+              <w:rPr>
+                <w:rFonts w:ascii="宋体" w:eastAsia="宋体" w:hAnsi="宋体" w:cs="宋体"/>
+                <w:kern w:val="0"/>
+                <w:sz w:val="24"/>
+                <w:szCs w:val="24"/>
+                <w14:ligatures w14:val="none"/>
+              </w:rPr>
+              <w:t>» code</w:t>
+            </w:r>
           </w:p>
         </w:tc>
         <w:tc>
@@ -15635,7 +15187,7 @@
               <w:widowControl/>
               <w:jc w:val="left"/>
               <w:rPr>
-                <w:rFonts w:ascii="宋体" w:eastAsia="宋体" w:hAnsi="宋体" w:cs="宋体"/>
+                <w:rFonts w:ascii="宋体" w:eastAsia="宋体" w:hAnsi="宋体" w:cs="宋体" w:hint="eastAsia"/>
                 <w:kern w:val="0"/>
                 <w:sz w:val="24"/>
                 <w:szCs w:val="24"/>
@@ -15677,7 +15229,7 @@
               <w:widowControl/>
               <w:jc w:val="left"/>
               <w:rPr>
-                <w:rFonts w:ascii="宋体" w:eastAsia="宋体" w:hAnsi="宋体" w:cs="宋体"/>
+                <w:rFonts w:ascii="宋体" w:eastAsia="宋体" w:hAnsi="宋体" w:cs="宋体" w:hint="eastAsia"/>
                 <w:kern w:val="0"/>
                 <w:sz w:val="24"/>
                 <w:szCs w:val="24"/>
@@ -15719,7 +15271,7 @@
               <w:widowControl/>
               <w:jc w:val="left"/>
               <w:rPr>
-                <w:rFonts w:ascii="宋体" w:eastAsia="宋体" w:hAnsi="宋体" w:cs="宋体"/>
+                <w:rFonts w:ascii="宋体" w:eastAsia="宋体" w:hAnsi="宋体" w:cs="宋体" w:hint="eastAsia"/>
                 <w:kern w:val="0"/>
                 <w:sz w:val="24"/>
                 <w:szCs w:val="24"/>
@@ -15761,7 +15313,7 @@
               <w:widowControl/>
               <w:jc w:val="left"/>
               <w:rPr>
-                <w:rFonts w:ascii="宋体" w:eastAsia="宋体" w:hAnsi="宋体" w:cs="宋体"/>
+                <w:rFonts w:ascii="宋体" w:eastAsia="宋体" w:hAnsi="宋体" w:cs="宋体" w:hint="eastAsia"/>
                 <w:kern w:val="0"/>
                 <w:sz w:val="24"/>
                 <w:szCs w:val="24"/>
@@ -15803,7 +15355,7 @@
               <w:widowControl/>
               <w:jc w:val="left"/>
               <w:rPr>
-                <w:rFonts w:ascii="宋体" w:eastAsia="宋体" w:hAnsi="宋体" w:cs="宋体"/>
+                <w:rFonts w:ascii="宋体" w:eastAsia="宋体" w:hAnsi="宋体" w:cs="宋体" w:hint="eastAsia"/>
                 <w:kern w:val="0"/>
                 <w:sz w:val="24"/>
                 <w:szCs w:val="24"/>
@@ -15851,35 +15403,23 @@
               <w:widowControl/>
               <w:jc w:val="left"/>
               <w:rPr>
-                <w:rFonts w:ascii="宋体" w:eastAsia="宋体" w:hAnsi="宋体" w:cs="宋体"/>
-                <w:kern w:val="0"/>
-                <w:sz w:val="24"/>
-                <w:szCs w:val="24"/>
-                <w14:ligatures w14:val="none"/>
-              </w:rPr>
-            </w:pPr>
-            <w:r>
-              <w:rPr>
-                <w:rFonts w:ascii="宋体" w:eastAsia="宋体" w:hAnsi="宋体" w:cs="宋体"/>
-                <w:kern w:val="0"/>
-                <w:sz w:val="24"/>
-                <w:szCs w:val="24"/>
-                <w14:ligatures w14:val="none"/>
-              </w:rPr>
-              <w:t xml:space="preserve">» </w:t>
-            </w:r>
-            <w:proofErr w:type="gramStart"/>
-            <w:r>
-              <w:rPr>
-                <w:rFonts w:ascii="宋体" w:eastAsia="宋体" w:hAnsi="宋体" w:cs="宋体"/>
-                <w:kern w:val="0"/>
-                <w:sz w:val="24"/>
-                <w:szCs w:val="24"/>
-                <w14:ligatures w14:val="none"/>
-              </w:rPr>
-              <w:t>msg</w:t>
-            </w:r>
-            <w:proofErr w:type="gramEnd"/>
+                <w:rFonts w:ascii="宋体" w:eastAsia="宋体" w:hAnsi="宋体" w:cs="宋体" w:hint="eastAsia"/>
+                <w:kern w:val="0"/>
+                <w:sz w:val="24"/>
+                <w:szCs w:val="24"/>
+                <w14:ligatures w14:val="none"/>
+              </w:rPr>
+            </w:pPr>
+            <w:r>
+              <w:rPr>
+                <w:rFonts w:ascii="宋体" w:eastAsia="宋体" w:hAnsi="宋体" w:cs="宋体"/>
+                <w:kern w:val="0"/>
+                <w:sz w:val="24"/>
+                <w:szCs w:val="24"/>
+                <w14:ligatures w14:val="none"/>
+              </w:rPr>
+              <w:t>» msg</w:t>
+            </w:r>
           </w:p>
         </w:tc>
         <w:tc>
@@ -15906,7 +15446,7 @@
               <w:widowControl/>
               <w:jc w:val="left"/>
               <w:rPr>
-                <w:rFonts w:ascii="宋体" w:eastAsia="宋体" w:hAnsi="宋体" w:cs="宋体"/>
+                <w:rFonts w:ascii="宋体" w:eastAsia="宋体" w:hAnsi="宋体" w:cs="宋体" w:hint="eastAsia"/>
                 <w:kern w:val="0"/>
                 <w:sz w:val="24"/>
                 <w:szCs w:val="24"/>
@@ -15949,7 +15489,7 @@
               <w:widowControl/>
               <w:jc w:val="left"/>
               <w:rPr>
-                <w:rFonts w:ascii="宋体" w:eastAsia="宋体" w:hAnsi="宋体" w:cs="宋体"/>
+                <w:rFonts w:ascii="宋体" w:eastAsia="宋体" w:hAnsi="宋体" w:cs="宋体" w:hint="eastAsia"/>
                 <w:kern w:val="0"/>
                 <w:sz w:val="24"/>
                 <w:szCs w:val="24"/>
@@ -15992,7 +15532,7 @@
               <w:widowControl/>
               <w:jc w:val="left"/>
               <w:rPr>
-                <w:rFonts w:ascii="宋体" w:eastAsia="宋体" w:hAnsi="宋体" w:cs="宋体"/>
+                <w:rFonts w:ascii="宋体" w:eastAsia="宋体" w:hAnsi="宋体" w:cs="宋体" w:hint="eastAsia"/>
                 <w:kern w:val="0"/>
                 <w:sz w:val="24"/>
                 <w:szCs w:val="24"/>
@@ -16035,7 +15575,7 @@
               <w:widowControl/>
               <w:jc w:val="left"/>
               <w:rPr>
-                <w:rFonts w:ascii="宋体" w:eastAsia="宋体" w:hAnsi="宋体" w:cs="宋体"/>
+                <w:rFonts w:ascii="宋体" w:eastAsia="宋体" w:hAnsi="宋体" w:cs="宋体" w:hint="eastAsia"/>
                 <w:kern w:val="0"/>
                 <w:sz w:val="24"/>
                 <w:szCs w:val="24"/>
@@ -16078,7 +15618,7 @@
               <w:widowControl/>
               <w:jc w:val="left"/>
               <w:rPr>
-                <w:rFonts w:ascii="宋体" w:eastAsia="宋体" w:hAnsi="宋体" w:cs="宋体"/>
+                <w:rFonts w:ascii="宋体" w:eastAsia="宋体" w:hAnsi="宋体" w:cs="宋体" w:hint="eastAsia"/>
                 <w:kern w:val="0"/>
                 <w:sz w:val="24"/>
                 <w:szCs w:val="24"/>
@@ -16169,31 +15709,7 @@
           <w:szCs w:val="24"/>
           <w14:ligatures w14:val="none"/>
         </w:rPr>
-        <w:t>POST /</w:t>
-      </w:r>
-      <w:proofErr w:type="spellStart"/>
-      <w:r>
-        <w:rPr>
-          <w:rFonts w:ascii="Helvetica" w:eastAsia="宋体" w:hAnsi="Helvetica" w:cs="宋体"/>
-          <w:color w:val="333333"/>
-          <w:kern w:val="0"/>
-          <w:sz w:val="24"/>
-          <w:szCs w:val="24"/>
-          <w14:ligatures w14:val="none"/>
-        </w:rPr>
-        <w:t>api</w:t>
-      </w:r>
-      <w:proofErr w:type="spellEnd"/>
-      <w:r>
-        <w:rPr>
-          <w:rFonts w:ascii="Helvetica" w:eastAsia="宋体" w:hAnsi="Helvetica" w:cs="宋体"/>
-          <w:color w:val="333333"/>
-          <w:kern w:val="0"/>
-          <w:sz w:val="24"/>
-          <w:szCs w:val="24"/>
-          <w14:ligatures w14:val="none"/>
-        </w:rPr>
-        <w:t>/auth/logout</w:t>
+        <w:t>POST /api/auth/logout</w:t>
       </w:r>
     </w:p>
     <w:p>
@@ -16437,7 +15953,7 @@
               <w:widowControl/>
               <w:jc w:val="center"/>
               <w:rPr>
-                <w:rFonts w:ascii="宋体" w:eastAsia="宋体" w:hAnsi="宋体" w:cs="宋体"/>
+                <w:rFonts w:ascii="宋体" w:eastAsia="宋体" w:hAnsi="宋体" w:cs="宋体" w:hint="eastAsia"/>
                 <w:b/>
                 <w:bCs/>
                 <w:kern w:val="0"/>
@@ -16484,7 +16000,7 @@
               <w:widowControl/>
               <w:jc w:val="center"/>
               <w:rPr>
-                <w:rFonts w:ascii="宋体" w:eastAsia="宋体" w:hAnsi="宋体" w:cs="宋体"/>
+                <w:rFonts w:ascii="宋体" w:eastAsia="宋体" w:hAnsi="宋体" w:cs="宋体" w:hint="eastAsia"/>
                 <w:b/>
                 <w:bCs/>
                 <w:kern w:val="0"/>
@@ -16531,7 +16047,7 @@
               <w:widowControl/>
               <w:jc w:val="center"/>
               <w:rPr>
-                <w:rFonts w:ascii="宋体" w:eastAsia="宋体" w:hAnsi="宋体" w:cs="宋体"/>
+                <w:rFonts w:ascii="宋体" w:eastAsia="宋体" w:hAnsi="宋体" w:cs="宋体" w:hint="eastAsia"/>
                 <w:b/>
                 <w:bCs/>
                 <w:kern w:val="0"/>
@@ -16578,7 +16094,7 @@
               <w:widowControl/>
               <w:jc w:val="center"/>
               <w:rPr>
-                <w:rFonts w:ascii="宋体" w:eastAsia="宋体" w:hAnsi="宋体" w:cs="宋体"/>
+                <w:rFonts w:ascii="宋体" w:eastAsia="宋体" w:hAnsi="宋体" w:cs="宋体" w:hint="eastAsia"/>
                 <w:b/>
                 <w:bCs/>
                 <w:kern w:val="0"/>
@@ -16625,7 +16141,7 @@
               <w:widowControl/>
               <w:jc w:val="center"/>
               <w:rPr>
-                <w:rFonts w:ascii="宋体" w:eastAsia="宋体" w:hAnsi="宋体" w:cs="宋体"/>
+                <w:rFonts w:ascii="宋体" w:eastAsia="宋体" w:hAnsi="宋体" w:cs="宋体" w:hint="eastAsia"/>
                 <w:b/>
                 <w:bCs/>
                 <w:kern w:val="0"/>
@@ -16672,7 +16188,7 @@
               <w:widowControl/>
               <w:jc w:val="center"/>
               <w:rPr>
-                <w:rFonts w:ascii="宋体" w:eastAsia="宋体" w:hAnsi="宋体" w:cs="宋体"/>
+                <w:rFonts w:ascii="宋体" w:eastAsia="宋体" w:hAnsi="宋体" w:cs="宋体" w:hint="eastAsia"/>
                 <w:b/>
                 <w:bCs/>
                 <w:kern w:val="0"/>
@@ -16723,7 +16239,7 @@
               <w:widowControl/>
               <w:jc w:val="left"/>
               <w:rPr>
-                <w:rFonts w:ascii="宋体" w:eastAsia="宋体" w:hAnsi="宋体" w:cs="宋体"/>
+                <w:rFonts w:ascii="宋体" w:eastAsia="宋体" w:hAnsi="宋体" w:cs="宋体" w:hint="eastAsia"/>
                 <w:kern w:val="0"/>
                 <w:sz w:val="24"/>
                 <w:szCs w:val="24"/>
@@ -16765,7 +16281,7 @@
               <w:widowControl/>
               <w:jc w:val="left"/>
               <w:rPr>
-                <w:rFonts w:ascii="宋体" w:eastAsia="宋体" w:hAnsi="宋体" w:cs="宋体"/>
+                <w:rFonts w:ascii="宋体" w:eastAsia="宋体" w:hAnsi="宋体" w:cs="宋体" w:hint="eastAsia"/>
                 <w:kern w:val="0"/>
                 <w:sz w:val="24"/>
                 <w:szCs w:val="24"/>
@@ -16807,7 +16323,7 @@
               <w:widowControl/>
               <w:jc w:val="left"/>
               <w:rPr>
-                <w:rFonts w:ascii="宋体" w:eastAsia="宋体" w:hAnsi="宋体" w:cs="宋体"/>
+                <w:rFonts w:ascii="宋体" w:eastAsia="宋体" w:hAnsi="宋体" w:cs="宋体" w:hint="eastAsia"/>
                 <w:kern w:val="0"/>
                 <w:sz w:val="24"/>
                 <w:szCs w:val="24"/>
@@ -16849,7 +16365,7 @@
               <w:widowControl/>
               <w:jc w:val="left"/>
               <w:rPr>
-                <w:rFonts w:ascii="宋体" w:eastAsia="宋体" w:hAnsi="宋体" w:cs="宋体"/>
+                <w:rFonts w:ascii="宋体" w:eastAsia="宋体" w:hAnsi="宋体" w:cs="宋体" w:hint="eastAsia"/>
                 <w:kern w:val="0"/>
                 <w:sz w:val="24"/>
                 <w:szCs w:val="24"/>
@@ -16891,7 +16407,7 @@
               <w:widowControl/>
               <w:jc w:val="left"/>
               <w:rPr>
-                <w:rFonts w:ascii="宋体" w:eastAsia="宋体" w:hAnsi="宋体" w:cs="宋体"/>
+                <w:rFonts w:ascii="宋体" w:eastAsia="宋体" w:hAnsi="宋体" w:cs="宋体" w:hint="eastAsia"/>
                 <w:kern w:val="0"/>
                 <w:sz w:val="24"/>
                 <w:szCs w:val="24"/>
@@ -16923,7 +16439,7 @@
               <w:widowControl/>
               <w:jc w:val="left"/>
               <w:rPr>
-                <w:rFonts w:ascii="宋体" w:eastAsia="宋体" w:hAnsi="宋体" w:cs="宋体"/>
+                <w:rFonts w:ascii="宋体" w:eastAsia="宋体" w:hAnsi="宋体" w:cs="宋体" w:hint="eastAsia"/>
                 <w:kern w:val="0"/>
                 <w:sz w:val="24"/>
                 <w:szCs w:val="24"/>
@@ -16971,35 +16487,23 @@
               <w:widowControl/>
               <w:jc w:val="left"/>
               <w:rPr>
-                <w:rFonts w:ascii="宋体" w:eastAsia="宋体" w:hAnsi="宋体" w:cs="宋体"/>
-                <w:kern w:val="0"/>
-                <w:sz w:val="24"/>
-                <w:szCs w:val="24"/>
-                <w14:ligatures w14:val="none"/>
-              </w:rPr>
-            </w:pPr>
-            <w:r>
-              <w:rPr>
-                <w:rFonts w:ascii="宋体" w:eastAsia="宋体" w:hAnsi="宋体" w:cs="宋体"/>
-                <w:kern w:val="0"/>
-                <w:sz w:val="24"/>
-                <w:szCs w:val="24"/>
-                <w14:ligatures w14:val="none"/>
-              </w:rPr>
-              <w:t xml:space="preserve">» </w:t>
-            </w:r>
-            <w:proofErr w:type="gramStart"/>
-            <w:r>
-              <w:rPr>
-                <w:rFonts w:ascii="宋体" w:eastAsia="宋体" w:hAnsi="宋体" w:cs="宋体"/>
-                <w:kern w:val="0"/>
-                <w:sz w:val="24"/>
-                <w:szCs w:val="24"/>
-                <w14:ligatures w14:val="none"/>
-              </w:rPr>
-              <w:t>token</w:t>
-            </w:r>
-            <w:proofErr w:type="gramEnd"/>
+                <w:rFonts w:ascii="宋体" w:eastAsia="宋体" w:hAnsi="宋体" w:cs="宋体" w:hint="eastAsia"/>
+                <w:kern w:val="0"/>
+                <w:sz w:val="24"/>
+                <w:szCs w:val="24"/>
+                <w14:ligatures w14:val="none"/>
+              </w:rPr>
+            </w:pPr>
+            <w:r>
+              <w:rPr>
+                <w:rFonts w:ascii="宋体" w:eastAsia="宋体" w:hAnsi="宋体" w:cs="宋体"/>
+                <w:kern w:val="0"/>
+                <w:sz w:val="24"/>
+                <w:szCs w:val="24"/>
+                <w14:ligatures w14:val="none"/>
+              </w:rPr>
+              <w:t>» token</w:t>
+            </w:r>
           </w:p>
         </w:tc>
         <w:tc>
@@ -17026,7 +16530,7 @@
               <w:widowControl/>
               <w:jc w:val="left"/>
               <w:rPr>
-                <w:rFonts w:ascii="宋体" w:eastAsia="宋体" w:hAnsi="宋体" w:cs="宋体"/>
+                <w:rFonts w:ascii="宋体" w:eastAsia="宋体" w:hAnsi="宋体" w:cs="宋体" w:hint="eastAsia"/>
                 <w:kern w:val="0"/>
                 <w:sz w:val="24"/>
                 <w:szCs w:val="24"/>
@@ -17069,7 +16573,7 @@
               <w:widowControl/>
               <w:jc w:val="left"/>
               <w:rPr>
-                <w:rFonts w:ascii="宋体" w:eastAsia="宋体" w:hAnsi="宋体" w:cs="宋体"/>
+                <w:rFonts w:ascii="宋体" w:eastAsia="宋体" w:hAnsi="宋体" w:cs="宋体" w:hint="eastAsia"/>
                 <w:kern w:val="0"/>
                 <w:sz w:val="24"/>
                 <w:szCs w:val="24"/>
@@ -17112,7 +16616,7 @@
               <w:widowControl/>
               <w:jc w:val="left"/>
               <w:rPr>
-                <w:rFonts w:ascii="宋体" w:eastAsia="宋体" w:hAnsi="宋体" w:cs="宋体"/>
+                <w:rFonts w:ascii="宋体" w:eastAsia="宋体" w:hAnsi="宋体" w:cs="宋体" w:hint="eastAsia"/>
                 <w:kern w:val="0"/>
                 <w:sz w:val="24"/>
                 <w:szCs w:val="24"/>
@@ -17155,7 +16659,7 @@
               <w:widowControl/>
               <w:jc w:val="left"/>
               <w:rPr>
-                <w:rFonts w:ascii="宋体" w:eastAsia="宋体" w:hAnsi="宋体" w:cs="宋体"/>
+                <w:rFonts w:ascii="宋体" w:eastAsia="宋体" w:hAnsi="宋体" w:cs="宋体" w:hint="eastAsia"/>
                 <w:kern w:val="0"/>
                 <w:sz w:val="24"/>
                 <w:szCs w:val="24"/>
@@ -17198,7 +16702,7 @@
               <w:widowControl/>
               <w:jc w:val="left"/>
               <w:rPr>
-                <w:rFonts w:ascii="宋体" w:eastAsia="宋体" w:hAnsi="宋体" w:cs="宋体"/>
+                <w:rFonts w:ascii="宋体" w:eastAsia="宋体" w:hAnsi="宋体" w:cs="宋体" w:hint="eastAsia"/>
                 <w:kern w:val="0"/>
                 <w:sz w:val="24"/>
                 <w:szCs w:val="24"/>
@@ -17421,7 +16925,7 @@
               <w:widowControl/>
               <w:jc w:val="center"/>
               <w:rPr>
-                <w:rFonts w:ascii="宋体" w:eastAsia="宋体" w:hAnsi="宋体" w:cs="宋体"/>
+                <w:rFonts w:ascii="宋体" w:eastAsia="宋体" w:hAnsi="宋体" w:cs="宋体" w:hint="eastAsia"/>
                 <w:b/>
                 <w:bCs/>
                 <w:kern w:val="0"/>
@@ -17468,7 +16972,7 @@
               <w:widowControl/>
               <w:jc w:val="center"/>
               <w:rPr>
-                <w:rFonts w:ascii="宋体" w:eastAsia="宋体" w:hAnsi="宋体" w:cs="宋体"/>
+                <w:rFonts w:ascii="宋体" w:eastAsia="宋体" w:hAnsi="宋体" w:cs="宋体" w:hint="eastAsia"/>
                 <w:b/>
                 <w:bCs/>
                 <w:kern w:val="0"/>
@@ -17515,7 +17019,7 @@
               <w:widowControl/>
               <w:jc w:val="center"/>
               <w:rPr>
-                <w:rFonts w:ascii="宋体" w:eastAsia="宋体" w:hAnsi="宋体" w:cs="宋体"/>
+                <w:rFonts w:ascii="宋体" w:eastAsia="宋体" w:hAnsi="宋体" w:cs="宋体" w:hint="eastAsia"/>
                 <w:b/>
                 <w:bCs/>
                 <w:kern w:val="0"/>
@@ -17562,7 +17066,7 @@
               <w:widowControl/>
               <w:jc w:val="center"/>
               <w:rPr>
-                <w:rFonts w:ascii="宋体" w:eastAsia="宋体" w:hAnsi="宋体" w:cs="宋体"/>
+                <w:rFonts w:ascii="宋体" w:eastAsia="宋体" w:hAnsi="宋体" w:cs="宋体" w:hint="eastAsia"/>
                 <w:b/>
                 <w:bCs/>
                 <w:kern w:val="0"/>
@@ -17613,7 +17117,7 @@
               <w:widowControl/>
               <w:jc w:val="left"/>
               <w:rPr>
-                <w:rFonts w:ascii="宋体" w:eastAsia="宋体" w:hAnsi="宋体" w:cs="宋体"/>
+                <w:rFonts w:ascii="宋体" w:eastAsia="宋体" w:hAnsi="宋体" w:cs="宋体" w:hint="eastAsia"/>
                 <w:kern w:val="0"/>
                 <w:sz w:val="24"/>
                 <w:szCs w:val="24"/>
@@ -17655,7 +17159,7 @@
               <w:widowControl/>
               <w:jc w:val="left"/>
               <w:rPr>
-                <w:rFonts w:ascii="宋体" w:eastAsia="宋体" w:hAnsi="宋体" w:cs="宋体"/>
+                <w:rFonts w:ascii="宋体" w:eastAsia="宋体" w:hAnsi="宋体" w:cs="宋体" w:hint="eastAsia"/>
                 <w:kern w:val="0"/>
                 <w:sz w:val="24"/>
                 <w:szCs w:val="24"/>
@@ -17701,7 +17205,7 @@
               <w:widowControl/>
               <w:jc w:val="left"/>
               <w:rPr>
-                <w:rFonts w:ascii="宋体" w:eastAsia="宋体" w:hAnsi="宋体" w:cs="宋体"/>
+                <w:rFonts w:ascii="宋体" w:eastAsia="宋体" w:hAnsi="宋体" w:cs="宋体" w:hint="eastAsia"/>
                 <w:kern w:val="0"/>
                 <w:sz w:val="24"/>
                 <w:szCs w:val="24"/>
@@ -17743,7 +17247,7 @@
               <w:widowControl/>
               <w:jc w:val="left"/>
               <w:rPr>
-                <w:rFonts w:ascii="宋体" w:eastAsia="宋体" w:hAnsi="宋体" w:cs="宋体"/>
+                <w:rFonts w:ascii="宋体" w:eastAsia="宋体" w:hAnsi="宋体" w:cs="宋体" w:hint="eastAsia"/>
                 <w:kern w:val="0"/>
                 <w:sz w:val="24"/>
                 <w:szCs w:val="24"/>
@@ -17891,7 +17395,7 @@
               <w:widowControl/>
               <w:jc w:val="center"/>
               <w:rPr>
-                <w:rFonts w:ascii="宋体" w:eastAsia="宋体" w:hAnsi="宋体" w:cs="宋体"/>
+                <w:rFonts w:ascii="宋体" w:eastAsia="宋体" w:hAnsi="宋体" w:cs="宋体" w:hint="eastAsia"/>
                 <w:b/>
                 <w:bCs/>
                 <w:kern w:val="0"/>
@@ -17938,7 +17442,7 @@
               <w:widowControl/>
               <w:jc w:val="center"/>
               <w:rPr>
-                <w:rFonts w:ascii="宋体" w:eastAsia="宋体" w:hAnsi="宋体" w:cs="宋体"/>
+                <w:rFonts w:ascii="宋体" w:eastAsia="宋体" w:hAnsi="宋体" w:cs="宋体" w:hint="eastAsia"/>
                 <w:b/>
                 <w:bCs/>
                 <w:kern w:val="0"/>
@@ -17985,7 +17489,7 @@
               <w:widowControl/>
               <w:jc w:val="center"/>
               <w:rPr>
-                <w:rFonts w:ascii="宋体" w:eastAsia="宋体" w:hAnsi="宋体" w:cs="宋体"/>
+                <w:rFonts w:ascii="宋体" w:eastAsia="宋体" w:hAnsi="宋体" w:cs="宋体" w:hint="eastAsia"/>
                 <w:b/>
                 <w:bCs/>
                 <w:kern w:val="0"/>
@@ -18032,7 +17536,7 @@
               <w:widowControl/>
               <w:jc w:val="center"/>
               <w:rPr>
-                <w:rFonts w:ascii="宋体" w:eastAsia="宋体" w:hAnsi="宋体" w:cs="宋体"/>
+                <w:rFonts w:ascii="宋体" w:eastAsia="宋体" w:hAnsi="宋体" w:cs="宋体" w:hint="eastAsia"/>
                 <w:b/>
                 <w:bCs/>
                 <w:kern w:val="0"/>
@@ -18079,7 +17583,7 @@
               <w:widowControl/>
               <w:jc w:val="center"/>
               <w:rPr>
-                <w:rFonts w:ascii="宋体" w:eastAsia="宋体" w:hAnsi="宋体" w:cs="宋体"/>
+                <w:rFonts w:ascii="宋体" w:eastAsia="宋体" w:hAnsi="宋体" w:cs="宋体" w:hint="eastAsia"/>
                 <w:b/>
                 <w:bCs/>
                 <w:kern w:val="0"/>
@@ -18126,7 +17630,7 @@
               <w:widowControl/>
               <w:jc w:val="center"/>
               <w:rPr>
-                <w:rFonts w:ascii="宋体" w:eastAsia="宋体" w:hAnsi="宋体" w:cs="宋体"/>
+                <w:rFonts w:ascii="宋体" w:eastAsia="宋体" w:hAnsi="宋体" w:cs="宋体" w:hint="eastAsia"/>
                 <w:b/>
                 <w:bCs/>
                 <w:kern w:val="0"/>
@@ -18177,35 +17681,23 @@
               <w:widowControl/>
               <w:jc w:val="left"/>
               <w:rPr>
-                <w:rFonts w:ascii="宋体" w:eastAsia="宋体" w:hAnsi="宋体" w:cs="宋体"/>
-                <w:kern w:val="0"/>
-                <w:sz w:val="24"/>
-                <w:szCs w:val="24"/>
-                <w14:ligatures w14:val="none"/>
-              </w:rPr>
-            </w:pPr>
-            <w:r>
-              <w:rPr>
-                <w:rFonts w:ascii="宋体" w:eastAsia="宋体" w:hAnsi="宋体" w:cs="宋体"/>
-                <w:kern w:val="0"/>
-                <w:sz w:val="24"/>
-                <w:szCs w:val="24"/>
-                <w14:ligatures w14:val="none"/>
-              </w:rPr>
-              <w:t xml:space="preserve">» </w:t>
-            </w:r>
-            <w:proofErr w:type="gramStart"/>
-            <w:r>
-              <w:rPr>
-                <w:rFonts w:ascii="宋体" w:eastAsia="宋体" w:hAnsi="宋体" w:cs="宋体"/>
-                <w:kern w:val="0"/>
-                <w:sz w:val="24"/>
-                <w:szCs w:val="24"/>
-                <w14:ligatures w14:val="none"/>
-              </w:rPr>
-              <w:t>code</w:t>
-            </w:r>
-            <w:proofErr w:type="gramEnd"/>
+                <w:rFonts w:ascii="宋体" w:eastAsia="宋体" w:hAnsi="宋体" w:cs="宋体" w:hint="eastAsia"/>
+                <w:kern w:val="0"/>
+                <w:sz w:val="24"/>
+                <w:szCs w:val="24"/>
+                <w14:ligatures w14:val="none"/>
+              </w:rPr>
+            </w:pPr>
+            <w:r>
+              <w:rPr>
+                <w:rFonts w:ascii="宋体" w:eastAsia="宋体" w:hAnsi="宋体" w:cs="宋体"/>
+                <w:kern w:val="0"/>
+                <w:sz w:val="24"/>
+                <w:szCs w:val="24"/>
+                <w14:ligatures w14:val="none"/>
+              </w:rPr>
+              <w:t>» code</w:t>
+            </w:r>
           </w:p>
         </w:tc>
         <w:tc>
@@ -18231,7 +17723,7 @@
               <w:widowControl/>
               <w:jc w:val="left"/>
               <w:rPr>
-                <w:rFonts w:ascii="宋体" w:eastAsia="宋体" w:hAnsi="宋体" w:cs="宋体"/>
+                <w:rFonts w:ascii="宋体" w:eastAsia="宋体" w:hAnsi="宋体" w:cs="宋体" w:hint="eastAsia"/>
                 <w:kern w:val="0"/>
                 <w:sz w:val="24"/>
                 <w:szCs w:val="24"/>
@@ -18273,7 +17765,7 @@
               <w:widowControl/>
               <w:jc w:val="left"/>
               <w:rPr>
-                <w:rFonts w:ascii="宋体" w:eastAsia="宋体" w:hAnsi="宋体" w:cs="宋体"/>
+                <w:rFonts w:ascii="宋体" w:eastAsia="宋体" w:hAnsi="宋体" w:cs="宋体" w:hint="eastAsia"/>
                 <w:kern w:val="0"/>
                 <w:sz w:val="24"/>
                 <w:szCs w:val="24"/>
@@ -18315,7 +17807,7 @@
               <w:widowControl/>
               <w:jc w:val="left"/>
               <w:rPr>
-                <w:rFonts w:ascii="宋体" w:eastAsia="宋体" w:hAnsi="宋体" w:cs="宋体"/>
+                <w:rFonts w:ascii="宋体" w:eastAsia="宋体" w:hAnsi="宋体" w:cs="宋体" w:hint="eastAsia"/>
                 <w:kern w:val="0"/>
                 <w:sz w:val="24"/>
                 <w:szCs w:val="24"/>
@@ -18357,7 +17849,7 @@
               <w:widowControl/>
               <w:jc w:val="left"/>
               <w:rPr>
-                <w:rFonts w:ascii="宋体" w:eastAsia="宋体" w:hAnsi="宋体" w:cs="宋体"/>
+                <w:rFonts w:ascii="宋体" w:eastAsia="宋体" w:hAnsi="宋体" w:cs="宋体" w:hint="eastAsia"/>
                 <w:kern w:val="0"/>
                 <w:sz w:val="24"/>
                 <w:szCs w:val="24"/>
@@ -18399,7 +17891,7 @@
               <w:widowControl/>
               <w:jc w:val="left"/>
               <w:rPr>
-                <w:rFonts w:ascii="宋体" w:eastAsia="宋体" w:hAnsi="宋体" w:cs="宋体"/>
+                <w:rFonts w:ascii="宋体" w:eastAsia="宋体" w:hAnsi="宋体" w:cs="宋体" w:hint="eastAsia"/>
                 <w:kern w:val="0"/>
                 <w:sz w:val="24"/>
                 <w:szCs w:val="24"/>
@@ -18447,35 +17939,23 @@
               <w:widowControl/>
               <w:jc w:val="left"/>
               <w:rPr>
-                <w:rFonts w:ascii="宋体" w:eastAsia="宋体" w:hAnsi="宋体" w:cs="宋体"/>
-                <w:kern w:val="0"/>
-                <w:sz w:val="24"/>
-                <w:szCs w:val="24"/>
-                <w14:ligatures w14:val="none"/>
-              </w:rPr>
-            </w:pPr>
-            <w:r>
-              <w:rPr>
-                <w:rFonts w:ascii="宋体" w:eastAsia="宋体" w:hAnsi="宋体" w:cs="宋体"/>
-                <w:kern w:val="0"/>
-                <w:sz w:val="24"/>
-                <w:szCs w:val="24"/>
-                <w14:ligatures w14:val="none"/>
-              </w:rPr>
-              <w:t xml:space="preserve">» </w:t>
-            </w:r>
-            <w:proofErr w:type="gramStart"/>
-            <w:r>
-              <w:rPr>
-                <w:rFonts w:ascii="宋体" w:eastAsia="宋体" w:hAnsi="宋体" w:cs="宋体"/>
-                <w:kern w:val="0"/>
-                <w:sz w:val="24"/>
-                <w:szCs w:val="24"/>
-                <w14:ligatures w14:val="none"/>
-              </w:rPr>
-              <w:t>msg</w:t>
-            </w:r>
-            <w:proofErr w:type="gramEnd"/>
+                <w:rFonts w:ascii="宋体" w:eastAsia="宋体" w:hAnsi="宋体" w:cs="宋体" w:hint="eastAsia"/>
+                <w:kern w:val="0"/>
+                <w:sz w:val="24"/>
+                <w:szCs w:val="24"/>
+                <w14:ligatures w14:val="none"/>
+              </w:rPr>
+            </w:pPr>
+            <w:r>
+              <w:rPr>
+                <w:rFonts w:ascii="宋体" w:eastAsia="宋体" w:hAnsi="宋体" w:cs="宋体"/>
+                <w:kern w:val="0"/>
+                <w:sz w:val="24"/>
+                <w:szCs w:val="24"/>
+                <w14:ligatures w14:val="none"/>
+              </w:rPr>
+              <w:t>» msg</w:t>
+            </w:r>
           </w:p>
         </w:tc>
         <w:tc>
@@ -18502,7 +17982,7 @@
               <w:widowControl/>
               <w:jc w:val="left"/>
               <w:rPr>
-                <w:rFonts w:ascii="宋体" w:eastAsia="宋体" w:hAnsi="宋体" w:cs="宋体"/>
+                <w:rFonts w:ascii="宋体" w:eastAsia="宋体" w:hAnsi="宋体" w:cs="宋体" w:hint="eastAsia"/>
                 <w:kern w:val="0"/>
                 <w:sz w:val="24"/>
                 <w:szCs w:val="24"/>
@@ -18545,7 +18025,7 @@
               <w:widowControl/>
               <w:jc w:val="left"/>
               <w:rPr>
-                <w:rFonts w:ascii="宋体" w:eastAsia="宋体" w:hAnsi="宋体" w:cs="宋体"/>
+                <w:rFonts w:ascii="宋体" w:eastAsia="宋体" w:hAnsi="宋体" w:cs="宋体" w:hint="eastAsia"/>
                 <w:kern w:val="0"/>
                 <w:sz w:val="24"/>
                 <w:szCs w:val="24"/>
@@ -18588,7 +18068,7 @@
               <w:widowControl/>
               <w:jc w:val="left"/>
               <w:rPr>
-                <w:rFonts w:ascii="宋体" w:eastAsia="宋体" w:hAnsi="宋体" w:cs="宋体"/>
+                <w:rFonts w:ascii="宋体" w:eastAsia="宋体" w:hAnsi="宋体" w:cs="宋体" w:hint="eastAsia"/>
                 <w:kern w:val="0"/>
                 <w:sz w:val="24"/>
                 <w:szCs w:val="24"/>
@@ -18631,7 +18111,7 @@
               <w:widowControl/>
               <w:jc w:val="left"/>
               <w:rPr>
-                <w:rFonts w:ascii="宋体" w:eastAsia="宋体" w:hAnsi="宋体" w:cs="宋体"/>
+                <w:rFonts w:ascii="宋体" w:eastAsia="宋体" w:hAnsi="宋体" w:cs="宋体" w:hint="eastAsia"/>
                 <w:kern w:val="0"/>
                 <w:sz w:val="24"/>
                 <w:szCs w:val="24"/>
@@ -18674,7 +18154,7 @@
               <w:widowControl/>
               <w:jc w:val="left"/>
               <w:rPr>
-                <w:rFonts w:ascii="宋体" w:eastAsia="宋体" w:hAnsi="宋体" w:cs="宋体"/>
+                <w:rFonts w:ascii="宋体" w:eastAsia="宋体" w:hAnsi="宋体" w:cs="宋体" w:hint="eastAsia"/>
                 <w:kern w:val="0"/>
                 <w:sz w:val="24"/>
                 <w:szCs w:val="24"/>
@@ -18765,45 +18245,8 @@
           <w:szCs w:val="24"/>
           <w14:ligatures w14:val="none"/>
         </w:rPr>
-        <w:t>POST /</w:t>
-      </w:r>
-      <w:proofErr w:type="spellStart"/>
-      <w:r>
-        <w:rPr>
-          <w:rFonts w:ascii="Helvetica" w:eastAsia="宋体" w:hAnsi="Helvetica" w:cs="宋体"/>
-          <w:color w:val="333333"/>
-          <w:kern w:val="0"/>
-          <w:sz w:val="24"/>
-          <w:szCs w:val="24"/>
-          <w14:ligatures w14:val="none"/>
-        </w:rPr>
-        <w:t>api</w:t>
-      </w:r>
-      <w:proofErr w:type="spellEnd"/>
-      <w:r>
-        <w:rPr>
-          <w:rFonts w:ascii="Helvetica" w:eastAsia="宋体" w:hAnsi="Helvetica" w:cs="宋体"/>
-          <w:color w:val="333333"/>
-          <w:kern w:val="0"/>
-          <w:sz w:val="24"/>
-          <w:szCs w:val="24"/>
-          <w14:ligatures w14:val="none"/>
-        </w:rPr>
-        <w:t>/auth/</w:t>
-      </w:r>
-      <w:proofErr w:type="spellStart"/>
-      <w:r>
-        <w:rPr>
-          <w:rFonts w:ascii="Helvetica" w:eastAsia="宋体" w:hAnsi="Helvetica" w:cs="宋体"/>
-          <w:color w:val="333333"/>
-          <w:kern w:val="0"/>
-          <w:sz w:val="24"/>
-          <w:szCs w:val="24"/>
-          <w14:ligatures w14:val="none"/>
-        </w:rPr>
-        <w:t>checkin</w:t>
-      </w:r>
-      <w:proofErr w:type="spellEnd"/>
+        <w:t>POST /api/auth/checkin</w:t>
+      </w:r>
     </w:p>
     <w:p>
       <w:pPr>
@@ -18990,7 +18433,7 @@
               <w:widowControl/>
               <w:jc w:val="center"/>
               <w:rPr>
-                <w:rFonts w:ascii="宋体" w:eastAsia="宋体" w:hAnsi="宋体" w:cs="宋体"/>
+                <w:rFonts w:ascii="宋体" w:eastAsia="宋体" w:hAnsi="宋体" w:cs="宋体" w:hint="eastAsia"/>
                 <w:b/>
                 <w:bCs/>
                 <w:kern w:val="0"/>
@@ -19037,7 +18480,7 @@
               <w:widowControl/>
               <w:jc w:val="center"/>
               <w:rPr>
-                <w:rFonts w:ascii="宋体" w:eastAsia="宋体" w:hAnsi="宋体" w:cs="宋体"/>
+                <w:rFonts w:ascii="宋体" w:eastAsia="宋体" w:hAnsi="宋体" w:cs="宋体" w:hint="eastAsia"/>
                 <w:b/>
                 <w:bCs/>
                 <w:kern w:val="0"/>
@@ -19084,7 +18527,7 @@
               <w:widowControl/>
               <w:jc w:val="center"/>
               <w:rPr>
-                <w:rFonts w:ascii="宋体" w:eastAsia="宋体" w:hAnsi="宋体" w:cs="宋体"/>
+                <w:rFonts w:ascii="宋体" w:eastAsia="宋体" w:hAnsi="宋体" w:cs="宋体" w:hint="eastAsia"/>
                 <w:b/>
                 <w:bCs/>
                 <w:kern w:val="0"/>
@@ -19131,7 +18574,7 @@
               <w:widowControl/>
               <w:jc w:val="center"/>
               <w:rPr>
-                <w:rFonts w:ascii="宋体" w:eastAsia="宋体" w:hAnsi="宋体" w:cs="宋体"/>
+                <w:rFonts w:ascii="宋体" w:eastAsia="宋体" w:hAnsi="宋体" w:cs="宋体" w:hint="eastAsia"/>
                 <w:b/>
                 <w:bCs/>
                 <w:kern w:val="0"/>
@@ -19178,7 +18621,7 @@
               <w:widowControl/>
               <w:jc w:val="center"/>
               <w:rPr>
-                <w:rFonts w:ascii="宋体" w:eastAsia="宋体" w:hAnsi="宋体" w:cs="宋体"/>
+                <w:rFonts w:ascii="宋体" w:eastAsia="宋体" w:hAnsi="宋体" w:cs="宋体" w:hint="eastAsia"/>
                 <w:b/>
                 <w:bCs/>
                 <w:kern w:val="0"/>
@@ -19225,7 +18668,7 @@
               <w:widowControl/>
               <w:jc w:val="center"/>
               <w:rPr>
-                <w:rFonts w:ascii="宋体" w:eastAsia="宋体" w:hAnsi="宋体" w:cs="宋体"/>
+                <w:rFonts w:ascii="宋体" w:eastAsia="宋体" w:hAnsi="宋体" w:cs="宋体" w:hint="eastAsia"/>
                 <w:b/>
                 <w:bCs/>
                 <w:kern w:val="0"/>
@@ -19276,7 +18719,7 @@
               <w:widowControl/>
               <w:jc w:val="left"/>
               <w:rPr>
-                <w:rFonts w:ascii="宋体" w:eastAsia="宋体" w:hAnsi="宋体" w:cs="宋体"/>
+                <w:rFonts w:ascii="宋体" w:eastAsia="宋体" w:hAnsi="宋体" w:cs="宋体" w:hint="eastAsia"/>
                 <w:kern w:val="0"/>
                 <w:sz w:val="24"/>
                 <w:szCs w:val="24"/>
@@ -19318,7 +18761,7 @@
               <w:widowControl/>
               <w:jc w:val="left"/>
               <w:rPr>
-                <w:rFonts w:ascii="宋体" w:eastAsia="宋体" w:hAnsi="宋体" w:cs="宋体"/>
+                <w:rFonts w:ascii="宋体" w:eastAsia="宋体" w:hAnsi="宋体" w:cs="宋体" w:hint="eastAsia"/>
                 <w:kern w:val="0"/>
                 <w:sz w:val="24"/>
                 <w:szCs w:val="24"/>
@@ -19360,7 +18803,7 @@
               <w:widowControl/>
               <w:jc w:val="left"/>
               <w:rPr>
-                <w:rFonts w:ascii="宋体" w:eastAsia="宋体" w:hAnsi="宋体" w:cs="宋体"/>
+                <w:rFonts w:ascii="宋体" w:eastAsia="宋体" w:hAnsi="宋体" w:cs="宋体" w:hint="eastAsia"/>
                 <w:kern w:val="0"/>
                 <w:sz w:val="24"/>
                 <w:szCs w:val="24"/>
@@ -19402,7 +18845,7 @@
               <w:widowControl/>
               <w:jc w:val="left"/>
               <w:rPr>
-                <w:rFonts w:ascii="宋体" w:eastAsia="宋体" w:hAnsi="宋体" w:cs="宋体"/>
+                <w:rFonts w:ascii="宋体" w:eastAsia="宋体" w:hAnsi="宋体" w:cs="宋体" w:hint="eastAsia"/>
                 <w:kern w:val="0"/>
                 <w:sz w:val="24"/>
                 <w:szCs w:val="24"/>
@@ -19444,7 +18887,7 @@
               <w:widowControl/>
               <w:jc w:val="left"/>
               <w:rPr>
-                <w:rFonts w:ascii="宋体" w:eastAsia="宋体" w:hAnsi="宋体" w:cs="宋体"/>
+                <w:rFonts w:ascii="宋体" w:eastAsia="宋体" w:hAnsi="宋体" w:cs="宋体" w:hint="eastAsia"/>
                 <w:kern w:val="0"/>
                 <w:sz w:val="24"/>
                 <w:szCs w:val="24"/>
@@ -19476,7 +18919,7 @@
               <w:widowControl/>
               <w:jc w:val="left"/>
               <w:rPr>
-                <w:rFonts w:ascii="宋体" w:eastAsia="宋体" w:hAnsi="宋体" w:cs="宋体"/>
+                <w:rFonts w:ascii="宋体" w:eastAsia="宋体" w:hAnsi="宋体" w:cs="宋体" w:hint="eastAsia"/>
                 <w:kern w:val="0"/>
                 <w:sz w:val="24"/>
                 <w:szCs w:val="24"/>
@@ -19524,35 +18967,23 @@
               <w:widowControl/>
               <w:jc w:val="left"/>
               <w:rPr>
-                <w:rFonts w:ascii="宋体" w:eastAsia="宋体" w:hAnsi="宋体" w:cs="宋体"/>
-                <w:kern w:val="0"/>
-                <w:sz w:val="24"/>
-                <w:szCs w:val="24"/>
-                <w14:ligatures w14:val="none"/>
-              </w:rPr>
-            </w:pPr>
-            <w:r>
-              <w:rPr>
-                <w:rFonts w:ascii="宋体" w:eastAsia="宋体" w:hAnsi="宋体" w:cs="宋体"/>
-                <w:kern w:val="0"/>
-                <w:sz w:val="24"/>
-                <w:szCs w:val="24"/>
-                <w14:ligatures w14:val="none"/>
-              </w:rPr>
-              <w:t xml:space="preserve">» </w:t>
-            </w:r>
-            <w:proofErr w:type="gramStart"/>
-            <w:r>
-              <w:rPr>
-                <w:rFonts w:ascii="宋体" w:eastAsia="宋体" w:hAnsi="宋体" w:cs="宋体"/>
-                <w:kern w:val="0"/>
-                <w:sz w:val="24"/>
-                <w:szCs w:val="24"/>
-                <w14:ligatures w14:val="none"/>
-              </w:rPr>
-              <w:t>token</w:t>
-            </w:r>
-            <w:proofErr w:type="gramEnd"/>
+                <w:rFonts w:ascii="宋体" w:eastAsia="宋体" w:hAnsi="宋体" w:cs="宋体" w:hint="eastAsia"/>
+                <w:kern w:val="0"/>
+                <w:sz w:val="24"/>
+                <w:szCs w:val="24"/>
+                <w14:ligatures w14:val="none"/>
+              </w:rPr>
+            </w:pPr>
+            <w:r>
+              <w:rPr>
+                <w:rFonts w:ascii="宋体" w:eastAsia="宋体" w:hAnsi="宋体" w:cs="宋体"/>
+                <w:kern w:val="0"/>
+                <w:sz w:val="24"/>
+                <w:szCs w:val="24"/>
+                <w14:ligatures w14:val="none"/>
+              </w:rPr>
+              <w:t>» token</w:t>
+            </w:r>
           </w:p>
         </w:tc>
         <w:tc>
@@ -19579,7 +19010,7 @@
               <w:widowControl/>
               <w:jc w:val="left"/>
               <w:rPr>
-                <w:rFonts w:ascii="宋体" w:eastAsia="宋体" w:hAnsi="宋体" w:cs="宋体"/>
+                <w:rFonts w:ascii="宋体" w:eastAsia="宋体" w:hAnsi="宋体" w:cs="宋体" w:hint="eastAsia"/>
                 <w:kern w:val="0"/>
                 <w:sz w:val="24"/>
                 <w:szCs w:val="24"/>
@@ -19622,7 +19053,7 @@
               <w:widowControl/>
               <w:jc w:val="left"/>
               <w:rPr>
-                <w:rFonts w:ascii="宋体" w:eastAsia="宋体" w:hAnsi="宋体" w:cs="宋体"/>
+                <w:rFonts w:ascii="宋体" w:eastAsia="宋体" w:hAnsi="宋体" w:cs="宋体" w:hint="eastAsia"/>
                 <w:kern w:val="0"/>
                 <w:sz w:val="24"/>
                 <w:szCs w:val="24"/>
@@ -19665,7 +19096,7 @@
               <w:widowControl/>
               <w:jc w:val="left"/>
               <w:rPr>
-                <w:rFonts w:ascii="宋体" w:eastAsia="宋体" w:hAnsi="宋体" w:cs="宋体"/>
+                <w:rFonts w:ascii="宋体" w:eastAsia="宋体" w:hAnsi="宋体" w:cs="宋体" w:hint="eastAsia"/>
                 <w:kern w:val="0"/>
                 <w:sz w:val="24"/>
                 <w:szCs w:val="24"/>
@@ -19708,7 +19139,7 @@
               <w:widowControl/>
               <w:jc w:val="left"/>
               <w:rPr>
-                <w:rFonts w:ascii="宋体" w:eastAsia="宋体" w:hAnsi="宋体" w:cs="宋体"/>
+                <w:rFonts w:ascii="宋体" w:eastAsia="宋体" w:hAnsi="宋体" w:cs="宋体" w:hint="eastAsia"/>
                 <w:kern w:val="0"/>
                 <w:sz w:val="24"/>
                 <w:szCs w:val="24"/>
@@ -19751,7 +19182,7 @@
               <w:widowControl/>
               <w:jc w:val="left"/>
               <w:rPr>
-                <w:rFonts w:ascii="宋体" w:eastAsia="宋体" w:hAnsi="宋体" w:cs="宋体"/>
+                <w:rFonts w:ascii="宋体" w:eastAsia="宋体" w:hAnsi="宋体" w:cs="宋体" w:hint="eastAsia"/>
                 <w:kern w:val="0"/>
                 <w:sz w:val="24"/>
                 <w:szCs w:val="24"/>
@@ -19974,7 +19405,7 @@
               <w:widowControl/>
               <w:jc w:val="center"/>
               <w:rPr>
-                <w:rFonts w:ascii="宋体" w:eastAsia="宋体" w:hAnsi="宋体" w:cs="宋体"/>
+                <w:rFonts w:ascii="宋体" w:eastAsia="宋体" w:hAnsi="宋体" w:cs="宋体" w:hint="eastAsia"/>
                 <w:b/>
                 <w:bCs/>
                 <w:kern w:val="0"/>
@@ -20021,7 +19452,7 @@
               <w:widowControl/>
               <w:jc w:val="center"/>
               <w:rPr>
-                <w:rFonts w:ascii="宋体" w:eastAsia="宋体" w:hAnsi="宋体" w:cs="宋体"/>
+                <w:rFonts w:ascii="宋体" w:eastAsia="宋体" w:hAnsi="宋体" w:cs="宋体" w:hint="eastAsia"/>
                 <w:b/>
                 <w:bCs/>
                 <w:kern w:val="0"/>
@@ -20068,7 +19499,7 @@
               <w:widowControl/>
               <w:jc w:val="center"/>
               <w:rPr>
-                <w:rFonts w:ascii="宋体" w:eastAsia="宋体" w:hAnsi="宋体" w:cs="宋体"/>
+                <w:rFonts w:ascii="宋体" w:eastAsia="宋体" w:hAnsi="宋体" w:cs="宋体" w:hint="eastAsia"/>
                 <w:b/>
                 <w:bCs/>
                 <w:kern w:val="0"/>
@@ -20115,7 +19546,7 @@
               <w:widowControl/>
               <w:jc w:val="center"/>
               <w:rPr>
-                <w:rFonts w:ascii="宋体" w:eastAsia="宋体" w:hAnsi="宋体" w:cs="宋体"/>
+                <w:rFonts w:ascii="宋体" w:eastAsia="宋体" w:hAnsi="宋体" w:cs="宋体" w:hint="eastAsia"/>
                 <w:b/>
                 <w:bCs/>
                 <w:kern w:val="0"/>
@@ -20166,7 +19597,7 @@
               <w:widowControl/>
               <w:jc w:val="left"/>
               <w:rPr>
-                <w:rFonts w:ascii="宋体" w:eastAsia="宋体" w:hAnsi="宋体" w:cs="宋体"/>
+                <w:rFonts w:ascii="宋体" w:eastAsia="宋体" w:hAnsi="宋体" w:cs="宋体" w:hint="eastAsia"/>
                 <w:kern w:val="0"/>
                 <w:sz w:val="24"/>
                 <w:szCs w:val="24"/>
@@ -20208,7 +19639,7 @@
               <w:widowControl/>
               <w:jc w:val="left"/>
               <w:rPr>
-                <w:rFonts w:ascii="宋体" w:eastAsia="宋体" w:hAnsi="宋体" w:cs="宋体"/>
+                <w:rFonts w:ascii="宋体" w:eastAsia="宋体" w:hAnsi="宋体" w:cs="宋体" w:hint="eastAsia"/>
                 <w:kern w:val="0"/>
                 <w:sz w:val="24"/>
                 <w:szCs w:val="24"/>
@@ -20254,7 +19685,7 @@
               <w:widowControl/>
               <w:jc w:val="left"/>
               <w:rPr>
-                <w:rFonts w:ascii="宋体" w:eastAsia="宋体" w:hAnsi="宋体" w:cs="宋体"/>
+                <w:rFonts w:ascii="宋体" w:eastAsia="宋体" w:hAnsi="宋体" w:cs="宋体" w:hint="eastAsia"/>
                 <w:kern w:val="0"/>
                 <w:sz w:val="24"/>
                 <w:szCs w:val="24"/>
@@ -20296,7 +19727,7 @@
               <w:widowControl/>
               <w:jc w:val="left"/>
               <w:rPr>
-                <w:rFonts w:ascii="宋体" w:eastAsia="宋体" w:hAnsi="宋体" w:cs="宋体"/>
+                <w:rFonts w:ascii="宋体" w:eastAsia="宋体" w:hAnsi="宋体" w:cs="宋体" w:hint="eastAsia"/>
                 <w:kern w:val="0"/>
                 <w:sz w:val="24"/>
                 <w:szCs w:val="24"/>
@@ -20444,7 +19875,7 @@
               <w:widowControl/>
               <w:jc w:val="center"/>
               <w:rPr>
-                <w:rFonts w:ascii="宋体" w:eastAsia="宋体" w:hAnsi="宋体" w:cs="宋体"/>
+                <w:rFonts w:ascii="宋体" w:eastAsia="宋体" w:hAnsi="宋体" w:cs="宋体" w:hint="eastAsia"/>
                 <w:b/>
                 <w:bCs/>
                 <w:kern w:val="0"/>
@@ -20491,7 +19922,7 @@
               <w:widowControl/>
               <w:jc w:val="center"/>
               <w:rPr>
-                <w:rFonts w:ascii="宋体" w:eastAsia="宋体" w:hAnsi="宋体" w:cs="宋体"/>
+                <w:rFonts w:ascii="宋体" w:eastAsia="宋体" w:hAnsi="宋体" w:cs="宋体" w:hint="eastAsia"/>
                 <w:b/>
                 <w:bCs/>
                 <w:kern w:val="0"/>
@@ -20538,7 +19969,7 @@
               <w:widowControl/>
               <w:jc w:val="center"/>
               <w:rPr>
-                <w:rFonts w:ascii="宋体" w:eastAsia="宋体" w:hAnsi="宋体" w:cs="宋体"/>
+                <w:rFonts w:ascii="宋体" w:eastAsia="宋体" w:hAnsi="宋体" w:cs="宋体" w:hint="eastAsia"/>
                 <w:b/>
                 <w:bCs/>
                 <w:kern w:val="0"/>
@@ -20585,7 +20016,7 @@
               <w:widowControl/>
               <w:jc w:val="center"/>
               <w:rPr>
-                <w:rFonts w:ascii="宋体" w:eastAsia="宋体" w:hAnsi="宋体" w:cs="宋体"/>
+                <w:rFonts w:ascii="宋体" w:eastAsia="宋体" w:hAnsi="宋体" w:cs="宋体" w:hint="eastAsia"/>
                 <w:b/>
                 <w:bCs/>
                 <w:kern w:val="0"/>
@@ -20632,7 +20063,7 @@
               <w:widowControl/>
               <w:jc w:val="center"/>
               <w:rPr>
-                <w:rFonts w:ascii="宋体" w:eastAsia="宋体" w:hAnsi="宋体" w:cs="宋体"/>
+                <w:rFonts w:ascii="宋体" w:eastAsia="宋体" w:hAnsi="宋体" w:cs="宋体" w:hint="eastAsia"/>
                 <w:b/>
                 <w:bCs/>
                 <w:kern w:val="0"/>
@@ -20679,7 +20110,7 @@
               <w:widowControl/>
               <w:jc w:val="center"/>
               <w:rPr>
-                <w:rFonts w:ascii="宋体" w:eastAsia="宋体" w:hAnsi="宋体" w:cs="宋体"/>
+                <w:rFonts w:ascii="宋体" w:eastAsia="宋体" w:hAnsi="宋体" w:cs="宋体" w:hint="eastAsia"/>
                 <w:b/>
                 <w:bCs/>
                 <w:kern w:val="0"/>
@@ -20730,35 +20161,23 @@
               <w:widowControl/>
               <w:jc w:val="left"/>
               <w:rPr>
-                <w:rFonts w:ascii="宋体" w:eastAsia="宋体" w:hAnsi="宋体" w:cs="宋体"/>
-                <w:kern w:val="0"/>
-                <w:sz w:val="24"/>
-                <w:szCs w:val="24"/>
-                <w14:ligatures w14:val="none"/>
-              </w:rPr>
-            </w:pPr>
-            <w:r>
-              <w:rPr>
-                <w:rFonts w:ascii="宋体" w:eastAsia="宋体" w:hAnsi="宋体" w:cs="宋体"/>
-                <w:kern w:val="0"/>
-                <w:sz w:val="24"/>
-                <w:szCs w:val="24"/>
-                <w14:ligatures w14:val="none"/>
-              </w:rPr>
-              <w:t xml:space="preserve">» </w:t>
-            </w:r>
-            <w:proofErr w:type="gramStart"/>
-            <w:r>
-              <w:rPr>
-                <w:rFonts w:ascii="宋体" w:eastAsia="宋体" w:hAnsi="宋体" w:cs="宋体"/>
-                <w:kern w:val="0"/>
-                <w:sz w:val="24"/>
-                <w:szCs w:val="24"/>
-                <w14:ligatures w14:val="none"/>
-              </w:rPr>
-              <w:t>code</w:t>
-            </w:r>
-            <w:proofErr w:type="gramEnd"/>
+                <w:rFonts w:ascii="宋体" w:eastAsia="宋体" w:hAnsi="宋体" w:cs="宋体" w:hint="eastAsia"/>
+                <w:kern w:val="0"/>
+                <w:sz w:val="24"/>
+                <w:szCs w:val="24"/>
+                <w14:ligatures w14:val="none"/>
+              </w:rPr>
+            </w:pPr>
+            <w:r>
+              <w:rPr>
+                <w:rFonts w:ascii="宋体" w:eastAsia="宋体" w:hAnsi="宋体" w:cs="宋体"/>
+                <w:kern w:val="0"/>
+                <w:sz w:val="24"/>
+                <w:szCs w:val="24"/>
+                <w14:ligatures w14:val="none"/>
+              </w:rPr>
+              <w:t>» code</w:t>
+            </w:r>
           </w:p>
         </w:tc>
         <w:tc>
@@ -20784,7 +20203,7 @@
               <w:widowControl/>
               <w:jc w:val="left"/>
               <w:rPr>
-                <w:rFonts w:ascii="宋体" w:eastAsia="宋体" w:hAnsi="宋体" w:cs="宋体"/>
+                <w:rFonts w:ascii="宋体" w:eastAsia="宋体" w:hAnsi="宋体" w:cs="宋体" w:hint="eastAsia"/>
                 <w:kern w:val="0"/>
                 <w:sz w:val="24"/>
                 <w:szCs w:val="24"/>
@@ -20826,7 +20245,7 @@
               <w:widowControl/>
               <w:jc w:val="left"/>
               <w:rPr>
-                <w:rFonts w:ascii="宋体" w:eastAsia="宋体" w:hAnsi="宋体" w:cs="宋体"/>
+                <w:rFonts w:ascii="宋体" w:eastAsia="宋体" w:hAnsi="宋体" w:cs="宋体" w:hint="eastAsia"/>
                 <w:kern w:val="0"/>
                 <w:sz w:val="24"/>
                 <w:szCs w:val="24"/>
@@ -20868,7 +20287,7 @@
               <w:widowControl/>
               <w:jc w:val="left"/>
               <w:rPr>
-                <w:rFonts w:ascii="宋体" w:eastAsia="宋体" w:hAnsi="宋体" w:cs="宋体"/>
+                <w:rFonts w:ascii="宋体" w:eastAsia="宋体" w:hAnsi="宋体" w:cs="宋体" w:hint="eastAsia"/>
                 <w:kern w:val="0"/>
                 <w:sz w:val="24"/>
                 <w:szCs w:val="24"/>
@@ -20910,7 +20329,7 @@
               <w:widowControl/>
               <w:jc w:val="left"/>
               <w:rPr>
-                <w:rFonts w:ascii="宋体" w:eastAsia="宋体" w:hAnsi="宋体" w:cs="宋体"/>
+                <w:rFonts w:ascii="宋体" w:eastAsia="宋体" w:hAnsi="宋体" w:cs="宋体" w:hint="eastAsia"/>
                 <w:kern w:val="0"/>
                 <w:sz w:val="24"/>
                 <w:szCs w:val="24"/>
@@ -20952,7 +20371,7 @@
               <w:widowControl/>
               <w:jc w:val="left"/>
               <w:rPr>
-                <w:rFonts w:ascii="宋体" w:eastAsia="宋体" w:hAnsi="宋体" w:cs="宋体"/>
+                <w:rFonts w:ascii="宋体" w:eastAsia="宋体" w:hAnsi="宋体" w:cs="宋体" w:hint="eastAsia"/>
                 <w:kern w:val="0"/>
                 <w:sz w:val="24"/>
                 <w:szCs w:val="24"/>
@@ -21000,35 +20419,23 @@
               <w:widowControl/>
               <w:jc w:val="left"/>
               <w:rPr>
-                <w:rFonts w:ascii="宋体" w:eastAsia="宋体" w:hAnsi="宋体" w:cs="宋体"/>
-                <w:kern w:val="0"/>
-                <w:sz w:val="24"/>
-                <w:szCs w:val="24"/>
-                <w14:ligatures w14:val="none"/>
-              </w:rPr>
-            </w:pPr>
-            <w:r>
-              <w:rPr>
-                <w:rFonts w:ascii="宋体" w:eastAsia="宋体" w:hAnsi="宋体" w:cs="宋体"/>
-                <w:kern w:val="0"/>
-                <w:sz w:val="24"/>
-                <w:szCs w:val="24"/>
-                <w14:ligatures w14:val="none"/>
-              </w:rPr>
-              <w:t xml:space="preserve">» </w:t>
-            </w:r>
-            <w:proofErr w:type="gramStart"/>
-            <w:r>
-              <w:rPr>
-                <w:rFonts w:ascii="宋体" w:eastAsia="宋体" w:hAnsi="宋体" w:cs="宋体"/>
-                <w:kern w:val="0"/>
-                <w:sz w:val="24"/>
-                <w:szCs w:val="24"/>
-                <w14:ligatures w14:val="none"/>
-              </w:rPr>
-              <w:t>msg</w:t>
-            </w:r>
-            <w:proofErr w:type="gramEnd"/>
+                <w:rFonts w:ascii="宋体" w:eastAsia="宋体" w:hAnsi="宋体" w:cs="宋体" w:hint="eastAsia"/>
+                <w:kern w:val="0"/>
+                <w:sz w:val="24"/>
+                <w:szCs w:val="24"/>
+                <w14:ligatures w14:val="none"/>
+              </w:rPr>
+            </w:pPr>
+            <w:r>
+              <w:rPr>
+                <w:rFonts w:ascii="宋体" w:eastAsia="宋体" w:hAnsi="宋体" w:cs="宋体"/>
+                <w:kern w:val="0"/>
+                <w:sz w:val="24"/>
+                <w:szCs w:val="24"/>
+                <w14:ligatures w14:val="none"/>
+              </w:rPr>
+              <w:t>» msg</w:t>
+            </w:r>
           </w:p>
         </w:tc>
         <w:tc>
@@ -21055,7 +20462,7 @@
               <w:widowControl/>
               <w:jc w:val="left"/>
               <w:rPr>
-                <w:rFonts w:ascii="宋体" w:eastAsia="宋体" w:hAnsi="宋体" w:cs="宋体"/>
+                <w:rFonts w:ascii="宋体" w:eastAsia="宋体" w:hAnsi="宋体" w:cs="宋体" w:hint="eastAsia"/>
                 <w:kern w:val="0"/>
                 <w:sz w:val="24"/>
                 <w:szCs w:val="24"/>
@@ -21098,7 +20505,7 @@
               <w:widowControl/>
               <w:jc w:val="left"/>
               <w:rPr>
-                <w:rFonts w:ascii="宋体" w:eastAsia="宋体" w:hAnsi="宋体" w:cs="宋体"/>
+                <w:rFonts w:ascii="宋体" w:eastAsia="宋体" w:hAnsi="宋体" w:cs="宋体" w:hint="eastAsia"/>
                 <w:kern w:val="0"/>
                 <w:sz w:val="24"/>
                 <w:szCs w:val="24"/>
@@ -21141,7 +20548,7 @@
               <w:widowControl/>
               <w:jc w:val="left"/>
               <w:rPr>
-                <w:rFonts w:ascii="宋体" w:eastAsia="宋体" w:hAnsi="宋体" w:cs="宋体"/>
+                <w:rFonts w:ascii="宋体" w:eastAsia="宋体" w:hAnsi="宋体" w:cs="宋体" w:hint="eastAsia"/>
                 <w:kern w:val="0"/>
                 <w:sz w:val="24"/>
                 <w:szCs w:val="24"/>
@@ -21184,7 +20591,7 @@
               <w:widowControl/>
               <w:jc w:val="left"/>
               <w:rPr>
-                <w:rFonts w:ascii="宋体" w:eastAsia="宋体" w:hAnsi="宋体" w:cs="宋体"/>
+                <w:rFonts w:ascii="宋体" w:eastAsia="宋体" w:hAnsi="宋体" w:cs="宋体" w:hint="eastAsia"/>
                 <w:kern w:val="0"/>
                 <w:sz w:val="24"/>
                 <w:szCs w:val="24"/>
@@ -21227,7 +20634,7 @@
               <w:widowControl/>
               <w:jc w:val="left"/>
               <w:rPr>
-                <w:rFonts w:ascii="宋体" w:eastAsia="宋体" w:hAnsi="宋体" w:cs="宋体"/>
+                <w:rFonts w:ascii="宋体" w:eastAsia="宋体" w:hAnsi="宋体" w:cs="宋体" w:hint="eastAsia"/>
                 <w:kern w:val="0"/>
                 <w:sz w:val="24"/>
                 <w:szCs w:val="24"/>
@@ -21344,45 +20751,8 @@
           <w:szCs w:val="24"/>
           <w14:ligatures w14:val="none"/>
         </w:rPr>
-        <w:t>GET /</w:t>
-      </w:r>
-      <w:proofErr w:type="spellStart"/>
-      <w:r>
-        <w:rPr>
-          <w:rFonts w:ascii="Helvetica" w:eastAsia="宋体" w:hAnsi="Helvetica" w:cs="宋体"/>
-          <w:color w:val="333333"/>
-          <w:kern w:val="0"/>
-          <w:sz w:val="24"/>
-          <w:szCs w:val="24"/>
-          <w14:ligatures w14:val="none"/>
-        </w:rPr>
-        <w:t>api</w:t>
-      </w:r>
-      <w:proofErr w:type="spellEnd"/>
-      <w:r>
-        <w:rPr>
-          <w:rFonts w:ascii="Helvetica" w:eastAsia="宋体" w:hAnsi="Helvetica" w:cs="宋体"/>
-          <w:color w:val="333333"/>
-          <w:kern w:val="0"/>
-          <w:sz w:val="24"/>
-          <w:szCs w:val="24"/>
-          <w14:ligatures w14:val="none"/>
-        </w:rPr>
-        <w:t>/auth/</w:t>
-      </w:r>
-      <w:proofErr w:type="spellStart"/>
-      <w:r>
-        <w:rPr>
-          <w:rFonts w:ascii="Helvetica" w:eastAsia="宋体" w:hAnsi="Helvetica" w:cs="宋体"/>
-          <w:color w:val="333333"/>
-          <w:kern w:val="0"/>
-          <w:sz w:val="24"/>
-          <w:szCs w:val="24"/>
-          <w14:ligatures w14:val="none"/>
-        </w:rPr>
-        <w:t>privateFetch</w:t>
-      </w:r>
-      <w:proofErr w:type="spellEnd"/>
+        <w:t>GET /api/auth/privateFetch</w:t>
+      </w:r>
     </w:p>
     <w:p>
       <w:pPr>
@@ -21569,7 +20939,7 @@
               <w:widowControl/>
               <w:jc w:val="center"/>
               <w:rPr>
-                <w:rFonts w:ascii="宋体" w:eastAsia="宋体" w:hAnsi="宋体" w:cs="宋体"/>
+                <w:rFonts w:ascii="宋体" w:eastAsia="宋体" w:hAnsi="宋体" w:cs="宋体" w:hint="eastAsia"/>
                 <w:b/>
                 <w:bCs/>
                 <w:kern w:val="0"/>
@@ -21616,7 +20986,7 @@
               <w:widowControl/>
               <w:jc w:val="center"/>
               <w:rPr>
-                <w:rFonts w:ascii="宋体" w:eastAsia="宋体" w:hAnsi="宋体" w:cs="宋体"/>
+                <w:rFonts w:ascii="宋体" w:eastAsia="宋体" w:hAnsi="宋体" w:cs="宋体" w:hint="eastAsia"/>
                 <w:b/>
                 <w:bCs/>
                 <w:kern w:val="0"/>
@@ -21663,7 +21033,7 @@
               <w:widowControl/>
               <w:jc w:val="center"/>
               <w:rPr>
-                <w:rFonts w:ascii="宋体" w:eastAsia="宋体" w:hAnsi="宋体" w:cs="宋体"/>
+                <w:rFonts w:ascii="宋体" w:eastAsia="宋体" w:hAnsi="宋体" w:cs="宋体" w:hint="eastAsia"/>
                 <w:b/>
                 <w:bCs/>
                 <w:kern w:val="0"/>
@@ -21710,7 +21080,7 @@
               <w:widowControl/>
               <w:jc w:val="center"/>
               <w:rPr>
-                <w:rFonts w:ascii="宋体" w:eastAsia="宋体" w:hAnsi="宋体" w:cs="宋体"/>
+                <w:rFonts w:ascii="宋体" w:eastAsia="宋体" w:hAnsi="宋体" w:cs="宋体" w:hint="eastAsia"/>
                 <w:b/>
                 <w:bCs/>
                 <w:kern w:val="0"/>
@@ -21757,7 +21127,7 @@
               <w:widowControl/>
               <w:jc w:val="center"/>
               <w:rPr>
-                <w:rFonts w:ascii="宋体" w:eastAsia="宋体" w:hAnsi="宋体" w:cs="宋体"/>
+                <w:rFonts w:ascii="宋体" w:eastAsia="宋体" w:hAnsi="宋体" w:cs="宋体" w:hint="eastAsia"/>
                 <w:b/>
                 <w:bCs/>
                 <w:kern w:val="0"/>
@@ -21804,7 +21174,7 @@
               <w:widowControl/>
               <w:jc w:val="center"/>
               <w:rPr>
-                <w:rFonts w:ascii="宋体" w:eastAsia="宋体" w:hAnsi="宋体" w:cs="宋体"/>
+                <w:rFonts w:ascii="宋体" w:eastAsia="宋体" w:hAnsi="宋体" w:cs="宋体" w:hint="eastAsia"/>
                 <w:b/>
                 <w:bCs/>
                 <w:kern w:val="0"/>
@@ -21855,7 +21225,7 @@
               <w:widowControl/>
               <w:jc w:val="left"/>
               <w:rPr>
-                <w:rFonts w:ascii="宋体" w:eastAsia="宋体" w:hAnsi="宋体" w:cs="宋体"/>
+                <w:rFonts w:ascii="宋体" w:eastAsia="宋体" w:hAnsi="宋体" w:cs="宋体" w:hint="eastAsia"/>
                 <w:kern w:val="0"/>
                 <w:sz w:val="24"/>
                 <w:szCs w:val="24"/>
@@ -21897,7 +21267,7 @@
               <w:widowControl/>
               <w:jc w:val="left"/>
               <w:rPr>
-                <w:rFonts w:ascii="宋体" w:eastAsia="宋体" w:hAnsi="宋体" w:cs="宋体"/>
+                <w:rFonts w:ascii="宋体" w:eastAsia="宋体" w:hAnsi="宋体" w:cs="宋体" w:hint="eastAsia"/>
                 <w:kern w:val="0"/>
                 <w:sz w:val="24"/>
                 <w:szCs w:val="24"/>
@@ -21939,7 +21309,7 @@
               <w:widowControl/>
               <w:jc w:val="left"/>
               <w:rPr>
-                <w:rFonts w:ascii="宋体" w:eastAsia="宋体" w:hAnsi="宋体" w:cs="宋体"/>
+                <w:rFonts w:ascii="宋体" w:eastAsia="宋体" w:hAnsi="宋体" w:cs="宋体" w:hint="eastAsia"/>
                 <w:kern w:val="0"/>
                 <w:sz w:val="24"/>
                 <w:szCs w:val="24"/>
@@ -21981,7 +21351,7 @@
               <w:widowControl/>
               <w:jc w:val="left"/>
               <w:rPr>
-                <w:rFonts w:ascii="宋体" w:eastAsia="宋体" w:hAnsi="宋体" w:cs="宋体"/>
+                <w:rFonts w:ascii="宋体" w:eastAsia="宋体" w:hAnsi="宋体" w:cs="宋体" w:hint="eastAsia"/>
                 <w:kern w:val="0"/>
                 <w:sz w:val="24"/>
                 <w:szCs w:val="24"/>
@@ -22023,7 +21393,7 @@
               <w:widowControl/>
               <w:jc w:val="left"/>
               <w:rPr>
-                <w:rFonts w:ascii="宋体" w:eastAsia="宋体" w:hAnsi="宋体" w:cs="宋体"/>
+                <w:rFonts w:ascii="宋体" w:eastAsia="宋体" w:hAnsi="宋体" w:cs="宋体" w:hint="eastAsia"/>
                 <w:kern w:val="0"/>
                 <w:sz w:val="24"/>
                 <w:szCs w:val="24"/>
@@ -22055,7 +21425,7 @@
               <w:widowControl/>
               <w:jc w:val="left"/>
               <w:rPr>
-                <w:rFonts w:ascii="宋体" w:eastAsia="宋体" w:hAnsi="宋体" w:cs="宋体"/>
+                <w:rFonts w:ascii="宋体" w:eastAsia="宋体" w:hAnsi="宋体" w:cs="宋体" w:hint="eastAsia"/>
                 <w:kern w:val="0"/>
                 <w:sz w:val="24"/>
                 <w:szCs w:val="24"/>
@@ -22103,35 +21473,23 @@
               <w:widowControl/>
               <w:jc w:val="left"/>
               <w:rPr>
-                <w:rFonts w:ascii="宋体" w:eastAsia="宋体" w:hAnsi="宋体" w:cs="宋体"/>
-                <w:kern w:val="0"/>
-                <w:sz w:val="24"/>
-                <w:szCs w:val="24"/>
-                <w14:ligatures w14:val="none"/>
-              </w:rPr>
-            </w:pPr>
-            <w:r>
-              <w:rPr>
-                <w:rFonts w:ascii="宋体" w:eastAsia="宋体" w:hAnsi="宋体" w:cs="宋体"/>
-                <w:kern w:val="0"/>
-                <w:sz w:val="24"/>
-                <w:szCs w:val="24"/>
-                <w14:ligatures w14:val="none"/>
-              </w:rPr>
-              <w:t xml:space="preserve">» </w:t>
-            </w:r>
-            <w:proofErr w:type="gramStart"/>
-            <w:r>
-              <w:rPr>
-                <w:rFonts w:ascii="宋体" w:eastAsia="宋体" w:hAnsi="宋体" w:cs="宋体"/>
-                <w:kern w:val="0"/>
-                <w:sz w:val="24"/>
-                <w:szCs w:val="24"/>
-                <w14:ligatures w14:val="none"/>
-              </w:rPr>
-              <w:t>token</w:t>
-            </w:r>
-            <w:proofErr w:type="gramEnd"/>
+                <w:rFonts w:ascii="宋体" w:eastAsia="宋体" w:hAnsi="宋体" w:cs="宋体" w:hint="eastAsia"/>
+                <w:kern w:val="0"/>
+                <w:sz w:val="24"/>
+                <w:szCs w:val="24"/>
+                <w14:ligatures w14:val="none"/>
+              </w:rPr>
+            </w:pPr>
+            <w:r>
+              <w:rPr>
+                <w:rFonts w:ascii="宋体" w:eastAsia="宋体" w:hAnsi="宋体" w:cs="宋体"/>
+                <w:kern w:val="0"/>
+                <w:sz w:val="24"/>
+                <w:szCs w:val="24"/>
+                <w14:ligatures w14:val="none"/>
+              </w:rPr>
+              <w:t>» token</w:t>
+            </w:r>
           </w:p>
         </w:tc>
         <w:tc>
@@ -22158,7 +21516,7 @@
               <w:widowControl/>
               <w:jc w:val="left"/>
               <w:rPr>
-                <w:rFonts w:ascii="宋体" w:eastAsia="宋体" w:hAnsi="宋体" w:cs="宋体"/>
+                <w:rFonts w:ascii="宋体" w:eastAsia="宋体" w:hAnsi="宋体" w:cs="宋体" w:hint="eastAsia"/>
                 <w:kern w:val="0"/>
                 <w:sz w:val="24"/>
                 <w:szCs w:val="24"/>
@@ -22201,7 +21559,7 @@
               <w:widowControl/>
               <w:jc w:val="left"/>
               <w:rPr>
-                <w:rFonts w:ascii="宋体" w:eastAsia="宋体" w:hAnsi="宋体" w:cs="宋体"/>
+                <w:rFonts w:ascii="宋体" w:eastAsia="宋体" w:hAnsi="宋体" w:cs="宋体" w:hint="eastAsia"/>
                 <w:kern w:val="0"/>
                 <w:sz w:val="24"/>
                 <w:szCs w:val="24"/>
@@ -22244,7 +21602,7 @@
               <w:widowControl/>
               <w:jc w:val="left"/>
               <w:rPr>
-                <w:rFonts w:ascii="宋体" w:eastAsia="宋体" w:hAnsi="宋体" w:cs="宋体"/>
+                <w:rFonts w:ascii="宋体" w:eastAsia="宋体" w:hAnsi="宋体" w:cs="宋体" w:hint="eastAsia"/>
                 <w:kern w:val="0"/>
                 <w:sz w:val="24"/>
                 <w:szCs w:val="24"/>
@@ -22287,7 +21645,7 @@
               <w:widowControl/>
               <w:jc w:val="left"/>
               <w:rPr>
-                <w:rFonts w:ascii="宋体" w:eastAsia="宋体" w:hAnsi="宋体" w:cs="宋体"/>
+                <w:rFonts w:ascii="宋体" w:eastAsia="宋体" w:hAnsi="宋体" w:cs="宋体" w:hint="eastAsia"/>
                 <w:kern w:val="0"/>
                 <w:sz w:val="24"/>
                 <w:szCs w:val="24"/>
@@ -22330,7 +21688,7 @@
               <w:widowControl/>
               <w:jc w:val="left"/>
               <w:rPr>
-                <w:rFonts w:ascii="宋体" w:eastAsia="宋体" w:hAnsi="宋体" w:cs="宋体"/>
+                <w:rFonts w:ascii="宋体" w:eastAsia="宋体" w:hAnsi="宋体" w:cs="宋体" w:hint="eastAsia"/>
                 <w:kern w:val="0"/>
                 <w:sz w:val="24"/>
                 <w:szCs w:val="24"/>
@@ -22477,29 +21835,7 @@
           <w14:ligatures w14:val="none"/>
         </w:rPr>
         <w:br/>
-        <w:t xml:space="preserve">    "</w:t>
-      </w:r>
-      <w:proofErr w:type="spellStart"/>
-      <w:r>
-        <w:rPr>
-          <w:rFonts w:ascii="var(--monospace)" w:eastAsia="宋体" w:hAnsi="var(--monospace)" w:cs="宋体"/>
-          <w:color w:val="333333"/>
-          <w:kern w:val="0"/>
-          <w:sz w:val="22"/>
-          <w14:ligatures w14:val="none"/>
-        </w:rPr>
-        <w:t>groupid</w:t>
-      </w:r>
-      <w:proofErr w:type="spellEnd"/>
-      <w:r>
-        <w:rPr>
-          <w:rFonts w:ascii="var(--monospace)" w:eastAsia="宋体" w:hAnsi="var(--monospace)" w:cs="宋体"/>
-          <w:color w:val="333333"/>
-          <w:kern w:val="0"/>
-          <w:sz w:val="22"/>
-          <w14:ligatures w14:val="none"/>
-        </w:rPr>
-        <w:t>": 0,</w:t>
+        <w:t xml:space="preserve">    "groupid": 0,</w:t>
       </w:r>
       <w:r>
         <w:rPr>
@@ -22876,7 +22212,7 @@
               <w:widowControl/>
               <w:jc w:val="center"/>
               <w:rPr>
-                <w:rFonts w:ascii="宋体" w:eastAsia="宋体" w:hAnsi="宋体" w:cs="宋体"/>
+                <w:rFonts w:ascii="宋体" w:eastAsia="宋体" w:hAnsi="宋体" w:cs="宋体" w:hint="eastAsia"/>
                 <w:b/>
                 <w:bCs/>
                 <w:kern w:val="0"/>
@@ -22923,7 +22259,7 @@
               <w:widowControl/>
               <w:jc w:val="center"/>
               <w:rPr>
-                <w:rFonts w:ascii="宋体" w:eastAsia="宋体" w:hAnsi="宋体" w:cs="宋体"/>
+                <w:rFonts w:ascii="宋体" w:eastAsia="宋体" w:hAnsi="宋体" w:cs="宋体" w:hint="eastAsia"/>
                 <w:b/>
                 <w:bCs/>
                 <w:kern w:val="0"/>
@@ -22970,7 +22306,7 @@
               <w:widowControl/>
               <w:jc w:val="center"/>
               <w:rPr>
-                <w:rFonts w:ascii="宋体" w:eastAsia="宋体" w:hAnsi="宋体" w:cs="宋体"/>
+                <w:rFonts w:ascii="宋体" w:eastAsia="宋体" w:hAnsi="宋体" w:cs="宋体" w:hint="eastAsia"/>
                 <w:b/>
                 <w:bCs/>
                 <w:kern w:val="0"/>
@@ -23017,7 +22353,7 @@
               <w:widowControl/>
               <w:jc w:val="center"/>
               <w:rPr>
-                <w:rFonts w:ascii="宋体" w:eastAsia="宋体" w:hAnsi="宋体" w:cs="宋体"/>
+                <w:rFonts w:ascii="宋体" w:eastAsia="宋体" w:hAnsi="宋体" w:cs="宋体" w:hint="eastAsia"/>
                 <w:b/>
                 <w:bCs/>
                 <w:kern w:val="0"/>
@@ -23068,7 +22404,7 @@
               <w:widowControl/>
               <w:jc w:val="left"/>
               <w:rPr>
-                <w:rFonts w:ascii="宋体" w:eastAsia="宋体" w:hAnsi="宋体" w:cs="宋体"/>
+                <w:rFonts w:ascii="宋体" w:eastAsia="宋体" w:hAnsi="宋体" w:cs="宋体" w:hint="eastAsia"/>
                 <w:kern w:val="0"/>
                 <w:sz w:val="24"/>
                 <w:szCs w:val="24"/>
@@ -23110,7 +22446,7 @@
               <w:widowControl/>
               <w:jc w:val="left"/>
               <w:rPr>
-                <w:rFonts w:ascii="宋体" w:eastAsia="宋体" w:hAnsi="宋体" w:cs="宋体"/>
+                <w:rFonts w:ascii="宋体" w:eastAsia="宋体" w:hAnsi="宋体" w:cs="宋体" w:hint="eastAsia"/>
                 <w:kern w:val="0"/>
                 <w:sz w:val="24"/>
                 <w:szCs w:val="24"/>
@@ -23156,7 +22492,7 @@
               <w:widowControl/>
               <w:jc w:val="left"/>
               <w:rPr>
-                <w:rFonts w:ascii="宋体" w:eastAsia="宋体" w:hAnsi="宋体" w:cs="宋体"/>
+                <w:rFonts w:ascii="宋体" w:eastAsia="宋体" w:hAnsi="宋体" w:cs="宋体" w:hint="eastAsia"/>
                 <w:kern w:val="0"/>
                 <w:sz w:val="24"/>
                 <w:szCs w:val="24"/>
@@ -23198,7 +22534,7 @@
               <w:widowControl/>
               <w:jc w:val="left"/>
               <w:rPr>
-                <w:rFonts w:ascii="宋体" w:eastAsia="宋体" w:hAnsi="宋体" w:cs="宋体"/>
+                <w:rFonts w:ascii="宋体" w:eastAsia="宋体" w:hAnsi="宋体" w:cs="宋体" w:hint="eastAsia"/>
                 <w:kern w:val="0"/>
                 <w:sz w:val="24"/>
                 <w:szCs w:val="24"/>
@@ -23374,7 +22710,7 @@
               <w:widowControl/>
               <w:jc w:val="center"/>
               <w:rPr>
-                <w:rFonts w:ascii="宋体" w:eastAsia="宋体" w:hAnsi="宋体" w:cs="宋体"/>
+                <w:rFonts w:ascii="宋体" w:eastAsia="宋体" w:hAnsi="宋体" w:cs="宋体" w:hint="eastAsia"/>
                 <w:b/>
                 <w:bCs/>
                 <w:kern w:val="0"/>
@@ -23422,7 +22758,7 @@
               <w:widowControl/>
               <w:jc w:val="center"/>
               <w:rPr>
-                <w:rFonts w:ascii="宋体" w:eastAsia="宋体" w:hAnsi="宋体" w:cs="宋体"/>
+                <w:rFonts w:ascii="宋体" w:eastAsia="宋体" w:hAnsi="宋体" w:cs="宋体" w:hint="eastAsia"/>
                 <w:b/>
                 <w:bCs/>
                 <w:kern w:val="0"/>
@@ -23469,7 +22805,7 @@
               <w:widowControl/>
               <w:jc w:val="center"/>
               <w:rPr>
-                <w:rFonts w:ascii="宋体" w:eastAsia="宋体" w:hAnsi="宋体" w:cs="宋体"/>
+                <w:rFonts w:ascii="宋体" w:eastAsia="宋体" w:hAnsi="宋体" w:cs="宋体" w:hint="eastAsia"/>
                 <w:b/>
                 <w:bCs/>
                 <w:kern w:val="0"/>
@@ -23516,7 +22852,7 @@
               <w:widowControl/>
               <w:jc w:val="center"/>
               <w:rPr>
-                <w:rFonts w:ascii="宋体" w:eastAsia="宋体" w:hAnsi="宋体" w:cs="宋体"/>
+                <w:rFonts w:ascii="宋体" w:eastAsia="宋体" w:hAnsi="宋体" w:cs="宋体" w:hint="eastAsia"/>
                 <w:b/>
                 <w:bCs/>
                 <w:kern w:val="0"/>
@@ -23563,7 +22899,7 @@
               <w:widowControl/>
               <w:jc w:val="center"/>
               <w:rPr>
-                <w:rFonts w:ascii="宋体" w:eastAsia="宋体" w:hAnsi="宋体" w:cs="宋体"/>
+                <w:rFonts w:ascii="宋体" w:eastAsia="宋体" w:hAnsi="宋体" w:cs="宋体" w:hint="eastAsia"/>
                 <w:b/>
                 <w:bCs/>
                 <w:kern w:val="0"/>
@@ -23610,7 +22946,7 @@
               <w:widowControl/>
               <w:jc w:val="center"/>
               <w:rPr>
-                <w:rFonts w:ascii="宋体" w:eastAsia="宋体" w:hAnsi="宋体" w:cs="宋体"/>
+                <w:rFonts w:ascii="宋体" w:eastAsia="宋体" w:hAnsi="宋体" w:cs="宋体" w:hint="eastAsia"/>
                 <w:b/>
                 <w:bCs/>
                 <w:kern w:val="0"/>
@@ -23661,35 +22997,23 @@
               <w:widowControl/>
               <w:jc w:val="left"/>
               <w:rPr>
-                <w:rFonts w:ascii="宋体" w:eastAsia="宋体" w:hAnsi="宋体" w:cs="宋体"/>
-                <w:kern w:val="0"/>
-                <w:sz w:val="24"/>
-                <w:szCs w:val="24"/>
-                <w14:ligatures w14:val="none"/>
-              </w:rPr>
-            </w:pPr>
-            <w:r>
-              <w:rPr>
-                <w:rFonts w:ascii="宋体" w:eastAsia="宋体" w:hAnsi="宋体" w:cs="宋体"/>
-                <w:kern w:val="0"/>
-                <w:sz w:val="24"/>
-                <w:szCs w:val="24"/>
-                <w14:ligatures w14:val="none"/>
-              </w:rPr>
-              <w:t xml:space="preserve">» </w:t>
-            </w:r>
-            <w:proofErr w:type="gramStart"/>
-            <w:r>
-              <w:rPr>
-                <w:rFonts w:ascii="宋体" w:eastAsia="宋体" w:hAnsi="宋体" w:cs="宋体"/>
-                <w:kern w:val="0"/>
-                <w:sz w:val="24"/>
-                <w:szCs w:val="24"/>
-                <w14:ligatures w14:val="none"/>
-              </w:rPr>
-              <w:t>code</w:t>
-            </w:r>
-            <w:proofErr w:type="gramEnd"/>
+                <w:rFonts w:ascii="宋体" w:eastAsia="宋体" w:hAnsi="宋体" w:cs="宋体" w:hint="eastAsia"/>
+                <w:kern w:val="0"/>
+                <w:sz w:val="24"/>
+                <w:szCs w:val="24"/>
+                <w14:ligatures w14:val="none"/>
+              </w:rPr>
+            </w:pPr>
+            <w:r>
+              <w:rPr>
+                <w:rFonts w:ascii="宋体" w:eastAsia="宋体" w:hAnsi="宋体" w:cs="宋体"/>
+                <w:kern w:val="0"/>
+                <w:sz w:val="24"/>
+                <w:szCs w:val="24"/>
+                <w14:ligatures w14:val="none"/>
+              </w:rPr>
+              <w:t>» code</w:t>
+            </w:r>
           </w:p>
         </w:tc>
         <w:tc>
@@ -23715,7 +23039,7 @@
               <w:widowControl/>
               <w:jc w:val="left"/>
               <w:rPr>
-                <w:rFonts w:ascii="宋体" w:eastAsia="宋体" w:hAnsi="宋体" w:cs="宋体"/>
+                <w:rFonts w:ascii="宋体" w:eastAsia="宋体" w:hAnsi="宋体" w:cs="宋体" w:hint="eastAsia"/>
                 <w:kern w:val="0"/>
                 <w:sz w:val="24"/>
                 <w:szCs w:val="24"/>
@@ -23757,7 +23081,7 @@
               <w:widowControl/>
               <w:jc w:val="left"/>
               <w:rPr>
-                <w:rFonts w:ascii="宋体" w:eastAsia="宋体" w:hAnsi="宋体" w:cs="宋体"/>
+                <w:rFonts w:ascii="宋体" w:eastAsia="宋体" w:hAnsi="宋体" w:cs="宋体" w:hint="eastAsia"/>
                 <w:kern w:val="0"/>
                 <w:sz w:val="24"/>
                 <w:szCs w:val="24"/>
@@ -23799,7 +23123,7 @@
               <w:widowControl/>
               <w:jc w:val="left"/>
               <w:rPr>
-                <w:rFonts w:ascii="宋体" w:eastAsia="宋体" w:hAnsi="宋体" w:cs="宋体"/>
+                <w:rFonts w:ascii="宋体" w:eastAsia="宋体" w:hAnsi="宋体" w:cs="宋体" w:hint="eastAsia"/>
                 <w:kern w:val="0"/>
                 <w:sz w:val="24"/>
                 <w:szCs w:val="24"/>
@@ -23841,7 +23165,7 @@
               <w:widowControl/>
               <w:jc w:val="left"/>
               <w:rPr>
-                <w:rFonts w:ascii="宋体" w:eastAsia="宋体" w:hAnsi="宋体" w:cs="宋体"/>
+                <w:rFonts w:ascii="宋体" w:eastAsia="宋体" w:hAnsi="宋体" w:cs="宋体" w:hint="eastAsia"/>
                 <w:kern w:val="0"/>
                 <w:sz w:val="24"/>
                 <w:szCs w:val="24"/>
@@ -23873,7 +23197,7 @@
               <w:widowControl/>
               <w:jc w:val="left"/>
               <w:rPr>
-                <w:rFonts w:ascii="宋体" w:eastAsia="宋体" w:hAnsi="宋体" w:cs="宋体"/>
+                <w:rFonts w:ascii="宋体" w:eastAsia="宋体" w:hAnsi="宋体" w:cs="宋体" w:hint="eastAsia"/>
                 <w:kern w:val="0"/>
                 <w:sz w:val="24"/>
                 <w:szCs w:val="24"/>
@@ -23921,35 +23245,23 @@
               <w:widowControl/>
               <w:jc w:val="left"/>
               <w:rPr>
-                <w:rFonts w:ascii="宋体" w:eastAsia="宋体" w:hAnsi="宋体" w:cs="宋体"/>
-                <w:kern w:val="0"/>
-                <w:sz w:val="24"/>
-                <w:szCs w:val="24"/>
-                <w14:ligatures w14:val="none"/>
-              </w:rPr>
-            </w:pPr>
-            <w:r>
-              <w:rPr>
-                <w:rFonts w:ascii="宋体" w:eastAsia="宋体" w:hAnsi="宋体" w:cs="宋体"/>
-                <w:kern w:val="0"/>
-                <w:sz w:val="24"/>
-                <w:szCs w:val="24"/>
-                <w14:ligatures w14:val="none"/>
-              </w:rPr>
-              <w:t xml:space="preserve">» </w:t>
-            </w:r>
-            <w:proofErr w:type="gramStart"/>
-            <w:r>
-              <w:rPr>
-                <w:rFonts w:ascii="宋体" w:eastAsia="宋体" w:hAnsi="宋体" w:cs="宋体"/>
-                <w:kern w:val="0"/>
-                <w:sz w:val="24"/>
-                <w:szCs w:val="24"/>
-                <w14:ligatures w14:val="none"/>
-              </w:rPr>
-              <w:t>data</w:t>
-            </w:r>
-            <w:proofErr w:type="gramEnd"/>
+                <w:rFonts w:ascii="宋体" w:eastAsia="宋体" w:hAnsi="宋体" w:cs="宋体" w:hint="eastAsia"/>
+                <w:kern w:val="0"/>
+                <w:sz w:val="24"/>
+                <w:szCs w:val="24"/>
+                <w14:ligatures w14:val="none"/>
+              </w:rPr>
+            </w:pPr>
+            <w:r>
+              <w:rPr>
+                <w:rFonts w:ascii="宋体" w:eastAsia="宋体" w:hAnsi="宋体" w:cs="宋体"/>
+                <w:kern w:val="0"/>
+                <w:sz w:val="24"/>
+                <w:szCs w:val="24"/>
+                <w14:ligatures w14:val="none"/>
+              </w:rPr>
+              <w:t>» data</w:t>
+            </w:r>
           </w:p>
         </w:tc>
         <w:tc>
@@ -23976,7 +23288,7 @@
               <w:widowControl/>
               <w:jc w:val="left"/>
               <w:rPr>
-                <w:rFonts w:ascii="宋体" w:eastAsia="宋体" w:hAnsi="宋体" w:cs="宋体"/>
+                <w:rFonts w:ascii="宋体" w:eastAsia="宋体" w:hAnsi="宋体" w:cs="宋体" w:hint="eastAsia"/>
                 <w:kern w:val="0"/>
                 <w:sz w:val="24"/>
                 <w:szCs w:val="24"/>
@@ -24019,7 +23331,7 @@
               <w:widowControl/>
               <w:jc w:val="left"/>
               <w:rPr>
-                <w:rFonts w:ascii="宋体" w:eastAsia="宋体" w:hAnsi="宋体" w:cs="宋体"/>
+                <w:rFonts w:ascii="宋体" w:eastAsia="宋体" w:hAnsi="宋体" w:cs="宋体" w:hint="eastAsia"/>
                 <w:kern w:val="0"/>
                 <w:sz w:val="24"/>
                 <w:szCs w:val="24"/>
@@ -24062,7 +23374,7 @@
               <w:widowControl/>
               <w:jc w:val="left"/>
               <w:rPr>
-                <w:rFonts w:ascii="宋体" w:eastAsia="宋体" w:hAnsi="宋体" w:cs="宋体"/>
+                <w:rFonts w:ascii="宋体" w:eastAsia="宋体" w:hAnsi="宋体" w:cs="宋体" w:hint="eastAsia"/>
                 <w:kern w:val="0"/>
                 <w:sz w:val="24"/>
                 <w:szCs w:val="24"/>
@@ -24105,7 +23417,7 @@
               <w:widowControl/>
               <w:jc w:val="left"/>
               <w:rPr>
-                <w:rFonts w:ascii="宋体" w:eastAsia="宋体" w:hAnsi="宋体" w:cs="宋体"/>
+                <w:rFonts w:ascii="宋体" w:eastAsia="宋体" w:hAnsi="宋体" w:cs="宋体" w:hint="eastAsia"/>
                 <w:kern w:val="0"/>
                 <w:sz w:val="24"/>
                 <w:szCs w:val="24"/>
@@ -24138,7 +23450,7 @@
               <w:widowControl/>
               <w:jc w:val="left"/>
               <w:rPr>
-                <w:rFonts w:ascii="宋体" w:eastAsia="宋体" w:hAnsi="宋体" w:cs="宋体"/>
+                <w:rFonts w:ascii="宋体" w:eastAsia="宋体" w:hAnsi="宋体" w:cs="宋体" w:hint="eastAsia"/>
                 <w:kern w:val="0"/>
                 <w:sz w:val="24"/>
                 <w:szCs w:val="24"/>
@@ -24185,7 +23497,7 @@
               <w:widowControl/>
               <w:jc w:val="left"/>
               <w:rPr>
-                <w:rFonts w:ascii="宋体" w:eastAsia="宋体" w:hAnsi="宋体" w:cs="宋体"/>
+                <w:rFonts w:ascii="宋体" w:eastAsia="宋体" w:hAnsi="宋体" w:cs="宋体" w:hint="eastAsia"/>
                 <w:kern w:val="0"/>
                 <w:sz w:val="24"/>
                 <w:szCs w:val="24"/>
@@ -24227,7 +23539,7 @@
               <w:widowControl/>
               <w:jc w:val="left"/>
               <w:rPr>
-                <w:rFonts w:ascii="宋体" w:eastAsia="宋体" w:hAnsi="宋体" w:cs="宋体"/>
+                <w:rFonts w:ascii="宋体" w:eastAsia="宋体" w:hAnsi="宋体" w:cs="宋体" w:hint="eastAsia"/>
                 <w:kern w:val="0"/>
                 <w:sz w:val="24"/>
                 <w:szCs w:val="24"/>
@@ -24269,7 +23581,7 @@
               <w:widowControl/>
               <w:jc w:val="left"/>
               <w:rPr>
-                <w:rFonts w:ascii="宋体" w:eastAsia="宋体" w:hAnsi="宋体" w:cs="宋体"/>
+                <w:rFonts w:ascii="宋体" w:eastAsia="宋体" w:hAnsi="宋体" w:cs="宋体" w:hint="eastAsia"/>
                 <w:kern w:val="0"/>
                 <w:sz w:val="24"/>
                 <w:szCs w:val="24"/>
@@ -24311,7 +23623,7 @@
               <w:widowControl/>
               <w:jc w:val="left"/>
               <w:rPr>
-                <w:rFonts w:ascii="宋体" w:eastAsia="宋体" w:hAnsi="宋体" w:cs="宋体"/>
+                <w:rFonts w:ascii="宋体" w:eastAsia="宋体" w:hAnsi="宋体" w:cs="宋体" w:hint="eastAsia"/>
                 <w:kern w:val="0"/>
                 <w:sz w:val="24"/>
                 <w:szCs w:val="24"/>
@@ -24353,7 +23665,7 @@
               <w:widowControl/>
               <w:jc w:val="left"/>
               <w:rPr>
-                <w:rFonts w:ascii="宋体" w:eastAsia="宋体" w:hAnsi="宋体" w:cs="宋体"/>
+                <w:rFonts w:ascii="宋体" w:eastAsia="宋体" w:hAnsi="宋体" w:cs="宋体" w:hint="eastAsia"/>
                 <w:kern w:val="0"/>
                 <w:sz w:val="24"/>
                 <w:szCs w:val="24"/>
@@ -24385,7 +23697,7 @@
               <w:widowControl/>
               <w:jc w:val="left"/>
               <w:rPr>
-                <w:rFonts w:ascii="宋体" w:eastAsia="宋体" w:hAnsi="宋体" w:cs="宋体"/>
+                <w:rFonts w:ascii="宋体" w:eastAsia="宋体" w:hAnsi="宋体" w:cs="宋体" w:hint="eastAsia"/>
                 <w:kern w:val="0"/>
                 <w:sz w:val="24"/>
                 <w:szCs w:val="24"/>
@@ -24433,7 +23745,7 @@
               <w:widowControl/>
               <w:jc w:val="left"/>
               <w:rPr>
-                <w:rFonts w:ascii="宋体" w:eastAsia="宋体" w:hAnsi="宋体" w:cs="宋体"/>
+                <w:rFonts w:ascii="宋体" w:eastAsia="宋体" w:hAnsi="宋体" w:cs="宋体" w:hint="eastAsia"/>
                 <w:kern w:val="0"/>
                 <w:sz w:val="24"/>
                 <w:szCs w:val="24"/>
@@ -24476,7 +23788,7 @@
               <w:widowControl/>
               <w:jc w:val="left"/>
               <w:rPr>
-                <w:rFonts w:ascii="宋体" w:eastAsia="宋体" w:hAnsi="宋体" w:cs="宋体"/>
+                <w:rFonts w:ascii="宋体" w:eastAsia="宋体" w:hAnsi="宋体" w:cs="宋体" w:hint="eastAsia"/>
                 <w:kern w:val="0"/>
                 <w:sz w:val="24"/>
                 <w:szCs w:val="24"/>
@@ -24519,7 +23831,7 @@
               <w:widowControl/>
               <w:jc w:val="left"/>
               <w:rPr>
-                <w:rFonts w:ascii="宋体" w:eastAsia="宋体" w:hAnsi="宋体" w:cs="宋体"/>
+                <w:rFonts w:ascii="宋体" w:eastAsia="宋体" w:hAnsi="宋体" w:cs="宋体" w:hint="eastAsia"/>
                 <w:kern w:val="0"/>
                 <w:sz w:val="24"/>
                 <w:szCs w:val="24"/>
@@ -24562,7 +23874,7 @@
               <w:widowControl/>
               <w:jc w:val="left"/>
               <w:rPr>
-                <w:rFonts w:ascii="宋体" w:eastAsia="宋体" w:hAnsi="宋体" w:cs="宋体"/>
+                <w:rFonts w:ascii="宋体" w:eastAsia="宋体" w:hAnsi="宋体" w:cs="宋体" w:hint="eastAsia"/>
                 <w:kern w:val="0"/>
                 <w:sz w:val="24"/>
                 <w:szCs w:val="24"/>
@@ -24605,7 +23917,7 @@
               <w:widowControl/>
               <w:jc w:val="left"/>
               <w:rPr>
-                <w:rFonts w:ascii="宋体" w:eastAsia="宋体" w:hAnsi="宋体" w:cs="宋体"/>
+                <w:rFonts w:ascii="宋体" w:eastAsia="宋体" w:hAnsi="宋体" w:cs="宋体" w:hint="eastAsia"/>
                 <w:kern w:val="0"/>
                 <w:sz w:val="24"/>
                 <w:szCs w:val="24"/>
@@ -24638,7 +23950,7 @@
               <w:widowControl/>
               <w:jc w:val="left"/>
               <w:rPr>
-                <w:rFonts w:ascii="宋体" w:eastAsia="宋体" w:hAnsi="宋体" w:cs="宋体"/>
+                <w:rFonts w:ascii="宋体" w:eastAsia="宋体" w:hAnsi="宋体" w:cs="宋体" w:hint="eastAsia"/>
                 <w:kern w:val="0"/>
                 <w:sz w:val="24"/>
                 <w:szCs w:val="24"/>
@@ -24685,35 +23997,23 @@
               <w:widowControl/>
               <w:jc w:val="left"/>
               <w:rPr>
-                <w:rFonts w:ascii="宋体" w:eastAsia="宋体" w:hAnsi="宋体" w:cs="宋体"/>
-                <w:kern w:val="0"/>
-                <w:sz w:val="24"/>
-                <w:szCs w:val="24"/>
-                <w14:ligatures w14:val="none"/>
-              </w:rPr>
-            </w:pPr>
-            <w:r>
-              <w:rPr>
-                <w:rFonts w:ascii="宋体" w:eastAsia="宋体" w:hAnsi="宋体" w:cs="宋体"/>
-                <w:kern w:val="0"/>
-                <w:sz w:val="24"/>
-                <w:szCs w:val="24"/>
-                <w14:ligatures w14:val="none"/>
-              </w:rPr>
-              <w:t xml:space="preserve">»» </w:t>
-            </w:r>
-            <w:proofErr w:type="spellStart"/>
-            <w:r>
-              <w:rPr>
-                <w:rFonts w:ascii="宋体" w:eastAsia="宋体" w:hAnsi="宋体" w:cs="宋体"/>
-                <w:kern w:val="0"/>
-                <w:sz w:val="24"/>
-                <w:szCs w:val="24"/>
-                <w14:ligatures w14:val="none"/>
-              </w:rPr>
-              <w:t>groupid</w:t>
-            </w:r>
-            <w:proofErr w:type="spellEnd"/>
+                <w:rFonts w:ascii="宋体" w:eastAsia="宋体" w:hAnsi="宋体" w:cs="宋体" w:hint="eastAsia"/>
+                <w:kern w:val="0"/>
+                <w:sz w:val="24"/>
+                <w:szCs w:val="24"/>
+                <w14:ligatures w14:val="none"/>
+              </w:rPr>
+            </w:pPr>
+            <w:r>
+              <w:rPr>
+                <w:rFonts w:ascii="宋体" w:eastAsia="宋体" w:hAnsi="宋体" w:cs="宋体"/>
+                <w:kern w:val="0"/>
+                <w:sz w:val="24"/>
+                <w:szCs w:val="24"/>
+                <w14:ligatures w14:val="none"/>
+              </w:rPr>
+              <w:t>»» groupid</w:t>
+            </w:r>
           </w:p>
         </w:tc>
         <w:tc>
@@ -24739,7 +24039,7 @@
               <w:widowControl/>
               <w:jc w:val="left"/>
               <w:rPr>
-                <w:rFonts w:ascii="宋体" w:eastAsia="宋体" w:hAnsi="宋体" w:cs="宋体"/>
+                <w:rFonts w:ascii="宋体" w:eastAsia="宋体" w:hAnsi="宋体" w:cs="宋体" w:hint="eastAsia"/>
                 <w:kern w:val="0"/>
                 <w:sz w:val="24"/>
                 <w:szCs w:val="24"/>
@@ -24781,7 +24081,7 @@
               <w:widowControl/>
               <w:jc w:val="left"/>
               <w:rPr>
-                <w:rFonts w:ascii="宋体" w:eastAsia="宋体" w:hAnsi="宋体" w:cs="宋体"/>
+                <w:rFonts w:ascii="宋体" w:eastAsia="宋体" w:hAnsi="宋体" w:cs="宋体" w:hint="eastAsia"/>
                 <w:kern w:val="0"/>
                 <w:sz w:val="24"/>
                 <w:szCs w:val="24"/>
@@ -24823,7 +24123,7 @@
               <w:widowControl/>
               <w:jc w:val="left"/>
               <w:rPr>
-                <w:rFonts w:ascii="宋体" w:eastAsia="宋体" w:hAnsi="宋体" w:cs="宋体"/>
+                <w:rFonts w:ascii="宋体" w:eastAsia="宋体" w:hAnsi="宋体" w:cs="宋体" w:hint="eastAsia"/>
                 <w:kern w:val="0"/>
                 <w:sz w:val="24"/>
                 <w:szCs w:val="24"/>
@@ -24865,7 +24165,7 @@
               <w:widowControl/>
               <w:jc w:val="left"/>
               <w:rPr>
-                <w:rFonts w:ascii="宋体" w:eastAsia="宋体" w:hAnsi="宋体" w:cs="宋体"/>
+                <w:rFonts w:ascii="宋体" w:eastAsia="宋体" w:hAnsi="宋体" w:cs="宋体" w:hint="eastAsia"/>
                 <w:kern w:val="0"/>
                 <w:sz w:val="24"/>
                 <w:szCs w:val="24"/>
@@ -24897,7 +24197,7 @@
               <w:widowControl/>
               <w:jc w:val="left"/>
               <w:rPr>
-                <w:rFonts w:ascii="宋体" w:eastAsia="宋体" w:hAnsi="宋体" w:cs="宋体"/>
+                <w:rFonts w:ascii="宋体" w:eastAsia="宋体" w:hAnsi="宋体" w:cs="宋体" w:hint="eastAsia"/>
                 <w:kern w:val="0"/>
                 <w:sz w:val="24"/>
                 <w:szCs w:val="24"/>
@@ -24945,7 +24245,7 @@
               <w:widowControl/>
               <w:jc w:val="left"/>
               <w:rPr>
-                <w:rFonts w:ascii="宋体" w:eastAsia="宋体" w:hAnsi="宋体" w:cs="宋体"/>
+                <w:rFonts w:ascii="宋体" w:eastAsia="宋体" w:hAnsi="宋体" w:cs="宋体" w:hint="eastAsia"/>
                 <w:kern w:val="0"/>
                 <w:sz w:val="24"/>
                 <w:szCs w:val="24"/>
@@ -24988,7 +24288,7 @@
               <w:widowControl/>
               <w:jc w:val="left"/>
               <w:rPr>
-                <w:rFonts w:ascii="宋体" w:eastAsia="宋体" w:hAnsi="宋体" w:cs="宋体"/>
+                <w:rFonts w:ascii="宋体" w:eastAsia="宋体" w:hAnsi="宋体" w:cs="宋体" w:hint="eastAsia"/>
                 <w:kern w:val="0"/>
                 <w:sz w:val="24"/>
                 <w:szCs w:val="24"/>
@@ -25031,7 +24331,7 @@
               <w:widowControl/>
               <w:jc w:val="left"/>
               <w:rPr>
-                <w:rFonts w:ascii="宋体" w:eastAsia="宋体" w:hAnsi="宋体" w:cs="宋体"/>
+                <w:rFonts w:ascii="宋体" w:eastAsia="宋体" w:hAnsi="宋体" w:cs="宋体" w:hint="eastAsia"/>
                 <w:kern w:val="0"/>
                 <w:sz w:val="24"/>
                 <w:szCs w:val="24"/>
@@ -25074,7 +24374,7 @@
               <w:widowControl/>
               <w:jc w:val="left"/>
               <w:rPr>
-                <w:rFonts w:ascii="宋体" w:eastAsia="宋体" w:hAnsi="宋体" w:cs="宋体"/>
+                <w:rFonts w:ascii="宋体" w:eastAsia="宋体" w:hAnsi="宋体" w:cs="宋体" w:hint="eastAsia"/>
                 <w:kern w:val="0"/>
                 <w:sz w:val="24"/>
                 <w:szCs w:val="24"/>
@@ -25117,7 +24417,7 @@
               <w:widowControl/>
               <w:jc w:val="left"/>
               <w:rPr>
-                <w:rFonts w:ascii="宋体" w:eastAsia="宋体" w:hAnsi="宋体" w:cs="宋体"/>
+                <w:rFonts w:ascii="宋体" w:eastAsia="宋体" w:hAnsi="宋体" w:cs="宋体" w:hint="eastAsia"/>
                 <w:kern w:val="0"/>
                 <w:sz w:val="24"/>
                 <w:szCs w:val="24"/>
@@ -25150,7 +24450,7 @@
               <w:widowControl/>
               <w:jc w:val="left"/>
               <w:rPr>
-                <w:rFonts w:ascii="宋体" w:eastAsia="宋体" w:hAnsi="宋体" w:cs="宋体"/>
+                <w:rFonts w:ascii="宋体" w:eastAsia="宋体" w:hAnsi="宋体" w:cs="宋体" w:hint="eastAsia"/>
                 <w:kern w:val="0"/>
                 <w:sz w:val="24"/>
                 <w:szCs w:val="24"/>
@@ -25197,35 +24497,23 @@
               <w:widowControl/>
               <w:jc w:val="left"/>
               <w:rPr>
-                <w:rFonts w:ascii="宋体" w:eastAsia="宋体" w:hAnsi="宋体" w:cs="宋体"/>
-                <w:kern w:val="0"/>
-                <w:sz w:val="24"/>
-                <w:szCs w:val="24"/>
-                <w14:ligatures w14:val="none"/>
-              </w:rPr>
-            </w:pPr>
-            <w:r>
-              <w:rPr>
-                <w:rFonts w:ascii="宋体" w:eastAsia="宋体" w:hAnsi="宋体" w:cs="宋体"/>
-                <w:kern w:val="0"/>
-                <w:sz w:val="24"/>
-                <w:szCs w:val="24"/>
-                <w14:ligatures w14:val="none"/>
-              </w:rPr>
-              <w:t xml:space="preserve">» </w:t>
-            </w:r>
-            <w:proofErr w:type="gramStart"/>
-            <w:r>
-              <w:rPr>
-                <w:rFonts w:ascii="宋体" w:eastAsia="宋体" w:hAnsi="宋体" w:cs="宋体"/>
-                <w:kern w:val="0"/>
-                <w:sz w:val="24"/>
-                <w:szCs w:val="24"/>
-                <w14:ligatures w14:val="none"/>
-              </w:rPr>
-              <w:t>msg</w:t>
-            </w:r>
-            <w:proofErr w:type="gramEnd"/>
+                <w:rFonts w:ascii="宋体" w:eastAsia="宋体" w:hAnsi="宋体" w:cs="宋体" w:hint="eastAsia"/>
+                <w:kern w:val="0"/>
+                <w:sz w:val="24"/>
+                <w:szCs w:val="24"/>
+                <w14:ligatures w14:val="none"/>
+              </w:rPr>
+            </w:pPr>
+            <w:r>
+              <w:rPr>
+                <w:rFonts w:ascii="宋体" w:eastAsia="宋体" w:hAnsi="宋体" w:cs="宋体"/>
+                <w:kern w:val="0"/>
+                <w:sz w:val="24"/>
+                <w:szCs w:val="24"/>
+                <w14:ligatures w14:val="none"/>
+              </w:rPr>
+              <w:t>» msg</w:t>
+            </w:r>
           </w:p>
         </w:tc>
         <w:tc>
@@ -25251,7 +24539,7 @@
               <w:widowControl/>
               <w:jc w:val="left"/>
               <w:rPr>
-                <w:rFonts w:ascii="宋体" w:eastAsia="宋体" w:hAnsi="宋体" w:cs="宋体"/>
+                <w:rFonts w:ascii="宋体" w:eastAsia="宋体" w:hAnsi="宋体" w:cs="宋体" w:hint="eastAsia"/>
                 <w:kern w:val="0"/>
                 <w:sz w:val="24"/>
                 <w:szCs w:val="24"/>
@@ -25293,7 +24581,7 @@
               <w:widowControl/>
               <w:jc w:val="left"/>
               <w:rPr>
-                <w:rFonts w:ascii="宋体" w:eastAsia="宋体" w:hAnsi="宋体" w:cs="宋体"/>
+                <w:rFonts w:ascii="宋体" w:eastAsia="宋体" w:hAnsi="宋体" w:cs="宋体" w:hint="eastAsia"/>
                 <w:kern w:val="0"/>
                 <w:sz w:val="24"/>
                 <w:szCs w:val="24"/>
@@ -25335,7 +24623,7 @@
               <w:widowControl/>
               <w:jc w:val="left"/>
               <w:rPr>
-                <w:rFonts w:ascii="宋体" w:eastAsia="宋体" w:hAnsi="宋体" w:cs="宋体"/>
+                <w:rFonts w:ascii="宋体" w:eastAsia="宋体" w:hAnsi="宋体" w:cs="宋体" w:hint="eastAsia"/>
                 <w:kern w:val="0"/>
                 <w:sz w:val="24"/>
                 <w:szCs w:val="24"/>
@@ -25377,7 +24665,7 @@
               <w:widowControl/>
               <w:jc w:val="left"/>
               <w:rPr>
-                <w:rFonts w:ascii="宋体" w:eastAsia="宋体" w:hAnsi="宋体" w:cs="宋体"/>
+                <w:rFonts w:ascii="宋体" w:eastAsia="宋体" w:hAnsi="宋体" w:cs="宋体" w:hint="eastAsia"/>
                 <w:kern w:val="0"/>
                 <w:sz w:val="24"/>
                 <w:szCs w:val="24"/>
@@ -25409,7 +24697,7 @@
               <w:widowControl/>
               <w:jc w:val="left"/>
               <w:rPr>
-                <w:rFonts w:ascii="宋体" w:eastAsia="宋体" w:hAnsi="宋体" w:cs="宋体"/>
+                <w:rFonts w:ascii="宋体" w:eastAsia="宋体" w:hAnsi="宋体" w:cs="宋体" w:hint="eastAsia"/>
                 <w:kern w:val="0"/>
                 <w:sz w:val="24"/>
                 <w:szCs w:val="24"/>
@@ -25534,31 +24822,7 @@
           <w:szCs w:val="24"/>
           <w14:ligatures w14:val="none"/>
         </w:rPr>
-        <w:t>POST /</w:t>
-      </w:r>
-      <w:proofErr w:type="spellStart"/>
-      <w:r>
-        <w:rPr>
-          <w:rFonts w:ascii="Helvetica" w:eastAsia="宋体" w:hAnsi="Helvetica" w:cs="宋体"/>
-          <w:color w:val="333333"/>
-          <w:kern w:val="0"/>
-          <w:sz w:val="24"/>
-          <w:szCs w:val="24"/>
-          <w14:ligatures w14:val="none"/>
-        </w:rPr>
-        <w:t>api</w:t>
-      </w:r>
-      <w:proofErr w:type="spellEnd"/>
-      <w:r>
-        <w:rPr>
-          <w:rFonts w:ascii="Helvetica" w:eastAsia="宋体" w:hAnsi="Helvetica" w:cs="宋体"/>
-          <w:color w:val="333333"/>
-          <w:kern w:val="0"/>
-          <w:sz w:val="24"/>
-          <w:szCs w:val="24"/>
-          <w14:ligatures w14:val="none"/>
-        </w:rPr>
-        <w:t>/workshop/upload</w:t>
+        <w:t>POST /api/workshop/upload</w:t>
       </w:r>
     </w:p>
     <w:p>
@@ -25635,7 +24899,6 @@
           <w14:ligatures w14:val="none"/>
         </w:rPr>
       </w:pPr>
-      <w:proofErr w:type="spellStart"/>
       <w:r>
         <w:rPr>
           <w:rFonts w:ascii="var(--monospace)" w:eastAsia="宋体" w:hAnsi="var(--monospace)" w:cs="宋体"/>
@@ -25644,9 +24907,8 @@
           <w:sz w:val="22"/>
           <w14:ligatures w14:val="none"/>
         </w:rPr>
-        <w:t>json_file</w:t>
-      </w:r>
-      <w:proofErr w:type="spellEnd"/>
+        <w:t>json_file: file://C:\Users\Administrator\OneDrive - Genshin\</w:t>
+      </w:r>
       <w:r>
         <w:rPr>
           <w:rFonts w:ascii="var(--monospace)" w:eastAsia="宋体" w:hAnsi="var(--monospace)" w:cs="宋体"/>
@@ -25655,7 +24917,7 @@
           <w:sz w:val="22"/>
           <w14:ligatures w14:val="none"/>
         </w:rPr>
-        <w:t>: file://C:\Users\Administrator\OneDrive - Genshin\</w:t>
+        <w:t>桌面</w:t>
       </w:r>
       <w:r>
         <w:rPr>
@@ -25665,7 +24927,7 @@
           <w:sz w:val="22"/>
           <w14:ligatures w14:val="none"/>
         </w:rPr>
-        <w:t>桌面</w:t>
+        <w:t>\Templete.json</w:t>
       </w:r>
       <w:r>
         <w:rPr>
@@ -25675,9 +24937,9 @@
           <w:sz w:val="22"/>
           <w14:ligatures w14:val="none"/>
         </w:rPr>
-        <w:t>\</w:t>
-      </w:r>
-      <w:proofErr w:type="spellStart"/>
+        <w:br/>
+        <w:t>token: ""</w:t>
+      </w:r>
       <w:r>
         <w:rPr>
           <w:rFonts w:ascii="var(--monospace)" w:eastAsia="宋体" w:hAnsi="var(--monospace)" w:cs="宋体"/>
@@ -25686,9 +24948,9 @@
           <w:sz w:val="22"/>
           <w14:ligatures w14:val="none"/>
         </w:rPr>
-        <w:t>Templete.json</w:t>
-      </w:r>
-      <w:proofErr w:type="spellEnd"/>
+        <w:br/>
+        <w:t>title: ""</w:t>
+      </w:r>
       <w:r>
         <w:rPr>
           <w:rFonts w:ascii="var(--monospace)" w:eastAsia="宋体" w:hAnsi="var(--monospace)" w:cs="宋体"/>
@@ -25698,7 +24960,7 @@
           <w14:ligatures w14:val="none"/>
         </w:rPr>
         <w:br/>
-        <w:t>token: ""</w:t>
+        <w:t>content: ""</w:t>
       </w:r>
       <w:r>
         <w:rPr>
@@ -25709,50 +24971,7 @@
           <w14:ligatures w14:val="none"/>
         </w:rPr>
         <w:br/>
-        <w:t>title: ""</w:t>
-      </w:r>
-      <w:r>
-        <w:rPr>
-          <w:rFonts w:ascii="var(--monospace)" w:eastAsia="宋体" w:hAnsi="var(--monospace)" w:cs="宋体"/>
-          <w:color w:val="333333"/>
-          <w:kern w:val="0"/>
-          <w:sz w:val="22"/>
-          <w14:ligatures w14:val="none"/>
-        </w:rPr>
-        <w:br/>
-        <w:t>content: ""</w:t>
-      </w:r>
-      <w:r>
-        <w:rPr>
-          <w:rFonts w:ascii="var(--monospace)" w:eastAsia="宋体" w:hAnsi="var(--monospace)" w:cs="宋体"/>
-          <w:color w:val="333333"/>
-          <w:kern w:val="0"/>
-          <w:sz w:val="22"/>
-          <w14:ligatures w14:val="none"/>
-        </w:rPr>
-        <w:br/>
-      </w:r>
-      <w:proofErr w:type="spellStart"/>
-      <w:r>
-        <w:rPr>
-          <w:rFonts w:ascii="var(--monospace)" w:eastAsia="宋体" w:hAnsi="var(--monospace)" w:cs="宋体"/>
-          <w:color w:val="333333"/>
-          <w:kern w:val="0"/>
-          <w:sz w:val="22"/>
-          <w14:ligatures w14:val="none"/>
-        </w:rPr>
-        <w:t>created_at</w:t>
-      </w:r>
-      <w:proofErr w:type="spellEnd"/>
-      <w:r>
-        <w:rPr>
-          <w:rFonts w:ascii="var(--monospace)" w:eastAsia="宋体" w:hAnsi="var(--monospace)" w:cs="宋体"/>
-          <w:color w:val="333333"/>
-          <w:kern w:val="0"/>
-          <w:sz w:val="22"/>
-          <w14:ligatures w14:val="none"/>
-        </w:rPr>
-        <w:t>: ""</w:t>
+        <w:t>created_at: ""</w:t>
       </w:r>
       <w:r>
         <w:rPr>
@@ -25843,7 +25062,7 @@
               <w:widowControl/>
               <w:jc w:val="center"/>
               <w:rPr>
-                <w:rFonts w:ascii="宋体" w:eastAsia="宋体" w:hAnsi="宋体" w:cs="宋体"/>
+                <w:rFonts w:ascii="宋体" w:eastAsia="宋体" w:hAnsi="宋体" w:cs="宋体" w:hint="eastAsia"/>
                 <w:b/>
                 <w:bCs/>
                 <w:kern w:val="0"/>
@@ -25890,7 +25109,7 @@
               <w:widowControl/>
               <w:jc w:val="center"/>
               <w:rPr>
-                <w:rFonts w:ascii="宋体" w:eastAsia="宋体" w:hAnsi="宋体" w:cs="宋体"/>
+                <w:rFonts w:ascii="宋体" w:eastAsia="宋体" w:hAnsi="宋体" w:cs="宋体" w:hint="eastAsia"/>
                 <w:b/>
                 <w:bCs/>
                 <w:kern w:val="0"/>
@@ -25937,7 +25156,7 @@
               <w:widowControl/>
               <w:jc w:val="center"/>
               <w:rPr>
-                <w:rFonts w:ascii="宋体" w:eastAsia="宋体" w:hAnsi="宋体" w:cs="宋体"/>
+                <w:rFonts w:ascii="宋体" w:eastAsia="宋体" w:hAnsi="宋体" w:cs="宋体" w:hint="eastAsia"/>
                 <w:b/>
                 <w:bCs/>
                 <w:kern w:val="0"/>
@@ -25984,7 +25203,7 @@
               <w:widowControl/>
               <w:jc w:val="center"/>
               <w:rPr>
-                <w:rFonts w:ascii="宋体" w:eastAsia="宋体" w:hAnsi="宋体" w:cs="宋体"/>
+                <w:rFonts w:ascii="宋体" w:eastAsia="宋体" w:hAnsi="宋体" w:cs="宋体" w:hint="eastAsia"/>
                 <w:b/>
                 <w:bCs/>
                 <w:kern w:val="0"/>
@@ -26031,7 +25250,7 @@
               <w:widowControl/>
               <w:jc w:val="center"/>
               <w:rPr>
-                <w:rFonts w:ascii="宋体" w:eastAsia="宋体" w:hAnsi="宋体" w:cs="宋体"/>
+                <w:rFonts w:ascii="宋体" w:eastAsia="宋体" w:hAnsi="宋体" w:cs="宋体" w:hint="eastAsia"/>
                 <w:b/>
                 <w:bCs/>
                 <w:kern w:val="0"/>
@@ -26078,7 +25297,7 @@
               <w:widowControl/>
               <w:jc w:val="center"/>
               <w:rPr>
-                <w:rFonts w:ascii="宋体" w:eastAsia="宋体" w:hAnsi="宋体" w:cs="宋体"/>
+                <w:rFonts w:ascii="宋体" w:eastAsia="宋体" w:hAnsi="宋体" w:cs="宋体" w:hint="eastAsia"/>
                 <w:b/>
                 <w:bCs/>
                 <w:kern w:val="0"/>
@@ -26129,7 +25348,7 @@
               <w:widowControl/>
               <w:jc w:val="left"/>
               <w:rPr>
-                <w:rFonts w:ascii="宋体" w:eastAsia="宋体" w:hAnsi="宋体" w:cs="宋体"/>
+                <w:rFonts w:ascii="宋体" w:eastAsia="宋体" w:hAnsi="宋体" w:cs="宋体" w:hint="eastAsia"/>
                 <w:kern w:val="0"/>
                 <w:sz w:val="24"/>
                 <w:szCs w:val="24"/>
@@ -26171,7 +25390,7 @@
               <w:widowControl/>
               <w:jc w:val="left"/>
               <w:rPr>
-                <w:rFonts w:ascii="宋体" w:eastAsia="宋体" w:hAnsi="宋体" w:cs="宋体"/>
+                <w:rFonts w:ascii="宋体" w:eastAsia="宋体" w:hAnsi="宋体" w:cs="宋体" w:hint="eastAsia"/>
                 <w:kern w:val="0"/>
                 <w:sz w:val="24"/>
                 <w:szCs w:val="24"/>
@@ -26213,7 +25432,7 @@
               <w:widowControl/>
               <w:jc w:val="left"/>
               <w:rPr>
-                <w:rFonts w:ascii="宋体" w:eastAsia="宋体" w:hAnsi="宋体" w:cs="宋体"/>
+                <w:rFonts w:ascii="宋体" w:eastAsia="宋体" w:hAnsi="宋体" w:cs="宋体" w:hint="eastAsia"/>
                 <w:kern w:val="0"/>
                 <w:sz w:val="24"/>
                 <w:szCs w:val="24"/>
@@ -26255,7 +25474,7 @@
               <w:widowControl/>
               <w:jc w:val="left"/>
               <w:rPr>
-                <w:rFonts w:ascii="宋体" w:eastAsia="宋体" w:hAnsi="宋体" w:cs="宋体"/>
+                <w:rFonts w:ascii="宋体" w:eastAsia="宋体" w:hAnsi="宋体" w:cs="宋体" w:hint="eastAsia"/>
                 <w:kern w:val="0"/>
                 <w:sz w:val="24"/>
                 <w:szCs w:val="24"/>
@@ -26297,7 +25516,7 @@
               <w:widowControl/>
               <w:jc w:val="left"/>
               <w:rPr>
-                <w:rFonts w:ascii="宋体" w:eastAsia="宋体" w:hAnsi="宋体" w:cs="宋体"/>
+                <w:rFonts w:ascii="宋体" w:eastAsia="宋体" w:hAnsi="宋体" w:cs="宋体" w:hint="eastAsia"/>
                 <w:kern w:val="0"/>
                 <w:sz w:val="24"/>
                 <w:szCs w:val="24"/>
@@ -26329,7 +25548,7 @@
               <w:widowControl/>
               <w:jc w:val="left"/>
               <w:rPr>
-                <w:rFonts w:ascii="宋体" w:eastAsia="宋体" w:hAnsi="宋体" w:cs="宋体"/>
+                <w:rFonts w:ascii="宋体" w:eastAsia="宋体" w:hAnsi="宋体" w:cs="宋体" w:hint="eastAsia"/>
                 <w:kern w:val="0"/>
                 <w:sz w:val="24"/>
                 <w:szCs w:val="24"/>
@@ -26377,47 +25596,23 @@
               <w:widowControl/>
               <w:jc w:val="left"/>
               <w:rPr>
-                <w:rFonts w:ascii="宋体" w:eastAsia="宋体" w:hAnsi="宋体" w:cs="宋体"/>
-                <w:kern w:val="0"/>
-                <w:sz w:val="24"/>
-                <w:szCs w:val="24"/>
-                <w14:ligatures w14:val="none"/>
-              </w:rPr>
-            </w:pPr>
-            <w:r>
-              <w:rPr>
-                <w:rFonts w:ascii="宋体" w:eastAsia="宋体" w:hAnsi="宋体" w:cs="宋体"/>
-                <w:kern w:val="0"/>
-                <w:sz w:val="24"/>
-                <w:szCs w:val="24"/>
-                <w14:ligatures w14:val="none"/>
-              </w:rPr>
-              <w:t xml:space="preserve">» </w:t>
-            </w:r>
-            <w:proofErr w:type="spellStart"/>
-            <w:proofErr w:type="gramStart"/>
-            <w:r>
-              <w:rPr>
-                <w:rFonts w:ascii="宋体" w:eastAsia="宋体" w:hAnsi="宋体" w:cs="宋体"/>
-                <w:kern w:val="0"/>
-                <w:sz w:val="24"/>
-                <w:szCs w:val="24"/>
-                <w14:ligatures w14:val="none"/>
-              </w:rPr>
-              <w:t>json</w:t>
-            </w:r>
-            <w:proofErr w:type="gramEnd"/>
-            <w:r>
-              <w:rPr>
-                <w:rFonts w:ascii="宋体" w:eastAsia="宋体" w:hAnsi="宋体" w:cs="宋体"/>
-                <w:kern w:val="0"/>
-                <w:sz w:val="24"/>
-                <w:szCs w:val="24"/>
-                <w14:ligatures w14:val="none"/>
-              </w:rPr>
-              <w:t>_file</w:t>
-            </w:r>
-            <w:proofErr w:type="spellEnd"/>
+                <w:rFonts w:ascii="宋体" w:eastAsia="宋体" w:hAnsi="宋体" w:cs="宋体" w:hint="eastAsia"/>
+                <w:kern w:val="0"/>
+                <w:sz w:val="24"/>
+                <w:szCs w:val="24"/>
+                <w14:ligatures w14:val="none"/>
+              </w:rPr>
+            </w:pPr>
+            <w:r>
+              <w:rPr>
+                <w:rFonts w:ascii="宋体" w:eastAsia="宋体" w:hAnsi="宋体" w:cs="宋体"/>
+                <w:kern w:val="0"/>
+                <w:sz w:val="24"/>
+                <w:szCs w:val="24"/>
+                <w14:ligatures w14:val="none"/>
+              </w:rPr>
+              <w:t>» json_file</w:t>
+            </w:r>
           </w:p>
         </w:tc>
         <w:tc>
@@ -26444,7 +25639,7 @@
               <w:widowControl/>
               <w:jc w:val="left"/>
               <w:rPr>
-                <w:rFonts w:ascii="宋体" w:eastAsia="宋体" w:hAnsi="宋体" w:cs="宋体"/>
+                <w:rFonts w:ascii="宋体" w:eastAsia="宋体" w:hAnsi="宋体" w:cs="宋体" w:hint="eastAsia"/>
                 <w:kern w:val="0"/>
                 <w:sz w:val="24"/>
                 <w:szCs w:val="24"/>
@@ -26487,7 +25682,7 @@
               <w:widowControl/>
               <w:jc w:val="left"/>
               <w:rPr>
-                <w:rFonts w:ascii="宋体" w:eastAsia="宋体" w:hAnsi="宋体" w:cs="宋体"/>
+                <w:rFonts w:ascii="宋体" w:eastAsia="宋体" w:hAnsi="宋体" w:cs="宋体" w:hint="eastAsia"/>
                 <w:kern w:val="0"/>
                 <w:sz w:val="24"/>
                 <w:szCs w:val="24"/>
@@ -26530,7 +25725,7 @@
               <w:widowControl/>
               <w:jc w:val="left"/>
               <w:rPr>
-                <w:rFonts w:ascii="宋体" w:eastAsia="宋体" w:hAnsi="宋体" w:cs="宋体"/>
+                <w:rFonts w:ascii="宋体" w:eastAsia="宋体" w:hAnsi="宋体" w:cs="宋体" w:hint="eastAsia"/>
                 <w:kern w:val="0"/>
                 <w:sz w:val="24"/>
                 <w:szCs w:val="24"/>
@@ -26573,7 +25768,7 @@
               <w:widowControl/>
               <w:jc w:val="left"/>
               <w:rPr>
-                <w:rFonts w:ascii="宋体" w:eastAsia="宋体" w:hAnsi="宋体" w:cs="宋体"/>
+                <w:rFonts w:ascii="宋体" w:eastAsia="宋体" w:hAnsi="宋体" w:cs="宋体" w:hint="eastAsia"/>
                 <w:kern w:val="0"/>
                 <w:sz w:val="24"/>
                 <w:szCs w:val="24"/>
@@ -26606,7 +25801,7 @@
               <w:widowControl/>
               <w:jc w:val="left"/>
               <w:rPr>
-                <w:rFonts w:ascii="宋体" w:eastAsia="宋体" w:hAnsi="宋体" w:cs="宋体"/>
+                <w:rFonts w:ascii="宋体" w:eastAsia="宋体" w:hAnsi="宋体" w:cs="宋体" w:hint="eastAsia"/>
                 <w:kern w:val="0"/>
                 <w:sz w:val="24"/>
                 <w:szCs w:val="24"/>
@@ -26653,35 +25848,23 @@
               <w:widowControl/>
               <w:jc w:val="left"/>
               <w:rPr>
-                <w:rFonts w:ascii="宋体" w:eastAsia="宋体" w:hAnsi="宋体" w:cs="宋体"/>
-                <w:kern w:val="0"/>
-                <w:sz w:val="24"/>
-                <w:szCs w:val="24"/>
-                <w14:ligatures w14:val="none"/>
-              </w:rPr>
-            </w:pPr>
-            <w:r>
-              <w:rPr>
-                <w:rFonts w:ascii="宋体" w:eastAsia="宋体" w:hAnsi="宋体" w:cs="宋体"/>
-                <w:kern w:val="0"/>
-                <w:sz w:val="24"/>
-                <w:szCs w:val="24"/>
-                <w14:ligatures w14:val="none"/>
-              </w:rPr>
-              <w:t xml:space="preserve">» </w:t>
-            </w:r>
-            <w:proofErr w:type="gramStart"/>
-            <w:r>
-              <w:rPr>
-                <w:rFonts w:ascii="宋体" w:eastAsia="宋体" w:hAnsi="宋体" w:cs="宋体"/>
-                <w:kern w:val="0"/>
-                <w:sz w:val="24"/>
-                <w:szCs w:val="24"/>
-                <w14:ligatures w14:val="none"/>
-              </w:rPr>
-              <w:t>token</w:t>
-            </w:r>
-            <w:proofErr w:type="gramEnd"/>
+                <w:rFonts w:ascii="宋体" w:eastAsia="宋体" w:hAnsi="宋体" w:cs="宋体" w:hint="eastAsia"/>
+                <w:kern w:val="0"/>
+                <w:sz w:val="24"/>
+                <w:szCs w:val="24"/>
+                <w14:ligatures w14:val="none"/>
+              </w:rPr>
+            </w:pPr>
+            <w:r>
+              <w:rPr>
+                <w:rFonts w:ascii="宋体" w:eastAsia="宋体" w:hAnsi="宋体" w:cs="宋体"/>
+                <w:kern w:val="0"/>
+                <w:sz w:val="24"/>
+                <w:szCs w:val="24"/>
+                <w14:ligatures w14:val="none"/>
+              </w:rPr>
+              <w:t>» token</w:t>
+            </w:r>
           </w:p>
         </w:tc>
         <w:tc>
@@ -26707,7 +25890,7 @@
               <w:widowControl/>
               <w:jc w:val="left"/>
               <w:rPr>
-                <w:rFonts w:ascii="宋体" w:eastAsia="宋体" w:hAnsi="宋体" w:cs="宋体"/>
+                <w:rFonts w:ascii="宋体" w:eastAsia="宋体" w:hAnsi="宋体" w:cs="宋体" w:hint="eastAsia"/>
                 <w:kern w:val="0"/>
                 <w:sz w:val="24"/>
                 <w:szCs w:val="24"/>
@@ -26749,7 +25932,7 @@
               <w:widowControl/>
               <w:jc w:val="left"/>
               <w:rPr>
-                <w:rFonts w:ascii="宋体" w:eastAsia="宋体" w:hAnsi="宋体" w:cs="宋体"/>
+                <w:rFonts w:ascii="宋体" w:eastAsia="宋体" w:hAnsi="宋体" w:cs="宋体" w:hint="eastAsia"/>
                 <w:kern w:val="0"/>
                 <w:sz w:val="24"/>
                 <w:szCs w:val="24"/>
@@ -26791,7 +25974,7 @@
               <w:widowControl/>
               <w:jc w:val="left"/>
               <w:rPr>
-                <w:rFonts w:ascii="宋体" w:eastAsia="宋体" w:hAnsi="宋体" w:cs="宋体"/>
+                <w:rFonts w:ascii="宋体" w:eastAsia="宋体" w:hAnsi="宋体" w:cs="宋体" w:hint="eastAsia"/>
                 <w:kern w:val="0"/>
                 <w:sz w:val="24"/>
                 <w:szCs w:val="24"/>
@@ -26833,7 +26016,7 @@
               <w:widowControl/>
               <w:jc w:val="left"/>
               <w:rPr>
-                <w:rFonts w:ascii="宋体" w:eastAsia="宋体" w:hAnsi="宋体" w:cs="宋体"/>
+                <w:rFonts w:ascii="宋体" w:eastAsia="宋体" w:hAnsi="宋体" w:cs="宋体" w:hint="eastAsia"/>
                 <w:kern w:val="0"/>
                 <w:sz w:val="24"/>
                 <w:szCs w:val="24"/>
@@ -26865,7 +26048,7 @@
               <w:widowControl/>
               <w:jc w:val="left"/>
               <w:rPr>
-                <w:rFonts w:ascii="宋体" w:eastAsia="宋体" w:hAnsi="宋体" w:cs="宋体"/>
+                <w:rFonts w:ascii="宋体" w:eastAsia="宋体" w:hAnsi="宋体" w:cs="宋体" w:hint="eastAsia"/>
                 <w:kern w:val="0"/>
                 <w:sz w:val="24"/>
                 <w:szCs w:val="24"/>
@@ -26913,7 +26096,7 @@
               <w:widowControl/>
               <w:jc w:val="left"/>
               <w:rPr>
-                <w:rFonts w:ascii="宋体" w:eastAsia="宋体" w:hAnsi="宋体" w:cs="宋体"/>
+                <w:rFonts w:ascii="宋体" w:eastAsia="宋体" w:hAnsi="宋体" w:cs="宋体" w:hint="eastAsia"/>
                 <w:kern w:val="0"/>
                 <w:sz w:val="24"/>
                 <w:szCs w:val="24"/>
@@ -26929,20 +26112,8 @@
                 <w14:ligatures w14:val="none"/>
               </w:rPr>
               <w:lastRenderedPageBreak/>
-              <w:t xml:space="preserve">» </w:t>
-            </w:r>
-            <w:proofErr w:type="gramStart"/>
-            <w:r>
-              <w:rPr>
-                <w:rFonts w:ascii="宋体" w:eastAsia="宋体" w:hAnsi="宋体" w:cs="宋体"/>
-                <w:kern w:val="0"/>
-                <w:sz w:val="24"/>
-                <w:szCs w:val="24"/>
-                <w14:ligatures w14:val="none"/>
-              </w:rPr>
-              <w:t>title</w:t>
-            </w:r>
-            <w:proofErr w:type="gramEnd"/>
+              <w:t>» title</w:t>
+            </w:r>
           </w:p>
         </w:tc>
         <w:tc>
@@ -26969,7 +26140,7 @@
               <w:widowControl/>
               <w:jc w:val="left"/>
               <w:rPr>
-                <w:rFonts w:ascii="宋体" w:eastAsia="宋体" w:hAnsi="宋体" w:cs="宋体"/>
+                <w:rFonts w:ascii="宋体" w:eastAsia="宋体" w:hAnsi="宋体" w:cs="宋体" w:hint="eastAsia"/>
                 <w:kern w:val="0"/>
                 <w:sz w:val="24"/>
                 <w:szCs w:val="24"/>
@@ -27012,7 +26183,7 @@
               <w:widowControl/>
               <w:jc w:val="left"/>
               <w:rPr>
-                <w:rFonts w:ascii="宋体" w:eastAsia="宋体" w:hAnsi="宋体" w:cs="宋体"/>
+                <w:rFonts w:ascii="宋体" w:eastAsia="宋体" w:hAnsi="宋体" w:cs="宋体" w:hint="eastAsia"/>
                 <w:kern w:val="0"/>
                 <w:sz w:val="24"/>
                 <w:szCs w:val="24"/>
@@ -27055,7 +26226,7 @@
               <w:widowControl/>
               <w:jc w:val="left"/>
               <w:rPr>
-                <w:rFonts w:ascii="宋体" w:eastAsia="宋体" w:hAnsi="宋体" w:cs="宋体"/>
+                <w:rFonts w:ascii="宋体" w:eastAsia="宋体" w:hAnsi="宋体" w:cs="宋体" w:hint="eastAsia"/>
                 <w:kern w:val="0"/>
                 <w:sz w:val="24"/>
                 <w:szCs w:val="24"/>
@@ -27098,7 +26269,7 @@
               <w:widowControl/>
               <w:jc w:val="left"/>
               <w:rPr>
-                <w:rFonts w:ascii="宋体" w:eastAsia="宋体" w:hAnsi="宋体" w:cs="宋体"/>
+                <w:rFonts w:ascii="宋体" w:eastAsia="宋体" w:hAnsi="宋体" w:cs="宋体" w:hint="eastAsia"/>
                 <w:kern w:val="0"/>
                 <w:sz w:val="24"/>
                 <w:szCs w:val="24"/>
@@ -27131,7 +26302,7 @@
               <w:widowControl/>
               <w:jc w:val="left"/>
               <w:rPr>
-                <w:rFonts w:ascii="宋体" w:eastAsia="宋体" w:hAnsi="宋体" w:cs="宋体"/>
+                <w:rFonts w:ascii="宋体" w:eastAsia="宋体" w:hAnsi="宋体" w:cs="宋体" w:hint="eastAsia"/>
                 <w:kern w:val="0"/>
                 <w:sz w:val="24"/>
                 <w:szCs w:val="24"/>
@@ -27178,35 +26349,23 @@
               <w:widowControl/>
               <w:jc w:val="left"/>
               <w:rPr>
-                <w:rFonts w:ascii="宋体" w:eastAsia="宋体" w:hAnsi="宋体" w:cs="宋体"/>
-                <w:kern w:val="0"/>
-                <w:sz w:val="24"/>
-                <w:szCs w:val="24"/>
-                <w14:ligatures w14:val="none"/>
-              </w:rPr>
-            </w:pPr>
-            <w:r>
-              <w:rPr>
-                <w:rFonts w:ascii="宋体" w:eastAsia="宋体" w:hAnsi="宋体" w:cs="宋体"/>
-                <w:kern w:val="0"/>
-                <w:sz w:val="24"/>
-                <w:szCs w:val="24"/>
-                <w14:ligatures w14:val="none"/>
-              </w:rPr>
-              <w:t xml:space="preserve">» </w:t>
-            </w:r>
-            <w:proofErr w:type="gramStart"/>
-            <w:r>
-              <w:rPr>
-                <w:rFonts w:ascii="宋体" w:eastAsia="宋体" w:hAnsi="宋体" w:cs="宋体"/>
-                <w:kern w:val="0"/>
-                <w:sz w:val="24"/>
-                <w:szCs w:val="24"/>
-                <w14:ligatures w14:val="none"/>
-              </w:rPr>
-              <w:t>content</w:t>
-            </w:r>
-            <w:proofErr w:type="gramEnd"/>
+                <w:rFonts w:ascii="宋体" w:eastAsia="宋体" w:hAnsi="宋体" w:cs="宋体" w:hint="eastAsia"/>
+                <w:kern w:val="0"/>
+                <w:sz w:val="24"/>
+                <w:szCs w:val="24"/>
+                <w14:ligatures w14:val="none"/>
+              </w:rPr>
+            </w:pPr>
+            <w:r>
+              <w:rPr>
+                <w:rFonts w:ascii="宋体" w:eastAsia="宋体" w:hAnsi="宋体" w:cs="宋体"/>
+                <w:kern w:val="0"/>
+                <w:sz w:val="24"/>
+                <w:szCs w:val="24"/>
+                <w14:ligatures w14:val="none"/>
+              </w:rPr>
+              <w:t>» content</w:t>
+            </w:r>
           </w:p>
         </w:tc>
         <w:tc>
@@ -27232,7 +26391,7 @@
               <w:widowControl/>
               <w:jc w:val="left"/>
               <w:rPr>
-                <w:rFonts w:ascii="宋体" w:eastAsia="宋体" w:hAnsi="宋体" w:cs="宋体"/>
+                <w:rFonts w:ascii="宋体" w:eastAsia="宋体" w:hAnsi="宋体" w:cs="宋体" w:hint="eastAsia"/>
                 <w:kern w:val="0"/>
                 <w:sz w:val="24"/>
                 <w:szCs w:val="24"/>
@@ -27274,7 +26433,7 @@
               <w:widowControl/>
               <w:jc w:val="left"/>
               <w:rPr>
-                <w:rFonts w:ascii="宋体" w:eastAsia="宋体" w:hAnsi="宋体" w:cs="宋体"/>
+                <w:rFonts w:ascii="宋体" w:eastAsia="宋体" w:hAnsi="宋体" w:cs="宋体" w:hint="eastAsia"/>
                 <w:kern w:val="0"/>
                 <w:sz w:val="24"/>
                 <w:szCs w:val="24"/>
@@ -27316,7 +26475,7 @@
               <w:widowControl/>
               <w:jc w:val="left"/>
               <w:rPr>
-                <w:rFonts w:ascii="宋体" w:eastAsia="宋体" w:hAnsi="宋体" w:cs="宋体"/>
+                <w:rFonts w:ascii="宋体" w:eastAsia="宋体" w:hAnsi="宋体" w:cs="宋体" w:hint="eastAsia"/>
                 <w:kern w:val="0"/>
                 <w:sz w:val="24"/>
                 <w:szCs w:val="24"/>
@@ -27358,7 +26517,7 @@
               <w:widowControl/>
               <w:jc w:val="left"/>
               <w:rPr>
-                <w:rFonts w:ascii="宋体" w:eastAsia="宋体" w:hAnsi="宋体" w:cs="宋体"/>
+                <w:rFonts w:ascii="宋体" w:eastAsia="宋体" w:hAnsi="宋体" w:cs="宋体" w:hint="eastAsia"/>
                 <w:kern w:val="0"/>
                 <w:sz w:val="24"/>
                 <w:szCs w:val="24"/>
@@ -27390,7 +26549,7 @@
               <w:widowControl/>
               <w:jc w:val="left"/>
               <w:rPr>
-                <w:rFonts w:ascii="宋体" w:eastAsia="宋体" w:hAnsi="宋体" w:cs="宋体"/>
+                <w:rFonts w:ascii="宋体" w:eastAsia="宋体" w:hAnsi="宋体" w:cs="宋体" w:hint="eastAsia"/>
                 <w:kern w:val="0"/>
                 <w:sz w:val="24"/>
                 <w:szCs w:val="24"/>
@@ -27438,47 +26597,23 @@
               <w:widowControl/>
               <w:jc w:val="left"/>
               <w:rPr>
-                <w:rFonts w:ascii="宋体" w:eastAsia="宋体" w:hAnsi="宋体" w:cs="宋体"/>
-                <w:kern w:val="0"/>
-                <w:sz w:val="24"/>
-                <w:szCs w:val="24"/>
-                <w14:ligatures w14:val="none"/>
-              </w:rPr>
-            </w:pPr>
-            <w:r>
-              <w:rPr>
-                <w:rFonts w:ascii="宋体" w:eastAsia="宋体" w:hAnsi="宋体" w:cs="宋体"/>
-                <w:kern w:val="0"/>
-                <w:sz w:val="24"/>
-                <w:szCs w:val="24"/>
-                <w14:ligatures w14:val="none"/>
-              </w:rPr>
-              <w:t xml:space="preserve">» </w:t>
-            </w:r>
-            <w:proofErr w:type="spellStart"/>
-            <w:proofErr w:type="gramStart"/>
-            <w:r>
-              <w:rPr>
-                <w:rFonts w:ascii="宋体" w:eastAsia="宋体" w:hAnsi="宋体" w:cs="宋体"/>
-                <w:kern w:val="0"/>
-                <w:sz w:val="24"/>
-                <w:szCs w:val="24"/>
-                <w14:ligatures w14:val="none"/>
-              </w:rPr>
-              <w:t>created</w:t>
-            </w:r>
-            <w:proofErr w:type="gramEnd"/>
-            <w:r>
-              <w:rPr>
-                <w:rFonts w:ascii="宋体" w:eastAsia="宋体" w:hAnsi="宋体" w:cs="宋体"/>
-                <w:kern w:val="0"/>
-                <w:sz w:val="24"/>
-                <w:szCs w:val="24"/>
-                <w14:ligatures w14:val="none"/>
-              </w:rPr>
-              <w:t>_at</w:t>
-            </w:r>
-            <w:proofErr w:type="spellEnd"/>
+                <w:rFonts w:ascii="宋体" w:eastAsia="宋体" w:hAnsi="宋体" w:cs="宋体" w:hint="eastAsia"/>
+                <w:kern w:val="0"/>
+                <w:sz w:val="24"/>
+                <w:szCs w:val="24"/>
+                <w14:ligatures w14:val="none"/>
+              </w:rPr>
+            </w:pPr>
+            <w:r>
+              <w:rPr>
+                <w:rFonts w:ascii="宋体" w:eastAsia="宋体" w:hAnsi="宋体" w:cs="宋体"/>
+                <w:kern w:val="0"/>
+                <w:sz w:val="24"/>
+                <w:szCs w:val="24"/>
+                <w14:ligatures w14:val="none"/>
+              </w:rPr>
+              <w:t>» created_at</w:t>
+            </w:r>
           </w:p>
         </w:tc>
         <w:tc>
@@ -27505,7 +26640,7 @@
               <w:widowControl/>
               <w:jc w:val="left"/>
               <w:rPr>
-                <w:rFonts w:ascii="宋体" w:eastAsia="宋体" w:hAnsi="宋体" w:cs="宋体"/>
+                <w:rFonts w:ascii="宋体" w:eastAsia="宋体" w:hAnsi="宋体" w:cs="宋体" w:hint="eastAsia"/>
                 <w:kern w:val="0"/>
                 <w:sz w:val="24"/>
                 <w:szCs w:val="24"/>
@@ -27548,7 +26683,7 @@
               <w:widowControl/>
               <w:jc w:val="left"/>
               <w:rPr>
-                <w:rFonts w:ascii="宋体" w:eastAsia="宋体" w:hAnsi="宋体" w:cs="宋体"/>
+                <w:rFonts w:ascii="宋体" w:eastAsia="宋体" w:hAnsi="宋体" w:cs="宋体" w:hint="eastAsia"/>
                 <w:kern w:val="0"/>
                 <w:sz w:val="24"/>
                 <w:szCs w:val="24"/>
@@ -27591,7 +26726,7 @@
               <w:widowControl/>
               <w:jc w:val="left"/>
               <w:rPr>
-                <w:rFonts w:ascii="宋体" w:eastAsia="宋体" w:hAnsi="宋体" w:cs="宋体"/>
+                <w:rFonts w:ascii="宋体" w:eastAsia="宋体" w:hAnsi="宋体" w:cs="宋体" w:hint="eastAsia"/>
                 <w:kern w:val="0"/>
                 <w:sz w:val="24"/>
                 <w:szCs w:val="24"/>
@@ -27634,7 +26769,7 @@
               <w:widowControl/>
               <w:jc w:val="left"/>
               <w:rPr>
-                <w:rFonts w:ascii="宋体" w:eastAsia="宋体" w:hAnsi="宋体" w:cs="宋体"/>
+                <w:rFonts w:ascii="宋体" w:eastAsia="宋体" w:hAnsi="宋体" w:cs="宋体" w:hint="eastAsia"/>
                 <w:kern w:val="0"/>
                 <w:sz w:val="24"/>
                 <w:szCs w:val="24"/>
@@ -27667,44 +26802,22 @@
               <w:widowControl/>
               <w:jc w:val="left"/>
               <w:rPr>
-                <w:rFonts w:ascii="宋体" w:eastAsia="宋体" w:hAnsi="宋体" w:cs="宋体"/>
-                <w:kern w:val="0"/>
-                <w:sz w:val="24"/>
-                <w:szCs w:val="24"/>
-                <w14:ligatures w14:val="none"/>
-              </w:rPr>
-            </w:pPr>
-            <w:r>
-              <w:rPr>
-                <w:rFonts w:ascii="宋体" w:eastAsia="宋体" w:hAnsi="宋体" w:cs="宋体"/>
-                <w:kern w:val="0"/>
-                <w:sz w:val="24"/>
-                <w:szCs w:val="24"/>
-                <w14:ligatures w14:val="none"/>
-              </w:rPr>
-              <w:t xml:space="preserve">需要支持 </w:t>
-            </w:r>
-            <w:proofErr w:type="spellStart"/>
-            <w:r>
-              <w:rPr>
-                <w:rFonts w:ascii="宋体" w:eastAsia="宋体" w:hAnsi="宋体" w:cs="宋体"/>
-                <w:kern w:val="0"/>
-                <w:sz w:val="24"/>
-                <w:szCs w:val="24"/>
-                <w14:ligatures w14:val="none"/>
-              </w:rPr>
-              <w:t>isoformat</w:t>
-            </w:r>
-            <w:proofErr w:type="spellEnd"/>
-            <w:r>
-              <w:rPr>
-                <w:rFonts w:ascii="宋体" w:eastAsia="宋体" w:hAnsi="宋体" w:cs="宋体"/>
-                <w:kern w:val="0"/>
-                <w:sz w:val="24"/>
-                <w:szCs w:val="24"/>
-                <w14:ligatures w14:val="none"/>
-              </w:rPr>
-              <w:t>() 来格式化</w:t>
+                <w:rFonts w:ascii="宋体" w:eastAsia="宋体" w:hAnsi="宋体" w:cs="宋体" w:hint="eastAsia"/>
+                <w:kern w:val="0"/>
+                <w:sz w:val="24"/>
+                <w:szCs w:val="24"/>
+                <w14:ligatures w14:val="none"/>
+              </w:rPr>
+            </w:pPr>
+            <w:r>
+              <w:rPr>
+                <w:rFonts w:ascii="宋体" w:eastAsia="宋体" w:hAnsi="宋体" w:cs="宋体"/>
+                <w:kern w:val="0"/>
+                <w:sz w:val="24"/>
+                <w:szCs w:val="24"/>
+                <w14:ligatures w14:val="none"/>
+              </w:rPr>
+              <w:t>需要支持 isoformat() 来格式化</w:t>
             </w:r>
           </w:p>
         </w:tc>
@@ -27736,35 +26849,23 @@
               <w:widowControl/>
               <w:jc w:val="left"/>
               <w:rPr>
-                <w:rFonts w:ascii="宋体" w:eastAsia="宋体" w:hAnsi="宋体" w:cs="宋体"/>
-                <w:kern w:val="0"/>
-                <w:sz w:val="24"/>
-                <w:szCs w:val="24"/>
-                <w14:ligatures w14:val="none"/>
-              </w:rPr>
-            </w:pPr>
-            <w:r>
-              <w:rPr>
-                <w:rFonts w:ascii="宋体" w:eastAsia="宋体" w:hAnsi="宋体" w:cs="宋体"/>
-                <w:kern w:val="0"/>
-                <w:sz w:val="24"/>
-                <w:szCs w:val="24"/>
-                <w14:ligatures w14:val="none"/>
-              </w:rPr>
-              <w:t xml:space="preserve">» </w:t>
-            </w:r>
-            <w:proofErr w:type="gramStart"/>
-            <w:r>
-              <w:rPr>
-                <w:rFonts w:ascii="宋体" w:eastAsia="宋体" w:hAnsi="宋体" w:cs="宋体"/>
-                <w:kern w:val="0"/>
-                <w:sz w:val="24"/>
-                <w:szCs w:val="24"/>
-                <w14:ligatures w14:val="none"/>
-              </w:rPr>
-              <w:t>tags</w:t>
-            </w:r>
-            <w:proofErr w:type="gramEnd"/>
+                <w:rFonts w:ascii="宋体" w:eastAsia="宋体" w:hAnsi="宋体" w:cs="宋体" w:hint="eastAsia"/>
+                <w:kern w:val="0"/>
+                <w:sz w:val="24"/>
+                <w:szCs w:val="24"/>
+                <w14:ligatures w14:val="none"/>
+              </w:rPr>
+            </w:pPr>
+            <w:r>
+              <w:rPr>
+                <w:rFonts w:ascii="宋体" w:eastAsia="宋体" w:hAnsi="宋体" w:cs="宋体"/>
+                <w:kern w:val="0"/>
+                <w:sz w:val="24"/>
+                <w:szCs w:val="24"/>
+                <w14:ligatures w14:val="none"/>
+              </w:rPr>
+              <w:t>» tags</w:t>
+            </w:r>
           </w:p>
         </w:tc>
         <w:tc>
@@ -27790,7 +26891,7 @@
               <w:widowControl/>
               <w:jc w:val="left"/>
               <w:rPr>
-                <w:rFonts w:ascii="宋体" w:eastAsia="宋体" w:hAnsi="宋体" w:cs="宋体"/>
+                <w:rFonts w:ascii="宋体" w:eastAsia="宋体" w:hAnsi="宋体" w:cs="宋体" w:hint="eastAsia"/>
                 <w:kern w:val="0"/>
                 <w:sz w:val="24"/>
                 <w:szCs w:val="24"/>
@@ -27832,7 +26933,7 @@
               <w:widowControl/>
               <w:jc w:val="left"/>
               <w:rPr>
-                <w:rFonts w:ascii="宋体" w:eastAsia="宋体" w:hAnsi="宋体" w:cs="宋体"/>
+                <w:rFonts w:ascii="宋体" w:eastAsia="宋体" w:hAnsi="宋体" w:cs="宋体" w:hint="eastAsia"/>
                 <w:kern w:val="0"/>
                 <w:sz w:val="24"/>
                 <w:szCs w:val="24"/>
@@ -27874,7 +26975,7 @@
               <w:widowControl/>
               <w:jc w:val="left"/>
               <w:rPr>
-                <w:rFonts w:ascii="宋体" w:eastAsia="宋体" w:hAnsi="宋体" w:cs="宋体"/>
+                <w:rFonts w:ascii="宋体" w:eastAsia="宋体" w:hAnsi="宋体" w:cs="宋体" w:hint="eastAsia"/>
                 <w:kern w:val="0"/>
                 <w:sz w:val="24"/>
                 <w:szCs w:val="24"/>
@@ -27916,7 +27017,7 @@
               <w:widowControl/>
               <w:jc w:val="left"/>
               <w:rPr>
-                <w:rFonts w:ascii="宋体" w:eastAsia="宋体" w:hAnsi="宋体" w:cs="宋体"/>
+                <w:rFonts w:ascii="宋体" w:eastAsia="宋体" w:hAnsi="宋体" w:cs="宋体" w:hint="eastAsia"/>
                 <w:kern w:val="0"/>
                 <w:sz w:val="24"/>
                 <w:szCs w:val="24"/>
@@ -27948,7 +27049,7 @@
               <w:widowControl/>
               <w:jc w:val="left"/>
               <w:rPr>
-                <w:rFonts w:ascii="宋体" w:eastAsia="宋体" w:hAnsi="宋体" w:cs="宋体"/>
+                <w:rFonts w:ascii="宋体" w:eastAsia="宋体" w:hAnsi="宋体" w:cs="宋体" w:hint="eastAsia"/>
                 <w:kern w:val="0"/>
                 <w:sz w:val="24"/>
                 <w:szCs w:val="24"/>
@@ -28143,7 +27244,7 @@
               <w:widowControl/>
               <w:jc w:val="center"/>
               <w:rPr>
-                <w:rFonts w:ascii="宋体" w:eastAsia="宋体" w:hAnsi="宋体" w:cs="宋体"/>
+                <w:rFonts w:ascii="宋体" w:eastAsia="宋体" w:hAnsi="宋体" w:cs="宋体" w:hint="eastAsia"/>
                 <w:b/>
                 <w:bCs/>
                 <w:kern w:val="0"/>
@@ -28190,7 +27291,7 @@
               <w:widowControl/>
               <w:jc w:val="center"/>
               <w:rPr>
-                <w:rFonts w:ascii="宋体" w:eastAsia="宋体" w:hAnsi="宋体" w:cs="宋体"/>
+                <w:rFonts w:ascii="宋体" w:eastAsia="宋体" w:hAnsi="宋体" w:cs="宋体" w:hint="eastAsia"/>
                 <w:b/>
                 <w:bCs/>
                 <w:kern w:val="0"/>
@@ -28237,7 +27338,7 @@
               <w:widowControl/>
               <w:jc w:val="center"/>
               <w:rPr>
-                <w:rFonts w:ascii="宋体" w:eastAsia="宋体" w:hAnsi="宋体" w:cs="宋体"/>
+                <w:rFonts w:ascii="宋体" w:eastAsia="宋体" w:hAnsi="宋体" w:cs="宋体" w:hint="eastAsia"/>
                 <w:b/>
                 <w:bCs/>
                 <w:kern w:val="0"/>
@@ -28284,7 +27385,7 @@
               <w:widowControl/>
               <w:jc w:val="center"/>
               <w:rPr>
-                <w:rFonts w:ascii="宋体" w:eastAsia="宋体" w:hAnsi="宋体" w:cs="宋体"/>
+                <w:rFonts w:ascii="宋体" w:eastAsia="宋体" w:hAnsi="宋体" w:cs="宋体" w:hint="eastAsia"/>
                 <w:b/>
                 <w:bCs/>
                 <w:kern w:val="0"/>
@@ -28335,7 +27436,7 @@
               <w:widowControl/>
               <w:jc w:val="left"/>
               <w:rPr>
-                <w:rFonts w:ascii="宋体" w:eastAsia="宋体" w:hAnsi="宋体" w:cs="宋体"/>
+                <w:rFonts w:ascii="宋体" w:eastAsia="宋体" w:hAnsi="宋体" w:cs="宋体" w:hint="eastAsia"/>
                 <w:kern w:val="0"/>
                 <w:sz w:val="24"/>
                 <w:szCs w:val="24"/>
@@ -28377,7 +27478,7 @@
               <w:widowControl/>
               <w:jc w:val="left"/>
               <w:rPr>
-                <w:rFonts w:ascii="宋体" w:eastAsia="宋体" w:hAnsi="宋体" w:cs="宋体"/>
+                <w:rFonts w:ascii="宋体" w:eastAsia="宋体" w:hAnsi="宋体" w:cs="宋体" w:hint="eastAsia"/>
                 <w:kern w:val="0"/>
                 <w:sz w:val="24"/>
                 <w:szCs w:val="24"/>
@@ -28423,7 +27524,7 @@
               <w:widowControl/>
               <w:jc w:val="left"/>
               <w:rPr>
-                <w:rFonts w:ascii="宋体" w:eastAsia="宋体" w:hAnsi="宋体" w:cs="宋体"/>
+                <w:rFonts w:ascii="宋体" w:eastAsia="宋体" w:hAnsi="宋体" w:cs="宋体" w:hint="eastAsia"/>
                 <w:kern w:val="0"/>
                 <w:sz w:val="24"/>
                 <w:szCs w:val="24"/>
@@ -28465,7 +27566,7 @@
               <w:widowControl/>
               <w:jc w:val="left"/>
               <w:rPr>
-                <w:rFonts w:ascii="宋体" w:eastAsia="宋体" w:hAnsi="宋体" w:cs="宋体"/>
+                <w:rFonts w:ascii="宋体" w:eastAsia="宋体" w:hAnsi="宋体" w:cs="宋体" w:hint="eastAsia"/>
                 <w:kern w:val="0"/>
                 <w:sz w:val="24"/>
                 <w:szCs w:val="24"/>
@@ -28587,31 +27688,7 @@
           <w:szCs w:val="24"/>
           <w14:ligatures w14:val="none"/>
         </w:rPr>
-        <w:t>GET /</w:t>
-      </w:r>
-      <w:proofErr w:type="spellStart"/>
-      <w:r>
-        <w:rPr>
-          <w:rFonts w:ascii="Helvetica" w:eastAsia="宋体" w:hAnsi="Helvetica" w:cs="宋体"/>
-          <w:color w:val="333333"/>
-          <w:kern w:val="0"/>
-          <w:sz w:val="24"/>
-          <w:szCs w:val="24"/>
-          <w14:ligatures w14:val="none"/>
-        </w:rPr>
-        <w:t>api</w:t>
-      </w:r>
-      <w:proofErr w:type="spellEnd"/>
-      <w:r>
-        <w:rPr>
-          <w:rFonts w:ascii="Helvetica" w:eastAsia="宋体" w:hAnsi="Helvetica" w:cs="宋体"/>
-          <w:color w:val="333333"/>
-          <w:kern w:val="0"/>
-          <w:sz w:val="24"/>
-          <w:szCs w:val="24"/>
-          <w14:ligatures w14:val="none"/>
-        </w:rPr>
-        <w:t>/workshop/browse</w:t>
+        <w:t>GET /api/workshop/browse</w:t>
       </w:r>
     </w:p>
     <w:p>
@@ -28691,7 +27768,7 @@
               <w:widowControl/>
               <w:jc w:val="center"/>
               <w:rPr>
-                <w:rFonts w:ascii="宋体" w:eastAsia="宋体" w:hAnsi="宋体" w:cs="宋体"/>
+                <w:rFonts w:ascii="宋体" w:eastAsia="宋体" w:hAnsi="宋体" w:cs="宋体" w:hint="eastAsia"/>
                 <w:b/>
                 <w:bCs/>
                 <w:kern w:val="0"/>
@@ -28738,7 +27815,7 @@
               <w:widowControl/>
               <w:jc w:val="center"/>
               <w:rPr>
-                <w:rFonts w:ascii="宋体" w:eastAsia="宋体" w:hAnsi="宋体" w:cs="宋体"/>
+                <w:rFonts w:ascii="宋体" w:eastAsia="宋体" w:hAnsi="宋体" w:cs="宋体" w:hint="eastAsia"/>
                 <w:b/>
                 <w:bCs/>
                 <w:kern w:val="0"/>
@@ -28785,7 +27862,7 @@
               <w:widowControl/>
               <w:jc w:val="center"/>
               <w:rPr>
-                <w:rFonts w:ascii="宋体" w:eastAsia="宋体" w:hAnsi="宋体" w:cs="宋体"/>
+                <w:rFonts w:ascii="宋体" w:eastAsia="宋体" w:hAnsi="宋体" w:cs="宋体" w:hint="eastAsia"/>
                 <w:b/>
                 <w:bCs/>
                 <w:kern w:val="0"/>
@@ -28832,7 +27909,7 @@
               <w:widowControl/>
               <w:jc w:val="center"/>
               <w:rPr>
-                <w:rFonts w:ascii="宋体" w:eastAsia="宋体" w:hAnsi="宋体" w:cs="宋体"/>
+                <w:rFonts w:ascii="宋体" w:eastAsia="宋体" w:hAnsi="宋体" w:cs="宋体" w:hint="eastAsia"/>
                 <w:b/>
                 <w:bCs/>
                 <w:kern w:val="0"/>
@@ -28879,7 +27956,7 @@
               <w:widowControl/>
               <w:jc w:val="center"/>
               <w:rPr>
-                <w:rFonts w:ascii="宋体" w:eastAsia="宋体" w:hAnsi="宋体" w:cs="宋体"/>
+                <w:rFonts w:ascii="宋体" w:eastAsia="宋体" w:hAnsi="宋体" w:cs="宋体" w:hint="eastAsia"/>
                 <w:b/>
                 <w:bCs/>
                 <w:kern w:val="0"/>
@@ -28926,7 +28003,7 @@
               <w:widowControl/>
               <w:jc w:val="center"/>
               <w:rPr>
-                <w:rFonts w:ascii="宋体" w:eastAsia="宋体" w:hAnsi="宋体" w:cs="宋体"/>
+                <w:rFonts w:ascii="宋体" w:eastAsia="宋体" w:hAnsi="宋体" w:cs="宋体" w:hint="eastAsia"/>
                 <w:b/>
                 <w:bCs/>
                 <w:kern w:val="0"/>
@@ -28977,7 +28054,7 @@
               <w:widowControl/>
               <w:jc w:val="left"/>
               <w:rPr>
-                <w:rFonts w:ascii="宋体" w:eastAsia="宋体" w:hAnsi="宋体" w:cs="宋体"/>
+                <w:rFonts w:ascii="宋体" w:eastAsia="宋体" w:hAnsi="宋体" w:cs="宋体" w:hint="eastAsia"/>
                 <w:kern w:val="0"/>
                 <w:sz w:val="24"/>
                 <w:szCs w:val="24"/>
@@ -29019,7 +28096,7 @@
               <w:widowControl/>
               <w:jc w:val="left"/>
               <w:rPr>
-                <w:rFonts w:ascii="宋体" w:eastAsia="宋体" w:hAnsi="宋体" w:cs="宋体"/>
+                <w:rFonts w:ascii="宋体" w:eastAsia="宋体" w:hAnsi="宋体" w:cs="宋体" w:hint="eastAsia"/>
                 <w:kern w:val="0"/>
                 <w:sz w:val="24"/>
                 <w:szCs w:val="24"/>
@@ -29061,7 +28138,7 @@
               <w:widowControl/>
               <w:jc w:val="left"/>
               <w:rPr>
-                <w:rFonts w:ascii="宋体" w:eastAsia="宋体" w:hAnsi="宋体" w:cs="宋体"/>
+                <w:rFonts w:ascii="宋体" w:eastAsia="宋体" w:hAnsi="宋体" w:cs="宋体" w:hint="eastAsia"/>
                 <w:kern w:val="0"/>
                 <w:sz w:val="24"/>
                 <w:szCs w:val="24"/>
@@ -29103,7 +28180,7 @@
               <w:widowControl/>
               <w:jc w:val="left"/>
               <w:rPr>
-                <w:rFonts w:ascii="宋体" w:eastAsia="宋体" w:hAnsi="宋体" w:cs="宋体"/>
+                <w:rFonts w:ascii="宋体" w:eastAsia="宋体" w:hAnsi="宋体" w:cs="宋体" w:hint="eastAsia"/>
                 <w:kern w:val="0"/>
                 <w:sz w:val="24"/>
                 <w:szCs w:val="24"/>
@@ -29145,7 +28222,7 @@
               <w:widowControl/>
               <w:jc w:val="left"/>
               <w:rPr>
-                <w:rFonts w:ascii="宋体" w:eastAsia="宋体" w:hAnsi="宋体" w:cs="宋体"/>
+                <w:rFonts w:ascii="宋体" w:eastAsia="宋体" w:hAnsi="宋体" w:cs="宋体" w:hint="eastAsia"/>
                 <w:kern w:val="0"/>
                 <w:sz w:val="24"/>
                 <w:szCs w:val="24"/>
@@ -29177,7 +28254,7 @@
               <w:widowControl/>
               <w:jc w:val="left"/>
               <w:rPr>
-                <w:rFonts w:ascii="宋体" w:eastAsia="宋体" w:hAnsi="宋体" w:cs="宋体"/>
+                <w:rFonts w:ascii="宋体" w:eastAsia="宋体" w:hAnsi="宋体" w:cs="宋体" w:hint="eastAsia"/>
                 <w:kern w:val="0"/>
                 <w:sz w:val="24"/>
                 <w:szCs w:val="24"/>
@@ -29225,14 +28302,13 @@
               <w:widowControl/>
               <w:jc w:val="left"/>
               <w:rPr>
-                <w:rFonts w:ascii="宋体" w:eastAsia="宋体" w:hAnsi="宋体" w:cs="宋体"/>
-                <w:kern w:val="0"/>
-                <w:sz w:val="24"/>
-                <w:szCs w:val="24"/>
-                <w14:ligatures w14:val="none"/>
-              </w:rPr>
-            </w:pPr>
-            <w:proofErr w:type="spellStart"/>
+                <w:rFonts w:ascii="宋体" w:eastAsia="宋体" w:hAnsi="宋体" w:cs="宋体" w:hint="eastAsia"/>
+                <w:kern w:val="0"/>
+                <w:sz w:val="24"/>
+                <w:szCs w:val="24"/>
+                <w14:ligatures w14:val="none"/>
+              </w:rPr>
+            </w:pPr>
             <w:r>
               <w:rPr>
                 <w:rFonts w:ascii="宋体" w:eastAsia="宋体" w:hAnsi="宋体" w:cs="宋体"/>
@@ -29243,7 +28319,6 @@
               </w:rPr>
               <w:t>per_page</w:t>
             </w:r>
-            <w:proofErr w:type="spellEnd"/>
           </w:p>
         </w:tc>
         <w:tc>
@@ -29270,7 +28345,7 @@
               <w:widowControl/>
               <w:jc w:val="left"/>
               <w:rPr>
-                <w:rFonts w:ascii="宋体" w:eastAsia="宋体" w:hAnsi="宋体" w:cs="宋体"/>
+                <w:rFonts w:ascii="宋体" w:eastAsia="宋体" w:hAnsi="宋体" w:cs="宋体" w:hint="eastAsia"/>
                 <w:kern w:val="0"/>
                 <w:sz w:val="24"/>
                 <w:szCs w:val="24"/>
@@ -29313,7 +28388,7 @@
               <w:widowControl/>
               <w:jc w:val="left"/>
               <w:rPr>
-                <w:rFonts w:ascii="宋体" w:eastAsia="宋体" w:hAnsi="宋体" w:cs="宋体"/>
+                <w:rFonts w:ascii="宋体" w:eastAsia="宋体" w:hAnsi="宋体" w:cs="宋体" w:hint="eastAsia"/>
                 <w:kern w:val="0"/>
                 <w:sz w:val="24"/>
                 <w:szCs w:val="24"/>
@@ -29356,7 +28431,7 @@
               <w:widowControl/>
               <w:jc w:val="left"/>
               <w:rPr>
-                <w:rFonts w:ascii="宋体" w:eastAsia="宋体" w:hAnsi="宋体" w:cs="宋体"/>
+                <w:rFonts w:ascii="宋体" w:eastAsia="宋体" w:hAnsi="宋体" w:cs="宋体" w:hint="eastAsia"/>
                 <w:kern w:val="0"/>
                 <w:sz w:val="24"/>
                 <w:szCs w:val="24"/>
@@ -29399,7 +28474,7 @@
               <w:widowControl/>
               <w:jc w:val="left"/>
               <w:rPr>
-                <w:rFonts w:ascii="宋体" w:eastAsia="宋体" w:hAnsi="宋体" w:cs="宋体"/>
+                <w:rFonts w:ascii="宋体" w:eastAsia="宋体" w:hAnsi="宋体" w:cs="宋体" w:hint="eastAsia"/>
                 <w:kern w:val="0"/>
                 <w:sz w:val="24"/>
                 <w:szCs w:val="24"/>
@@ -29432,35 +28507,23 @@
               <w:widowControl/>
               <w:jc w:val="left"/>
               <w:rPr>
-                <w:rFonts w:ascii="宋体" w:eastAsia="宋体" w:hAnsi="宋体" w:cs="宋体"/>
-                <w:kern w:val="0"/>
-                <w:sz w:val="24"/>
-                <w:szCs w:val="24"/>
-                <w14:ligatures w14:val="none"/>
-              </w:rPr>
-            </w:pPr>
-            <w:r>
-              <w:rPr>
-                <w:rFonts w:ascii="宋体" w:eastAsia="宋体" w:hAnsi="宋体" w:cs="宋体"/>
-                <w:kern w:val="0"/>
-                <w:sz w:val="24"/>
-                <w:szCs w:val="24"/>
-                <w14:ligatures w14:val="none"/>
-              </w:rPr>
-              <w:t>每页的</w:t>
-            </w:r>
-            <w:proofErr w:type="gramStart"/>
-            <w:r>
-              <w:rPr>
-                <w:rFonts w:ascii="宋体" w:eastAsia="宋体" w:hAnsi="宋体" w:cs="宋体"/>
-                <w:kern w:val="0"/>
-                <w:sz w:val="24"/>
-                <w:szCs w:val="24"/>
-                <w14:ligatures w14:val="none"/>
-              </w:rPr>
-              <w:t>文案数</w:t>
-            </w:r>
-            <w:proofErr w:type="gramEnd"/>
+                <w:rFonts w:ascii="宋体" w:eastAsia="宋体" w:hAnsi="宋体" w:cs="宋体" w:hint="eastAsia"/>
+                <w:kern w:val="0"/>
+                <w:sz w:val="24"/>
+                <w:szCs w:val="24"/>
+                <w14:ligatures w14:val="none"/>
+              </w:rPr>
+            </w:pPr>
+            <w:r>
+              <w:rPr>
+                <w:rFonts w:ascii="宋体" w:eastAsia="宋体" w:hAnsi="宋体" w:cs="宋体"/>
+                <w:kern w:val="0"/>
+                <w:sz w:val="24"/>
+                <w:szCs w:val="24"/>
+                <w14:ligatures w14:val="none"/>
+              </w:rPr>
+              <w:t>每页的文案数</w:t>
+            </w:r>
           </w:p>
         </w:tc>
       </w:tr>
@@ -29640,7 +28703,7 @@
               <w:widowControl/>
               <w:jc w:val="center"/>
               <w:rPr>
-                <w:rFonts w:ascii="宋体" w:eastAsia="宋体" w:hAnsi="宋体" w:cs="宋体"/>
+                <w:rFonts w:ascii="宋体" w:eastAsia="宋体" w:hAnsi="宋体" w:cs="宋体" w:hint="eastAsia"/>
                 <w:b/>
                 <w:bCs/>
                 <w:kern w:val="0"/>
@@ -29687,7 +28750,7 @@
               <w:widowControl/>
               <w:jc w:val="center"/>
               <w:rPr>
-                <w:rFonts w:ascii="宋体" w:eastAsia="宋体" w:hAnsi="宋体" w:cs="宋体"/>
+                <w:rFonts w:ascii="宋体" w:eastAsia="宋体" w:hAnsi="宋体" w:cs="宋体" w:hint="eastAsia"/>
                 <w:b/>
                 <w:bCs/>
                 <w:kern w:val="0"/>
@@ -29734,7 +28797,7 @@
               <w:widowControl/>
               <w:jc w:val="center"/>
               <w:rPr>
-                <w:rFonts w:ascii="宋体" w:eastAsia="宋体" w:hAnsi="宋体" w:cs="宋体"/>
+                <w:rFonts w:ascii="宋体" w:eastAsia="宋体" w:hAnsi="宋体" w:cs="宋体" w:hint="eastAsia"/>
                 <w:b/>
                 <w:bCs/>
                 <w:kern w:val="0"/>
@@ -29781,7 +28844,7 @@
               <w:widowControl/>
               <w:jc w:val="center"/>
               <w:rPr>
-                <w:rFonts w:ascii="宋体" w:eastAsia="宋体" w:hAnsi="宋体" w:cs="宋体"/>
+                <w:rFonts w:ascii="宋体" w:eastAsia="宋体" w:hAnsi="宋体" w:cs="宋体" w:hint="eastAsia"/>
                 <w:b/>
                 <w:bCs/>
                 <w:kern w:val="0"/>
@@ -29832,7 +28895,7 @@
               <w:widowControl/>
               <w:jc w:val="left"/>
               <w:rPr>
-                <w:rFonts w:ascii="宋体" w:eastAsia="宋体" w:hAnsi="宋体" w:cs="宋体"/>
+                <w:rFonts w:ascii="宋体" w:eastAsia="宋体" w:hAnsi="宋体" w:cs="宋体" w:hint="eastAsia"/>
                 <w:kern w:val="0"/>
                 <w:sz w:val="24"/>
                 <w:szCs w:val="24"/>
@@ -29874,7 +28937,7 @@
               <w:widowControl/>
               <w:jc w:val="left"/>
               <w:rPr>
-                <w:rFonts w:ascii="宋体" w:eastAsia="宋体" w:hAnsi="宋体" w:cs="宋体"/>
+                <w:rFonts w:ascii="宋体" w:eastAsia="宋体" w:hAnsi="宋体" w:cs="宋体" w:hint="eastAsia"/>
                 <w:kern w:val="0"/>
                 <w:sz w:val="24"/>
                 <w:szCs w:val="24"/>
@@ -29920,7 +28983,7 @@
               <w:widowControl/>
               <w:jc w:val="left"/>
               <w:rPr>
-                <w:rFonts w:ascii="宋体" w:eastAsia="宋体" w:hAnsi="宋体" w:cs="宋体"/>
+                <w:rFonts w:ascii="宋体" w:eastAsia="宋体" w:hAnsi="宋体" w:cs="宋体" w:hint="eastAsia"/>
                 <w:kern w:val="0"/>
                 <w:sz w:val="24"/>
                 <w:szCs w:val="24"/>
@@ -29962,7 +29025,7 @@
               <w:widowControl/>
               <w:jc w:val="left"/>
               <w:rPr>
-                <w:rFonts w:ascii="宋体" w:eastAsia="宋体" w:hAnsi="宋体" w:cs="宋体"/>
+                <w:rFonts w:ascii="宋体" w:eastAsia="宋体" w:hAnsi="宋体" w:cs="宋体" w:hint="eastAsia"/>
                 <w:kern w:val="0"/>
                 <w:sz w:val="24"/>
                 <w:szCs w:val="24"/>
@@ -30084,55 +29147,7 @@
           <w:szCs w:val="24"/>
           <w14:ligatures w14:val="none"/>
         </w:rPr>
-        <w:t>GET /</w:t>
-      </w:r>
-      <w:proofErr w:type="spellStart"/>
-      <w:r>
-        <w:rPr>
-          <w:rFonts w:ascii="Helvetica" w:eastAsia="宋体" w:hAnsi="Helvetica" w:cs="宋体"/>
-          <w:color w:val="333333"/>
-          <w:kern w:val="0"/>
-          <w:sz w:val="24"/>
-          <w:szCs w:val="24"/>
-          <w14:ligatures w14:val="none"/>
-        </w:rPr>
-        <w:t>api</w:t>
-      </w:r>
-      <w:proofErr w:type="spellEnd"/>
-      <w:r>
-        <w:rPr>
-          <w:rFonts w:ascii="Helvetica" w:eastAsia="宋体" w:hAnsi="Helvetica" w:cs="宋体"/>
-          <w:color w:val="333333"/>
-          <w:kern w:val="0"/>
-          <w:sz w:val="24"/>
-          <w:szCs w:val="24"/>
-          <w14:ligatures w14:val="none"/>
-        </w:rPr>
-        <w:t>/workshop/download/{</w:t>
-      </w:r>
-      <w:proofErr w:type="spellStart"/>
-      <w:r>
-        <w:rPr>
-          <w:rFonts w:ascii="Helvetica" w:eastAsia="宋体" w:hAnsi="Helvetica" w:cs="宋体"/>
-          <w:color w:val="333333"/>
-          <w:kern w:val="0"/>
-          <w:sz w:val="24"/>
-          <w:szCs w:val="24"/>
-          <w14:ligatures w14:val="none"/>
-        </w:rPr>
-        <w:t>item_id</w:t>
-      </w:r>
-      <w:proofErr w:type="spellEnd"/>
-      <w:r>
-        <w:rPr>
-          <w:rFonts w:ascii="Helvetica" w:eastAsia="宋体" w:hAnsi="Helvetica" w:cs="宋体"/>
-          <w:color w:val="333333"/>
-          <w:kern w:val="0"/>
-          <w:sz w:val="24"/>
-          <w:szCs w:val="24"/>
-          <w14:ligatures w14:val="none"/>
-        </w:rPr>
-        <w:t>}</w:t>
+        <w:t>GET /api/workshop/download/{item_id}</w:t>
       </w:r>
     </w:p>
     <w:p>
@@ -30212,7 +29227,7 @@
               <w:widowControl/>
               <w:jc w:val="center"/>
               <w:rPr>
-                <w:rFonts w:ascii="宋体" w:eastAsia="宋体" w:hAnsi="宋体" w:cs="宋体"/>
+                <w:rFonts w:ascii="宋体" w:eastAsia="宋体" w:hAnsi="宋体" w:cs="宋体" w:hint="eastAsia"/>
                 <w:b/>
                 <w:bCs/>
                 <w:kern w:val="0"/>
@@ -30259,7 +29274,7 @@
               <w:widowControl/>
               <w:jc w:val="center"/>
               <w:rPr>
-                <w:rFonts w:ascii="宋体" w:eastAsia="宋体" w:hAnsi="宋体" w:cs="宋体"/>
+                <w:rFonts w:ascii="宋体" w:eastAsia="宋体" w:hAnsi="宋体" w:cs="宋体" w:hint="eastAsia"/>
                 <w:b/>
                 <w:bCs/>
                 <w:kern w:val="0"/>
@@ -30306,7 +29321,7 @@
               <w:widowControl/>
               <w:jc w:val="center"/>
               <w:rPr>
-                <w:rFonts w:ascii="宋体" w:eastAsia="宋体" w:hAnsi="宋体" w:cs="宋体"/>
+                <w:rFonts w:ascii="宋体" w:eastAsia="宋体" w:hAnsi="宋体" w:cs="宋体" w:hint="eastAsia"/>
                 <w:b/>
                 <w:bCs/>
                 <w:kern w:val="0"/>
@@ -30353,7 +29368,7 @@
               <w:widowControl/>
               <w:jc w:val="center"/>
               <w:rPr>
-                <w:rFonts w:ascii="宋体" w:eastAsia="宋体" w:hAnsi="宋体" w:cs="宋体"/>
+                <w:rFonts w:ascii="宋体" w:eastAsia="宋体" w:hAnsi="宋体" w:cs="宋体" w:hint="eastAsia"/>
                 <w:b/>
                 <w:bCs/>
                 <w:kern w:val="0"/>
@@ -30400,7 +29415,7 @@
               <w:widowControl/>
               <w:jc w:val="center"/>
               <w:rPr>
-                <w:rFonts w:ascii="宋体" w:eastAsia="宋体" w:hAnsi="宋体" w:cs="宋体"/>
+                <w:rFonts w:ascii="宋体" w:eastAsia="宋体" w:hAnsi="宋体" w:cs="宋体" w:hint="eastAsia"/>
                 <w:b/>
                 <w:bCs/>
                 <w:kern w:val="0"/>
@@ -30447,7 +29462,7 @@
               <w:widowControl/>
               <w:jc w:val="center"/>
               <w:rPr>
-                <w:rFonts w:ascii="宋体" w:eastAsia="宋体" w:hAnsi="宋体" w:cs="宋体"/>
+                <w:rFonts w:ascii="宋体" w:eastAsia="宋体" w:hAnsi="宋体" w:cs="宋体" w:hint="eastAsia"/>
                 <w:b/>
                 <w:bCs/>
                 <w:kern w:val="0"/>
@@ -30498,14 +29513,13 @@
               <w:widowControl/>
               <w:jc w:val="left"/>
               <w:rPr>
-                <w:rFonts w:ascii="宋体" w:eastAsia="宋体" w:hAnsi="宋体" w:cs="宋体"/>
-                <w:kern w:val="0"/>
-                <w:sz w:val="24"/>
-                <w:szCs w:val="24"/>
-                <w14:ligatures w14:val="none"/>
-              </w:rPr>
-            </w:pPr>
-            <w:proofErr w:type="spellStart"/>
+                <w:rFonts w:ascii="宋体" w:eastAsia="宋体" w:hAnsi="宋体" w:cs="宋体" w:hint="eastAsia"/>
+                <w:kern w:val="0"/>
+                <w:sz w:val="24"/>
+                <w:szCs w:val="24"/>
+                <w14:ligatures w14:val="none"/>
+              </w:rPr>
+            </w:pPr>
             <w:r>
               <w:rPr>
                 <w:rFonts w:ascii="宋体" w:eastAsia="宋体" w:hAnsi="宋体" w:cs="宋体"/>
@@ -30516,7 +29530,6 @@
               </w:rPr>
               <w:t>item_id</w:t>
             </w:r>
-            <w:proofErr w:type="spellEnd"/>
           </w:p>
         </w:tc>
         <w:tc>
@@ -30542,7 +29555,7 @@
               <w:widowControl/>
               <w:jc w:val="left"/>
               <w:rPr>
-                <w:rFonts w:ascii="宋体" w:eastAsia="宋体" w:hAnsi="宋体" w:cs="宋体"/>
+                <w:rFonts w:ascii="宋体" w:eastAsia="宋体" w:hAnsi="宋体" w:cs="宋体" w:hint="eastAsia"/>
                 <w:kern w:val="0"/>
                 <w:sz w:val="24"/>
                 <w:szCs w:val="24"/>
@@ -30584,7 +29597,7 @@
               <w:widowControl/>
               <w:jc w:val="left"/>
               <w:rPr>
-                <w:rFonts w:ascii="宋体" w:eastAsia="宋体" w:hAnsi="宋体" w:cs="宋体"/>
+                <w:rFonts w:ascii="宋体" w:eastAsia="宋体" w:hAnsi="宋体" w:cs="宋体" w:hint="eastAsia"/>
                 <w:kern w:val="0"/>
                 <w:sz w:val="24"/>
                 <w:szCs w:val="24"/>
@@ -30626,7 +29639,7 @@
               <w:widowControl/>
               <w:jc w:val="left"/>
               <w:rPr>
-                <w:rFonts w:ascii="宋体" w:eastAsia="宋体" w:hAnsi="宋体" w:cs="宋体"/>
+                <w:rFonts w:ascii="宋体" w:eastAsia="宋体" w:hAnsi="宋体" w:cs="宋体" w:hint="eastAsia"/>
                 <w:kern w:val="0"/>
                 <w:sz w:val="24"/>
                 <w:szCs w:val="24"/>
@@ -30668,7 +29681,7 @@
               <w:widowControl/>
               <w:jc w:val="left"/>
               <w:rPr>
-                <w:rFonts w:ascii="宋体" w:eastAsia="宋体" w:hAnsi="宋体" w:cs="宋体"/>
+                <w:rFonts w:ascii="宋体" w:eastAsia="宋体" w:hAnsi="宋体" w:cs="宋体" w:hint="eastAsia"/>
                 <w:kern w:val="0"/>
                 <w:sz w:val="24"/>
                 <w:szCs w:val="24"/>
@@ -30700,7 +29713,7 @@
               <w:widowControl/>
               <w:jc w:val="left"/>
               <w:rPr>
-                <w:rFonts w:ascii="宋体" w:eastAsia="宋体" w:hAnsi="宋体" w:cs="宋体"/>
+                <w:rFonts w:ascii="宋体" w:eastAsia="宋体" w:hAnsi="宋体" w:cs="宋体" w:hint="eastAsia"/>
                 <w:kern w:val="0"/>
                 <w:sz w:val="24"/>
                 <w:szCs w:val="24"/>
@@ -30895,7 +29908,7 @@
               <w:widowControl/>
               <w:jc w:val="center"/>
               <w:rPr>
-                <w:rFonts w:ascii="宋体" w:eastAsia="宋体" w:hAnsi="宋体" w:cs="宋体"/>
+                <w:rFonts w:ascii="宋体" w:eastAsia="宋体" w:hAnsi="宋体" w:cs="宋体" w:hint="eastAsia"/>
                 <w:b/>
                 <w:bCs/>
                 <w:kern w:val="0"/>
@@ -30942,7 +29955,7 @@
               <w:widowControl/>
               <w:jc w:val="center"/>
               <w:rPr>
-                <w:rFonts w:ascii="宋体" w:eastAsia="宋体" w:hAnsi="宋体" w:cs="宋体"/>
+                <w:rFonts w:ascii="宋体" w:eastAsia="宋体" w:hAnsi="宋体" w:cs="宋体" w:hint="eastAsia"/>
                 <w:b/>
                 <w:bCs/>
                 <w:kern w:val="0"/>
@@ -30989,7 +30002,7 @@
               <w:widowControl/>
               <w:jc w:val="center"/>
               <w:rPr>
-                <w:rFonts w:ascii="宋体" w:eastAsia="宋体" w:hAnsi="宋体" w:cs="宋体"/>
+                <w:rFonts w:ascii="宋体" w:eastAsia="宋体" w:hAnsi="宋体" w:cs="宋体" w:hint="eastAsia"/>
                 <w:b/>
                 <w:bCs/>
                 <w:kern w:val="0"/>
@@ -31036,7 +30049,7 @@
               <w:widowControl/>
               <w:jc w:val="center"/>
               <w:rPr>
-                <w:rFonts w:ascii="宋体" w:eastAsia="宋体" w:hAnsi="宋体" w:cs="宋体"/>
+                <w:rFonts w:ascii="宋体" w:eastAsia="宋体" w:hAnsi="宋体" w:cs="宋体" w:hint="eastAsia"/>
                 <w:b/>
                 <w:bCs/>
                 <w:kern w:val="0"/>
@@ -31087,7 +30100,7 @@
               <w:widowControl/>
               <w:jc w:val="left"/>
               <w:rPr>
-                <w:rFonts w:ascii="宋体" w:eastAsia="宋体" w:hAnsi="宋体" w:cs="宋体"/>
+                <w:rFonts w:ascii="宋体" w:eastAsia="宋体" w:hAnsi="宋体" w:cs="宋体" w:hint="eastAsia"/>
                 <w:kern w:val="0"/>
                 <w:sz w:val="24"/>
                 <w:szCs w:val="24"/>
@@ -31129,7 +30142,7 @@
               <w:widowControl/>
               <w:jc w:val="left"/>
               <w:rPr>
-                <w:rFonts w:ascii="宋体" w:eastAsia="宋体" w:hAnsi="宋体" w:cs="宋体"/>
+                <w:rFonts w:ascii="宋体" w:eastAsia="宋体" w:hAnsi="宋体" w:cs="宋体" w:hint="eastAsia"/>
                 <w:kern w:val="0"/>
                 <w:sz w:val="24"/>
                 <w:szCs w:val="24"/>
@@ -31175,7 +30188,7 @@
               <w:widowControl/>
               <w:jc w:val="left"/>
               <w:rPr>
-                <w:rFonts w:ascii="宋体" w:eastAsia="宋体" w:hAnsi="宋体" w:cs="宋体"/>
+                <w:rFonts w:ascii="宋体" w:eastAsia="宋体" w:hAnsi="宋体" w:cs="宋体" w:hint="eastAsia"/>
                 <w:kern w:val="0"/>
                 <w:sz w:val="24"/>
                 <w:szCs w:val="24"/>
@@ -31217,7 +30230,7 @@
               <w:widowControl/>
               <w:jc w:val="left"/>
               <w:rPr>
-                <w:rFonts w:ascii="宋体" w:eastAsia="宋体" w:hAnsi="宋体" w:cs="宋体"/>
+                <w:rFonts w:ascii="宋体" w:eastAsia="宋体" w:hAnsi="宋体" w:cs="宋体" w:hint="eastAsia"/>
                 <w:kern w:val="0"/>
                 <w:sz w:val="24"/>
                 <w:szCs w:val="24"/>
@@ -31292,6 +30305,11 @@
 <w:endnotes xmlns:wpc="http://schemas.microsoft.com/office/word/2010/wordprocessingCanvas" xmlns:cx="http://schemas.microsoft.com/office/drawing/2014/chartex" xmlns:cx1="http://schemas.microsoft.com/office/drawing/2015/9/8/chartex" xmlns:cx2="http://schemas.microsoft.com/office/drawing/2015/10/21/chartex" xmlns:cx3="http://schemas.microsoft.com/office/drawing/2016/5/9/chartex" xmlns:cx4="http://schemas.microsoft.com/office/drawing/2016/5/10/chartex" xmlns:cx5="http://schemas.microsoft.com/office/drawing/2016/5/11/chartex" xmlns:cx6="http://schemas.microsoft.com/office/drawing/2016/5/12/chartex" xmlns:cx7="http://schemas.microsoft.com/office/drawing/2016/5/13/chartex" xmlns:cx8="http://schemas.microsoft.com/office/drawing/2016/5/14/chartex" xmlns:mc="http://schemas.openxmlformats.org/markup-compatibility/2006" xmlns:aink="http://schemas.microsoft.com/office/drawing/2016/ink" xmlns:am3d="http://schemas.microsoft.com/office/drawing/2017/model3d" xmlns:o="urn:schemas-microsoft-com:office:office" xmlns:oel="http://schemas.microsoft.com/office/2019/extlst" xmlns:r="http://schemas.openxmlformats.org/officeDocument/2006/relationships" xmlns:m="http://schemas.openxmlformats.org/officeDocument/2006/math" xmlns:v="urn:schemas-microsoft-com:vml" xmlns:wp14="http://schemas.microsoft.com/office/word/2010/wordprocessingDrawing" xmlns:wp="http://schemas.openxmlformats.org/drawingml/2006/wordprocessingDrawing" xmlns:w10="urn:schemas-microsoft-com:office:word" xmlns:w="http://schemas.openxmlformats.org/wordprocessingml/2006/main" xmlns:w14="http://schemas.microsoft.com/office/word/2010/wordml" xmlns:w15="http://schemas.microsoft.com/office/word/2012/wordml" xmlns:w16cex="http://schemas.microsoft.com/office/word/2018/wordml/cex" xmlns:w16cid="http://schemas.microsoft.com/office/word/2016/wordml/cid" xmlns:w16="http://schemas.microsoft.com/office/word/2018/wordml" xmlns:w16sdtdh="http://schemas.microsoft.com/office/word/2020/wordml/sdtdatahash" xmlns:w16se="http://schemas.microsoft.com/office/word/2015/wordml/symex" xmlns:wpg="http://schemas.microsoft.com/office/word/2010/wordprocessingGroup" xmlns:wpi="http://schemas.microsoft.com/office/word/2010/wordprocessingInk" xmlns:wne="http://schemas.microsoft.com/office/word/2006/wordml" xmlns:wps="http://schemas.microsoft.com/office/word/2010/wordprocessingShape" mc:Ignorable="w14 w15 w16se w16cid w16 w16cex w16sdtdh wp14">
   <w:endnote w:type="separator" w:id="-1">
     <w:p>
+      <w:pPr>
+        <w:rPr>
+          <w:rFonts w:hint="eastAsia"/>
+        </w:rPr>
+      </w:pPr>
       <w:r>
         <w:separator/>
       </w:r>
@@ -31299,6 +30317,11 @@
   </w:endnote>
   <w:endnote w:type="continuationSeparator" w:id="0">
     <w:p>
+      <w:pPr>
+        <w:rPr>
+          <w:rFonts w:hint="eastAsia"/>
+        </w:rPr>
+      </w:pPr>
       <w:r>
         <w:continuationSeparator/>
       </w:r>
@@ -31314,6 +30337,7 @@
       <w:pStyle w:val="a5"/>
       <w:jc w:val="center"/>
       <w:rPr>
+        <w:rFonts w:hint="eastAsia"/>
         <w:sz w:val="22"/>
         <w:szCs w:val="22"/>
       </w:rPr>
@@ -31370,6 +30394,7 @@
                           <w:pPr>
                             <w:jc w:val="right"/>
                             <w:rPr>
+                              <w:rFonts w:hint="eastAsia"/>
                               <w:sz w:val="18"/>
                               <w:szCs w:val="20"/>
                             </w:rPr>
@@ -31485,6 +30510,7 @@
                         <w:p>
                           <w:pPr>
                             <w:rPr>
+                              <w:rFonts w:hint="eastAsia"/>
                               <w:sz w:val="18"/>
                               <w:szCs w:val="20"/>
                             </w:rPr>
@@ -31607,6 +30633,9 @@
     <w:pPr>
       <w:pStyle w:val="a5"/>
       <w:jc w:val="center"/>
+      <w:rPr>
+        <w:rFonts w:hint="eastAsia"/>
+      </w:rPr>
     </w:pPr>
     <w:r>
       <w:rPr>
@@ -31622,6 +30651,11 @@
 <w:footnotes xmlns:wpc="http://schemas.microsoft.com/office/word/2010/wordprocessingCanvas" xmlns:cx="http://schemas.microsoft.com/office/drawing/2014/chartex" xmlns:cx1="http://schemas.microsoft.com/office/drawing/2015/9/8/chartex" xmlns:cx2="http://schemas.microsoft.com/office/drawing/2015/10/21/chartex" xmlns:cx3="http://schemas.microsoft.com/office/drawing/2016/5/9/chartex" xmlns:cx4="http://schemas.microsoft.com/office/drawing/2016/5/10/chartex" xmlns:cx5="http://schemas.microsoft.com/office/drawing/2016/5/11/chartex" xmlns:cx6="http://schemas.microsoft.com/office/drawing/2016/5/12/chartex" xmlns:cx7="http://schemas.microsoft.com/office/drawing/2016/5/13/chartex" xmlns:cx8="http://schemas.microsoft.com/office/drawing/2016/5/14/chartex" xmlns:mc="http://schemas.openxmlformats.org/markup-compatibility/2006" xmlns:aink="http://schemas.microsoft.com/office/drawing/2016/ink" xmlns:am3d="http://schemas.microsoft.com/office/drawing/2017/model3d" xmlns:o="urn:schemas-microsoft-com:office:office" xmlns:oel="http://schemas.microsoft.com/office/2019/extlst" xmlns:r="http://schemas.openxmlformats.org/officeDocument/2006/relationships" xmlns:m="http://schemas.openxmlformats.org/officeDocument/2006/math" xmlns:v="urn:schemas-microsoft-com:vml" xmlns:wp14="http://schemas.microsoft.com/office/word/2010/wordprocessingDrawing" xmlns:wp="http://schemas.openxmlformats.org/drawingml/2006/wordprocessingDrawing" xmlns:w10="urn:schemas-microsoft-com:office:word" xmlns:w="http://schemas.openxmlformats.org/wordprocessingml/2006/main" xmlns:w14="http://schemas.microsoft.com/office/word/2010/wordml" xmlns:w15="http://schemas.microsoft.com/office/word/2012/wordml" xmlns:w16cex="http://schemas.microsoft.com/office/word/2018/wordml/cex" xmlns:w16cid="http://schemas.microsoft.com/office/word/2016/wordml/cid" xmlns:w16="http://schemas.microsoft.com/office/word/2018/wordml" xmlns:w16sdtdh="http://schemas.microsoft.com/office/word/2020/wordml/sdtdatahash" xmlns:w16se="http://schemas.microsoft.com/office/word/2015/wordml/symex" xmlns:wpg="http://schemas.microsoft.com/office/word/2010/wordprocessingGroup" xmlns:wpi="http://schemas.microsoft.com/office/word/2010/wordprocessingInk" xmlns:wne="http://schemas.microsoft.com/office/word/2006/wordml" xmlns:wps="http://schemas.microsoft.com/office/word/2010/wordprocessingShape" mc:Ignorable="w14 w15 w16se w16cid w16 w16cex w16sdtdh wp14">
   <w:footnote w:type="separator" w:id="-1">
     <w:p>
+      <w:pPr>
+        <w:rPr>
+          <w:rFonts w:hint="eastAsia"/>
+        </w:rPr>
+      </w:pPr>
       <w:r>
         <w:separator/>
       </w:r>
@@ -31629,6 +30663,11 @@
   </w:footnote>
   <w:footnote w:type="continuationSeparator" w:id="0">
     <w:p>
+      <w:pPr>
+        <w:rPr>
+          <w:rFonts w:hint="eastAsia"/>
+        </w:rPr>
+      </w:pPr>
       <w:r>
         <w:continuationSeparator/>
       </w:r>
